--- a/交付成果/第三轮修订版/第三轮4周版/读书会01_禅修入门与基础_4周资料包（第三版修订）/Word版/第3周_禅相培育与五盖对治_学员版.docx
+++ b/交付成果/第三轮修订版/第三轮4周版/读书会01_禅修入门与基础_4周资料包（第三版修订）/Word版/第3周_禅相培育与五盖对治_学员版.docx
@@ -60,7 +60,7 @@
           <w:color w:val="999999"/>
           <w:sz w:val="17"/>
         </w:rPr>
-        <w:t>📅 最近更新：2026-09-22 20:30　|　按用户订正修正：预知时至；观过去30生；经名《相应部·入出息相应》×2；地名伊车能伽罗；删原转写注（大十字经、三力界）；嗔心生起修慈悲。涉及处照指定改正</w:t>
+        <w:t>📅 最近更新：2026-09-22 21:01　|　清理学员版中主持人专属内容（引导语/引导/提示/注意事项/操作/特别提醒/主持人备用素材及内嵌提示）；共读原文与讨论·练习内容不变</w:t>
       </w:r>
     </w:p>
     <w:p>
@@ -2571,30 +2571,38 @@
         <w:rPr>
           <w:b/>
         </w:rPr>
-        <w:t>主持人引导</w:t>
-      </w:r>
-      <w:r>
-        <w:t>：朗读下面3个问题，让大家自由讨论。</w:t>
-      </w:r>
+        <w:t>讨论问题（按优先级）</w:t>
+      </w:r>
+      <w:r>
+        <w:t>：</w:t>
+      </w:r>
+    </w:p>
+    <w:p>
+      <w:pPr>
+        <w:pStyle w:val="ListBullet"/>
+      </w:pPr>
       <w:r>
         <w:rPr>
           <w:b/>
         </w:rPr>
-        <w:t>你不提供答案</w:t>
-      </w:r>
-      <w:r>
-        <w:t>，只引导。参考时间分配：问题①约20分钟，问题②约10分钟，问题③约5分钟（如时间不足，只保留问题①）。</w:t>
-      </w:r>
-    </w:p>
-    <w:p>
+        <w:t>问题①（★必答，时间不够时只讨论这个）</w:t>
+      </w:r>
+      <w:r>
+        <w:t>：打坐时看到光、看到亮，应该去追吗？（提示：回到材料①的原文——"当禅相初次出现时，它很容易消失。只要他持续地专念于呼吸……当禅相与呼吸结合，并且其心自然地固定在禅相上时，他就无需再注意呼吸，而只专注禅相。"可以请大家先把这段读一遍，再说说各自的理解。）</w:t>
+      </w:r>
+    </w:p>
+    <w:p>
+      <w:pPr>
+        <w:pStyle w:val="ListBullet"/>
+      </w:pPr>
       <w:r>
         <w:rPr>
           <w:b/>
         </w:rPr>
-        <w:t>讨论问题（按优先级）</w:t>
-      </w:r>
-      <w:r>
-        <w:t>：</w:t>
+        <w:t>问题②（◈选答）</w:t>
+      </w:r>
+      <w:r>
+        <w:t>：五禅支——寻、伺、喜、乐、一境性——你在禅修（或做事）中最有体会的是哪一支？可以用材料③里"蜜蜂采花蜜"的比喻说说看。</w:t>
       </w:r>
     </w:p>
     <w:p>
@@ -2605,89 +2613,10 @@
         <w:rPr>
           <w:b/>
         </w:rPr>
-        <w:t>问题①（★必答，时间不够时只讨论这个）</w:t>
-      </w:r>
-      <w:r>
-        <w:t>：打坐时看到光、看到亮，应该去追吗？（提示：回到材料①的原文——"当禅相初次出现时，它很容易消失。只要他持续地专念于呼吸……当禅相与呼吸结合，并且其心自然地固定在禅相上时，他就无需再注意呼吸，而只专注禅相。"可以请大家先把这段读一遍，再说说各自的理解。）</w:t>
-      </w:r>
-    </w:p>
-    <w:p>
-      <w:pPr>
-        <w:pStyle w:val="ListBullet"/>
-      </w:pPr>
-      <w:r>
-        <w:rPr>
-          <w:b/>
-        </w:rPr>
-        <w:t>问题②（◈选答）</w:t>
-      </w:r>
-      <w:r>
-        <w:t>：五禅支——寻、伺、喜、乐、一境性——你在禅修（或做事）中最有体会的是哪一支？可以用材料③里"蜜蜂采花蜜"的比喻说说看。</w:t>
-      </w:r>
-    </w:p>
-    <w:p>
-      <w:pPr>
-        <w:pStyle w:val="ListBullet"/>
-      </w:pPr>
-      <w:r>
-        <w:rPr>
-          <w:b/>
-        </w:rPr>
         <w:t>问题③（◈选答，时间富余或大家感兴趣时讨论）</w:t>
       </w:r>
       <w:r>
         <w:t>：尊者说，学拿筷子、学说话、学走路都要一年，还提醒警惕"高智商综合症"，要"目标高远、深深海底行"。对照自己：在禅修或生活中，你有哪些急功近利的时刻？打算怎么调整？（可用"📚 扩展内容包·扩展一"的段落1先读原文再讨论。）</w:t>
-      </w:r>
-    </w:p>
-    <w:p>
-      <w:r>
-        <w:rPr>
-          <w:b/>
-        </w:rPr>
-        <w:t>主持人提示</w:t>
-      </w:r>
-      <w:r>
-        <w:t>：</w:t>
-      </w:r>
-    </w:p>
-    <w:p>
-      <w:pPr>
-        <w:pStyle w:val="ListBullet"/>
-      </w:pPr>
-      <w:r>
-        <w:t>问题①是本周核心，务必让每个人都有机会说；出现争论时用守则⑤收束："两种看法都很好，大家保留自己的理解"，然后请大家把材料①那段原文再齐读一遍。</w:t>
-      </w:r>
-    </w:p>
-    <w:p>
-      <w:pPr>
-        <w:pStyle w:val="ListBullet"/>
-      </w:pPr>
-      <w:r>
-        <w:t>问题②可先请一位同修把"蜜蜂采花蜜"的比喻（材料③）读一遍，再请不同的人说不同的禅支，不必每人五支都说全。</w:t>
-      </w:r>
-    </w:p>
-    <w:p>
-      <w:pPr>
-        <w:pStyle w:val="ListBullet"/>
-      </w:pPr>
-      <w:r>
-        <w:t>问题③偏自我观照，不强迫说具体人事，说"一个场景"即可；主持人可先自我暴露一个自己的急功近利例子，降低门槛。</w:t>
-      </w:r>
-    </w:p>
-    <w:p>
-      <w:pPr>
-        <w:pStyle w:val="ListBullet"/>
-      </w:pPr>
-      <w:r>
-        <w:t>若有人追问"禅相到底是什么、我该不该想它"，引导大家读"扩展四"里的课件章节目录标题（"禅相就是光吗？"正是尊者课件的小标题），并说明课后可查知识库原文，现场不展开。</w:t>
-      </w:r>
-    </w:p>
-    <w:p>
-      <w:pPr>
-        <w:pStyle w:val="ListBullet"/>
-      </w:pPr>
-      <w:r>
-        <w:t>若整组对"禅支"一词都感到陌生，先请大家一起把材料③★核心段（五禅支的作用）齐读一遍，再进入问题②。</w:t>
       </w:r>
     </w:p>
     <w:p>
@@ -2850,10 +2779,10 @@
         <w:rPr>
           <w:b/>
         </w:rPr>
-        <w:t>主持人引导语</w:t>
-      </w:r>
-      <w:r>
-        <w:t>（照读即可，全程语速放慢）：</w:t>
+        <w:t>请跟随引导练习</w:t>
+      </w:r>
+      <w:r>
+        <w:t>：</w:t>
       </w:r>
     </w:p>
     <w:p>
@@ -2965,7 +2894,7 @@
         <w:rPr>
           <w:sz w:val="21"/>
         </w:rPr>
-        <w:t>现在保持这个方式，安静地坐一会儿。（静默坐5分钟。若有人昏沉，主持人可轻声提醒：挺直背部，睁开眼睛。）</w:t>
+        <w:t>现在保持这个方式，安静地坐一会儿。（静默坐5分钟。）</w:t>
       </w:r>
     </w:p>
     <w:p>
@@ -2985,41 +2914,6 @@
       </w:r>
     </w:p>
     <w:p>
-      <w:r>
-        <w:rPr>
-          <w:b/>
-        </w:rPr>
-        <w:t>主持人注意事项</w:t>
-      </w:r>
-      <w:r>
-        <w:t>：</w:t>
-      </w:r>
-    </w:p>
-    <w:p>
-      <w:pPr>
-        <w:pStyle w:val="ListBullet"/>
-      </w:pPr>
-      <w:r>
-        <w:t>全程照读引导词即可，不需要解释"禅相""禅支"等任何名词。</w:t>
-      </w:r>
-    </w:p>
-    <w:p>
-      <w:pPr>
-        <w:pStyle w:val="ListBullet"/>
-      </w:pPr>
-      <w:r>
-        <w:t>若环境允许，练习时调暗灯光、保持安静，请大家提前把手机调至静音。</w:t>
-      </w:r>
-    </w:p>
-    <w:p>
-      <w:pPr>
-        <w:pStyle w:val="ListBullet"/>
-      </w:pPr>
-      <w:r>
-        <w:t>有人中途调整姿势、离座都属正常，不打断、不评论；静默坐的5分钟里，主持人自己也可以一起闭目静坐。</w:t>
-      </w:r>
-    </w:p>
-    <w:p>
       <w:pPr>
         <w:pStyle w:val="Heading3"/>
       </w:pPr>
@@ -3084,10 +2978,10 @@
         <w:rPr>
           <w:b/>
         </w:rPr>
-        <w:t>主持人引导语</w:t>
-      </w:r>
-      <w:r>
-        <w:t>（照读即可，全程语速放慢）：</w:t>
+        <w:t>请跟随引导练习</w:t>
+      </w:r>
+      <w:r>
+        <w:t>：</w:t>
       </w:r>
     </w:p>
     <w:p>
@@ -3183,7 +3077,7 @@
         <w:rPr>
           <w:sz w:val="21"/>
         </w:rPr>
-        <w:t>记住：昏沉不是敌人，它只是一个信号，提醒我们提起精进、作意光明。现在，保持光明想与呼吸，安静地坐一会儿。（静默坐5分钟。若多数人昏沉相明显，主持人可轻声引导：挺直背部，睁开眼睛，作意光明。）</w:t>
+        <w:t>记住：昏沉不是敌人，它只是一个信号，提醒我们提起精进、作意光明。现在，保持光明想与呼吸，安静地坐一会儿。（静默坐5分钟。）</w:t>
       </w:r>
     </w:p>
     <w:p>
@@ -6190,26 +6084,6 @@
         <w:rPr>
           <w:b/>
         </w:rPr>
-        <w:t>主持人引导</w:t>
-      </w:r>
-      <w:r>
-        <w:t>：朗读下面3个问题，让大家自由讨论。</w:t>
-      </w:r>
-      <w:r>
-        <w:rPr>
-          <w:b/>
-        </w:rPr>
-        <w:t>你不提供答案</w:t>
-      </w:r>
-      <w:r>
-        <w:t>，只引导。</w:t>
-      </w:r>
-    </w:p>
-    <w:p>
-      <w:r>
-        <w:rPr>
-          <w:b/>
-        </w:rPr>
         <w:t>讨论问题（按优先级）</w:t>
       </w:r>
       <w:r>
@@ -6619,37 +6493,6 @@
         <w:pStyle w:val="Heading3"/>
       </w:pPr>
       <w:r>
-        <w:t>扩展四：主持人备用素材</w:t>
-      </w:r>
-    </w:p>
-    <w:p>
-      <w:pPr>
-        <w:pStyle w:val="ListBullet"/>
-      </w:pPr>
-      <w:r>
-        <w:rPr>
-          <w:b/>
-        </w:rPr>
-        <w:t>课件"七、禅相"章节目录</w:t>
-      </w:r>
-      <w:r>
-        <w:t>（出自《如来禅修学体系14-入出息念浅析7-修习3》课件，media_id：pdf_d0dd1c0cd17209afe241ece24bf6b7b4_bf7013c9be7bb1caef1ffca26a84d1cf7439961422831605，</w:t>
-      </w:r>
-      <w:r>
-        <w:rPr>
-          <w:b/>
-        </w:rPr>
-        <w:t>念标题即可，不展开讲解</w:t>
-      </w:r>
-      <w:r>
-        <w:t>）：(一) 什么是禅相；(二) 禅相就是光吗？；(三) 专注禅相；(四) 从"想"到"似相"的专注之道。——课件该章仅有目录，展开正文未能提取；可用于回应"禅相到底是不是光""出现光怎么办"的追问：告诉同修这正是尊者课件专章讨论的问题，详见知识库原文。</w:t>
-      </w:r>
-    </w:p>
-    <w:p>
-      <w:pPr>
-        <w:pStyle w:val="Heading3"/>
-      </w:pPr>
-      <w:r>
         <w:t>扩展内容包（原第6周）</w:t>
       </w:r>
     </w:p>
@@ -6812,128 +6655,6 @@
       </w:r>
       <w:r>
         <w:t>：本周在生活里抓住一次盖的现行（刷手机停不下来、饭后的困、对某人的气、睡前反复的自责、对方法的犹豫），给它起个外号，留意它来之前身体和心的信号。下次它再出现时，你在半秒之内就能叫出它的名字——这就是"识别"的开始。</w:t>
-      </w:r>
-    </w:p>
-    <w:p>
-      <w:pPr>
-        <w:pStyle w:val="Heading3"/>
-      </w:pPr>
-      <w:r>
-        <w:t>扩展四：主持人备用素材</w:t>
-      </w:r>
-    </w:p>
-    <w:p>
-      <w:pPr>
-        <w:pStyle w:val="ListBullet"/>
-      </w:pPr>
-      <w:r>
-        <w:rPr>
-          <w:b/>
-        </w:rPr>
-        <w:t>四种护卫禅（保护业处）</w:t>
-      </w:r>
-      <w:r>
-        <w:t>（出自《止观前行实修营12-舍离五盖5》，media_id：soundrecording_d0dd1c0cd17209afe241ece24bf6b7b4_2ba605763034eb2b0864b0128a02f8f27439961422831605，</w:t>
-      </w:r>
-      <w:r>
-        <w:rPr>
-          <w:b/>
-        </w:rPr>
-        <w:t>依据录音转写整理，念原文而非讲解</w:t>
-      </w:r>
-      <w:r>
-        <w:t>）：</w:t>
-      </w:r>
-    </w:p>
-    <w:p>
-      <w:pPr>
-        <w:spacing w:after="30" w:before="0"/>
-        <w:ind w:left="227" w:right="113"/>
-        <w:shd w:val="clear" w:color="auto" w:fill="F2F8F4"/>
-        <w:pBdr>
-          <w:left w:val="single" w:sz="28" w:space="6" w:color="2E6B4F"/>
-        </w:pBdr>
-      </w:pPr>
-      <w:r>
-        <w:rPr>
-          <w:sz w:val="21"/>
-        </w:rPr>
-        <w:t>〔00:18:29〕在一切处业处里面呢，佛陀又把它称为叫保护业处，就是四种护卫禅：佛随念、慈心修习、不净业处、死随念。所以当欲贪生起的时候，我们修习不净；嗔心生起（的时候）修习慈心；缺乏信心的时候要修习佛随念；懈怠放逸（原转写"范例"）的时候应该修习死随念。</w:t>
-      </w:r>
-    </w:p>
-    <w:p>
-      <w:pPr>
-        <w:spacing w:after="30" w:before="0"/>
-        <w:ind w:left="227" w:right="113"/>
-        <w:shd w:val="clear" w:color="auto" w:fill="F2F8F4"/>
-        <w:pBdr>
-          <w:left w:val="single" w:sz="28" w:space="6" w:color="2E6B4F"/>
-        </w:pBdr>
-      </w:pPr>
-    </w:p>
-    <w:p>
-      <w:pPr>
-        <w:spacing w:after="30" w:before="0"/>
-        <w:ind w:left="227" w:right="113"/>
-        <w:shd w:val="clear" w:color="auto" w:fill="F2F8F4"/>
-        <w:pBdr>
-          <w:left w:val="single" w:sz="28" w:space="6" w:color="2E6B4F"/>
-        </w:pBdr>
-      </w:pPr>
-      <w:r>
-        <w:rPr>
-          <w:sz w:val="21"/>
-        </w:rPr>
-        <w:t>〔00:19:20〕贪心、（嗔心／）无信（原转写"身心无性"）、懈怠（原转写"发面"）这（几）种心态是修行人经常可能生起的不良心态，要通过这四种保护业处来保护禅修者。同时呢，修佛随念、不净和慈心呢，还能起到保护禅修者不会受到内外干扰的作用，所以称为保护业处。所以我们要通过修习保护业处来去除（这些）盖。</w:t>
-      </w:r>
-    </w:p>
-    <w:p>
-      <w:r>
-        <w:t>——可用于回应"有没有一套日常'防护罩'式的方法"。</w:t>
-      </w:r>
-    </w:p>
-    <w:p>
-      <w:pPr>
-        <w:pStyle w:val="ListBullet"/>
-      </w:pPr>
-      <w:r>
-        <w:rPr>
-          <w:b/>
-        </w:rPr>
-        <w:t>"责骂者"的故事</w:t>
-      </w:r>
-      <w:r>
-        <w:t>（出处同上，</w:t>
-      </w:r>
-      <w:r>
-        <w:rPr>
-          <w:b/>
-        </w:rPr>
-        <w:t>念原文而非讲解</w:t>
-      </w:r>
-      <w:r>
-        <w:t>）：</w:t>
-      </w:r>
-    </w:p>
-    <w:p>
-      <w:pPr>
-        <w:spacing w:after="30" w:before="0"/>
-        <w:ind w:left="227" w:right="113"/>
-        <w:shd w:val="clear" w:color="auto" w:fill="F2F8F4"/>
-        <w:pBdr>
-          <w:left w:val="single" w:sz="28" w:space="6" w:color="2E6B4F"/>
-        </w:pBdr>
-      </w:pPr>
-      <w:r>
-        <w:rPr>
-          <w:sz w:val="21"/>
-        </w:rPr>
-        <w:t>〔00:24:34〕佛陀时代有一个故事叫"责骂者"：（婆罗门对佛陀辱骂后，佛陀说——）"婆罗门，如果你辱骂我们这些不辱骂者、不生气者、不争吵者，我们不接受，这还是你的。婆罗门，若对辱骂还你辱骂、生气还你生气、争吵还你争吵，这叫共享交换；我们既不和你共享，也不和你交换。婆罗门，这些还是你的，拿回去吧。"所以我们可以用这种方式来如理作意。</w:t>
-      </w:r>
-    </w:p>
-    <w:p>
-      <w:r>
-        <w:t>——可用于回应"别人惹我生气怎么办"。</w:t>
       </w:r>
     </w:p>
     <w:p>

--- a/交付成果/第三轮修订版/第三轮4周版/读书会01_禅修入门与基础_4周资料包（第三版修订）/Word版/第3周_禅相培育与五盖对治_学员版.docx
+++ b/交付成果/第三轮修订版/第三轮4周版/读书会01_禅修入门与基础_4周资料包（第三版修订）/Word版/第3周_禅相培育与五盖对治_学员版.docx
@@ -60,7 +60,7 @@
           <w:color w:val="999999"/>
           <w:sz w:val="17"/>
         </w:rPr>
-        <w:t>📅 最近更新：2026-09-22 21:01　|　清理学员版中主持人专属内容（引导语/引导/提示/注意事项/操作/特别提醒/主持人备用素材及内嵌提示）；共读原文与讨论·练习内容不变</w:t>
+        <w:t>📅 最近更新：2026-09-22 21:20　|　学员版去注释化：删材料元信息行/练习引导文/更新记录/内联media_id等；共读原文文字未改</w:t>
       </w:r>
     </w:p>
     <w:p>
@@ -435,14 +435,19 @@
       </w:r>
     </w:p>
     <w:p>
-      <w:r>
-        <w:rPr>
-          <w:b/>
-        </w:rPr>
-        <w:t>请跟随引导静心</w:t>
-      </w:r>
-      <w:r>
-        <w:t>：</w:t>
+      <w:pPr>
+        <w:pStyle w:val="Heading2"/>
+      </w:pPr>
+      <w:r>
+        <w:t>📖 共读原文1（20 min）</w:t>
+      </w:r>
+    </w:p>
+    <w:p>
+      <w:pPr>
+        <w:pStyle w:val="Heading3"/>
+      </w:pPr>
+      <w:r>
+        <w:t>原文材料①：禅相：从遍作相到似相</w:t>
       </w:r>
     </w:p>
     <w:p>
@@ -456,25 +461,41 @@
       </w:pPr>
       <w:r>
         <w:rPr>
+          <w:b/>
           <w:sz w:val="21"/>
         </w:rPr>
-        <w:t>我们先静坐一分钟。闭上眼睛，回到鼻头、人中附近的触点。这一周我们往「深」里走：呼吸变细之后出现的光是不是禅相、定是怎么培育的；还有，是什么挡住了定力——五盖。只是知道呼吸在进出，让心安静下来。（停顿60秒）</w:t>
-      </w:r>
-    </w:p>
-    <w:p>
-      <w:pPr>
-        <w:pStyle w:val="Heading2"/>
-      </w:pPr>
-      <w:r>
-        <w:t>📖 共读原文1（20 min）</w:t>
-      </w:r>
-    </w:p>
-    <w:p>
-      <w:pPr>
-        <w:pStyle w:val="Heading3"/>
-      </w:pPr>
-      <w:r>
-        <w:t>原文材料①：禅相：从遍作相到似相</w:t>
+        <w:t>【本周朗读段 · 开始】</w:t>
+      </w:r>
+      <w:r>
+        <w:rPr>
+          <w:sz w:val="21"/>
+        </w:rPr>
+        <w:t>（本段约 约3970 字，供中等稍慢朗读，约 25 分钟；其余为默读／选读／延伸内容）</w:t>
+      </w:r>
+    </w:p>
+    <w:p>
+      <w:r>
+        <w:rPr>
+          <w:b/>
+        </w:rPr>
+        <w:t>★核心段落</w:t>
+      </w:r>
+      <w:r>
+        <w:t>（必读）</w:t>
+      </w:r>
+    </w:p>
+    <w:p>
+      <w:pPr>
+        <w:spacing w:before="120" w:after="40"/>
+      </w:pPr>
+      <w:r>
+        <w:rPr>
+          <w:rFonts w:ascii="微软雅黑" w:hAnsi="微软雅黑"/>
+          <w:b/>
+          <w:color w:val="2E6B4F"/>
+          <w:sz w:val="24"/>
+        </w:rPr>
+        <w:t>（一）三种禅相：遍作相、取相、似相的定义与出现</w:t>
       </w:r>
     </w:p>
     <w:p>
@@ -488,100 +509,28 @@
       </w:pPr>
       <w:r>
         <w:rPr>
+          <w:sz w:val="21"/>
+        </w:rPr>
+        <w:t>对于不同的禅修者，禅相的出现方式也可能不尽相同，因为不同的人对呼吸的心想也不尽相同故。有些人的禅相可能像雾一般出现，有些人的却可能像烟一般出现，另一些人的像棉絮，或只是单纯的光等等。不过，在刚开始时，禅相通常都是灰色的，那是"遍作相"(parikammanimitta)。当定力提升时，它会变白，那是"取相"(uggahanimitta)。当定力进一步提升时，它会变得明亮且清澈，那就是"似相"(paṭibhāganimitta)。入出息似相基于入出息产生，它是安止定的目标，即入出息禅那的所缘。</w:t>
+      </w:r>
+    </w:p>
+    <w:p>
+      <w:r>
+        <w:t>【整理者注】原文此处巴利字体转写作 pañibhàganimitta，规范转写为 paṭibhāganimitta。"遍作相即遍作定（预备定）阶段的相"之义，即含于"在刚开始时，禅相通常都是灰色的"一句——原文未另立"遍作定"名目，特此说明。</w:t>
+      </w:r>
+    </w:p>
+    <w:p>
+      <w:pPr>
+        <w:spacing w:before="120" w:after="40"/>
+      </w:pPr>
+      <w:r>
+        <w:rPr>
+          <w:rFonts w:ascii="微软雅黑" w:hAnsi="微软雅黑"/>
           <w:b/>
-          <w:sz w:val="21"/>
-        </w:rPr>
-        <w:t>段落优先级</w:t>
-      </w:r>
-      <w:r>
-        <w:rPr>
-          <w:sz w:val="21"/>
-        </w:rPr>
-        <w:t>：★核心必读（时间不够时只读这段）｜◈可选（时间富余时读）</w:t>
-      </w:r>
-    </w:p>
-    <w:p>
-      <w:pPr>
-        <w:pStyle w:val="ListBullet"/>
-      </w:pPr>
-      <w:r>
-        <w:rPr>
-          <w:b/>
-        </w:rPr>
-        <w:t>标题</w:t>
-      </w:r>
-      <w:r>
-        <w:t>：《入出息念》（帕奥西亚多）——三种禅相、禅相的出现与稳定过程</w:t>
-      </w:r>
-    </w:p>
-    <w:p>
-      <w:pPr>
-        <w:pStyle w:val="ListBullet"/>
-      </w:pPr>
-      <w:r>
-        <w:rPr>
-          <w:b/>
-        </w:rPr>
-        <w:t>文件类型</w:t>
-      </w:r>
-      <w:r>
-        <w:t>：PDF（书籍文字版）</w:t>
-      </w:r>
-    </w:p>
-    <w:p>
-      <w:pPr>
-        <w:pStyle w:val="ListBullet"/>
-      </w:pPr>
-      <w:r>
-        <w:rPr>
-          <w:b/>
-        </w:rPr>
-        <w:t>知识库出处</w:t>
-      </w:r>
-      <w:r>
-        <w:t>：知识库「古源尊者开示及上座部佛教资料」</w:t>
-      </w:r>
-    </w:p>
-    <w:p>
-      <w:pPr>
-        <w:pStyle w:val="ListBullet"/>
-      </w:pPr>
-      <w:r>
-        <w:rPr>
-          <w:b/>
-        </w:rPr>
-        <w:t>media_id</w:t>
-      </w:r>
-      <w:r>
-        <w:t>：pdf_d0dd1c0cd17209afe241ece24bf6b7b4_e4757cee5f03d763b8b64e78c7225ec37439961422831605</w:t>
-      </w:r>
-    </w:p>
-    <w:p>
-      <w:pPr>
-        <w:pStyle w:val="ListBullet"/>
-      </w:pPr>
-      <w:r>
-        <w:rPr>
-          <w:b/>
-        </w:rPr>
-        <w:t>打开方式</w:t>
-      </w:r>
-      <w:r>
-        <w:t>：ima知识库搜索「帕奥 入出息念」即可打开</w:t>
-      </w:r>
-    </w:p>
-    <w:p>
-      <w:pPr>
-        <w:pStyle w:val="ListBullet"/>
-      </w:pPr>
-      <w:r>
-        <w:rPr>
-          <w:b/>
-        </w:rPr>
-        <w:t>说明</w:t>
-      </w:r>
-      <w:r>
-        <w:t>：帕奥西亚多《入出息念》。古源尊者师承帕奥系统，此书作为传承补充。</w:t>
+          <w:color w:val="2E6B4F"/>
+          <w:sz w:val="24"/>
+        </w:rPr>
+        <w:t>（二）禅相的出现、与呼吸结合及稳定过程</w:t>
       </w:r>
     </w:p>
     <w:p>
@@ -595,16 +544,9 @@
       </w:pPr>
       <w:r>
         <w:rPr>
-          <w:b/>
           <w:sz w:val="21"/>
         </w:rPr>
-        <w:t>【本周朗读段 · 开始】</w:t>
-      </w:r>
-      <w:r>
-        <w:rPr>
-          <w:sz w:val="21"/>
-        </w:rPr>
-        <w:t>（本段约 约3970 字，供中等稍慢朗读，约 25 分钟；其余为默读／选读／延伸内容）</w:t>
+        <w:t>当禅相初次出现时，它很容易消失。只要他持续地专念于呼吸，当定力进一步加深时，禅相就能维持愈来愈久。当禅相与呼吸结合，并且其心自然地固定在禅相上时，他就无需再注意呼吸，而只专注禅相。</w:t>
       </w:r>
     </w:p>
     <w:p>
@@ -616,50 +558,6 @@
           <w:left w:val="single" w:sz="28" w:space="6" w:color="2E6B4F"/>
         </w:pBdr>
       </w:pPr>
-      <w:r>
-        <w:rPr>
-          <w:sz w:val="21"/>
-        </w:rPr>
-        <w:t xml:space="preserve">📎 </w:t>
-      </w:r>
-      <w:r>
-        <w:rPr>
-          <w:b/>
-          <w:sz w:val="21"/>
-        </w:rPr>
-        <w:t>完整原文见《原文全集》</w:t>
-      </w:r>
-      <w:r>
-        <w:rPr>
-          <w:sz w:val="21"/>
-        </w:rPr>
-        <w:t>（帕奥西亚多《入出息念》部分），以下为章节完整文字（照录，未删改）：</w:t>
-      </w:r>
-    </w:p>
-    <w:p>
-      <w:r>
-        <w:rPr>
-          <w:b/>
-        </w:rPr>
-        <w:t>★核心段落</w:t>
-      </w:r>
-      <w:r>
-        <w:t>（必读）</w:t>
-      </w:r>
-    </w:p>
-    <w:p>
-      <w:pPr>
-        <w:spacing w:before="120" w:after="40"/>
-      </w:pPr>
-      <w:r>
-        <w:rPr>
-          <w:rFonts w:ascii="微软雅黑" w:hAnsi="微软雅黑"/>
-          <w:b/>
-          <w:color w:val="2E6B4F"/>
-          <w:sz w:val="24"/>
-        </w:rPr>
-        <w:t>（一）三种禅相：遍作相、取相、似相的定义与出现</w:t>
-      </w:r>
     </w:p>
     <w:p>
       <w:pPr>
@@ -674,12 +572,7 @@
         <w:rPr>
           <w:sz w:val="21"/>
         </w:rPr>
-        <w:t>对于不同的禅修者，禅相的出现方式也可能不尽相同，因为不同的人对呼吸的心想也不尽相同故。有些人的禅相可能像雾一般出现，有些人的却可能像烟一般出现，另一些人的像棉絮，或只是单纯的光等等。不过，在刚开始时，禅相通常都是灰色的，那是"遍作相"(parikammanimitta)。当定力提升时，它会变白，那是"取相"(uggahanimitta)。当定力进一步提升时，它会变得明亮且清澈，那就是"似相"(paṭibhāganimitta)。入出息似相基于入出息产生，它是安止定的目标，即入出息禅那的所缘。</w:t>
-      </w:r>
-    </w:p>
-    <w:p>
-      <w:r>
-        <w:t>【整理者注】原文此处巴利字体转写作 pañibhàganimitta，规范转写为 paṭibhāganimitta。"遍作相即遍作定（预备定）阶段的相"之义，即含于"在刚开始时，禅相通常都是灰色的"一句——原文未另立"遍作定"名目，特此说明。</w:t>
+        <w:t>当他的定力变得愈来愈深时，禅相也会变得愈来愈明亮。这明亮的光也称为"智慧之光"(paññāloko)。</w:t>
       </w:r>
     </w:p>
     <w:p>
@@ -693,7 +586,7 @@
           <w:color w:val="2E6B4F"/>
           <w:sz w:val="24"/>
         </w:rPr>
-        <w:t>（二）禅相的出现、与呼吸结合及稳定过程</w:t>
+        <w:t>（三）从似相到安止定</w:t>
       </w:r>
     </w:p>
     <w:p>
@@ -709,7 +602,32 @@
         <w:rPr>
           <w:sz w:val="21"/>
         </w:rPr>
-        <w:t>当禅相初次出现时，它很容易消失。只要他持续地专念于呼吸，当定力进一步加深时，禅相就能维持愈来愈久。当禅相与呼吸结合，并且其心自然地固定在禅相上时，他就无需再注意呼吸，而只专注禅相。</w:t>
+        <w:t>继续专注入出息似相愈来愈长的时间，他将能体验到安止定。它首先将是入出息的初禅。</w:t>
+      </w:r>
+    </w:p>
+    <w:p>
+      <w:r>
+        <w:rPr>
+          <w:b/>
+        </w:rPr>
+        <w:t>◈扩展段落</w:t>
+      </w:r>
+      <w:r>
+        <w:t>（可选）</w:t>
+      </w:r>
+    </w:p>
+    <w:p>
+      <w:pPr>
+        <w:spacing w:before="120" w:after="40"/>
+      </w:pPr>
+      <w:r>
+        <w:rPr>
+          <w:rFonts w:ascii="微软雅黑" w:hAnsi="微软雅黑"/>
+          <w:b/>
+          <w:color w:val="2E6B4F"/>
+          <w:sz w:val="24"/>
+        </w:rPr>
+        <w:t>禅相的演变过程（课件照录）</w:t>
       </w:r>
     </w:p>
     <w:p>
@@ -721,6 +639,12 @@
           <w:left w:val="single" w:sz="28" w:space="6" w:color="2E6B4F"/>
         </w:pBdr>
       </w:pPr>
+      <w:r>
+        <w:rPr>
+          <w:sz w:val="21"/>
+        </w:rPr>
+        <w:t>禅相从遍作相（灰色）到取相（白色）再到似相（明亮清澈）的演变，是禅修过程中禅相的变化过程。</w:t>
+      </w:r>
     </w:p>
     <w:p>
       <w:pPr>
@@ -735,21 +659,7 @@
         <w:rPr>
           <w:sz w:val="21"/>
         </w:rPr>
-        <w:t>当他的定力变得愈来愈深时，禅相也会变得愈来愈明亮。这明亮的光也称为"智慧之光"(paññāloko)。</w:t>
-      </w:r>
-    </w:p>
-    <w:p>
-      <w:pPr>
-        <w:spacing w:before="120" w:after="40"/>
-      </w:pPr>
-      <w:r>
-        <w:rPr>
-          <w:rFonts w:ascii="微软雅黑" w:hAnsi="微软雅黑"/>
-          <w:b/>
-          <w:color w:val="2E6B4F"/>
-          <w:sz w:val="24"/>
-        </w:rPr>
-        <w:t>（三）从似相到安止定</w:t>
+        <w:t>通过观察禅相的演变，修行者能够逐渐培养出对禅相的敏锐感知，为后续的禅修打下坚实的基础。</w:t>
       </w:r>
     </w:p>
     <w:p>
@@ -765,149 +675,6 @@
         <w:rPr>
           <w:sz w:val="21"/>
         </w:rPr>
-        <w:t>继续专注入出息似相愈来愈长的时间，他将能体验到安止定。它首先将是入出息的初禅。</w:t>
-      </w:r>
-    </w:p>
-    <w:p>
-      <w:r>
-        <w:rPr>
-          <w:b/>
-        </w:rPr>
-        <w:t>◈扩展段落</w:t>
-      </w:r>
-      <w:r>
-        <w:t>（可选）</w:t>
-      </w:r>
-    </w:p>
-    <w:p>
-      <w:pPr>
-        <w:spacing w:before="120" w:after="40"/>
-      </w:pPr>
-      <w:r>
-        <w:rPr>
-          <w:rFonts w:ascii="微软雅黑" w:hAnsi="微软雅黑"/>
-          <w:b/>
-          <w:color w:val="2E6B4F"/>
-          <w:sz w:val="24"/>
-        </w:rPr>
-        <w:t>禅相的演变过程（课件照录）</w:t>
-      </w:r>
-    </w:p>
-    <w:p>
-      <w:pPr>
-        <w:pStyle w:val="ListBullet"/>
-      </w:pPr>
-      <w:r>
-        <w:rPr>
-          <w:b/>
-        </w:rPr>
-        <w:t>标题</w:t>
-      </w:r>
-      <w:r>
-        <w:t>：《如来禅修学体系16-入出息念业处十六事-古源尊者-20250118（课件）》</w:t>
-      </w:r>
-    </w:p>
-    <w:p>
-      <w:pPr>
-        <w:pStyle w:val="ListBullet"/>
-      </w:pPr>
-      <w:r>
-        <w:rPr>
-          <w:b/>
-        </w:rPr>
-        <w:t>文件类型</w:t>
-      </w:r>
-      <w:r>
-        <w:t>：PDF课件（文字版）</w:t>
-      </w:r>
-    </w:p>
-    <w:p>
-      <w:pPr>
-        <w:pStyle w:val="ListBullet"/>
-      </w:pPr>
-      <w:r>
-        <w:rPr>
-          <w:b/>
-        </w:rPr>
-        <w:t>知识库出处</w:t>
-      </w:r>
-      <w:r>
-        <w:t>：知识库「古源尊者开示及上座部佛教资料」</w:t>
-      </w:r>
-    </w:p>
-    <w:p>
-      <w:pPr>
-        <w:pStyle w:val="ListBullet"/>
-      </w:pPr>
-      <w:r>
-        <w:rPr>
-          <w:b/>
-        </w:rPr>
-        <w:t>media_id</w:t>
-      </w:r>
-      <w:r>
-        <w:t>：pdf_d0dd1c0cd17209afe241ece24bf6b7b4_c56dc5df8831632b4e5e52e4f4ceb4fc7439961422831605</w:t>
-      </w:r>
-    </w:p>
-    <w:p>
-      <w:pPr>
-        <w:pStyle w:val="ListBullet"/>
-      </w:pPr>
-      <w:r>
-        <w:rPr>
-          <w:b/>
-        </w:rPr>
-        <w:t>打开方式</w:t>
-      </w:r>
-      <w:r>
-        <w:t>：ima知识库搜索「入出息念业处十六事」即可打开</w:t>
-      </w:r>
-    </w:p>
-    <w:p>
-      <w:pPr>
-        <w:spacing w:after="30" w:before="0"/>
-        <w:ind w:left="227" w:right="113"/>
-        <w:shd w:val="clear" w:color="auto" w:fill="F2F8F4"/>
-        <w:pBdr>
-          <w:left w:val="single" w:sz="28" w:space="6" w:color="2E6B4F"/>
-        </w:pBdr>
-      </w:pPr>
-      <w:r>
-        <w:rPr>
-          <w:sz w:val="21"/>
-        </w:rPr>
-        <w:t>禅相从遍作相（灰色）到取相（白色）再到似相（明亮清澈）的演变，是禅修过程中禅相的变化过程。</w:t>
-      </w:r>
-    </w:p>
-    <w:p>
-      <w:pPr>
-        <w:spacing w:after="30" w:before="0"/>
-        <w:ind w:left="227" w:right="113"/>
-        <w:shd w:val="clear" w:color="auto" w:fill="F2F8F4"/>
-        <w:pBdr>
-          <w:left w:val="single" w:sz="28" w:space="6" w:color="2E6B4F"/>
-        </w:pBdr>
-      </w:pPr>
-      <w:r>
-        <w:rPr>
-          <w:sz w:val="21"/>
-        </w:rPr>
-        <w:t>通过观察禅相的演变，修行者能够逐渐培养出对禅相的敏锐感知，为后续的禅修打下坚实的基础。</w:t>
-      </w:r>
-    </w:p>
-    <w:p>
-      <w:pPr>
-        <w:spacing w:after="30" w:before="0"/>
-        <w:ind w:left="227" w:right="113"/>
-        <w:shd w:val="clear" w:color="auto" w:fill="F2F8F4"/>
-        <w:pBdr>
-          <w:left w:val="single" w:sz="28" w:space="6" w:color="2E6B4F"/>
-        </w:pBdr>
-      </w:pPr>
-      <w:r>
-        <w:rPr>
-          <w:sz w:val="21"/>
-        </w:rPr>
         <w:t xml:space="preserve">🖼 </w:t>
       </w:r>
       <w:r>
@@ -931,7 +698,7 @@
       <w:r>
         <w:drawing>
           <wp:inline xmlns:a="http://schemas.openxmlformats.org/drawingml/2006/main" xmlns:pic="http://schemas.openxmlformats.org/drawingml/2006/picture">
-            <wp:extent cx="5580000" cy="3137769"/>
+            <wp:extent cx="5580000" cy="3136757"/>
             <wp:docPr id="1" name="Picture 1"/>
             <wp:cNvGraphicFramePr>
               <a:graphicFrameLocks noChangeAspect="1"/>
@@ -952,7 +719,7 @@
                   <pic:spPr>
                     <a:xfrm>
                       <a:off x="0" y="0"/>
-                      <a:ext cx="5580000" cy="3137769"/>
+                      <a:ext cx="5580000" cy="3136757"/>
                     </a:xfrm>
                     <a:prstGeom prst="rect"/>
                   </pic:spPr>
@@ -989,6 +756,36 @@
       </w:r>
     </w:p>
     <w:p>
+      <w:r>
+        <w:rPr>
+          <w:b/>
+        </w:rPr>
+        <w:t>★核心段落</w:t>
+      </w:r>
+      <w:r>
+        <w:t>（必读）</w:t>
+      </w:r>
+    </w:p>
+    <w:p>
+      <w:pPr>
+        <w:spacing w:before="120" w:after="40"/>
+      </w:pPr>
+      <w:r>
+        <w:rPr>
+          <w:rFonts w:ascii="微软雅黑" w:hAnsi="微软雅黑"/>
+          <w:b/>
+          <w:color w:val="2E6B4F"/>
+          <w:sz w:val="24"/>
+        </w:rPr>
+        <w:t>（一）安止——十种安止善巧（照录，皆与初学者直接相关）</w:t>
+      </w:r>
+    </w:p>
+    <w:p>
+      <w:r>
+        <w:t>课件标题：「三、入出息念修习／八、安止／十种安止善巧」</w:t>
+      </w:r>
+    </w:p>
+    <w:p>
       <w:pPr>
         <w:spacing w:after="30" w:before="0"/>
         <w:ind w:left="227" w:right="113"/>
@@ -999,86 +796,9 @@
       </w:pPr>
       <w:r>
         <w:rPr>
-          <w:b/>
           <w:sz w:val="21"/>
         </w:rPr>
-        <w:t>段落优先级</w:t>
-      </w:r>
-      <w:r>
-        <w:rPr>
-          <w:sz w:val="21"/>
-        </w:rPr>
-        <w:t>：★核心必读｜◈可选</w:t>
-      </w:r>
-    </w:p>
-    <w:p>
-      <w:pPr>
-        <w:pStyle w:val="ListBullet"/>
-      </w:pPr>
-      <w:r>
-        <w:rPr>
-          <w:b/>
-        </w:rPr>
-        <w:t>标题</w:t>
-      </w:r>
-      <w:r>
-        <w:t>：《如来禅修学体系14-入出息念浅析7-修习3-古源尊者-20250116（课件）》</w:t>
-      </w:r>
-    </w:p>
-    <w:p>
-      <w:pPr>
-        <w:pStyle w:val="ListBullet"/>
-      </w:pPr>
-      <w:r>
-        <w:rPr>
-          <w:b/>
-        </w:rPr>
-        <w:t>文件类型</w:t>
-      </w:r>
-      <w:r>
-        <w:t>：PDF课件（文字版）</w:t>
-      </w:r>
-    </w:p>
-    <w:p>
-      <w:pPr>
-        <w:pStyle w:val="ListBullet"/>
-      </w:pPr>
-      <w:r>
-        <w:rPr>
-          <w:b/>
-        </w:rPr>
-        <w:t>知识库出处</w:t>
-      </w:r>
-      <w:r>
-        <w:t>：知识库「古源尊者开示及上座部佛教资料」</w:t>
-      </w:r>
-    </w:p>
-    <w:p>
-      <w:pPr>
-        <w:pStyle w:val="ListBullet"/>
-      </w:pPr>
-      <w:r>
-        <w:rPr>
-          <w:b/>
-        </w:rPr>
-        <w:t>media_id</w:t>
-      </w:r>
-      <w:r>
-        <w:t>：pdf_d0dd1c0cd17209afe241ece24bf6b7b4_bf7013c9be7bb1caef1ffca26a84d1cf7439961422831605</w:t>
-      </w:r>
-    </w:p>
-    <w:p>
-      <w:pPr>
-        <w:pStyle w:val="ListBullet"/>
-      </w:pPr>
-      <w:r>
-        <w:rPr>
-          <w:b/>
-        </w:rPr>
-        <w:t>打开方式</w:t>
-      </w:r>
-      <w:r>
-        <w:t>：ima知识库搜索「入出息念浅析7 修习3」即可打开</w:t>
+        <w:t>1. 使事物清洁</w:t>
       </w:r>
     </w:p>
     <w:p>
@@ -1094,50 +814,7 @@
         <w:rPr>
           <w:sz w:val="21"/>
         </w:rPr>
-        <w:t xml:space="preserve">📎 </w:t>
-      </w:r>
-      <w:r>
-        <w:rPr>
-          <w:b/>
-          <w:sz w:val="21"/>
-        </w:rPr>
-        <w:t>完整原文见《原文全集》</w:t>
-      </w:r>
-      <w:r>
-        <w:rPr>
-          <w:sz w:val="21"/>
-        </w:rPr>
-        <w:t>（《如来禅修学体系14-入出息念浅析7-修习3》部分），以下为章节完整文字（照录，未删改）：</w:t>
-      </w:r>
-    </w:p>
-    <w:p>
-      <w:r>
-        <w:rPr>
-          <w:b/>
-        </w:rPr>
-        <w:t>★核心段落</w:t>
-      </w:r>
-      <w:r>
-        <w:t>（必读）</w:t>
-      </w:r>
-    </w:p>
-    <w:p>
-      <w:pPr>
-        <w:spacing w:before="120" w:after="40"/>
-      </w:pPr>
-      <w:r>
-        <w:rPr>
-          <w:rFonts w:ascii="微软雅黑" w:hAnsi="微软雅黑"/>
-          <w:b/>
-          <w:color w:val="2E6B4F"/>
-          <w:sz w:val="24"/>
-        </w:rPr>
-        <w:t>（一）安止——十种安止善巧（照录，皆与初学者直接相关）</w:t>
-      </w:r>
-    </w:p>
-    <w:p>
-      <w:r>
-        <w:t>课件标题：「三、入出息念修习／八、安止／十种安止善巧」</w:t>
+        <w:t>2. 诸根平衡而行道</w:t>
       </w:r>
     </w:p>
     <w:p>
@@ -1153,7 +830,7 @@
         <w:rPr>
           <w:sz w:val="21"/>
         </w:rPr>
-        <w:t>1. 使事物清洁</w:t>
+        <w:t>3. 善巧于相</w:t>
       </w:r>
     </w:p>
     <w:p>
@@ -1169,7 +846,7 @@
         <w:rPr>
           <w:sz w:val="21"/>
         </w:rPr>
-        <w:t>2. 诸根平衡而行道</w:t>
+        <w:t>4. 应当策励心时即策励心</w:t>
       </w:r>
     </w:p>
     <w:p>
@@ -1185,7 +862,7 @@
         <w:rPr>
           <w:sz w:val="21"/>
         </w:rPr>
-        <w:t>3. 善巧于相</w:t>
+        <w:t>5. 应当抑制心时即抑制心</w:t>
       </w:r>
     </w:p>
     <w:p>
@@ -1201,7 +878,7 @@
         <w:rPr>
           <w:sz w:val="21"/>
         </w:rPr>
-        <w:t>4. 应当策励心时即策励心</w:t>
+        <w:t>6. 应当愉悦心时即愉悦心</w:t>
       </w:r>
     </w:p>
     <w:p>
@@ -1217,7 +894,7 @@
         <w:rPr>
           <w:sz w:val="21"/>
         </w:rPr>
-        <w:t>5. 应当抑制心时即抑制心</w:t>
+        <w:t>7. 应当舍于心时即舍于心</w:t>
       </w:r>
     </w:p>
     <w:p>
@@ -1233,7 +910,7 @@
         <w:rPr>
           <w:sz w:val="21"/>
         </w:rPr>
-        <w:t>6. 应当愉悦心时即愉悦心</w:t>
+        <w:t>8. 远离无定之人</w:t>
       </w:r>
     </w:p>
     <w:p>
@@ -1249,7 +926,7 @@
         <w:rPr>
           <w:sz w:val="21"/>
         </w:rPr>
-        <w:t>7. 应当舍于心时即舍于心</w:t>
+        <w:t>9. 亲近有定之人</w:t>
       </w:r>
     </w:p>
     <w:p>
@@ -1265,7 +942,37 @@
         <w:rPr>
           <w:sz w:val="21"/>
         </w:rPr>
-        <w:t>8. 远离无定之人</w:t>
+        <w:t>10. 志向于它</w:t>
+      </w:r>
+    </w:p>
+    <w:p>
+      <w:r>
+        <w:rPr>
+          <w:b/>
+        </w:rPr>
+        <w:t>◈扩展段落</w:t>
+      </w:r>
+      <w:r>
+        <w:t>（可选）</w:t>
+      </w:r>
+    </w:p>
+    <w:p>
+      <w:pPr>
+        <w:spacing w:before="120" w:after="40"/>
+      </w:pPr>
+      <w:r>
+        <w:rPr>
+          <w:rFonts w:ascii="微软雅黑" w:hAnsi="微软雅黑"/>
+          <w:b/>
+          <w:color w:val="2E6B4F"/>
+          <w:sz w:val="24"/>
+        </w:rPr>
+        <w:t>（二）入出息念的杂染与净化——十三种净化（照录·精选）</w:t>
+      </w:r>
+    </w:p>
+    <w:p>
+      <w:r>
+        <w:t>课件标题：「三、入出息念修习／五、入出息念的杂染与净化／十三种净化」</w:t>
       </w:r>
     </w:p>
     <w:p>
@@ -1281,7 +988,7 @@
         <w:rPr>
           <w:sz w:val="21"/>
         </w:rPr>
-        <w:t>9. 亲近有定之人</w:t>
+        <w:t>[1] "心追随过去而陷入散乱，避免它并集中于一处。</w:t>
       </w:r>
     </w:p>
     <w:p>
@@ -1297,37 +1004,7 @@
         <w:rPr>
           <w:sz w:val="21"/>
         </w:rPr>
-        <w:t>10. 志向于它</w:t>
-      </w:r>
-    </w:p>
-    <w:p>
-      <w:r>
-        <w:rPr>
-          <w:b/>
-        </w:rPr>
-        <w:t>◈扩展段落</w:t>
-      </w:r>
-      <w:r>
-        <w:t>（可选）</w:t>
-      </w:r>
-    </w:p>
-    <w:p>
-      <w:pPr>
-        <w:spacing w:before="120" w:after="40"/>
-      </w:pPr>
-      <w:r>
-        <w:rPr>
-          <w:rFonts w:ascii="微软雅黑" w:hAnsi="微软雅黑"/>
-          <w:b/>
-          <w:color w:val="2E6B4F"/>
-          <w:sz w:val="24"/>
-        </w:rPr>
-        <w:t>（二）入出息念的杂染与净化——十三种净化（照录·精选）</w:t>
-      </w:r>
-    </w:p>
-    <w:p>
-      <w:r>
-        <w:t>课件标题：「三、入出息念修习／五、入出息念的杂染与净化／十三种净化」</w:t>
+        <w:t>[2] "心期待未来而动摇，避免它并仅朝向于那里。"</w:t>
       </w:r>
     </w:p>
     <w:p>
@@ -1343,7 +1020,7 @@
         <w:rPr>
           <w:sz w:val="21"/>
         </w:rPr>
-        <w:t>[1] "心追随过去而陷入散乱，避免它并集中于一处。</w:t>
+        <w:t>[3] "心收缩而陷入懈怠，策励它并舍弃懈怠。</w:t>
       </w:r>
     </w:p>
     <w:p>
@@ -1359,7 +1036,7 @@
         <w:rPr>
           <w:sz w:val="21"/>
         </w:rPr>
-        <w:t>[2] "心期待未来而动摇，避免它并仅朝向于那里。"</w:t>
+        <w:t>[4] "心过度策励而陷入掉举，抑制它并舍弃掉举。"</w:t>
       </w:r>
     </w:p>
     <w:p>
@@ -1375,7 +1052,7 @@
         <w:rPr>
           <w:sz w:val="21"/>
         </w:rPr>
-        <w:t>[3] "心收缩而陷入懈怠，策励它并舍弃懈怠。</w:t>
+        <w:t>[5] "心倾向[乐味事]而陷入贪染，正确地了知它并舍弃贪染。</w:t>
       </w:r>
     </w:p>
     <w:p>
@@ -1391,7 +1068,7 @@
         <w:rPr>
           <w:sz w:val="21"/>
         </w:rPr>
-        <w:t>[4] "心过度策励而陷入掉举，抑制它并舍弃掉举。"</w:t>
+        <w:t>[6] "心排斥[乏味事]而陷入嗔恚，正确地了知它并舍弃嗔恚。"</w:t>
       </w:r>
     </w:p>
     <w:p>
@@ -1407,7 +1084,7 @@
         <w:rPr>
           <w:sz w:val="21"/>
         </w:rPr>
-        <w:t>[5] "心倾向[乐味事]而陷入贪染，正确地了知它并舍弃贪染。</w:t>
+        <w:t>[7] "放舍布施现起的一性。"</w:t>
       </w:r>
     </w:p>
     <w:p>
@@ -1423,7 +1100,7 @@
         <w:rPr>
           <w:sz w:val="21"/>
         </w:rPr>
-        <w:t>[6] "心排斥[乏味事]而陷入嗔恚，正确地了知它并舍弃嗔恚。"</w:t>
+        <w:t>[8] "止禅禅相现起的一性。"</w:t>
       </w:r>
     </w:p>
     <w:p>
@@ -1439,7 +1116,7 @@
         <w:rPr>
           <w:sz w:val="21"/>
         </w:rPr>
-        <w:t>[7] "放舍布施现起的一性。"</w:t>
+        <w:t>[9] "坏灭相现起的一性。"这是针对修观者而言的。（原文作"参观者"）</w:t>
       </w:r>
     </w:p>
     <w:p>
@@ -1455,7 +1132,7 @@
         <w:rPr>
           <w:sz w:val="21"/>
         </w:rPr>
-        <w:t>[8] "止禅禅相现起的一性。"</w:t>
+        <w:t>[10] "灭现起的一性。"</w:t>
       </w:r>
     </w:p>
     <w:p>
@@ -1471,7 +1148,7 @@
         <w:rPr>
           <w:sz w:val="21"/>
         </w:rPr>
-        <w:t>[9] "坏灭相现起的一性。"这是针对修观者而言的。（原文作"参观者"）</w:t>
+        <w:t>[11] "进入行道清净。</w:t>
       </w:r>
     </w:p>
     <w:p>
@@ -1487,7 +1164,7 @@
         <w:rPr>
           <w:sz w:val="21"/>
         </w:rPr>
-        <w:t>[10] "灭现起的一性。"</w:t>
+        <w:t>[12] "舍已增强。</w:t>
       </w:r>
     </w:p>
     <w:p>
@@ -1503,7 +1180,45 @@
         <w:rPr>
           <w:sz w:val="21"/>
         </w:rPr>
-        <w:t>[11] "进入行道清净。</w:t>
+        <w:t>[13] "以智而喜悦满足。"</w:t>
+      </w:r>
+    </w:p>
+    <w:p>
+      <w:r>
+        <w:t>【整理者注】[1]–[6]与第4周文件"十八种杂染"[13]–[18]一一对应（对治过去散乱、未来动摇、懈怠、掉举、贪染、瞋恚）；[7]–[13]课件文字存在引号未闭合等排版脱漏（如[11][12]），照录如此，讲解时请以尊者现场开示为准。</w:t>
+      </w:r>
+    </w:p>
+    <w:p>
+      <w:pPr>
+        <w:pStyle w:val="Heading3"/>
+      </w:pPr>
+      <w:r>
+        <w:t>原文材料③：定的品质：五禅支</w:t>
+      </w:r>
+    </w:p>
+    <w:p>
+      <w:r>
+        <w:rPr>
+          <w:b/>
+        </w:rPr>
+        <w:t>★核心段落</w:t>
+      </w:r>
+      <w:r>
+        <w:t>（必读）</w:t>
+      </w:r>
+    </w:p>
+    <w:p>
+      <w:pPr>
+        <w:spacing w:before="120" w:after="40"/>
+      </w:pPr>
+      <w:r>
+        <w:rPr>
+          <w:rFonts w:ascii="微软雅黑" w:hAnsi="微软雅黑"/>
+          <w:b/>
+          <w:color w:val="2E6B4F"/>
+          <w:sz w:val="24"/>
+        </w:rPr>
+        <w:t>（一）五禅支（寻、伺、喜、乐、一境性）的作用（依据录音转写整理）</w:t>
       </w:r>
     </w:p>
     <w:p>
@@ -1519,7 +1234,7 @@
         <w:rPr>
           <w:sz w:val="21"/>
         </w:rPr>
-        <w:t>[12] "舍已增强。</w:t>
+        <w:t>〔00:07:17〕插一句话：总的来讲，我们讲说禅修——禅修的初禅心呢，跟我们日常生起来的（善）心是相应的：心呢，它看起来是一样的、心的组成是一样的，但是心的素质会有不同。不同在哪里呢？就是它的强度：禅那心的强度会更强。然后，比如说我们要检查一个人的禅定是不是稳定呢，我们要他检查这个五禅支。检查五禅支呢，是只有在佛法的修定方法里面才有的，外道没有。那五禅支呢，是寻、伺、喜、乐、一境性。为什么去查这五个呢？就是这五个（在定中）会很强，会变得很有力量，你很容易观察到。</w:t>
       </w:r>
     </w:p>
     <w:p>
@@ -1531,25 +1246,6 @@
           <w:left w:val="single" w:sz="28" w:space="6" w:color="2E6B4F"/>
         </w:pBdr>
       </w:pPr>
-      <w:r>
-        <w:rPr>
-          <w:sz w:val="21"/>
-        </w:rPr>
-        <w:t>[13] "以智而喜悦满足。"</w:t>
-      </w:r>
-    </w:p>
-    <w:p>
-      <w:r>
-        <w:t>【整理者注】[1]–[6]与第4周文件"十八种杂染"[13]–[18]一一对应（对治过去散乱、未来动摇、懈怠、掉举、贪染、瞋恚）；[7]–[13]课件文字存在引号未闭合等排版脱漏（如[11][12]），照录如此，讲解时请以尊者现场开示为准。</w:t>
-      </w:r>
-    </w:p>
-    <w:p>
-      <w:pPr>
-        <w:pStyle w:val="Heading3"/>
-      </w:pPr>
-      <w:r>
-        <w:t>原文材料③：定的品质：五禅支</w:t>
-      </w:r>
     </w:p>
     <w:p>
       <w:pPr>
@@ -1562,106 +1258,9 @@
       </w:pPr>
       <w:r>
         <w:rPr>
-          <w:b/>
           <w:sz w:val="21"/>
         </w:rPr>
-        <w:t>段落优先级</w:t>
-      </w:r>
-      <w:r>
-        <w:rPr>
-          <w:sz w:val="21"/>
-        </w:rPr>
-        <w:t>：★核心必读｜◈可选</w:t>
-      </w:r>
-    </w:p>
-    <w:p>
-      <w:pPr>
-        <w:pStyle w:val="ListBullet"/>
-      </w:pPr>
-      <w:r>
-        <w:rPr>
-          <w:b/>
-        </w:rPr>
-        <w:t>标题</w:t>
-      </w:r>
-      <w:r>
-        <w:t>：《如来禅修学体系介绍22-古源尊者-20240706》</w:t>
-      </w:r>
-    </w:p>
-    <w:p>
-      <w:pPr>
-        <w:pStyle w:val="ListBullet"/>
-      </w:pPr>
-      <w:r>
-        <w:rPr>
-          <w:b/>
-        </w:rPr>
-        <w:t>文件类型</w:t>
-      </w:r>
-      <w:r>
-        <w:t>：录音转写（校对整理）——</w:t>
-      </w:r>
-      <w:r>
-        <w:rPr>
-          <w:b/>
-        </w:rPr>
-        <w:t>（依据录音转写整理）</w:t>
-      </w:r>
-    </w:p>
-    <w:p>
-      <w:pPr>
-        <w:pStyle w:val="ListBullet"/>
-      </w:pPr>
-      <w:r>
-        <w:rPr>
-          <w:b/>
-        </w:rPr>
-        <w:t>知识库出处</w:t>
-      </w:r>
-      <w:r>
-        <w:t>：知识库「古源尊者开示及上座部佛教资料」</w:t>
-      </w:r>
-    </w:p>
-    <w:p>
-      <w:pPr>
-        <w:pStyle w:val="ListBullet"/>
-      </w:pPr>
-      <w:r>
-        <w:rPr>
-          <w:b/>
-        </w:rPr>
-        <w:t>media_id</w:t>
-      </w:r>
-      <w:r>
-        <w:t>：soundrecording_d0dd1c0cd17209afe241ece24bf6b7b4_9534fb3ae85b67a8bd8d7964f101f8447439961422831605</w:t>
-      </w:r>
-    </w:p>
-    <w:p>
-      <w:pPr>
-        <w:pStyle w:val="ListBullet"/>
-      </w:pPr>
-      <w:r>
-        <w:rPr>
-          <w:b/>
-        </w:rPr>
-        <w:t>打开方式</w:t>
-      </w:r>
-      <w:r>
-        <w:t>：ima知识库搜索「如来禅修学体系介绍22」即可打开</w:t>
-      </w:r>
-    </w:p>
-    <w:p>
-      <w:pPr>
-        <w:pStyle w:val="ListBullet"/>
-      </w:pPr>
-      <w:r>
-        <w:rPr>
-          <w:b/>
-        </w:rPr>
-        <w:t>说明</w:t>
-      </w:r>
-      <w:r>
-        <w:t>：依据录音转写逐句校对整理，明显同音错字已径改；个别词语可能与现场用词有出入，以知识库原录音为准。</w:t>
+        <w:t>〔00:08:05〕寻是什么呢？寻就是——比如大家修习入出息（念），你的心呢就是朝向他。有些人形容为：感觉心要被这个地方吸走掉了、心要被吸进去了，那么这个力量呢，其实就是寻的力量。伺的力量呢，它就是心安在这个地方。伺跟一境性的区别在哪里呢？一境性呢，就是它是定，它是一种完全安静下来的状态；伺呢，就是他待在这个地方……它还是（微）动的；一境性是不动的。</w:t>
       </w:r>
     </w:p>
     <w:p>
@@ -1673,50 +1272,6 @@
           <w:left w:val="single" w:sz="28" w:space="6" w:color="2E6B4F"/>
         </w:pBdr>
       </w:pPr>
-      <w:r>
-        <w:rPr>
-          <w:sz w:val="21"/>
-        </w:rPr>
-        <w:t xml:space="preserve">📎 </w:t>
-      </w:r>
-      <w:r>
-        <w:rPr>
-          <w:b/>
-          <w:sz w:val="21"/>
-        </w:rPr>
-        <w:t>完整原文见《原文全集》</w:t>
-      </w:r>
-      <w:r>
-        <w:rPr>
-          <w:sz w:val="21"/>
-        </w:rPr>
-        <w:t>（《如来禅修学体系介绍22》录音部分），以下为章节完整文字（依据录音转写整理，照录，未删改）：</w:t>
-      </w:r>
-    </w:p>
-    <w:p>
-      <w:r>
-        <w:rPr>
-          <w:b/>
-        </w:rPr>
-        <w:t>★核心段落</w:t>
-      </w:r>
-      <w:r>
-        <w:t>（必读）</w:t>
-      </w:r>
-    </w:p>
-    <w:p>
-      <w:pPr>
-        <w:spacing w:before="120" w:after="40"/>
-      </w:pPr>
-      <w:r>
-        <w:rPr>
-          <w:rFonts w:ascii="微软雅黑" w:hAnsi="微软雅黑"/>
-          <w:b/>
-          <w:color w:val="2E6B4F"/>
-          <w:sz w:val="24"/>
-        </w:rPr>
-        <w:t>（一）五禅支（寻、伺、喜、乐、一境性）的作用（依据录音转写整理）</w:t>
-      </w:r>
     </w:p>
     <w:p>
       <w:pPr>
@@ -1731,7 +1286,7 @@
         <w:rPr>
           <w:sz w:val="21"/>
         </w:rPr>
-        <w:t>〔00:07:17〕插一句话：总的来讲，我们讲说禅修——禅修的初禅心呢，跟我们日常生起来的（善）心是相应的：心呢，它看起来是一样的、心的组成是一样的，但是心的素质会有不同。不同在哪里呢？就是它的强度：禅那心的强度会更强。然后，比如说我们要检查一个人的禅定是不是稳定呢，我们要他检查这个五禅支。检查五禅支呢，是只有在佛法的修定方法里面才有的，外道没有。那五禅支呢，是寻、伺、喜、乐、一境性。为什么去查这五个呢？就是这五个（在定中）会很强，会变得很有力量，你很容易观察到。</w:t>
+        <w:t>〔00:09:04〕经典里面这个形容呢，就像蜜蜂去采花蜜：它从看到一朵花，然后飞过去到那个花的那个过程呢，这个就是寻。这个巴利叫 vitakka（原转写"we嘎"），那么我们古人把它翻译成"寻"是有道理的，就是"找"嘛——你找到它，其实它不仅仅是找，（心）朝向它也是（寻）。</w:t>
       </w:r>
     </w:p>
     <w:p>
@@ -1757,7 +1312,7 @@
         <w:rPr>
           <w:sz w:val="21"/>
         </w:rPr>
-        <w:t>〔00:08:05〕寻是什么呢？寻就是——比如大家修习入出息（念），你的心呢就是朝向他。有些人形容为：感觉心要被这个地方吸走掉了、心要被吸进去了，那么这个力量呢，其实就是寻的力量。伺的力量呢，它就是心安在这个地方。伺跟一境性的区别在哪里呢？一境性呢，就是它是定，它是一种完全安静下来的状态；伺呢，就是他待在这个地方……它还是（微）动的；一境性是不动的。</w:t>
+        <w:t>〔00:09:35〕伺呢，就像那个蜜蜂就在那个花上面，在里面找有没有蜜——那个过程呢，它就待在那了，不再乱跑了。那喜呢，就是很喜悦。</w:t>
       </w:r>
     </w:p>
     <w:p>
@@ -1783,7 +1338,7 @@
         <w:rPr>
           <w:sz w:val="21"/>
         </w:rPr>
-        <w:t>〔00:09:04〕经典里面这个形容呢，就像蜜蜂去采花蜜：它从看到一朵花，然后飞过去到那个花的那个过程呢，这个就是寻。这个巴利叫 vitakka（原转写"we嘎"），那么我们古人把它翻译成"寻"是有道理的，就是"找"嘛——你找到它，其实它不仅仅是找，（心）朝向它也是（寻）。</w:t>
+        <w:t>〔00:09:52〕为什么你禅修的时候要有喜呢？大家想想：如果一件事情没有让你生起喜悦，你会愿意长期去做吗？连续在那边坐三个小时、四个小时（呢）？所以禅修的话，一定要生起喜。没有生起喜，初学的人就不干（坚持不下去）。然后呢，还有乐：你不但欢喜，你还有快乐，很舒服、轻安轻快，有些人觉得身体融化掉了、飘起来了。</w:t>
       </w:r>
     </w:p>
     <w:p>
@@ -1809,7 +1364,7 @@
         <w:rPr>
           <w:sz w:val="21"/>
         </w:rPr>
-        <w:t>〔00:09:35〕伺呢，就像那个蜜蜂就在那个花上面，在里面找有没有蜜——那个过程呢，它就待在那了，不再乱跑了。那喜呢，就是很喜悦。</w:t>
+        <w:t>〔00:10:24〕佛陀在《沙门果经》里面讲到，一个出家的沙门能够证到什么样的果报、又获得什么样的利益，其中讲到（初）禅的时候，就讲说这个（其）身被喜和乐所浸润、所遍满、所充满。就是你完全被泡（在喜乐里）的那种快乐的感觉。你有这种感觉，你的心才会长时间地愿意在那住着；那么一进去呢，你的心就定在上面了，完全地沉浸在上面。</w:t>
       </w:r>
     </w:p>
     <w:p>
@@ -1835,7 +1390,21 @@
         <w:rPr>
           <w:sz w:val="21"/>
         </w:rPr>
-        <w:t>〔00:09:52〕为什么你禅修的时候要有喜呢？大家想想：如果一件事情没有让你生起喜悦，你会愿意长期去做吗？连续在那边坐三个小时、四个小时（呢）？所以禅修的话，一定要生起喜。没有生起喜，初学的人就不干（坚持不下去）。然后呢，还有乐：你不但欢喜，你还有快乐，很舒服、轻安轻快，有些人觉得身体融化掉了、飘起来了。</w:t>
+        <w:t>〔00:10:56〕那么这五个禅支呢，它其实是心所——我们叫禅支，其实它就是心所，就是心的（素质）。那这五个心（所）的素质呢，它变得非常强有力，而且是平衡的。那个时候你入定呢，你就能够长时间地入在里面。</w:t>
+      </w:r>
+    </w:p>
+    <w:p>
+      <w:pPr>
+        <w:spacing w:before="120" w:after="40"/>
+      </w:pPr>
+      <w:r>
+        <w:rPr>
+          <w:rFonts w:ascii="微软雅黑" w:hAnsi="微软雅黑"/>
+          <w:b/>
+          <w:color w:val="2E6B4F"/>
+          <w:sz w:val="24"/>
+        </w:rPr>
+        <w:t>（二）辨识五禅支的具体方法（出自帕奥《入出息念》，出处同材料①）</w:t>
       </w:r>
     </w:p>
     <w:p>
@@ -1847,6 +1416,12 @@
           <w:left w:val="single" w:sz="28" w:space="6" w:color="2E6B4F"/>
         </w:pBdr>
       </w:pPr>
+      <w:r>
+        <w:rPr>
+          <w:sz w:val="21"/>
+        </w:rPr>
+        <w:t>如果能维持初禅大约两或三个小时，他将可以尝试辨识五禅支。一旦他从禅那中出定，即把心念放在有分心(bhavaṅga)所依止的心脏的地方，那是心处色。</w:t>
+      </w:r>
     </w:p>
     <w:p>
       <w:pPr>
@@ -1857,12 +1432,6 @@
           <w:left w:val="single" w:sz="28" w:space="6" w:color="2E6B4F"/>
         </w:pBdr>
       </w:pPr>
-      <w:r>
-        <w:rPr>
-          <w:sz w:val="21"/>
-        </w:rPr>
-        <w:t>〔00:10:24〕佛陀在《沙门果经》里面讲到，一个出家的沙门能够证到什么样的果报、又获得什么样的利益，其中讲到（初）禅的时候，就讲说这个（其）身被喜和乐所浸润、所遍满、所充满。就是你完全被泡（在喜乐里）的那种快乐的感觉。你有这种感觉，你的心才会长时间地愿意在那住着；那么一进去呢，你的心就定在上面了，完全地沉浸在上面。</w:t>
-      </w:r>
     </w:p>
     <w:p>
       <w:pPr>
@@ -1873,6 +1442,12 @@
           <w:left w:val="single" w:sz="28" w:space="6" w:color="2E6B4F"/>
         </w:pBdr>
       </w:pPr>
+      <w:r>
+        <w:rPr>
+          <w:sz w:val="21"/>
+        </w:rPr>
+        <w:t>有分心是明亮和光明的，看上去就像在心脏里的一面镜子，称为"意门"。当禅修者辨识意门时，将能看见入出息似相就出现在那里。接着他再辨识五禅支：</w:t>
+      </w:r>
     </w:p>
     <w:p>
       <w:pPr>
@@ -1883,26 +1458,6 @@
           <w:left w:val="single" w:sz="28" w:space="6" w:color="2E6B4F"/>
         </w:pBdr>
       </w:pPr>
-      <w:r>
-        <w:rPr>
-          <w:sz w:val="21"/>
-        </w:rPr>
-        <w:t>〔00:10:56〕那么这五个禅支呢，它其实是心所——我们叫禅支，其实它就是心所，就是心的（素质）。那这五个心（所）的素质呢，它变得非常强有力，而且是平衡的。那个时候你入定呢，你就能够长时间地入在里面。</w:t>
-      </w:r>
-    </w:p>
-    <w:p>
-      <w:pPr>
-        <w:spacing w:before="120" w:after="40"/>
-      </w:pPr>
-      <w:r>
-        <w:rPr>
-          <w:rFonts w:ascii="微软雅黑" w:hAnsi="微软雅黑"/>
-          <w:b/>
-          <w:color w:val="2E6B4F"/>
-          <w:sz w:val="24"/>
-        </w:rPr>
-        <w:t>（二）辨识五禅支的具体方法（出自帕奥《入出息念》，出处同材料①）</w:t>
-      </w:r>
     </w:p>
     <w:p>
       <w:pPr>
@@ -1917,7 +1472,7 @@
         <w:rPr>
           <w:sz w:val="21"/>
         </w:rPr>
-        <w:t>如果能维持初禅大约两或三个小时，他将可以尝试辨识五禅支。一旦他从禅那中出定，即把心念放在有分心(bhavaṅga)所依止的心脏的地方，那是心处色。</w:t>
+        <w:t>1. 寻(vitakka)：把心投入于入出息似相。</w:t>
       </w:r>
     </w:p>
     <w:p>
@@ -1929,6 +1484,12 @@
           <w:left w:val="single" w:sz="28" w:space="6" w:color="2E6B4F"/>
         </w:pBdr>
       </w:pPr>
+      <w:r>
+        <w:rPr>
+          <w:sz w:val="21"/>
+        </w:rPr>
+        <w:t>2. 伺(vicāra)：维持心投注于入出息似相。</w:t>
+      </w:r>
     </w:p>
     <w:p>
       <w:pPr>
@@ -1943,7 +1504,7 @@
         <w:rPr>
           <w:sz w:val="21"/>
         </w:rPr>
-        <w:t>有分心是明亮和光明的，看上去就像在心脏里的一面镜子，称为"意门"。当禅修者辨识意门时，将能看见入出息似相就出现在那里。接着他再辨识五禅支：</w:t>
+        <w:t>3. 喜(pīti)：喜欢并对入出息似相感到高兴。</w:t>
       </w:r>
     </w:p>
     <w:p>
@@ -1955,6 +1516,12 @@
           <w:left w:val="single" w:sz="28" w:space="6" w:color="2E6B4F"/>
         </w:pBdr>
       </w:pPr>
+      <w:r>
+        <w:rPr>
+          <w:sz w:val="21"/>
+        </w:rPr>
+        <w:t>4. 乐(sukha)：体验对入出息似相的快乐感受。</w:t>
+      </w:r>
     </w:p>
     <w:p>
       <w:pPr>
@@ -1969,7 +1536,7 @@
         <w:rPr>
           <w:sz w:val="21"/>
         </w:rPr>
-        <w:t>1. 寻(vitakka)：把心投入于入出息似相。</w:t>
+        <w:t>5. 一境性(ekaggatā)：让心专注于入出息似相这一目标上。</w:t>
       </w:r>
     </w:p>
     <w:p>
@@ -1981,12 +1548,6 @@
           <w:left w:val="single" w:sz="28" w:space="6" w:color="2E6B4F"/>
         </w:pBdr>
       </w:pPr>
-      <w:r>
-        <w:rPr>
-          <w:sz w:val="21"/>
-        </w:rPr>
-        <w:t>2. 伺(vicāra)：维持心投注于入出息似相。</w:t>
-      </w:r>
     </w:p>
     <w:p>
       <w:pPr>
@@ -2001,7 +1562,32 @@
         <w:rPr>
           <w:sz w:val="21"/>
         </w:rPr>
-        <w:t>3. 喜(pīti)：喜欢并对入出息似相感到高兴。</w:t>
+        <w:t>他先逐一地辨识禅支，然后再一起辨识五个。</w:t>
+      </w:r>
+    </w:p>
+    <w:p>
+      <w:r>
+        <w:rPr>
+          <w:b/>
+        </w:rPr>
+        <w:t>◈扩展段落</w:t>
+      </w:r>
+      <w:r>
+        <w:t>（可选）</w:t>
+      </w:r>
+    </w:p>
+    <w:p>
+      <w:pPr>
+        <w:spacing w:before="120" w:after="40"/>
+      </w:pPr>
+      <w:r>
+        <w:rPr>
+          <w:rFonts w:ascii="微软雅黑" w:hAnsi="微软雅黑"/>
+          <w:b/>
+          <w:color w:val="2E6B4F"/>
+          <w:sz w:val="24"/>
+        </w:rPr>
+        <w:t>（三）五禅支的内涵与辨识／初禅五自在（课件照录）</w:t>
       </w:r>
     </w:p>
     <w:p>
@@ -2017,7 +1603,12 @@
         <w:rPr>
           <w:sz w:val="21"/>
         </w:rPr>
-        <w:t>4. 乐(sukha)：体验对入出息似相的快乐感受。</w:t>
+        <w:t>五禅支（寻、伺、喜、乐、一境性）是禅修过程中的重要禅支。通过了解五禅支的内涵，修行者能够更好地辨识禅支，提高禅修效果。通过出定后的辨识方法，修行者能够更好地了解禅支的状态，为后续的禅修打下坚实的基础。</w:t>
+      </w:r>
+    </w:p>
+    <w:p>
+      <w:r>
+        <w:t>【整理者注】课件该部分为总述，未展开各禅支的逐支定义与禅那中辨识的具体步骤；五禅支各自作用的详细讲解见本文件资源C（介绍22录音）。</w:t>
       </w:r>
     </w:p>
     <w:p>
@@ -2033,7 +1624,7 @@
         <w:rPr>
           <w:sz w:val="21"/>
         </w:rPr>
-        <w:t>5. 一境性(ekaggatā)：让心专注于入出息似相这一目标上。</w:t>
+        <w:t>初禅五自在是禅修过程中的重要练习内容。通过练习初禅五自在，修行者能够更好地掌握禅修的技巧，提高禅修效果。</w:t>
       </w:r>
     </w:p>
     <w:p>
@@ -2045,6 +1636,31 @@
           <w:left w:val="single" w:sz="28" w:space="6" w:color="2E6B4F"/>
         </w:pBdr>
       </w:pPr>
+      <w:r>
+        <w:rPr>
+          <w:sz w:val="21"/>
+        </w:rPr>
+        <w:t>初禅五自在包括身轻安、心轻安、喜、乐、一境性等，通过练习初禅五自在，修行者能够更容易进入禅定状态，减少杂念的产生。</w:t>
+      </w:r>
+    </w:p>
+    <w:p>
+      <w:r>
+        <w:t>【整理者注】课件此处将"初禅五自在"表述为"身轻安、心轻安、喜、乐、一境性等"，与通常所讲的五自在（转向自在、入定自在、决意自在、出定自在、省察自在）不一致，疑课件文字有误或另有所指；照录原文并提示授课时以尊者现场开示为准。</w:t>
+      </w:r>
+    </w:p>
+    <w:p>
+      <w:pPr>
+        <w:spacing w:before="120" w:after="40"/>
+      </w:pPr>
+      <w:r>
+        <w:rPr>
+          <w:rFonts w:ascii="微软雅黑" w:hAnsi="微软雅黑"/>
+          <w:b/>
+          <w:color w:val="2E6B4F"/>
+          <w:sz w:val="24"/>
+        </w:rPr>
+        <w:t>（四）什么叫做入定（依据录音转写整理）</w:t>
+      </w:r>
     </w:p>
     <w:p>
       <w:pPr>
@@ -2059,88 +1675,7 @@
         <w:rPr>
           <w:sz w:val="21"/>
         </w:rPr>
-        <w:t>他先逐一地辨识禅支，然后再一起辨识五个。</w:t>
-      </w:r>
-    </w:p>
-    <w:p>
-      <w:r>
-        <w:rPr>
-          <w:b/>
-        </w:rPr>
-        <w:t>◈扩展段落</w:t>
-      </w:r>
-      <w:r>
-        <w:t>（可选）</w:t>
-      </w:r>
-    </w:p>
-    <w:p>
-      <w:pPr>
-        <w:spacing w:before="120" w:after="40"/>
-      </w:pPr>
-      <w:r>
-        <w:rPr>
-          <w:rFonts w:ascii="微软雅黑" w:hAnsi="微软雅黑"/>
-          <w:b/>
-          <w:color w:val="2E6B4F"/>
-          <w:sz w:val="24"/>
-        </w:rPr>
-        <w:t>（三）五禅支的内涵与辨识／初禅五自在（课件照录）</w:t>
-      </w:r>
-    </w:p>
-    <w:p>
-      <w:pPr>
-        <w:pStyle w:val="ListBullet"/>
-      </w:pPr>
-      <w:r>
-        <w:rPr>
-          <w:b/>
-        </w:rPr>
-        <w:t>标题</w:t>
-      </w:r>
-      <w:r>
-        <w:t>：《如来禅修学体系16-入出息念业处十六事-古源尊者-20250118（课件）》（出处同材料①扩展段）</w:t>
-      </w:r>
-    </w:p>
-    <w:p>
-      <w:pPr>
-        <w:pStyle w:val="ListBullet"/>
-      </w:pPr>
-      <w:r>
-        <w:rPr>
-          <w:b/>
-        </w:rPr>
-        <w:t>文件类型</w:t>
-      </w:r>
-      <w:r>
-        <w:t>：PDF课件（文字版）</w:t>
-      </w:r>
-    </w:p>
-    <w:p>
-      <w:pPr>
-        <w:pStyle w:val="ListBullet"/>
-      </w:pPr>
-      <w:r>
-        <w:rPr>
-          <w:b/>
-        </w:rPr>
-        <w:t>media_id</w:t>
-      </w:r>
-      <w:r>
-        <w:t>：pdf_d0dd1c0cd17209afe241ece24bf6b7b4_c56dc5df8831632b4e5e52e4f4ceb4fc7439961422831605</w:t>
-      </w:r>
-    </w:p>
-    <w:p>
-      <w:pPr>
-        <w:pStyle w:val="ListBullet"/>
-      </w:pPr>
-      <w:r>
-        <w:rPr>
-          <w:b/>
-        </w:rPr>
-        <w:t>打开方式</w:t>
-      </w:r>
-      <w:r>
-        <w:t>：ima知识库搜索「入出息念业处十六事」即可打开</w:t>
+        <w:t>〔00:02:42〕去看这个心所的特点去了解。昨天呢我们也讲了禅那心路。禅那心路跟我们欲界的心（路）呢，就是短短的心路跟（比较）长的心路的区别（原转写"短短的心路跟无限长的心路"）。禅那心路，标准的禅那心路。我们讲说什么叫做入定呢？就是你的心在一个目标上，然后一直沉在里面，持续（很久），那个才叫入定。那我们讲说，你至少要能够沉入（定境）三到四个小时，那是什么意思？就是你的心（速行）生起来一串——三个小时没有停过、四个小时没有停下来，中间没有什么有分心插进来、没有什么其他念头夹杂在里面，那这个才叫（入）定，才叫真正的定。</w:t>
       </w:r>
     </w:p>
     <w:p>
@@ -2152,17 +1687,6 @@
           <w:left w:val="single" w:sz="28" w:space="6" w:color="2E6B4F"/>
         </w:pBdr>
       </w:pPr>
-      <w:r>
-        <w:rPr>
-          <w:sz w:val="21"/>
-        </w:rPr>
-        <w:t>五禅支（寻、伺、喜、乐、一境性）是禅修过程中的重要禅支。通过了解五禅支的内涵，修行者能够更好地辨识禅支，提高禅修效果。通过出定后的辨识方法，修行者能够更好地了解禅支的状态，为后续的禅修打下坚实的基础。</w:t>
-      </w:r>
-    </w:p>
-    <w:p>
-      <w:r>
-        <w:t>【整理者注】课件该部分为总述，未展开各禅支的逐支定义与禅那中辨识的具体步骤；五禅支各自作用的详细讲解见本文件资源C（介绍22录音）。</w:t>
-      </w:r>
     </w:p>
     <w:p>
       <w:pPr>
@@ -2177,7 +1701,7 @@
         <w:rPr>
           <w:sz w:val="21"/>
         </w:rPr>
-        <w:t>初禅五自在是禅修过程中的重要练习内容。通过练习初禅五自在，修行者能够更好地掌握禅修的技巧，提高禅修效果。</w:t>
+        <w:t>〔00:03:33〕如果说"哎呀，我坐在里面，又有什么画面啊、又什么活菩萨来了、什么稀奇古怪的东西"——对不起，那不叫定，那（还是）打妄想。但是你可能有很好的感受：很好的感受就是你心在一个比较好的状态（而已）。真正的定呢，就叫心的一境性——心的一境性，就是心只在一个所缘境里面。</w:t>
       </w:r>
     </w:p>
     <w:p>
@@ -2189,31 +1713,6 @@
           <w:left w:val="single" w:sz="28" w:space="6" w:color="2E6B4F"/>
         </w:pBdr>
       </w:pPr>
-      <w:r>
-        <w:rPr>
-          <w:sz w:val="21"/>
-        </w:rPr>
-        <w:t>初禅五自在包括身轻安、心轻安、喜、乐、一境性等，通过练习初禅五自在，修行者能够更容易进入禅定状态，减少杂念的产生。</w:t>
-      </w:r>
-    </w:p>
-    <w:p>
-      <w:r>
-        <w:t>【整理者注】课件此处将"初禅五自在"表述为"身轻安、心轻安、喜、乐、一境性等"，与通常所讲的五自在（转向自在、入定自在、决意自在、出定自在、省察自在）不一致，疑课件文字有误或另有所指；照录原文并提示授课时以尊者现场开示为准。</w:t>
-      </w:r>
-    </w:p>
-    <w:p>
-      <w:pPr>
-        <w:spacing w:before="120" w:after="40"/>
-      </w:pPr>
-      <w:r>
-        <w:rPr>
-          <w:rFonts w:ascii="微软雅黑" w:hAnsi="微软雅黑"/>
-          <w:b/>
-          <w:color w:val="2E6B4F"/>
-          <w:sz w:val="24"/>
-        </w:rPr>
-        <w:t>（四）什么叫做入定（依据录音转写整理）</w:t>
-      </w:r>
     </w:p>
     <w:p>
       <w:pPr>
@@ -2228,7 +1727,7 @@
         <w:rPr>
           <w:sz w:val="21"/>
         </w:rPr>
-        <w:t>〔00:02:42〕去看这个心所的特点去了解。昨天呢我们也讲了禅那心路。禅那心路跟我们欲界的心（路）呢，就是短短的心路跟（比较）长的心路的区别（原转写"短短的心路跟无限长的心路"）。禅那心路，标准的禅那心路。我们讲说什么叫做入定呢？就是你的心在一个目标上，然后一直沉在里面，持续（很久），那个才叫入定。那我们讲说，你至少要能够沉入（定境）三到四个小时，那是什么意思？就是你的心（速行）生起来一串——三个小时没有停过、四个小时没有停下来，中间没有什么有分心插进来、没有什么其他念头夹杂在里面，那这个才叫（入）定，才叫真正的定。</w:t>
+        <w:t>〔00:04:01〕然后呢，长时间地在这个所缘境里面安住。佛陀时代的圣者呢，他可以连续安住七天。实际上他可以安住更长的时间，但是佛陀一般不建议超过七天，因为超过七天呢，它会影响到（身心状态）：七天时间你都不吃饭、也不休息、也不睡觉，它会影响到我们的身心状态，所以一般佛陀不建议超过七天。</w:t>
       </w:r>
     </w:p>
     <w:p>
@@ -2254,7 +1753,7 @@
         <w:rPr>
           <w:sz w:val="21"/>
         </w:rPr>
-        <w:t>〔00:03:33〕如果说"哎呀，我坐在里面，又有什么画面啊、又什么活菩萨来了、什么稀奇古怪的东西"——对不起，那不叫定，那（还是）打妄想。但是你可能有很好的感受：很好的感受就是你心在一个比较好的状态（而已）。真正的定呢，就叫心的一境性——心的一境性，就是心只在一个所缘境里面。</w:t>
+        <w:t>〔00:04:39〕包括佛陀时代，三果以上的圣者，他可以入灭尽定。入灭尽定呢，就是他这个心识就停掉，整个心识停掉。一般灭尽定呢，也不建议超过七天。那么这个七天呢，如果你入定七天，那就是真正完全沉入：七天的时间，你的心路从开始入定一直到最后出来都是一样的，心中间没有停，那这个就叫七天完整的定。</w:t>
       </w:r>
     </w:p>
     <w:p>
@@ -2280,7 +1779,7 @@
         <w:rPr>
           <w:sz w:val="21"/>
         </w:rPr>
-        <w:t>〔00:04:01〕然后呢，长时间地在这个所缘境里面安住。佛陀时代的圣者呢，他可以连续安住七天。实际上他可以安住更长的时间，但是佛陀一般不建议超过七天，因为超过七天呢，它会影响到（身心状态）：七天时间你都不吃饭、也不休息、也不睡觉，它会影响到我们的身心状态，所以一般佛陀不建议超过七天。</w:t>
+        <w:t>〔00:05:19〕但是我们对于大部分人、初学的人呢，他就是一段一段的，慢慢地这个就串起来了。</w:t>
       </w:r>
     </w:p>
     <w:p>
@@ -2306,7 +1805,7 @@
         <w:rPr>
           <w:sz w:val="21"/>
         </w:rPr>
-        <w:t>〔00:04:39〕包括佛陀时代，三果以上的圣者，他可以入灭尽定。入灭尽定呢，就是他这个心识就停掉，整个心识停掉。一般灭尽定呢，也不建议超过七天。那么这个七天呢，如果你入定七天，那就是真正完全沉入：七天的时间，你的心路从开始入定一直到最后出来都是一样的，心中间没有停，那这个就叫七天完整的定。</w:t>
+        <w:t>〔00:05:29〕比如我的要求是说你三个小时、四个小时入定。三个小时、四个小时入定，不是刚开始就（一直入定），然后突然间他就变成三个小时四个小时入定，不是这样的，但是可能会偶尔进去一下，然后就出来；进去一下又出来。</w:t>
       </w:r>
     </w:p>
     <w:p>
@@ -2332,7 +1831,7 @@
         <w:rPr>
           <w:sz w:val="21"/>
         </w:rPr>
-        <w:t>〔00:05:19〕但是我们对于大部分人、初学的人呢，他就是一段一段的，慢慢地这个就串起来了。</w:t>
+        <w:t>〔00:05:47〕所以我们讲说三个小时、四个小时入定呢，并不代表到了那个时候才叫入定。其实很多人在这之前已经入定：我们的禅那心路——第一次入禅那，心只生起一个禅那（速行）心，那个时候你根本不自觉，那么表现（上）自己感觉好像这个状态不错，其实他已经入过一下定了。但是那种定呢，我们称（为）刹那定，就是它很不坚固、很不稳定。所以我要求三个小时、四个小时的入定呢，是为了未来修观有足够稳定的定力来设定的。经过我这么几年教禅的经验呢：一个禅修者，如果他至少能够三个小时入定，那么他后面应该要观察的这些目标呢，他都不会有任何困难；如果你没有达成这样的话呢，多多少少就会有些障碍。所以我会一直强调至少三个小时到四个小时。但有些人讲说"你不要那么长"——说实在话，你都已经能（坐）两小时了，（到）三小时呢，也就是再努力个一个月两个月而已啦，为什么不稳固一点呢？</w:t>
       </w:r>
     </w:p>
     <w:p>
@@ -2344,6 +1843,19 @@
           <w:left w:val="single" w:sz="28" w:space="6" w:color="2E6B4F"/>
         </w:pBdr>
       </w:pPr>
+      <w:r>
+        <w:rPr>
+          <w:b/>
+          <w:sz w:val="21"/>
+        </w:rPr>
+        <w:t>【本周朗读段 · 结束】</w:t>
+      </w:r>
+      <w:r>
+        <w:rPr>
+          <w:sz w:val="21"/>
+        </w:rPr>
+        <w:t>（以下为默读／选读／延伸内容，时间富余时再读）</w:t>
+      </w:r>
     </w:p>
     <w:p>
       <w:pPr>
@@ -2354,12 +1866,6 @@
           <w:left w:val="single" w:sz="28" w:space="6" w:color="2E6B4F"/>
         </w:pBdr>
       </w:pPr>
-      <w:r>
-        <w:rPr>
-          <w:sz w:val="21"/>
-        </w:rPr>
-        <w:t>〔00:05:29〕比如我的要求是说你三个小时、四个小时入定。三个小时、四个小时入定，不是刚开始就（一直入定），然后突然间他就变成三个小时四个小时入定，不是这样的，但是可能会偶尔进去一下，然后就出来；进去一下又出来。</w:t>
-      </w:r>
     </w:p>
     <w:p>
       <w:pPr>
@@ -2370,6 +1876,26 @@
           <w:left w:val="single" w:sz="28" w:space="6" w:color="2E6B4F"/>
         </w:pBdr>
       </w:pPr>
+      <w:r>
+        <w:rPr>
+          <w:sz w:val="21"/>
+        </w:rPr>
+        <w:t>〔00:11:39〕我们昨天讲到了，真正入禅呢，他要从欲界（种性）转向色界（种性）。就是你已经在这个层面上，你的心已经"出圈"了——从欲界心的圈，破圈到色界心的圈，用我们现代网络语言是这样来讲的。那么这个破圈呢，并不是你追求它破圈，它就能够破，而是靠累积：累积到一定程度时，它自然就破了。</w:t>
+      </w:r>
+    </w:p>
+    <w:p>
+      <w:pPr>
+        <w:spacing w:before="120" w:after="40"/>
+      </w:pPr>
+      <w:r>
+        <w:rPr>
+          <w:rFonts w:ascii="微软雅黑" w:hAnsi="微软雅黑"/>
+          <w:b/>
+          <w:color w:val="2E6B4F"/>
+          <w:sz w:val="24"/>
+        </w:rPr>
+        <w:t>（五）修心的本质（依据录音转写整理）</w:t>
+      </w:r>
     </w:p>
     <w:p>
       <w:pPr>
@@ -2384,7 +1910,7 @@
         <w:rPr>
           <w:sz w:val="21"/>
         </w:rPr>
-        <w:t>〔00:05:47〕所以我们讲说三个小时、四个小时入定呢，并不代表到了那个时候才叫入定。其实很多人在这之前已经入定：我们的禅那心路——第一次入禅那，心只生起一个禅那（速行）心，那个时候你根本不自觉，那么表现（上）自己感觉好像这个状态不错，其实他已经入过一下定了。但是那种定呢，我们称（为）刹那定，就是它很不坚固、很不稳定。所以我要求三个小时、四个小时的入定呢，是为了未来修观有足够稳定的定力来设定的。经过我这么几年教禅的经验呢：一个禅修者，如果他至少能够三个小时入定，那么他后面应该要观察的这些目标呢，他都不会有任何困难；如果你没有达成这样的话呢，多多少少就会有些障碍。所以我会一直强调至少三个小时到四个小时。但有些人讲说"你不要那么长"——说实在话，你都已经能（坐）两小时了，（到）三小时呢，也就是再努力个一个月两个月而已啦，为什么不稳固一点呢？</w:t>
+        <w:t>〔00:12:13〕修行也是这样。修行是修这些心——修我们所有的（心）。简单来讲，修行呢，就是修我们这三十八个心所：让这三十八个心所的素质得到提升，然后再把后面这个十四个不善心所彻底干掉。那就是修心——就是这样修。我们讲"净化其自心"，怎么净化呢？就是直接（对）心所（的）素质（做）提升和净化。</w:t>
       </w:r>
     </w:p>
     <w:p>
@@ -2396,19 +1922,6 @@
           <w:left w:val="single" w:sz="28" w:space="6" w:color="2E6B4F"/>
         </w:pBdr>
       </w:pPr>
-      <w:r>
-        <w:rPr>
-          <w:b/>
-          <w:sz w:val="21"/>
-        </w:rPr>
-        <w:t>【本周朗读段 · 结束】</w:t>
-      </w:r>
-      <w:r>
-        <w:rPr>
-          <w:sz w:val="21"/>
-        </w:rPr>
-        <w:t>（以下为默读／选读／延伸内容，时间富余时再读）</w:t>
-      </w:r>
     </w:p>
     <w:p>
       <w:pPr>
@@ -2419,6 +1932,12 @@
           <w:left w:val="single" w:sz="28" w:space="6" w:color="2E6B4F"/>
         </w:pBdr>
       </w:pPr>
+      <w:r>
+        <w:rPr>
+          <w:sz w:val="21"/>
+        </w:rPr>
+        <w:t>〔00:12:43〕所以修行呢，如果我们只是概念上说"哎呀，你不要分别啦，要慈悲啦，要对别人要好啦"——当然对，但是怎么好？你不给他分清楚的时候，有时候你就不好。你分不清楚什么是善心、什么是不善心的时候，我们经常会好心办坏事：我们觉得好的东西硬塞给人家，其实（对他）就是不好。</w:t>
+      </w:r>
     </w:p>
     <w:p>
       <w:pPr>
@@ -2429,26 +1948,6 @@
           <w:left w:val="single" w:sz="28" w:space="6" w:color="2E6B4F"/>
         </w:pBdr>
       </w:pPr>
-      <w:r>
-        <w:rPr>
-          <w:sz w:val="21"/>
-        </w:rPr>
-        <w:t>〔00:11:39〕我们昨天讲到了，真正入禅呢，他要从欲界（种性）转向色界（种性）。就是你已经在这个层面上，你的心已经"出圈"了——从欲界心的圈，破圈到色界心的圈，用我们现代网络语言是这样来讲的。那么这个破圈呢，并不是你追求它破圈，它就能够破，而是靠累积：累积到一定程度时，它自然就破了。</w:t>
-      </w:r>
-    </w:p>
-    <w:p>
-      <w:pPr>
-        <w:spacing w:before="120" w:after="40"/>
-      </w:pPr>
-      <w:r>
-        <w:rPr>
-          <w:rFonts w:ascii="微软雅黑" w:hAnsi="微软雅黑"/>
-          <w:b/>
-          <w:color w:val="2E6B4F"/>
-          <w:sz w:val="24"/>
-        </w:rPr>
-        <w:t>（五）修心的本质（依据录音转写整理）</w:t>
-      </w:r>
     </w:p>
     <w:p>
       <w:pPr>
@@ -2463,7 +1962,15 @@
         <w:rPr>
           <w:sz w:val="21"/>
         </w:rPr>
-        <w:t>〔00:12:13〕修行也是这样。修行是修这些心——修我们所有的（心）。简单来讲，修行呢，就是修我们这三十八个心所：让这三十八个心所的素质得到提升，然后再把后面这个十四个不善心所彻底干掉。那就是修心——就是这样修。我们讲"净化其自心"，怎么净化呢？就是直接（对）心所（的）素质（做）提升和净化。</w:t>
+        <w:t>〔00:13:12〕我们经常讲"你会不会说话"——像佛陀一样的说话才是正确的，说正确的话。但我们大部分的人呢，只是喜欢说"正确的话"，就讲道理了：讲道理都是正确的，但是别人不见得听得进去。那我们说"想说话"和"有话说"不一样：我们大部分人都是想说话，叭叭叭叭叭地想说话；"有话说"是想好了、怎么说别人能够明白，这个才是"有话说"。那这些都是跟我们的心的素质有关。所以我们必须明白心它是怎么样的一种素质，这些是很基础的。</w:t>
+      </w:r>
+    </w:p>
+    <w:p>
+      <w:pPr>
+        <w:pStyle w:val="Heading2"/>
+      </w:pPr>
+      <w:r>
+        <w:t>💬 第一轮分享（10 min）</w:t>
       </w:r>
     </w:p>
     <w:p>
@@ -2475,6 +1982,12 @@
           <w:left w:val="single" w:sz="28" w:space="6" w:color="2E6B4F"/>
         </w:pBdr>
       </w:pPr>
+      <w:r>
+        <w:rPr>
+          <w:sz w:val="21"/>
+        </w:rPr>
+        <w:t>每人轮流分享：「最触动我的一句话／一个观点是什么？」（不评论他人）</w:t>
+      </w:r>
     </w:p>
     <w:p>
       <w:pPr>
@@ -2489,7 +2002,68 @@
         <w:rPr>
           <w:sz w:val="21"/>
         </w:rPr>
-        <w:t>〔00:12:43〕所以修行呢，如果我们只是概念上说"哎呀，你不要分别啦，要慈悲啦，要对别人要好啦"——当然对，但是怎么好？你不给他分清楚的时候，有时候你就不好。你分不清楚什么是善心、什么是不善心的时候，我们经常会好心办坏事：我们觉得好的东西硬塞给人家，其实（对他）就是不好。</w:t>
+        <w:t>时间紧时每人一句话即可。</w:t>
+      </w:r>
+    </w:p>
+    <w:p>
+      <w:pPr>
+        <w:pStyle w:val="Heading2"/>
+      </w:pPr>
+      <w:r>
+        <w:t>🎯 第一轮主题讨论（10 min）</w:t>
+      </w:r>
+    </w:p>
+    <w:p>
+      <w:r>
+        <w:rPr>
+          <w:b/>
+        </w:rPr>
+        <w:t>讨论问题（按优先级）</w:t>
+      </w:r>
+      <w:r>
+        <w:t>：</w:t>
+      </w:r>
+    </w:p>
+    <w:p>
+      <w:pPr>
+        <w:pStyle w:val="ListBullet"/>
+      </w:pPr>
+      <w:r>
+        <w:rPr>
+          <w:b/>
+        </w:rPr>
+        <w:t>问题①（★必答，时间不够时只讨论这个）</w:t>
+      </w:r>
+      <w:r>
+        <w:t>：打坐时看到光、看到亮，应该去追吗？（提示：回到材料①的原文——"当禅相初次出现时，它很容易消失。只要他持续地专念于呼吸……当禅相与呼吸结合，并且其心自然地固定在禅相上时，他就无需再注意呼吸，而只专注禅相。"可以请大家先把这段读一遍，再说说各自的理解。）</w:t>
+      </w:r>
+    </w:p>
+    <w:p>
+      <w:pPr>
+        <w:pStyle w:val="ListBullet"/>
+      </w:pPr>
+      <w:r>
+        <w:rPr>
+          <w:b/>
+        </w:rPr>
+        <w:t>问题②（◈选答）</w:t>
+      </w:r>
+      <w:r>
+        <w:t>：五禅支——寻、伺、喜、乐、一境性——你在禅修（或做事）中最有体会的是哪一支？可以用材料③里"蜜蜂采花蜜"的比喻说说看。</w:t>
+      </w:r>
+    </w:p>
+    <w:p>
+      <w:pPr>
+        <w:pStyle w:val="ListBullet"/>
+      </w:pPr>
+      <w:r>
+        <w:rPr>
+          <w:b/>
+        </w:rPr>
+        <w:t>问题③（◈选答，时间富余或大家感兴趣时讨论）</w:t>
+      </w:r>
+      <w:r>
+        <w:t>：尊者说，学拿筷子、学说话、学走路都要一年，还提醒警惕"高智商综合症"，要"目标高远、深深海底行"。对照自己：在禅修或生活中，你有哪些急功近利的时刻？打算怎么调整？（可用"📚 扩展内容包·扩展一"的段落1先读原文再讨论。）</w:t>
       </w:r>
     </w:p>
     <w:p>
@@ -2501,6 +2075,19 @@
           <w:left w:val="single" w:sz="28" w:space="6" w:color="2E6B4F"/>
         </w:pBdr>
       </w:pPr>
+      <w:r>
+        <w:rPr>
+          <w:b/>
+          <w:sz w:val="21"/>
+        </w:rPr>
+        <w:t>分层追问</w:t>
+      </w:r>
+      <w:r>
+        <w:rPr>
+          <w:sz w:val="21"/>
+        </w:rPr>
+        <w:t>（可视时间取用，由浅入深）：</w:t>
+      </w:r>
     </w:p>
     <w:p>
       <w:pPr>
@@ -2515,15 +2102,7 @@
         <w:rPr>
           <w:sz w:val="21"/>
         </w:rPr>
-        <w:t>〔00:13:12〕我们经常讲"你会不会说话"——像佛陀一样的说话才是正确的，说正确的话。但我们大部分的人呢，只是喜欢说"正确的话"，就讲道理了：讲道理都是正确的，但是别人不见得听得进去。那我们说"想说话"和"有话说"不一样：我们大部分人都是想说话，叭叭叭叭叭地想说话；"有话说"是想好了、怎么说别人能够明白，这个才是"有话说"。那这些都是跟我们的心的素质有关。所以我们必须明白心它是怎么样的一种素质，这些是很基础的。</w:t>
-      </w:r>
-    </w:p>
-    <w:p>
-      <w:pPr>
-        <w:pStyle w:val="Heading2"/>
-      </w:pPr>
-      <w:r>
-        <w:t>💬 第一轮分享（10 min）</w:t>
+        <w:t>- 【现象】呼吸变浅变细的时候，你能不能分辨出它还在，还是已经快要察觉不到它了？</w:t>
       </w:r>
     </w:p>
     <w:p>
@@ -2539,7 +2118,7 @@
         <w:rPr>
           <w:sz w:val="21"/>
         </w:rPr>
-        <w:t>每人轮流分享：「最触动我的一句话／一个观点是什么？」（不评论他人）</w:t>
+        <w:t>- 【影响】当心稍微静下来，你有没有过一瞬光亮、清凉或平静冒出来，随后又悄悄消失？</w:t>
       </w:r>
     </w:p>
     <w:p>
@@ -2555,7 +2134,7 @@
         <w:rPr>
           <w:sz w:val="21"/>
         </w:rPr>
-        <w:t>时间紧时每人一句话即可。</w:t>
+        <w:t>- 【应对】这周静坐时，留意呼吸由粗变细的那个过渡，只是看着它变，不追它也不压它。</w:t>
       </w:r>
     </w:p>
     <w:p>
@@ -2563,60 +2142,7 @@
         <w:pStyle w:val="Heading2"/>
       </w:pPr>
       <w:r>
-        <w:t>🎯 第一轮主题讨论（10 min）</w:t>
-      </w:r>
-    </w:p>
-    <w:p>
-      <w:r>
-        <w:rPr>
-          <w:b/>
-        </w:rPr>
-        <w:t>讨论问题（按优先级）</w:t>
-      </w:r>
-      <w:r>
-        <w:t>：</w:t>
-      </w:r>
-    </w:p>
-    <w:p>
-      <w:pPr>
-        <w:pStyle w:val="ListBullet"/>
-      </w:pPr>
-      <w:r>
-        <w:rPr>
-          <w:b/>
-        </w:rPr>
-        <w:t>问题①（★必答，时间不够时只讨论这个）</w:t>
-      </w:r>
-      <w:r>
-        <w:t>：打坐时看到光、看到亮，应该去追吗？（提示：回到材料①的原文——"当禅相初次出现时，它很容易消失。只要他持续地专念于呼吸……当禅相与呼吸结合，并且其心自然地固定在禅相上时，他就无需再注意呼吸，而只专注禅相。"可以请大家先把这段读一遍，再说说各自的理解。）</w:t>
-      </w:r>
-    </w:p>
-    <w:p>
-      <w:pPr>
-        <w:pStyle w:val="ListBullet"/>
-      </w:pPr>
-      <w:r>
-        <w:rPr>
-          <w:b/>
-        </w:rPr>
-        <w:t>问题②（◈选答）</w:t>
-      </w:r>
-      <w:r>
-        <w:t>：五禅支——寻、伺、喜、乐、一境性——你在禅修（或做事）中最有体会的是哪一支？可以用材料③里"蜜蜂采花蜜"的比喻说说看。</w:t>
-      </w:r>
-    </w:p>
-    <w:p>
-      <w:pPr>
-        <w:pStyle w:val="ListBullet"/>
-      </w:pPr>
-      <w:r>
-        <w:rPr>
-          <w:b/>
-        </w:rPr>
-        <w:t>问题③（◈选答，时间富余或大家感兴趣时讨论）</w:t>
-      </w:r>
-      <w:r>
-        <w:t>：尊者说，学拿筷子、学说话、学走路都要一年，还提醒警惕"高智商综合症"，要"目标高远、深深海底行"。对照自己：在禅修或生活中，你有哪些急功近利的时刻？打算怎么调整？（可用"📚 扩展内容包·扩展一"的段落1先读原文再讨论。）</w:t>
+        <w:t>🧘 禅修练习（15 min）</w:t>
       </w:r>
     </w:p>
     <w:p>
@@ -2630,16 +2156,17 @@
       </w:pPr>
       <w:r>
         <w:rPr>
-          <w:b/>
           <w:sz w:val="21"/>
         </w:rPr>
-        <w:t>分层追问</w:t>
-      </w:r>
-      <w:r>
-        <w:rPr>
-          <w:sz w:val="21"/>
-        </w:rPr>
-        <w:t>（可视时间取用，由浅入深）：</w:t>
+        <w:t>💡 本周由连续两周合并，含两段原周次的禅修练习引导词；时间紧可读其一，或各取前半段（合计约15分钟）。</w:t>
+      </w:r>
+    </w:p>
+    <w:p>
+      <w:pPr>
+        <w:pStyle w:val="Heading3"/>
+      </w:pPr>
+      <w:r>
+        <w:t>禅修练习（原第5周）</w:t>
       </w:r>
     </w:p>
     <w:p>
@@ -2655,7 +2182,20 @@
         <w:rPr>
           <w:sz w:val="21"/>
         </w:rPr>
-        <w:t>- 【现象】呼吸变浅变细的时候，你能不能分辨出它还在，还是已经快要察觉不到它了？</w:t>
+        <w:t xml:space="preserve">⚠️ </w:t>
+      </w:r>
+      <w:r>
+        <w:rPr>
+          <w:b/>
+          <w:sz w:val="21"/>
+        </w:rPr>
+        <w:t>禅修禁忌提示</w:t>
+      </w:r>
+      <w:r>
+        <w:rPr>
+          <w:sz w:val="21"/>
+        </w:rPr>
+        <w:t>：若你正处在严重抑郁、焦虑、创伤后应激，或精神类疾病的发作／用药期，或正经历强烈的情绪危机，请先咨询医生或心理师，再决定是否练习；练习中若出现明显不适（如心悸、胸闷、情绪失控），请立即停止，睁开眼睛，把注意力放回呼吸与身体，必要时离场休息。</w:t>
       </w:r>
     </w:p>
     <w:p>
@@ -2669,9 +2209,24 @@
       </w:pPr>
       <w:r>
         <w:rPr>
+          <w:b/>
           <w:sz w:val="21"/>
         </w:rPr>
-        <w:t>- 【影响】当心稍微静下来，你有没有过一瞬光亮、清凉或平静冒出来，随后又悄悄消失？</w:t>
+        <w:t>练习提示（禁忌与安全）</w:t>
+      </w:r>
+      <w:r>
+        <w:rPr>
+          <w:sz w:val="21"/>
+        </w:rPr>
+        <w:t>：如有严重身心疾病（重度抑郁／焦虑发作期、精神障碍等）、近期手术或严重心血管疾病、孕期或有医嘱限制者，请先咨询医生、量力而行；练习中若出现强烈不适，可随时睁眼、停止、调整，或改为静坐观察。</w:t>
+      </w:r>
+    </w:p>
+    <w:p>
+      <w:pPr>
+        <w:pStyle w:val="Heading3"/>
+      </w:pPr>
+      <w:r>
+        <w:t>禅修练习（原第6周）</w:t>
       </w:r>
     </w:p>
     <w:p>
@@ -2687,15 +2242,20 @@
         <w:rPr>
           <w:sz w:val="21"/>
         </w:rPr>
-        <w:t>- 【应对】这周静坐时，留意呼吸由粗变细的那个过渡，只是看着它变，不追它也不压它。</w:t>
-      </w:r>
-    </w:p>
-    <w:p>
-      <w:pPr>
-        <w:pStyle w:val="Heading2"/>
-      </w:pPr>
-      <w:r>
-        <w:t>🧘 禅修练习（15 min）</w:t>
+        <w:t xml:space="preserve">⚠️ </w:t>
+      </w:r>
+      <w:r>
+        <w:rPr>
+          <w:b/>
+          <w:sz w:val="21"/>
+        </w:rPr>
+        <w:t>禅修禁忌提示</w:t>
+      </w:r>
+      <w:r>
+        <w:rPr>
+          <w:sz w:val="21"/>
+        </w:rPr>
+        <w:t>：若你正处在严重抑郁、焦虑、创伤后应激，或精神类疾病的发作／用药期，或正经历强烈的情绪危机，请先咨询医生或心理师，再决定是否练习；练习中若出现明显不适（如心悸、胸闷、情绪失控），请立即停止，睁开眼睛，把注意力放回呼吸与身体，必要时离场休息。</w:t>
       </w:r>
     </w:p>
     <w:p>
@@ -2709,9 +2269,24 @@
       </w:pPr>
       <w:r>
         <w:rPr>
+          <w:b/>
           <w:sz w:val="21"/>
         </w:rPr>
-        <w:t>💡 本周由连续两周合并，含两段原周次的禅修练习引导词；时间紧可读其一，或各取前半段（合计约15分钟）。</w:t>
+        <w:t>练习提示（禁忌与安全）</w:t>
+      </w:r>
+      <w:r>
+        <w:rPr>
+          <w:sz w:val="21"/>
+        </w:rPr>
+        <w:t>：如有严重身心疾病（重度抑郁／焦虑发作期、精神障碍等）、近期手术或严重心血管疾病、孕期或有医嘱限制者，请先咨询医生、量力而行；练习中若出现强烈不适，可随时睁眼、停止、调整，或改为静坐观察。</w:t>
+      </w:r>
+    </w:p>
+    <w:p>
+      <w:pPr>
+        <w:pStyle w:val="Heading2"/>
+      </w:pPr>
+      <w:r>
+        <w:t>📖 共读原文2（20 min）</w:t>
       </w:r>
     </w:p>
     <w:p>
@@ -2719,7 +2294,7 @@
         <w:pStyle w:val="Heading3"/>
       </w:pPr>
       <w:r>
-        <w:t>禅修练习（原第5周）</w:t>
+        <w:t>原文材料①：五盖的定义与成因</w:t>
       </w:r>
     </w:p>
     <w:p>
@@ -2733,22 +2308,41 @@
       </w:pPr>
       <w:r>
         <w:rPr>
-          <w:sz w:val="21"/>
-        </w:rPr>
-        <w:t xml:space="preserve">⚠️ </w:t>
-      </w:r>
-      <w:r>
-        <w:rPr>
           <w:b/>
           <w:sz w:val="21"/>
         </w:rPr>
-        <w:t>禅修禁忌提示</w:t>
+        <w:t>【本周朗读段 · 开始】</w:t>
       </w:r>
       <w:r>
         <w:rPr>
           <w:sz w:val="21"/>
         </w:rPr>
-        <w:t>：若你正处在严重抑郁、焦虑、创伤后应激，或精神类疾病的发作／用药期，或正经历强烈的情绪危机，请先咨询医生或心理师，再决定是否练习；练习中若出现明显不适（如心悸、胸闷、情绪失控），请立即停止，睁开眼睛，把注意力放回呼吸与身体，必要时离场休息。</w:t>
+        <w:t>（本段约 约3300 字，供中等稍慢朗读，约 25 分钟；其余为默读／选读／延伸内容）</w:t>
+      </w:r>
+    </w:p>
+    <w:p>
+      <w:r>
+        <w:rPr>
+          <w:b/>
+        </w:rPr>
+        <w:t>★核心段落</w:t>
+      </w:r>
+      <w:r>
+        <w:t>（必读）</w:t>
+      </w:r>
+    </w:p>
+    <w:p>
+      <w:pPr>
+        <w:spacing w:before="120" w:after="40"/>
+      </w:pPr>
+      <w:r>
+        <w:rPr>
+          <w:rFonts w:ascii="微软雅黑" w:hAnsi="微软雅黑"/>
+          <w:b/>
+          <w:color w:val="2E6B4F"/>
+          <w:sz w:val="24"/>
+        </w:rPr>
+        <w:t>（一）盖（nīvaraṇa）的词义与障碍作用</w:t>
       </w:r>
     </w:p>
     <w:p>
@@ -2762,27 +2356,9 @@
       </w:pPr>
       <w:r>
         <w:rPr>
-          <w:b/>
           <w:sz w:val="21"/>
         </w:rPr>
-        <w:t>练习提示（禁忌与安全）</w:t>
-      </w:r>
-      <w:r>
-        <w:rPr>
-          <w:sz w:val="21"/>
-        </w:rPr>
-        <w:t>：如有严重身心疾病（重度抑郁／焦虑发作期、精神障碍等）、近期手术或严重心血管疾病、孕期或有医嘱限制者，请先咨询医生、量力而行；练习中若出现强烈不适，可随时睁眼、停止、调整，或改为静坐观察。</w:t>
-      </w:r>
-    </w:p>
-    <w:p>
-      <w:r>
-        <w:rPr>
-          <w:b/>
-        </w:rPr>
-        <w:t>请跟随引导练习</w:t>
-      </w:r>
-      <w:r>
-        <w:t>：</w:t>
+        <w:t>盖(nīvaraṇa): nī—niyyāna, 脱离; varaṇa—āvaraṇa, 封闭</w:t>
       </w:r>
     </w:p>
     <w:p>
@@ -2798,7 +2374,7 @@
         <w:rPr>
           <w:sz w:val="21"/>
         </w:rPr>
-        <w:t>请大家坐好。让骨盆立直，肩膀放松，头摆正，手掌轻轻放在腿上。先做两三次深长的呼吸，然后让呼吸恢复自然。（停顿20秒）</w:t>
+        <w:t>解脱的路途中的障碍——《无碍解道》</w:t>
       </w:r>
     </w:p>
     <w:p>
@@ -2814,7 +2390,7 @@
         <w:rPr>
           <w:sz w:val="21"/>
         </w:rPr>
-        <w:t>现在，把注意力轻轻放到鼻端和人中附近的触点上——就是气息进出时感觉最清楚的那个小位置。不用刻意去找，感觉到了就可以安住在那里。（停顿30秒）</w:t>
+        <w:t>以阻止禅那等善心生起，如此不允许其生起为盖；或者障碍慧眼为盖——《阿毗达摩义分别复注》</w:t>
       </w:r>
     </w:p>
     <w:p>
@@ -2830,7 +2406,7 @@
         <w:rPr>
           <w:sz w:val="21"/>
         </w:rPr>
-        <w:t>呼吸经过触点：长的时候，知道长；短的时候，知道短。你只是知道，不去控制它，也不去数它。（停顿90秒）</w:t>
+        <w:t>引领烦恼习气后，遮蔽为盖——《清净之道大复注》</w:t>
       </w:r>
     </w:p>
     <w:p>
@@ -2846,7 +2422,21 @@
         <w:rPr>
           <w:sz w:val="21"/>
         </w:rPr>
-        <w:t>如果呼吸慢慢变细、变浅，甚至变得若有若无——很好，就只是知道它变细了。不要把它拉回来，也不要怕它消失，只是知道。（停顿2分钟）</w:t>
+        <w:t>盖即是障盖、障碍的意思。因为能障碍善法和定力成就，使智慧羸弱，故名。</w:t>
+      </w:r>
+    </w:p>
+    <w:p>
+      <w:pPr>
+        <w:spacing w:before="120" w:after="40"/>
+      </w:pPr>
+      <w:r>
+        <w:rPr>
+          <w:rFonts w:ascii="微软雅黑" w:hAnsi="微软雅黑"/>
+          <w:b/>
+          <w:color w:val="2E6B4F"/>
+          <w:sz w:val="24"/>
+        </w:rPr>
+        <w:t>（二）五盖的巴利名称与各自定义</w:t>
       </w:r>
     </w:p>
     <w:p>
@@ -2862,7 +2452,7 @@
         <w:rPr>
           <w:sz w:val="21"/>
         </w:rPr>
-        <w:t>如果心跑掉了，出现了妄念、画面、声音——没有关系，不责备自己，轻轻地把心带回触点，继续知道呼吸。（停顿2分钟）</w:t>
+        <w:t>欲贪盖（kāmacchanda）</w:t>
       </w:r>
     </w:p>
     <w:p>
@@ -2878,7 +2468,7 @@
         <w:rPr>
           <w:sz w:val="21"/>
         </w:rPr>
-        <w:t>在结束之前，记住：无论出现什么——光、亮、轻安、舒服的感觉，或者什么都没有出现——都只是知道，不去追求任何现象。我们的任务始终只有一个：在触点上知道呼吸。（停顿15秒）</w:t>
+        <w:t>嗔恚盖（vyāpāda）</w:t>
       </w:r>
     </w:p>
     <w:p>
@@ -2894,7 +2484,7 @@
         <w:rPr>
           <w:sz w:val="21"/>
         </w:rPr>
-        <w:t>现在保持这个方式，安静地坐一会儿。（静默坐5分钟。）</w:t>
+        <w:t>昏沉睡眠盖（thinamiddha）</w:t>
       </w:r>
     </w:p>
     <w:p>
@@ -2910,15 +2500,7 @@
         <w:rPr>
           <w:sz w:val="21"/>
         </w:rPr>
-        <w:t>（收尾）慢慢动一动手指、脚趾，轻轻搓一搓脸和手，缓缓睁开眼睛。</w:t>
-      </w:r>
-    </w:p>
-    <w:p>
-      <w:pPr>
-        <w:pStyle w:val="Heading3"/>
-      </w:pPr>
-      <w:r>
-        <w:t>禅修练习（原第6周）</w:t>
+        <w:t>掉举追悔盖（uddhaccakukkuca）</w:t>
       </w:r>
     </w:p>
     <w:p>
@@ -2934,20 +2516,21 @@
         <w:rPr>
           <w:sz w:val="21"/>
         </w:rPr>
-        <w:t xml:space="preserve">⚠️ </w:t>
-      </w:r>
-      <w:r>
-        <w:rPr>
+        <w:t>疑盖（vicikicchā）</w:t>
+      </w:r>
+    </w:p>
+    <w:p>
+      <w:pPr>
+        <w:spacing w:before="120" w:after="40"/>
+      </w:pPr>
+      <w:r>
+        <w:rPr>
+          <w:rFonts w:ascii="微软雅黑" w:hAnsi="微软雅黑"/>
           <w:b/>
-          <w:sz w:val="21"/>
-        </w:rPr>
-        <w:t>禅修禁忌提示</w:t>
-      </w:r>
-      <w:r>
-        <w:rPr>
-          <w:sz w:val="21"/>
-        </w:rPr>
-        <w:t>：若你正处在严重抑郁、焦虑、创伤后应激，或精神类疾病的发作／用药期，或正经历强烈的情绪危机，请先咨询医生或心理师，再决定是否练习；练习中若出现明显不适（如心悸、胸闷、情绪失控），请立即停止，睁开眼睛，把注意力放回呼吸与身体，必要时离场休息。</w:t>
+          <w:color w:val="2E6B4F"/>
+          <w:sz w:val="24"/>
+        </w:rPr>
+        <w:t>各盖定义：</w:t>
       </w:r>
     </w:p>
     <w:p>
@@ -2961,27 +2544,9 @@
       </w:pPr>
       <w:r>
         <w:rPr>
-          <w:b/>
           <w:sz w:val="21"/>
         </w:rPr>
-        <w:t>练习提示（禁忌与安全）</w:t>
-      </w:r>
-      <w:r>
-        <w:rPr>
-          <w:sz w:val="21"/>
-        </w:rPr>
-        <w:t>：如有严重身心疾病（重度抑郁／焦虑发作期、精神障碍等）、近期手术或严重心血管疾病、孕期或有医嘱限制者，请先咨询医生、量力而行；练习中若出现强烈不适，可随时睁眼、停止、调整，或改为静坐观察。</w:t>
-      </w:r>
-    </w:p>
-    <w:p>
-      <w:r>
-        <w:rPr>
-          <w:b/>
-        </w:rPr>
-        <w:t>请跟随引导练习</w:t>
-      </w:r>
-      <w:r>
-        <w:t>：</w:t>
+        <w:t>欲贪盖</w:t>
       </w:r>
     </w:p>
     <w:p>
@@ -2997,7 +2562,7 @@
         <w:rPr>
           <w:sz w:val="21"/>
         </w:rPr>
-        <w:t>请大家坐好。骨盆立直，肩膀放松，头摆正。先做两三次深长的呼吸，让身体安定下来。（停顿20秒）</w:t>
+        <w:t>欲贪(kāmacchanda): 对欲乐目标的贪求</w:t>
       </w:r>
     </w:p>
     <w:p>
@@ -3013,7 +2578,7 @@
         <w:rPr>
           <w:sz w:val="21"/>
         </w:rPr>
-        <w:t>现在，轻轻地想象：清晨日出时的光——清凉的、柔和的、不刺眼的光。想象这光从头顶慢慢照下来，先照亮你的头、你的脸，再慢慢充满胸口、腹部、手臂、双腿，直到整个身体都被这种清凉的光充满。（停顿60秒）</w:t>
+        <w:t>kāma是五欲；chanda也是欲，是追求的意思</w:t>
       </w:r>
     </w:p>
     <w:p>
@@ -3029,7 +2594,7 @@
         <w:rPr>
           <w:sz w:val="21"/>
         </w:rPr>
-        <w:t>光在心里，心是明亮的。现在，带着这种明亮，把注意力轻轻放到鼻端附近的触点上，知道呼吸：长就知道长，短就知道短。（停顿90秒）</w:t>
+        <w:t>嗔恚盖</w:t>
       </w:r>
     </w:p>
     <w:p>
@@ -3045,7 +2610,7 @@
         <w:rPr>
           <w:sz w:val="21"/>
         </w:rPr>
-        <w:t>在光中呼吸，心安稳、明亮。如果心跑掉了，不责备，轻轻回到触点，回到光里。（停顿2分钟）</w:t>
+        <w:t>瞋恚:vyāpāda,即忿怒、生气。有两类嗔恚:</w:t>
       </w:r>
     </w:p>
     <w:p>
@@ -3061,7 +2626,7 @@
         <w:rPr>
           <w:sz w:val="21"/>
         </w:rPr>
-        <w:t>如果昏沉来了——眼皮沉重、心变得模糊——记住三个简单的方法：第一，把背挺直；第二，轻轻睁开眼睛；第三，重新作意光明：再想象那清晨日出的清凉之光，让心亮起来。然后回到触点，继续知道呼吸。（停顿15秒）</w:t>
+        <w:t>1. 破坏性的瞋恚</w:t>
       </w:r>
     </w:p>
     <w:p>
@@ -3077,7 +2642,7 @@
         <w:rPr>
           <w:sz w:val="21"/>
         </w:rPr>
-        <w:t>记住：昏沉不是敌人，它只是一个信号，提醒我们提起精进、作意光明。现在，保持光明想与呼吸，安静地坐一会儿。（静默坐5分钟。）</w:t>
+        <w:t>2. 忧郁性的瞋恚</w:t>
       </w:r>
     </w:p>
     <w:p>
@@ -3093,23 +2658,7 @@
         <w:rPr>
           <w:sz w:val="21"/>
         </w:rPr>
-        <w:t>（收尾）慢慢动一动手指、脚趾，搓一搓脸和手，缓缓睁开眼睛。</w:t>
-      </w:r>
-    </w:p>
-    <w:p>
-      <w:pPr>
-        <w:pStyle w:val="Heading2"/>
-      </w:pPr>
-      <w:r>
-        <w:t>📖 共读原文2（20 min）</w:t>
-      </w:r>
-    </w:p>
-    <w:p>
-      <w:pPr>
-        <w:pStyle w:val="Heading3"/>
-      </w:pPr>
-      <w:r>
-        <w:t>原文材料①：五盖的定义与成因</w:t>
+        <w:t>昏沉睡眠盖</w:t>
       </w:r>
     </w:p>
     <w:p>
@@ -3123,86 +2672,9 @@
       </w:pPr>
       <w:r>
         <w:rPr>
-          <w:b/>
           <w:sz w:val="21"/>
         </w:rPr>
-        <w:t>段落优先级</w:t>
-      </w:r>
-      <w:r>
-        <w:rPr>
-          <w:sz w:val="21"/>
-        </w:rPr>
-        <w:t>：★核心必读（时间不够时只读这段）｜◈可选（时间富余时读）</w:t>
-      </w:r>
-    </w:p>
-    <w:p>
-      <w:pPr>
-        <w:pStyle w:val="ListBullet"/>
-      </w:pPr>
-      <w:r>
-        <w:rPr>
-          <w:b/>
-        </w:rPr>
-        <w:t>标题</w:t>
-      </w:r>
-      <w:r>
-        <w:t>：《止观前行实修营8-舍离五盖1-古源尊者-20220501》</w:t>
-      </w:r>
-    </w:p>
-    <w:p>
-      <w:pPr>
-        <w:pStyle w:val="ListBullet"/>
-      </w:pPr>
-      <w:r>
-        <w:rPr>
-          <w:b/>
-        </w:rPr>
-        <w:t>文件类型</w:t>
-      </w:r>
-      <w:r>
-        <w:t>：PDF（课件，幻灯片文字照录）</w:t>
-      </w:r>
-    </w:p>
-    <w:p>
-      <w:pPr>
-        <w:pStyle w:val="ListBullet"/>
-      </w:pPr>
-      <w:r>
-        <w:rPr>
-          <w:b/>
-        </w:rPr>
-        <w:t>知识库出处</w:t>
-      </w:r>
-      <w:r>
-        <w:t>：知识库「古源尊者开示及上座部佛教资料」</w:t>
-      </w:r>
-    </w:p>
-    <w:p>
-      <w:pPr>
-        <w:pStyle w:val="ListBullet"/>
-      </w:pPr>
-      <w:r>
-        <w:rPr>
-          <w:b/>
-        </w:rPr>
-        <w:t>media_id</w:t>
-      </w:r>
-      <w:r>
-        <w:t>：pdf_d0dd1c0cd17209afe241ece24bf6b7b4_e1884b9fdfa43e1e7f61b1ceef75d6367439961422831605</w:t>
-      </w:r>
-    </w:p>
-    <w:p>
-      <w:pPr>
-        <w:pStyle w:val="ListBullet"/>
-      </w:pPr>
-      <w:r>
-        <w:rPr>
-          <w:b/>
-        </w:rPr>
-        <w:t>打开方式</w:t>
-      </w:r>
-      <w:r>
-        <w:t>：ima知识库搜索「舍离五盖1」即可打开</w:t>
+        <w:t>昏沉睡眠盖(thinamiddha):即昏沉与睡眠。</w:t>
       </w:r>
     </w:p>
     <w:p>
@@ -3216,16 +2688,9 @@
       </w:pPr>
       <w:r>
         <w:rPr>
-          <w:b/>
           <w:sz w:val="21"/>
         </w:rPr>
-        <w:t>【本周朗读段 · 开始】</w:t>
-      </w:r>
-      <w:r>
-        <w:rPr>
-          <w:sz w:val="21"/>
-        </w:rPr>
-        <w:t>（本段约 约3300 字，供中等稍慢朗读，约 25 分钟；其余为默读／选读／延伸内容）</w:t>
+        <w:t>昏沉：心的不适业性为昏沉(thina)，这是怠惰状态(ālasiyabhāva)的同义词。</w:t>
       </w:r>
     </w:p>
     <w:p>
@@ -3241,45 +2706,7 @@
         <w:rPr>
           <w:sz w:val="21"/>
         </w:rPr>
-        <w:t xml:space="preserve">📎 </w:t>
-      </w:r>
-      <w:r>
-        <w:rPr>
-          <w:b/>
-          <w:sz w:val="21"/>
-        </w:rPr>
-        <w:t>完整原文见《原文全集》</w:t>
-      </w:r>
-      <w:r>
-        <w:rPr>
-          <w:sz w:val="21"/>
-        </w:rPr>
-        <w:t>（《止观前行实修营8-舍离五盖1》部分），以下为章节完整文字（照录，未删改）：</w:t>
-      </w:r>
-    </w:p>
-    <w:p>
-      <w:r>
-        <w:rPr>
-          <w:b/>
-        </w:rPr>
-        <w:t>★核心段落</w:t>
-      </w:r>
-      <w:r>
-        <w:t>（必读）</w:t>
-      </w:r>
-    </w:p>
-    <w:p>
-      <w:pPr>
-        <w:spacing w:before="120" w:after="40"/>
-      </w:pPr>
-      <w:r>
-        <w:rPr>
-          <w:rFonts w:ascii="微软雅黑" w:hAnsi="微软雅黑"/>
-          <w:b/>
-          <w:color w:val="2E6B4F"/>
-          <w:sz w:val="24"/>
-        </w:rPr>
-        <w:t>（一）盖（nīvaraṇa）的词义与障碍作用</w:t>
+        <w:t>睡眠：三蕴（受、想、行三蕴，或一切心所）的不适业性为睡眠（middha），这是睡猴的瞌睡状态的同义词。</w:t>
       </w:r>
     </w:p>
     <w:p>
@@ -3295,7 +2722,7 @@
         <w:rPr>
           <w:sz w:val="21"/>
         </w:rPr>
-        <w:t>盖(nīvaraṇa): nī—niyyāna, 脱离; varaṇa—āvaraṇa, 封闭</w:t>
+        <w:t>掉举追悔盖</w:t>
       </w:r>
     </w:p>
     <w:p>
@@ -3311,7 +2738,7 @@
         <w:rPr>
           <w:sz w:val="21"/>
         </w:rPr>
-        <w:t>解脱的路途中的障碍——《无碍解道》</w:t>
+        <w:t>掉举(uddhacca)是指心的散乱,爱打妄想,思绪纷纷扰扰。妄想是心取不同的所缘,抓取不同的对象,不能安定下来,犹如被风吹的旗在飘扬;又如把石头丢到尘土堆里,使尘土飞扬一样。</w:t>
       </w:r>
     </w:p>
     <w:p>
@@ -3327,7 +2754,7 @@
         <w:rPr>
           <w:sz w:val="21"/>
         </w:rPr>
-        <w:t>以阻止禅那等善心生起，如此不允许其生起为盖；或者障碍慧眼为盖——《阿毗达摩义分别复注》</w:t>
+        <w:t>追悔，义注提到的主要是对戒律方面的追悔。出家人犯戒之后内心感到不安、后悔，称为"追悔"（kukkucca）。</w:t>
       </w:r>
     </w:p>
     <w:p>
@@ -3343,7 +2770,7 @@
         <w:rPr>
           <w:sz w:val="21"/>
         </w:rPr>
-        <w:t>引领烦恼习气后，遮蔽为盖——《清净之道大复注》</w:t>
+        <w:t>疑盖</w:t>
       </w:r>
     </w:p>
     <w:p>
@@ -3359,21 +2786,7 @@
         <w:rPr>
           <w:sz w:val="21"/>
         </w:rPr>
-        <w:t>盖即是障盖、障碍的意思。因为能障碍善法和定力成就，使智慧羸弱，故名。</w:t>
-      </w:r>
-    </w:p>
-    <w:p>
-      <w:pPr>
-        <w:spacing w:before="120" w:after="40"/>
-      </w:pPr>
-      <w:r>
-        <w:rPr>
-          <w:rFonts w:ascii="微软雅黑" w:hAnsi="微软雅黑"/>
-          <w:b/>
-          <w:color w:val="2E6B4F"/>
-          <w:sz w:val="24"/>
-        </w:rPr>
-        <w:t>（二）五盖的巴利名称与各自定义</w:t>
+        <w:t>疑盖(vicikicchā):怀疑。</w:t>
       </w:r>
     </w:p>
     <w:p>
@@ -3389,7 +2802,35 @@
         <w:rPr>
           <w:sz w:val="21"/>
         </w:rPr>
-        <w:t>欲贪盖（kāmacchanda）</w:t>
+        <w:t>即对八种事的疑:佛、法、僧、戒定慧三学、过去世、未来世、过去未来世以及因果法则(此缘性、缘生法)。</w:t>
+      </w:r>
+    </w:p>
+    <w:p>
+      <w:pPr>
+        <w:spacing w:before="120" w:after="40"/>
+      </w:pPr>
+      <w:r>
+        <w:rPr>
+          <w:rFonts w:ascii="微软雅黑" w:hAnsi="微软雅黑"/>
+          <w:b/>
+          <w:color w:val="2E6B4F"/>
+          <w:sz w:val="24"/>
+        </w:rPr>
+        <w:t>（三）义注五喻：为什么要把五盖舍离</w:t>
+      </w:r>
+    </w:p>
+    <w:p>
+      <w:pPr>
+        <w:spacing w:before="120" w:after="40"/>
+      </w:pPr>
+      <w:r>
+        <w:rPr>
+          <w:rFonts w:ascii="微软雅黑" w:hAnsi="微软雅黑"/>
+          <w:b/>
+          <w:color w:val="2E6B4F"/>
+          <w:sz w:val="24"/>
+        </w:rPr>
+        <w:t>为什么舍离五盖（一）：应将欲贪视为债务</w:t>
       </w:r>
     </w:p>
     <w:p>
@@ -3405,7 +2846,7 @@
         <w:rPr>
           <w:sz w:val="21"/>
         </w:rPr>
-        <w:t>嗔恚盖（vyāpāda）</w:t>
+        <w:t>义注解释：譬如一个人向别人借了钱并挥霍掉，当债主催他还债时，他无力偿还，债主会对他粗言恶语，甚至打他，但他必须忍受这一切。为了躲避讨债，他只能藏匿起来，内心充满恐惧，但却不得不忍受。</w:t>
       </w:r>
     </w:p>
     <w:p>
@@ -3421,7 +2862,7 @@
         <w:rPr>
           <w:sz w:val="21"/>
         </w:rPr>
-        <w:t>昏沉睡眠盖（thinamiddha）</w:t>
+        <w:t>同样地，一个人对他人产生欲爱，他以那个人为贪欲的目标时，即使那个人骂他、嘲讽他，他也必须忍受。所以，人心有贪欲的话，就像欠债被人讨债一样，贪欲是他必须承受、忍受的。所以，禅修者应当把欲贪视为债务。</w:t>
       </w:r>
     </w:p>
     <w:p>
@@ -3437,7 +2878,21 @@
         <w:rPr>
           <w:sz w:val="21"/>
         </w:rPr>
-        <w:t>掉举追悔盖（uddhaccakukkuca）</w:t>
+        <w:t>在禅修中，欲贪表现为对结果的贪求和期待，从而产生比较、自责等瞋心，心不得平静。</w:t>
+      </w:r>
+    </w:p>
+    <w:p>
+      <w:pPr>
+        <w:spacing w:before="120" w:after="40"/>
+      </w:pPr>
+      <w:r>
+        <w:rPr>
+          <w:rFonts w:ascii="微软雅黑" w:hAnsi="微软雅黑"/>
+          <w:b/>
+          <w:color w:val="2E6B4F"/>
+          <w:sz w:val="24"/>
+        </w:rPr>
+        <w:t>为什么舍离五盖（二）：应将瞋恚视为疾病</w:t>
       </w:r>
     </w:p>
     <w:p>
@@ -3453,21 +2908,7 @@
         <w:rPr>
           <w:sz w:val="21"/>
         </w:rPr>
-        <w:t>疑盖（vicikicchā）</w:t>
-      </w:r>
-    </w:p>
-    <w:p>
-      <w:pPr>
-        <w:spacing w:before="120" w:after="40"/>
-      </w:pPr>
-      <w:r>
-        <w:rPr>
-          <w:rFonts w:ascii="微软雅黑" w:hAnsi="微软雅黑"/>
-          <w:b/>
-          <w:color w:val="2E6B4F"/>
-          <w:sz w:val="24"/>
-        </w:rPr>
-        <w:t>各盖定义：</w:t>
+        <w:t>义注解释：患胆汁病的人对于糖、蜜糖等美味可口的食物都不能品尝，在他们眼中会认为它们是苦的一样难以下咽。</w:t>
       </w:r>
     </w:p>
     <w:p>
@@ -3483,7 +2924,7 @@
         <w:rPr>
           <w:sz w:val="21"/>
         </w:rPr>
-        <w:t>欲贪盖</w:t>
+        <w:t>一个充满瞋恨的人，即使他的老师充满慈悲地教训他，或者稍微严厉地教训他，他都无法接受，甚至愤然离去。</w:t>
       </w:r>
     </w:p>
     <w:p>
@@ -3499,7 +2940,21 @@
         <w:rPr>
           <w:sz w:val="21"/>
         </w:rPr>
-        <w:t>欲贪(kāmacchanda): 对欲乐目标的贪求</w:t>
+        <w:t>就像患胆汁病的人不能享用美味的食物一样，被瞋恨征服的人也无法品尝佛陀教法的滋味——出离之乐、出家之乐、禅那之乐、菩提之乐。所以，应当把瞋恚视为疾病。</w:t>
+      </w:r>
+    </w:p>
+    <w:p>
+      <w:pPr>
+        <w:spacing w:before="120" w:after="40"/>
+      </w:pPr>
+      <w:r>
+        <w:rPr>
+          <w:rFonts w:ascii="微软雅黑" w:hAnsi="微软雅黑"/>
+          <w:b/>
+          <w:color w:val="2E6B4F"/>
+          <w:sz w:val="24"/>
+        </w:rPr>
+        <w:t>为什么舍离五盖（三）：应视昏沉睡眠如犯人被囚禁</w:t>
       </w:r>
     </w:p>
     <w:p>
@@ -3515,7 +2970,7 @@
         <w:rPr>
           <w:sz w:val="21"/>
         </w:rPr>
-        <w:t>kāma是五欲；chanda也是欲，是追求的意思</w:t>
+        <w:t>义注解释：又如一个人在节日里被关进牢房，当他被释放后，听到人们在谈论："昨天的庆典是多么美妙啊！""昨天的庆典是多么欢快啊！""昨天那些人唱歌多么动听啊！""那些人跳舞多么好看啊！"他都无法应答，因为他没有参加这个庆典。</w:t>
       </w:r>
     </w:p>
     <w:p>
@@ -3531,7 +2986,21 @@
         <w:rPr>
           <w:sz w:val="21"/>
         </w:rPr>
-        <w:t>嗔恚盖</w:t>
+        <w:t>同样地，内心被昏沉睡眠征服时，即使长老比库讲开示，他也无法听闻、无法明了。等开示结束后人们说"刚才的开示很美妙""多美妙的譬喻以及经文的讲解"等，他都不知道，因为听经时在打瞌睡，无法享用佛法的利益。所以，应当把昏沉睡眠视同犯人被囚禁。</w:t>
+      </w:r>
+    </w:p>
+    <w:p>
+      <w:pPr>
+        <w:spacing w:before="120" w:after="40"/>
+      </w:pPr>
+      <w:r>
+        <w:rPr>
+          <w:rFonts w:ascii="微软雅黑" w:hAnsi="微软雅黑"/>
+          <w:b/>
+          <w:color w:val="2E6B4F"/>
+          <w:sz w:val="24"/>
+        </w:rPr>
+        <w:t>为什么舍离五盖（四）：应将掉举追悔视为奴隶</w:t>
       </w:r>
     </w:p>
     <w:p>
@@ -3547,7 +3016,7 @@
         <w:rPr>
           <w:sz w:val="21"/>
         </w:rPr>
-        <w:t>瞋恚:vyāpāda,即忿怒、生气。有两类嗔恚:</w:t>
+        <w:t>义注解释：</w:t>
       </w:r>
     </w:p>
     <w:p>
@@ -3563,7 +3032,7 @@
         <w:rPr>
           <w:sz w:val="21"/>
         </w:rPr>
-        <w:t>1. 破坏性的瞋恚</w:t>
+        <w:t>一个奴隶在放假时也可能被主人差使，他必须赶快去办这件事情，不能享受节假日的休息，也不能去观看节假日的庆典。</w:t>
       </w:r>
     </w:p>
     <w:p>
@@ -3579,7 +3048,7 @@
         <w:rPr>
           <w:sz w:val="21"/>
         </w:rPr>
-        <w:t>2. 忧郁性的瞋恚</w:t>
+        <w:t>同样地，如果比库不懂戒律，只是为了隐居而到森林里，即使因为一些小小的罪犯戒，他的心也无法平静。</w:t>
       </w:r>
     </w:p>
     <w:p>
@@ -3595,7 +3064,21 @@
         <w:rPr>
           <w:sz w:val="21"/>
         </w:rPr>
-        <w:t>昏沉睡眠盖</w:t>
+        <w:t>那时他的心已经被追悔所征服，不得不舍弃隐居。所以，应当把掉举追悔视为奴隶。</w:t>
+      </w:r>
+    </w:p>
+    <w:p>
+      <w:pPr>
+        <w:spacing w:before="120" w:after="40"/>
+      </w:pPr>
+      <w:r>
+        <w:rPr>
+          <w:rFonts w:ascii="微软雅黑" w:hAnsi="微软雅黑"/>
+          <w:b/>
+          <w:color w:val="2E6B4F"/>
+          <w:sz w:val="24"/>
+        </w:rPr>
+        <w:t>为什么舍离五盖（五）：应将怀疑视为充满危险的荒漠</w:t>
       </w:r>
     </w:p>
     <w:p>
@@ -3611,7 +3094,7 @@
         <w:rPr>
           <w:sz w:val="21"/>
         </w:rPr>
-        <w:t>昏沉睡眠盖(thinamiddha):即昏沉与睡眠。</w:t>
+        <w:t>解释：当一个人带有众多钱财走在荒漠上，他知道一路上多有盗贼、强盗出没，即使听到风吹树枝的声音也会感到害怕，担心盗贼来了。一会儿担心后面有盗贼追来，一会儿怀疑前面有强盗拦路，心中充满疑虑、恐惧。</w:t>
       </w:r>
     </w:p>
     <w:p>
@@ -3627,7 +3110,32 @@
         <w:rPr>
           <w:sz w:val="21"/>
         </w:rPr>
-        <w:t>昏沉：心的不适业性为昏沉(thina)，这是怠惰状态(ālasiyabhāva)的同义词。</w:t>
+        <w:t>同样地，一个人怀疑佛、法、僧、戒定慧三学等八样事情，他就会对修行犹豫不决，不能够毫无障碍地走在修行的道路上。所以，应当把怀疑视为充满危险的荒漠。</w:t>
+      </w:r>
+    </w:p>
+    <w:p>
+      <w:r>
+        <w:rPr>
+          <w:b/>
+        </w:rPr>
+        <w:t>◈扩展段落</w:t>
+      </w:r>
+      <w:r>
+        <w:t>（可选）</w:t>
+      </w:r>
+    </w:p>
+    <w:p>
+      <w:pPr>
+        <w:spacing w:before="120" w:after="40"/>
+      </w:pPr>
+      <w:r>
+        <w:rPr>
+          <w:rFonts w:ascii="微软雅黑" w:hAnsi="微软雅黑"/>
+          <w:b/>
+          <w:color w:val="2E6B4F"/>
+          <w:sz w:val="24"/>
+        </w:rPr>
+        <w:t>盖（nīvaraṇa）释义的详细讲解（共修版照录）</w:t>
       </w:r>
     </w:p>
     <w:p>
@@ -3643,7 +3151,21 @@
         <w:rPr>
           <w:sz w:val="21"/>
         </w:rPr>
-        <w:t>睡眠：三蕴（受、想、行三蕴，或一切心所）的不适业性为睡眠（middha），这是睡猴的瞌睡状态的同义词。</w:t>
+        <w:t>那这个"盖"呢？巴利 nīvaraṇa，盖是封闭了解脱路途中的障碍。《无碍解道》说："解脱的道路上出现了障碍"或者说解脱的道路上被封闭了的意思。《阿毗达摩义分别复注》说：它是以阻止包括禅那在内的各种善心生起，包括持戒、禅修、服务，不能够去造作这样的善行，十种福德事或者十五种行，乃至于明都不能够生起。如此不允许其生起而称为盖，或者障碍慧眼为盖。《清净之道大复注》里说：是引领烦恼习气后，遮蔽为盖。总的来说，盖即是障盖、障碍的意思，因为能够障碍善法和定力成就，使得我们的智慧羸弱故名。被盖住了，做任何善法都没有办法做，包括你不想做，也是称为盖。</w:t>
+      </w:r>
+    </w:p>
+    <w:p>
+      <w:pPr>
+        <w:spacing w:before="120" w:after="40"/>
+      </w:pPr>
+      <w:r>
+        <w:rPr>
+          <w:rFonts w:ascii="微软雅黑" w:hAnsi="微软雅黑"/>
+          <w:b/>
+          <w:color w:val="2E6B4F"/>
+          <w:sz w:val="24"/>
+        </w:rPr>
+        <w:t>盖如何形成（一）：六种心理余势</w:t>
       </w:r>
     </w:p>
     <w:p>
@@ -3659,7 +3181,7 @@
         <w:rPr>
           <w:sz w:val="21"/>
         </w:rPr>
-        <w:t>掉举追悔盖</w:t>
+        <w:t>1. Kamma (业) : 思所遗留下来的心理余势。思关系着我们过去生中所作的善恶行为</w:t>
       </w:r>
     </w:p>
     <w:p>
@@ -3675,7 +3197,7 @@
         <w:rPr>
           <w:sz w:val="21"/>
         </w:rPr>
-        <w:t>掉举(uddhacca)是指心的散乱,爱打妄想,思绪纷纷扰扰。妄想是心取不同的所缘,抓取不同的对象,不能安定下来,犹如被风吹的旗在飘扬;又如把石头丢到尘土堆里,使尘土飞扬一样。</w:t>
+        <w:t>2. Anusaya (随眠) : 不善心所如贪、瞋等所遗留下来的心理余势。这些不善心所驱动我们过去生中所做的杀、盗等不善行。</w:t>
       </w:r>
     </w:p>
     <w:p>
@@ -3691,7 +3213,7 @@
         <w:rPr>
           <w:sz w:val="21"/>
         </w:rPr>
-        <w:t>追悔，义注提到的主要是对戒律方面的追悔。出家人犯戒之后内心感到不安、后悔，称为"追悔"（kukkucca）。</w:t>
+        <w:t>3. Pāramī (波罗密) : 善的心所遗留下来的心理余势。这些善心所关系着我们过去生中所做的布施、持戒等善行。</w:t>
       </w:r>
     </w:p>
     <w:p>
@@ -3707,7 +3229,7 @@
         <w:rPr>
           <w:sz w:val="21"/>
         </w:rPr>
-        <w:t>疑盖</w:t>
+        <w:t>4. Ajjhāsaya (意向性) : 关系着我们过去生经验的喜好或厌恶。</w:t>
       </w:r>
     </w:p>
     <w:p>
@@ -3723,7 +3245,7 @@
         <w:rPr>
           <w:sz w:val="21"/>
         </w:rPr>
-        <w:t>疑盖(vicikicchā):怀疑。</w:t>
+        <w:t>5. Vāsanā (习气)：一些倾向，跟我们过去生的习惯有关。</w:t>
       </w:r>
     </w:p>
     <w:p>
@@ -3739,7 +3261,7 @@
         <w:rPr>
           <w:sz w:val="21"/>
         </w:rPr>
-        <w:t>即对八种事的疑:佛、法、僧、戒定慧三学、过去世、未来世、过去未来世以及因果法则(此缘性、缘生法)。</w:t>
+        <w:t>6. Carita (行)：我们于过去生中所养成的心性</w:t>
       </w:r>
     </w:p>
     <w:p>
@@ -3753,91 +3275,7 @@
           <w:color w:val="2E6B4F"/>
           <w:sz w:val="24"/>
         </w:rPr>
-        <w:t>（三）义注五喻：为什么要把五盖舍离</w:t>
-      </w:r>
-    </w:p>
-    <w:p>
-      <w:pPr>
-        <w:pStyle w:val="ListBullet"/>
-      </w:pPr>
-      <w:r>
-        <w:rPr>
-          <w:b/>
-        </w:rPr>
-        <w:t>标题</w:t>
-      </w:r>
-      <w:r>
-        <w:t>：《止观前行实修营8-舍离五盖1-古源尊者-20220501（共修版）》</w:t>
-      </w:r>
-    </w:p>
-    <w:p>
-      <w:pPr>
-        <w:pStyle w:val="ListBullet"/>
-      </w:pPr>
-      <w:r>
-        <w:rPr>
-          <w:b/>
-        </w:rPr>
-        <w:t>文件类型</w:t>
-      </w:r>
-      <w:r>
-        <w:t>：PDF（共修版，与上为同一讲的共修版）</w:t>
-      </w:r>
-    </w:p>
-    <w:p>
-      <w:pPr>
-        <w:pStyle w:val="ListBullet"/>
-      </w:pPr>
-      <w:r>
-        <w:rPr>
-          <w:b/>
-        </w:rPr>
-        <w:t>知识库出处</w:t>
-      </w:r>
-      <w:r>
-        <w:t>：知识库「古源尊者开示及上座部佛教资料」</w:t>
-      </w:r>
-    </w:p>
-    <w:p>
-      <w:pPr>
-        <w:pStyle w:val="ListBullet"/>
-      </w:pPr>
-      <w:r>
-        <w:rPr>
-          <w:b/>
-        </w:rPr>
-        <w:t>media_id</w:t>
-      </w:r>
-      <w:r>
-        <w:t>：pdf_d0dd1c0cd17209afe241ece24bf6b7b4_6b0f2cad71c9c9c0598d7ef5d92abc297439961422831605</w:t>
-      </w:r>
-    </w:p>
-    <w:p>
-      <w:pPr>
-        <w:pStyle w:val="ListBullet"/>
-      </w:pPr>
-      <w:r>
-        <w:rPr>
-          <w:b/>
-        </w:rPr>
-        <w:t>打开方式</w:t>
-      </w:r>
-      <w:r>
-        <w:t>：ima知识库搜索「舍离五盖1 共修」即可打开</w:t>
-      </w:r>
-    </w:p>
-    <w:p>
-      <w:pPr>
-        <w:spacing w:before="120" w:after="40"/>
-      </w:pPr>
-      <w:r>
-        <w:rPr>
-          <w:rFonts w:ascii="微软雅黑" w:hAnsi="微软雅黑"/>
-          <w:b/>
-          <w:color w:val="2E6B4F"/>
-          <w:sz w:val="24"/>
-        </w:rPr>
-        <w:t>为什么舍离五盖（一）：应将欲贪视为债务</w:t>
+        <w:t>盖如何形成（二）：过去五因</w:t>
       </w:r>
     </w:p>
     <w:p>
@@ -3853,7 +3291,7 @@
         <w:rPr>
           <w:sz w:val="21"/>
         </w:rPr>
-        <w:t>义注解释：譬如一个人向别人借了钱并挥霍掉，当债主催他还债时，他无力偿还，债主会对他粗言恶语，甚至打他，但他必须忍受这一切。为了躲避讨债，他只能藏匿起来，内心充满恐惧，但却不得不忍受。</w:t>
+        <w:t>无明</w:t>
       </w:r>
     </w:p>
     <w:p>
@@ -3869,7 +3307,7 @@
         <w:rPr>
           <w:sz w:val="21"/>
         </w:rPr>
-        <w:t>同样地，一个人对他人产生欲爱，他以那个人为贪欲的目标时，即使那个人骂他、嘲讽他，他也必须忍受。所以，人心有贪欲的话，就像欠债被人讨债一样，贪欲是他必须承受、忍受的。所以，禅修者应当把欲贪视为债务。</w:t>
+        <w:t>爱</w:t>
       </w:r>
     </w:p>
     <w:p>
@@ -3885,21 +3323,7 @@
         <w:rPr>
           <w:sz w:val="21"/>
         </w:rPr>
-        <w:t>在禅修中，欲贪表现为对结果的贪求和期待，从而产生比较、自责等瞋心，心不得平静。</w:t>
-      </w:r>
-    </w:p>
-    <w:p>
-      <w:pPr>
-        <w:spacing w:before="120" w:after="40"/>
-      </w:pPr>
-      <w:r>
-        <w:rPr>
-          <w:rFonts w:ascii="微软雅黑" w:hAnsi="微软雅黑"/>
-          <w:b/>
-          <w:color w:val="2E6B4F"/>
-          <w:sz w:val="24"/>
-        </w:rPr>
-        <w:t>为什么舍离五盖（二）：应将瞋恚视为疾病</w:t>
+        <w:t>取</w:t>
       </w:r>
     </w:p>
     <w:p>
@@ -3915,7 +3339,7 @@
         <w:rPr>
           <w:sz w:val="21"/>
         </w:rPr>
-        <w:t>义注解释：患胆汁病的人对于糖、蜜糖等美味可口的食物都不能品尝，在他们眼中会认为它们是苦的一样难以下咽。</w:t>
+        <w:t>行</w:t>
       </w:r>
     </w:p>
     <w:p>
@@ -3931,7 +3355,21 @@
         <w:rPr>
           <w:sz w:val="21"/>
         </w:rPr>
-        <w:t>一个充满瞋恨的人，即使他的老师充满慈悲地教训他，或者稍微严厉地教训他，他都无法接受，甚至愤然离去。</w:t>
+        <w:t>业</w:t>
+      </w:r>
+    </w:p>
+    <w:p>
+      <w:pPr>
+        <w:spacing w:before="120" w:after="40"/>
+      </w:pPr>
+      <w:r>
+        <w:rPr>
+          <w:rFonts w:ascii="微软雅黑" w:hAnsi="微软雅黑"/>
+          <w:b/>
+          <w:color w:val="2E6B4F"/>
+          <w:sz w:val="24"/>
+        </w:rPr>
+        <w:t>盖如何形成（三）：家庭及外在环境</w:t>
       </w:r>
     </w:p>
     <w:p>
@@ -3947,21 +3385,7 @@
         <w:rPr>
           <w:sz w:val="21"/>
         </w:rPr>
-        <w:t>就像患胆汁病的人不能享用美味的食物一样，被瞋恨征服的人也无法品尝佛陀教法的滋味——出离之乐、出家之乐、禅那之乐、菩提之乐。所以，应当把瞋恚视为疾病。</w:t>
-      </w:r>
-    </w:p>
-    <w:p>
-      <w:pPr>
-        <w:spacing w:before="120" w:after="40"/>
-      </w:pPr>
-      <w:r>
-        <w:rPr>
-          <w:rFonts w:ascii="微软雅黑" w:hAnsi="微软雅黑"/>
-          <w:b/>
-          <w:color w:val="2E6B4F"/>
-          <w:sz w:val="24"/>
-        </w:rPr>
-        <w:t>为什么舍离五盖（三）：应视昏沉睡眠如犯人被囚禁</w:t>
+        <w:t>1. 家庭环境对个人的影响</w:t>
       </w:r>
     </w:p>
     <w:p>
@@ -3977,7 +3401,21 @@
         <w:rPr>
           <w:sz w:val="21"/>
         </w:rPr>
-        <w:t>义注解释：又如一个人在节日里被关进牢房，当他被释放后，听到人们在谈论："昨天的庆典是多么美妙啊！""昨天的庆典是多么欢快啊！""昨天那些人唱歌多么动听啊！""那些人跳舞多么好看啊！"他都无法应答，因为他没有参加这个庆典。</w:t>
+        <w:t>2. 教育、工作等其他环境对个人的影响</w:t>
+      </w:r>
+    </w:p>
+    <w:p>
+      <w:pPr>
+        <w:spacing w:before="120" w:after="40"/>
+      </w:pPr>
+      <w:r>
+        <w:rPr>
+          <w:rFonts w:ascii="微软雅黑" w:hAnsi="微软雅黑"/>
+          <w:b/>
+          <w:color w:val="2E6B4F"/>
+          <w:sz w:val="24"/>
+        </w:rPr>
+        <w:t>八种疑</w:t>
       </w:r>
     </w:p>
     <w:p>
@@ -3993,21 +3431,7 @@
         <w:rPr>
           <w:sz w:val="21"/>
         </w:rPr>
-        <w:t>同样地，内心被昏沉睡眠征服时，即使长老比库讲开示，他也无法听闻、无法明了。等开示结束后人们说"刚才的开示很美妙""多美妙的譬喻以及经文的讲解"等，他都不知道，因为听经时在打瞌睡，无法享用佛法的利益。所以，应当把昏沉睡眠视同犯人被囚禁。</w:t>
-      </w:r>
-    </w:p>
-    <w:p>
-      <w:pPr>
-        <w:spacing w:before="120" w:after="40"/>
-      </w:pPr>
-      <w:r>
-        <w:rPr>
-          <w:rFonts w:ascii="微软雅黑" w:hAnsi="微软雅黑"/>
-          <w:b/>
-          <w:color w:val="2E6B4F"/>
-          <w:sz w:val="24"/>
-        </w:rPr>
-        <w:t>为什么舍离五盖（四）：应将掉举追悔视为奴隶</w:t>
+        <w:t>1. 怀疑导师: satthari kankhati vicikicchat</w:t>
       </w:r>
     </w:p>
     <w:p>
@@ -4023,7 +3447,7 @@
         <w:rPr>
           <w:sz w:val="21"/>
         </w:rPr>
-        <w:t>义注解释：</w:t>
+        <w:t>2. 怀疑法: dhamme kankhati vicikcati</w:t>
       </w:r>
     </w:p>
     <w:p>
@@ -4039,7 +3463,7 @@
         <w:rPr>
           <w:sz w:val="21"/>
         </w:rPr>
-        <w:t>一个奴隶在放假时也可能被主人差使，他必须赶快去办这件事情，不能享受节假日的休息，也不能去观看节假日的庆典。</w:t>
+        <w:t>3. 怀疑僧: sanghe kankhati vicikicchati</w:t>
       </w:r>
     </w:p>
     <w:p>
@@ -4055,7 +3479,7 @@
         <w:rPr>
           <w:sz w:val="21"/>
         </w:rPr>
-        <w:t>同样地，如果比库不懂戒律，只是为了隐居而到森林里，即使因为一些小小的罪犯戒，他的心也无法平静。</w:t>
+        <w:t>4. 怀疑学: sikkhāya kaṅkhati vicikicchati</w:t>
       </w:r>
     </w:p>
     <w:p>
@@ -4071,21 +3495,7 @@
         <w:rPr>
           <w:sz w:val="21"/>
         </w:rPr>
-        <w:t>那时他的心已经被追悔所征服，不得不舍弃隐居。所以，应当把掉举追悔视为奴隶。</w:t>
-      </w:r>
-    </w:p>
-    <w:p>
-      <w:pPr>
-        <w:spacing w:before="120" w:after="40"/>
-      </w:pPr>
-      <w:r>
-        <w:rPr>
-          <w:rFonts w:ascii="微软雅黑" w:hAnsi="微软雅黑"/>
-          <w:b/>
-          <w:color w:val="2E6B4F"/>
-          <w:sz w:val="24"/>
-        </w:rPr>
-        <w:t>为什么舍离五盖（五）：应将怀疑视为充满危险的荒漠</w:t>
+        <w:t>5. 怀疑前际: pubbante kankhati vicikicchat</w:t>
       </w:r>
     </w:p>
     <w:p>
@@ -4101,7 +3511,7 @@
         <w:rPr>
           <w:sz w:val="21"/>
         </w:rPr>
-        <w:t>解释：当一个人带有众多钱财走在荒漠上，他知道一路上多有盗贼、强盗出没，即使听到风吹树枝的声音也会感到害怕，担心盗贼来了。一会儿担心后面有盗贼追来，一会儿怀疑前面有强盗拦路，心中充满疑虑、恐惧。</w:t>
+        <w:t>6. 怀疑后际: aparante kankhati vicikicchat</w:t>
       </w:r>
     </w:p>
     <w:p>
@@ -4117,32 +3527,7 @@
         <w:rPr>
           <w:sz w:val="21"/>
         </w:rPr>
-        <w:t>同样地，一个人怀疑佛、法、僧、戒定慧三学等八样事情，他就会对修行犹豫不决，不能够毫无障碍地走在修行的道路上。所以，应当把怀疑视为充满危险的荒漠。</w:t>
-      </w:r>
-    </w:p>
-    <w:p>
-      <w:r>
-        <w:rPr>
-          <w:b/>
-        </w:rPr>
-        <w:t>◈扩展段落</w:t>
-      </w:r>
-      <w:r>
-        <w:t>（可选）</w:t>
-      </w:r>
-    </w:p>
-    <w:p>
-      <w:pPr>
-        <w:spacing w:before="120" w:after="40"/>
-      </w:pPr>
-      <w:r>
-        <w:rPr>
-          <w:rFonts w:ascii="微软雅黑" w:hAnsi="微软雅黑"/>
-          <w:b/>
-          <w:color w:val="2E6B4F"/>
-          <w:sz w:val="24"/>
-        </w:rPr>
-        <w:t>盖（nīvaraṇa）释义的详细讲解（共修版照录）</w:t>
+        <w:t>7. 怀疑前后际: pubbantāparante kànkhati vicikicchati</w:t>
       </w:r>
     </w:p>
     <w:p>
@@ -4158,7 +3543,26 @@
         <w:rPr>
           <w:sz w:val="21"/>
         </w:rPr>
-        <w:t>那这个"盖"呢？巴利 nīvaraṇa，盖是封闭了解脱路途中的障碍。《无碍解道》说："解脱的道路上出现了障碍"或者说解脱的道路上被封闭了的意思。《阿毗达摩义分别复注》说：它是以阻止包括禅那在内的各种善心生起，包括持戒、禅修、服务，不能够去造作这样的善行，十种福德事或者十五种行，乃至于明都不能够生起。如此不允许其生起而称为盖，或者障碍慧眼为盖。《清净之道大复注》里说：是引领烦恼习气后，遮蔽为盖。总的来说，盖即是障盖、障碍的意思，因为能够障碍善法和定力成就，使得我们的智慧羸弱故名。被盖住了，做任何善法都没有办法做，包括你不想做，也是称为盖。</w:t>
+        <w:t>8. 怀疑此缘性、诸缘生法：idappaccayatā paticcasamuppannesudhammesu kankhati vicikicchat</w:t>
+      </w:r>
+    </w:p>
+    <w:p>
+      <w:pPr>
+        <w:pStyle w:val="Heading3"/>
+      </w:pPr>
+      <w:r>
+        <w:t>原文材料②：五盖对治方法</w:t>
+      </w:r>
+    </w:p>
+    <w:p>
+      <w:r>
+        <w:rPr>
+          <w:b/>
+        </w:rPr>
+        <w:t>★核心段落</w:t>
+      </w:r>
+      <w:r>
+        <w:t>（必读）</w:t>
       </w:r>
     </w:p>
     <w:p>
@@ -4172,7 +3576,7 @@
           <w:color w:val="2E6B4F"/>
           <w:sz w:val="24"/>
         </w:rPr>
-        <w:t>盖如何形成（一）：六种心理余势</w:t>
+        <w:t>（一）昏沉睡眠盖的对治：三种精进与六种方法（依据录音转写整理）</w:t>
       </w:r>
     </w:p>
     <w:p>
@@ -4188,7 +3592,7 @@
         <w:rPr>
           <w:sz w:val="21"/>
         </w:rPr>
-        <w:t>1. Kamma (业) : 思所遗留下来的心理余势。思关系着我们过去生中所作的善恶行为</w:t>
+        <w:t>〔00:20:49〕佛陀教导的是，要通过如理作意三种精进的法，能够灭除昏沉睡眠。精进有三种层次：第一种是初精进，就是基本的努力、初步的努力；第二种是强精进，这种精进一升起来的时候，懈怠就会完全消失；第三个呢，就是勇猛精进，它是精进里面最强的那一种力量，（能够克服）这种怠惰、或者放弃、或者不努力这种因素。通过如理作意这三个层次的精进呢，就会灭除昏沉睡眠。</w:t>
       </w:r>
     </w:p>
     <w:p>
@@ -4200,12 +3604,6 @@
           <w:left w:val="single" w:sz="28" w:space="6" w:color="2E6B4F"/>
         </w:pBdr>
       </w:pPr>
-      <w:r>
-        <w:rPr>
-          <w:sz w:val="21"/>
-        </w:rPr>
-        <w:t>2. Anusaya (随眠) : 不善心所如贪、瞋等所遗留下来的心理余势。这些不善心所驱动我们过去生中所做的杀、盗等不善行。</w:t>
-      </w:r>
     </w:p>
     <w:p>
       <w:pPr>
@@ -4220,7 +3618,7 @@
         <w:rPr>
           <w:sz w:val="21"/>
         </w:rPr>
-        <w:t>3. Pāramī (波罗密) : 善的心所遗留下来的心理余势。这些善心所关系着我们过去生中所做的布施、持戒等善行。</w:t>
+        <w:t>〔00:22:35〕我们的精进呢，一般都是跟我们的欲相关——你首先要有这样想要的心，你没有想要的心，这个心气是升不起来的。所以我们一开始讲《大念处经》的时候，就讲"热忱、正知、具念"（原转写"热情正知剧烈"），把热忱排在前面。热忱呢，是有精进的特性的，但它跟一般的精进不大一样：一般的精进它是中性的——初精进、正精进、持续（的精进）都是精进；但是这个热忱呢，它（不）只（是）破坏烦恼，它能够烧毁——它这个热呢，可以烧毁烦恼，有这样的一种特性。（要）把这些热情热起来。</w:t>
       </w:r>
     </w:p>
     <w:p>
@@ -4232,12 +3630,6 @@
           <w:left w:val="single" w:sz="28" w:space="6" w:color="2E6B4F"/>
         </w:pBdr>
       </w:pPr>
-      <w:r>
-        <w:rPr>
-          <w:sz w:val="21"/>
-        </w:rPr>
-        <w:t>4. Ajjhāsaya (意向性) : 关系着我们过去生经验的喜好或厌恶。</w:t>
-      </w:r>
     </w:p>
     <w:p>
       <w:pPr>
@@ -4252,7 +3644,7 @@
         <w:rPr>
           <w:sz w:val="21"/>
         </w:rPr>
-        <w:t>5. Vāsanā (习气)：一些倾向，跟我们过去生的习惯有关。</w:t>
+        <w:t>〔00:23:32〕那么对于修行，怎么（保持）热情呢？（要）有虔诚（原转写"钱单"）——因为你真的有想修行的心、有明确的修行的目标，那不管碰到多大的困难，你也会坚持不懈。有这个东西呢，我们才能够让这三种（层次的）精进被提拔起来。</w:t>
       </w:r>
     </w:p>
     <w:p>
@@ -4264,26 +3656,6 @@
           <w:left w:val="single" w:sz="28" w:space="6" w:color="2E6B4F"/>
         </w:pBdr>
       </w:pPr>
-      <w:r>
-        <w:rPr>
-          <w:sz w:val="21"/>
-        </w:rPr>
-        <w:t>6. Carita (行)：我们于过去生中所养成的心性</w:t>
-      </w:r>
-    </w:p>
-    <w:p>
-      <w:pPr>
-        <w:spacing w:before="120" w:after="40"/>
-      </w:pPr>
-      <w:r>
-        <w:rPr>
-          <w:rFonts w:ascii="微软雅黑" w:hAnsi="微软雅黑"/>
-          <w:b/>
-          <w:color w:val="2E6B4F"/>
-          <w:sz w:val="24"/>
-        </w:rPr>
-        <w:t>盖如何形成（二）：过去五因</w:t>
-      </w:r>
     </w:p>
     <w:p>
       <w:pPr>
@@ -4298,7 +3670,7 @@
         <w:rPr>
           <w:sz w:val="21"/>
         </w:rPr>
-        <w:t>无明</w:t>
+        <w:t>〔00:25:58〕（义注）里面呢，对于昏沉睡眠呢，讲到了六种方法可以对治昏沉睡眠。</w:t>
       </w:r>
     </w:p>
     <w:p>
@@ -4310,12 +3682,6 @@
           <w:left w:val="single" w:sz="28" w:space="6" w:color="2E6B4F"/>
         </w:pBdr>
       </w:pPr>
-      <w:r>
-        <w:rPr>
-          <w:sz w:val="21"/>
-        </w:rPr>
-        <w:t>爱</w:t>
-      </w:r>
     </w:p>
     <w:p>
       <w:pPr>
@@ -4330,7 +3696,7 @@
         <w:rPr>
           <w:sz w:val="21"/>
         </w:rPr>
-        <w:t>取</w:t>
+        <w:t>第一个呢，知道饮食过量可能导致昏沉睡眠——所以我们要知道你的饮食量，要把握住。</w:t>
       </w:r>
     </w:p>
     <w:p>
@@ -4342,12 +3708,6 @@
           <w:left w:val="single" w:sz="28" w:space="6" w:color="2E6B4F"/>
         </w:pBdr>
       </w:pPr>
-      <w:r>
-        <w:rPr>
-          <w:sz w:val="21"/>
-        </w:rPr>
-        <w:t>行</w:t>
-      </w:r>
     </w:p>
     <w:p>
       <w:pPr>
@@ -4362,21 +3722,7 @@
         <w:rPr>
           <w:sz w:val="21"/>
         </w:rPr>
-        <w:t>业</w:t>
-      </w:r>
-    </w:p>
-    <w:p>
-      <w:pPr>
-        <w:spacing w:before="120" w:after="40"/>
-      </w:pPr>
-      <w:r>
-        <w:rPr>
-          <w:rFonts w:ascii="微软雅黑" w:hAnsi="微软雅黑"/>
-          <w:b/>
-          <w:color w:val="2E6B4F"/>
-          <w:sz w:val="24"/>
-        </w:rPr>
-        <w:t>盖如何形成（三）：家庭及外在环境</w:t>
+        <w:t>第二个呢，是转换身体的姿势。昏沉呢，你就跪起来——前面的（方式）对治完了以后不行，你要跪起来；跪起来不行，站起来；站起来不行，去经行；经行不行，你洗把脸；再不行，去睡个觉——那就是要这样。（另外：如果你在禅修过程中不是因为睡不好导致的，而是进入细微定、微细的阶段时的那种（昏沉感），那是（根）不平衡——所以你如果观察到有一点点（要沉下去）的时候，马上就要提精进，或者提轻安，或者提喜。如果你等到已经昏了再（提），就来不及了。）</w:t>
       </w:r>
     </w:p>
     <w:p>
@@ -4388,12 +3734,6 @@
           <w:left w:val="single" w:sz="28" w:space="6" w:color="2E6B4F"/>
         </w:pBdr>
       </w:pPr>
-      <w:r>
-        <w:rPr>
-          <w:sz w:val="21"/>
-        </w:rPr>
-        <w:t>1. 家庭环境对个人的影响</w:t>
-      </w:r>
     </w:p>
     <w:p>
       <w:pPr>
@@ -4408,21 +3748,7 @@
         <w:rPr>
           <w:sz w:val="21"/>
         </w:rPr>
-        <w:t>2. 教育、工作等其他环境对个人的影响</w:t>
-      </w:r>
-    </w:p>
-    <w:p>
-      <w:pPr>
-        <w:spacing w:before="120" w:after="40"/>
-      </w:pPr>
-      <w:r>
-        <w:rPr>
-          <w:rFonts w:ascii="微软雅黑" w:hAnsi="微软雅黑"/>
-          <w:b/>
-          <w:color w:val="2E6B4F"/>
-          <w:sz w:val="24"/>
-        </w:rPr>
-        <w:t>八种疑</w:t>
+        <w:t>第三个呢，就是做光明想。做光明想，你感觉呢就是很亮——身体（内外）都（想）怎么亮，然后变成眼睛的画面（光明的景象）。你可以这样做，做一下就会有点效果。</w:t>
       </w:r>
     </w:p>
     <w:p>
@@ -4434,12 +3760,6 @@
           <w:left w:val="single" w:sz="28" w:space="6" w:color="2E6B4F"/>
         </w:pBdr>
       </w:pPr>
-      <w:r>
-        <w:rPr>
-          <w:sz w:val="21"/>
-        </w:rPr>
-        <w:t>1. 怀疑导师: satthari kankhati vicikicchat</w:t>
-      </w:r>
     </w:p>
     <w:p>
       <w:pPr>
@@ -4454,7 +3774,7 @@
         <w:rPr>
           <w:sz w:val="21"/>
         </w:rPr>
-        <w:t>2. 怀疑法: dhamme kankhati vicikcati</w:t>
+        <w:t>第四个（方法）：如果你是习惯性昏沉、不是睡眠不好的人呢，在不是很冷的时候，坐在露天下也是有效的。</w:t>
       </w:r>
     </w:p>
     <w:p>
@@ -4466,12 +3786,6 @@
           <w:left w:val="single" w:sz="28" w:space="6" w:color="2E6B4F"/>
         </w:pBdr>
       </w:pPr>
-      <w:r>
-        <w:rPr>
-          <w:sz w:val="21"/>
-        </w:rPr>
-        <w:t>3. 怀疑僧: sanghe kankhati vicikicchati</w:t>
-      </w:r>
     </w:p>
     <w:p>
       <w:pPr>
@@ -4486,7 +3800,7 @@
         <w:rPr>
           <w:sz w:val="21"/>
         </w:rPr>
-        <w:t>4. 怀疑学: sikkhāya kaṅkhati vicikicchati</w:t>
+        <w:t>第五个是结交善知识——对那种比较精进的人，你会受到他的影响；而且呢，他对于怎么去处理这种昏沉睡眠，有很多的建议和方法。</w:t>
       </w:r>
     </w:p>
     <w:p>
@@ -4498,12 +3812,6 @@
           <w:left w:val="single" w:sz="28" w:space="6" w:color="2E6B4F"/>
         </w:pBdr>
       </w:pPr>
-      <w:r>
-        <w:rPr>
-          <w:sz w:val="21"/>
-        </w:rPr>
-        <w:t>5. 怀疑前际: pubbante kankhati vicikicchat</w:t>
-      </w:r>
     </w:p>
     <w:p>
       <w:pPr>
@@ -4518,7 +3826,7 @@
         <w:rPr>
           <w:sz w:val="21"/>
         </w:rPr>
-        <w:t>6. 怀疑后际: aparante kankhati vicikicchat</w:t>
+        <w:t>第六个是（多作）有助于灭除昏沉睡眠的适当言论（原转写"失败言论"）——大家在一起讨论（怎么对治），也可以解决。</w:t>
       </w:r>
     </w:p>
     <w:p>
@@ -4530,12 +3838,6 @@
           <w:left w:val="single" w:sz="28" w:space="6" w:color="2E6B4F"/>
         </w:pBdr>
       </w:pPr>
-      <w:r>
-        <w:rPr>
-          <w:sz w:val="21"/>
-        </w:rPr>
-        <w:t>7. 怀疑前后际: pubbantāparante kànkhati vicikicchati</w:t>
-      </w:r>
     </w:p>
     <w:p>
       <w:pPr>
@@ -4550,15 +3852,21 @@
         <w:rPr>
           <w:sz w:val="21"/>
         </w:rPr>
-        <w:t>8. 怀疑此缘性、诸缘生法：idappaccayatā paticcasamuppannesudhammesu kankhati vicikicchat</w:t>
-      </w:r>
-    </w:p>
-    <w:p>
-      <w:pPr>
-        <w:pStyle w:val="Heading3"/>
-      </w:pPr>
-      <w:r>
-        <w:t>原文材料②：五盖对治方法</w:t>
+        <w:t>〔00:28:12〕那我们在很多的书里面呢，提到佛陀教导目犍连尊者对治昏沉睡眠的八种方法，有的时候（说）七种方法。</w:t>
+      </w:r>
+    </w:p>
+    <w:p>
+      <w:pPr>
+        <w:spacing w:before="120" w:after="40"/>
+      </w:pPr>
+      <w:r>
+        <w:rPr>
+          <w:rFonts w:ascii="微软雅黑" w:hAnsi="微软雅黑"/>
+          <w:b/>
+          <w:color w:val="2E6B4F"/>
+          <w:sz w:val="24"/>
+        </w:rPr>
+        <w:t>（二）掉举追悔盖的对治：六种灭除法（依据录音转写整理）</w:t>
       </w:r>
     </w:p>
     <w:p>
@@ -4572,106 +3880,9 @@
       </w:pPr>
       <w:r>
         <w:rPr>
-          <w:b/>
           <w:sz w:val="21"/>
         </w:rPr>
-        <w:t>段落优先级</w:t>
-      </w:r>
-      <w:r>
-        <w:rPr>
-          <w:sz w:val="21"/>
-        </w:rPr>
-        <w:t>：★核心必读｜◈可选</w:t>
-      </w:r>
-    </w:p>
-    <w:p>
-      <w:pPr>
-        <w:pStyle w:val="ListBullet"/>
-      </w:pPr>
-      <w:r>
-        <w:rPr>
-          <w:b/>
-        </w:rPr>
-        <w:t>标题</w:t>
-      </w:r>
-      <w:r>
-        <w:t>：《2024百花古寺禅修营27-〈大念处经〉讲记24-古源尊者-20240301》</w:t>
-      </w:r>
-    </w:p>
-    <w:p>
-      <w:pPr>
-        <w:pStyle w:val="ListBullet"/>
-      </w:pPr>
-      <w:r>
-        <w:rPr>
-          <w:b/>
-        </w:rPr>
-        <w:t>文件类型</w:t>
-      </w:r>
-      <w:r>
-        <w:t>：录音转写（校对整理）——</w:t>
-      </w:r>
-      <w:r>
-        <w:rPr>
-          <w:b/>
-        </w:rPr>
-        <w:t>（依据录音转写整理）</w:t>
-      </w:r>
-    </w:p>
-    <w:p>
-      <w:pPr>
-        <w:pStyle w:val="ListBullet"/>
-      </w:pPr>
-      <w:r>
-        <w:rPr>
-          <w:b/>
-        </w:rPr>
-        <w:t>知识库出处</w:t>
-      </w:r>
-      <w:r>
-        <w:t>：知识库「古源尊者开示及上座部佛教资料」</w:t>
-      </w:r>
-    </w:p>
-    <w:p>
-      <w:pPr>
-        <w:pStyle w:val="ListBullet"/>
-      </w:pPr>
-      <w:r>
-        <w:rPr>
-          <w:b/>
-        </w:rPr>
-        <w:t>media_id</w:t>
-      </w:r>
-      <w:r>
-        <w:t>：soundrecording_d0dd1c0cd17209afe241ece24bf6b7b4_d3001b0ec0a018c88e852dd629b5daa87439961422831605</w:t>
-      </w:r>
-    </w:p>
-    <w:p>
-      <w:pPr>
-        <w:pStyle w:val="ListBullet"/>
-      </w:pPr>
-      <w:r>
-        <w:rPr>
-          <w:b/>
-        </w:rPr>
-        <w:t>打开方式</w:t>
-      </w:r>
-      <w:r>
-        <w:t>：ima知识库搜索「大念处经讲记24」即可打开</w:t>
-      </w:r>
-    </w:p>
-    <w:p>
-      <w:pPr>
-        <w:pStyle w:val="ListBullet"/>
-      </w:pPr>
-      <w:r>
-        <w:rPr>
-          <w:b/>
-        </w:rPr>
-        <w:t>说明</w:t>
-      </w:r>
-      <w:r>
-        <w:t>：依据录音转写逐句校对整理，明显同音错字已径改；本讲依次讲嗔恚盖（回顾）、昏沉睡眠盖、掉举追悔盖、疑盖，未讲贪欲盖——贪欲盖对治出自下方补充资源E。慈心禅修习按读书会分工仅简短提及（慈心禅完整修习见读书会02）。</w:t>
+        <w:t>〔00:34:28〕论书里面讲，有六种方法可以帮助灭除掉举和追悔：第一个，对于佛法有深入的认识；第二个是发问；第三个是了解戒律；第四个是跟长老而且行持戒律更有经验的人相处；第五是结交善知识；第六是（多作）有助于灭除掉举追悔的适当言论（原转写"失败言行"）。</w:t>
       </w:r>
     </w:p>
     <w:p>
@@ -4685,47 +3896,16 @@
       </w:pPr>
       <w:r>
         <w:rPr>
-          <w:sz w:val="21"/>
-        </w:rPr>
-        <w:t xml:space="preserve">📎 </w:t>
-      </w:r>
-      <w:r>
-        <w:rPr>
           <w:b/>
           <w:sz w:val="21"/>
         </w:rPr>
-        <w:t>完整原文见《原文全集》</w:t>
+        <w:t>【本周朗读段 · 结束】</w:t>
       </w:r>
       <w:r>
         <w:rPr>
           <w:sz w:val="21"/>
         </w:rPr>
-        <w:t>（《2024百花古寺禅修营27-〈大念处经〉讲记24》录音部分），以下为章节完整文字（依据录音转写整理，照录，未删改）：</w:t>
-      </w:r>
-    </w:p>
-    <w:p>
-      <w:r>
-        <w:rPr>
-          <w:b/>
-        </w:rPr>
-        <w:t>★核心段落</w:t>
-      </w:r>
-      <w:r>
-        <w:t>（必读）</w:t>
-      </w:r>
-    </w:p>
-    <w:p>
-      <w:pPr>
-        <w:spacing w:before="120" w:after="40"/>
-      </w:pPr>
-      <w:r>
-        <w:rPr>
-          <w:rFonts w:ascii="微软雅黑" w:hAnsi="微软雅黑"/>
-          <w:b/>
-          <w:color w:val="2E6B4F"/>
-          <w:sz w:val="24"/>
-        </w:rPr>
-        <w:t>（一）昏沉睡眠盖的对治：三种精进与六种方法（依据录音转写整理）</w:t>
+        <w:t>（以下为默读／选读／延伸内容，时间富余时再读）</w:t>
       </w:r>
     </w:p>
     <w:p>
@@ -4737,12 +3917,6 @@
           <w:left w:val="single" w:sz="28" w:space="6" w:color="2E6B4F"/>
         </w:pBdr>
       </w:pPr>
-      <w:r>
-        <w:rPr>
-          <w:sz w:val="21"/>
-        </w:rPr>
-        <w:t>〔00:20:49〕佛陀教导的是，要通过如理作意三种精进的法，能够灭除昏沉睡眠。精进有三种层次：第一种是初精进，就是基本的努力、初步的努力；第二种是强精进，这种精进一升起来的时候，懈怠就会完全消失；第三个呢，就是勇猛精进，它是精进里面最强的那一种力量，（能够克服）这种怠惰、或者放弃、或者不努力这种因素。通过如理作意这三个层次的精进呢，就会灭除昏沉睡眠。</w:t>
-      </w:r>
     </w:p>
     <w:p>
       <w:pPr>
@@ -4753,6 +3927,26 @@
           <w:left w:val="single" w:sz="28" w:space="6" w:color="2E6B4F"/>
         </w:pBdr>
       </w:pPr>
+      <w:r>
+        <w:rPr>
+          <w:sz w:val="21"/>
+        </w:rPr>
+        <w:t>〔00:34:53〕第一种方法，（义释）里面讲，对于学习一、二、三、四、五部（尼迦耶）——就是长部、中部、（增支部）、相应部、小部——这些意义和语法的人呢，掉举、追悔就会消失，因为通过（法义的）知识可以克服掉举。发问呢，是指在法上、或者在戒律上面哪些（地方）做得不当、有（疑问）的，你去请教，请教完了这个事情就不想了，也会消除。了解戒律和与更有经验的人相处呢，是去拜见和咨询僧团中具有（德行的）长老，通过拜见、请教，就去除掉这个追悔。结交善知识呢，是跟精通戒律、精通佛法、精通烦恼对治的这些人去交往。适当言论呢，就是我们大家都在一起讨论——"我就是没有办法从那里走出来，那我们就梳理一下"——通过梳理来化解掉我们的追悔。</w:t>
+      </w:r>
+    </w:p>
+    <w:p>
+      <w:pPr>
+        <w:spacing w:before="120" w:after="40"/>
+      </w:pPr>
+      <w:r>
+        <w:rPr>
+          <w:rFonts w:ascii="微软雅黑" w:hAnsi="微软雅黑"/>
+          <w:b/>
+          <w:color w:val="2E6B4F"/>
+          <w:sz w:val="24"/>
+        </w:rPr>
+        <w:t>（三）贪欲盖的对治：不净观六法（出自补充资源E，依据录音转写整理）</w:t>
+      </w:r>
     </w:p>
     <w:p>
       <w:pPr>
@@ -4767,7 +3961,7 @@
         <w:rPr>
           <w:sz w:val="21"/>
         </w:rPr>
-        <w:t>〔00:22:35〕我们的精进呢，一般都是跟我们的欲相关——你首先要有这样想要的心，你没有想要的心，这个心气是升不起来的。所以我们一开始讲《大念处经》的时候，就讲"热忱、正知、具念"（原转写"热情正知剧烈"），把热忱排在前面。热忱呢，是有精进的特性的，但它跟一般的精进不大一样：一般的精进它是中性的——初精进、正精进、持续（的精进）都是精进；但是这个热忱呢，它（不）只（是）破坏烦恼，它能够烧毁——它这个热呢，可以烧毁烦恼，有这样的一种特性。（要）把这些热情热起来。</w:t>
+        <w:t>〔00:05:00〕舍离欲贪盖啊，大长老在《正念之道》里讲到了（去除欲贪的）六种方法：第一个，把持不净想——致力于修习不净相呢，就是你有贪的时候，你要看到那个贪的所缘的不净，（任何对象）都是不净的，（可以）深入地、经常地修习不净（观）。</w:t>
       </w:r>
     </w:p>
     <w:p>
@@ -4793,7 +3987,26 @@
         <w:rPr>
           <w:sz w:val="21"/>
         </w:rPr>
-        <w:t>〔00:23:32〕那么对于修行，怎么（保持）热情呢？（要）有虔诚（原转写"钱单"）——因为你真的有想修行的心、有明确的修行的目标，那不管碰到多大的困难，你也会坚持不懈。有这个东西呢，我们才能够让这三种（层次的）精进被提拔起来。</w:t>
+        <w:t>〔00:05:52〕（第二，）修行对食物的不净（不敬）；（第三，）对你喜爱的那些东西的不净（不敬）；（第四，）对自己身体的不净（不敬）、对他人身体的不净（不敬）。然后要守护根门——你特别喜欢的东西就不要看；（第五，）饮食知限量；（第六，）亲近善友，亲近少欲知足的善友，然后适当的言谈——适当言谈中就谈知足论、少欲论这样。</w:t>
+      </w:r>
+    </w:p>
+    <w:p>
+      <w:r>
+        <w:t>【整理者注】括号中的"第二／第三／第四／第五／第六"序号为本整理者依义注通行的六法顺序（不净想、修不净观、守护根门、饮食知量、亲近善友、适当言谈）所加；原转写为连续口述未标序号，具体分段请以原录音为准。</w:t>
+      </w:r>
+    </w:p>
+    <w:p>
+      <w:pPr>
+        <w:spacing w:before="120" w:after="40"/>
+      </w:pPr>
+      <w:r>
+        <w:rPr>
+          <w:rFonts w:ascii="微软雅黑" w:hAnsi="微软雅黑"/>
+          <w:b/>
+          <w:color w:val="2E6B4F"/>
+          <w:sz w:val="24"/>
+        </w:rPr>
+        <w:t>（四）嗔恚盖的对治：慈心（简短提及，依据录音转写整理）</w:t>
       </w:r>
     </w:p>
     <w:p>
@@ -4805,6 +4018,12 @@
           <w:left w:val="single" w:sz="28" w:space="6" w:color="2E6B4F"/>
         </w:pBdr>
       </w:pPr>
+      <w:r>
+        <w:rPr>
+          <w:sz w:val="21"/>
+        </w:rPr>
+        <w:t>〔00:11:05〕舍离嗔恚盖呢，佛陀在《增支部》里面讲到了（去除嗔恚的）五种办法：嗔心生起的时候，应当修慈，应当修悲，应当修舍；（要）不（去）注意（会）引起嗔恨的目标；思维众生都是自己业的主人、业的拥有者——这是五种（办法）来去除嗔恚。</w:t>
+      </w:r>
     </w:p>
     <w:p>
       <w:pPr>
@@ -4815,12 +4034,6 @@
           <w:left w:val="single" w:sz="28" w:space="6" w:color="2E6B4F"/>
         </w:pBdr>
       </w:pPr>
-      <w:r>
-        <w:rPr>
-          <w:sz w:val="21"/>
-        </w:rPr>
-        <w:t>〔00:25:58〕（义注）里面呢，对于昏沉睡眠呢，讲到了六种方法可以对治昏沉睡眠。</w:t>
-      </w:r>
     </w:p>
     <w:p>
       <w:pPr>
@@ -4831,6 +4044,42 @@
           <w:left w:val="single" w:sz="28" w:space="6" w:color="2E6B4F"/>
         </w:pBdr>
       </w:pPr>
+      <w:r>
+        <w:rPr>
+          <w:sz w:val="21"/>
+        </w:rPr>
+        <w:t>〔00:16:23〕慈心，在我们心所里面就是无嗔心所；无嗔心所呢，就是去除嗔的这个有效的方法——慈跟嗔是对立的。</w:t>
+      </w:r>
+    </w:p>
+    <w:p>
+      <w:r>
+        <w:t>（编注：慈心禅完整修习见读书会02·慈心禅读书会资料包，本讲只把慈心作为"对治嗔恚的方法之一"简短提及。）</w:t>
+      </w:r>
+    </w:p>
+    <w:p>
+      <w:r>
+        <w:rPr>
+          <w:b/>
+        </w:rPr>
+        <w:t>◈扩展段落</w:t>
+      </w:r>
+      <w:r>
+        <w:t>（可选）</w:t>
+      </w:r>
+    </w:p>
+    <w:p>
+      <w:pPr>
+        <w:spacing w:before="120" w:after="40"/>
+      </w:pPr>
+      <w:r>
+        <w:rPr>
+          <w:rFonts w:ascii="微软雅黑" w:hAnsi="微软雅黑"/>
+          <w:b/>
+          <w:color w:val="2E6B4F"/>
+          <w:sz w:val="24"/>
+        </w:rPr>
+        <w:t>（一）昏沉睡眠的成因：不如理作意"无聊等法"（依据录音转写整理）</w:t>
+      </w:r>
     </w:p>
     <w:p>
       <w:pPr>
@@ -4845,7 +4094,7 @@
         <w:rPr>
           <w:sz w:val="21"/>
         </w:rPr>
-        <w:t>第一个呢，知道饮食过量可能导致昏沉睡眠——所以我们要知道你的饮食量，要把握住。</w:t>
+        <w:t>〔00:18:26〕注疏里面讲呢，为什么（会）昏沉睡眠呢？就是不如理作意这个无聊等法。无聊呢，是指不满意呀、松散呀、身心松散——那这个造成身体的懈怠、身体的怠惰；身体软弱无力呢，是在起身的动作里迟钝；用餐后昏睡呢，是食用饮食后的昏沉；心的软弱呢，称为心昏沉。那么时常不如理作意这些法呢，就会产生昏沉和睡眠。</w:t>
       </w:r>
     </w:p>
     <w:p>
@@ -4871,7 +4120,7 @@
         <w:rPr>
           <w:sz w:val="21"/>
         </w:rPr>
-        <w:t>第二个呢，是转换身体的姿势。昏沉呢，你就跪起来——前面的（方式）对治完了以后不行，你要跪起来；跪起来不行，站起来；站起来不行，去经行；经行不行，你洗把脸；再不行，去睡个觉——那就是要这样。（另外：如果你在禅修过程中不是因为睡不好导致的，而是进入细微定、微细的阶段时的那种（昏沉感），那是（根）不平衡——所以你如果观察到有一点点（要沉下去）的时候，马上就要提精进，或者提轻安，或者提喜。如果你等到已经昏了再（提），就来不及了。）</w:t>
+        <w:t>〔00:19:20〕比如说呢，觉得身体挺乏的，你觉得说稍微躺一躺是对身体的温存呢，就很容易（睡着）——比如讲，我现在要躺一躺，那你就睡着了。那你假如说"我剩余时间不多了"，你（就）不（去）闭眼，那就不会睡着了。所以睡够了就可以了，剩下都是属于怠惰的那种，才会导致昏沉睡眠。</w:t>
       </w:r>
     </w:p>
     <w:p>
@@ -4897,7 +4146,7 @@
         <w:rPr>
           <w:sz w:val="21"/>
         </w:rPr>
-        <w:t>第三个呢，就是做光明想。做光明想，你感觉呢就是很亮——身体（内外）都（想）怎么亮，然后变成眼睛的画面（光明的景象）。你可以这样做，做一下就会有点效果。</w:t>
+        <w:t>〔00:19:45〕饮食也是（一因），经常（吃多了）很明显。所以佛陀讲呢，时常不如理作意无聊、倦怠、身体的软弱无力、用餐后的昏睡及心的软弱，是产生新的昏沉和睡眠之因，也是导致现有的昏沉与睡眠增长、增强之因。</w:t>
       </w:r>
     </w:p>
     <w:p>
@@ -4923,7 +4172,21 @@
         <w:rPr>
           <w:sz w:val="21"/>
         </w:rPr>
-        <w:t>第四个（方法）：如果你是习惯性昏沉、不是睡眠不好的人呢，在不是很冷的时候，坐在露天下也是有效的。</w:t>
+        <w:t>〔00:20:13〕那这个（也）包括我们现在禅修的时候，对禅修业处缺乏兴趣，觉得无聊、没有快乐，甚至有些怀疑——怀疑的时候心就摇摆，摇摆的时候就觉得没有兴趣，没有兴趣就觉得无聊，就迷茫着，就在睡觉（这几者是有关联的）。</w:t>
+      </w:r>
+    </w:p>
+    <w:p>
+      <w:pPr>
+        <w:spacing w:before="120" w:after="40"/>
+      </w:pPr>
+      <w:r>
+        <w:rPr>
+          <w:rFonts w:ascii="微软雅黑" w:hAnsi="微软雅黑"/>
+          <w:b/>
+          <w:color w:val="2E6B4F"/>
+          <w:sz w:val="24"/>
+        </w:rPr>
+        <w:t>（二）掉举追悔的定义、成因与"最没有用的不善法"（依据录音转写整理）</w:t>
       </w:r>
     </w:p>
     <w:p>
@@ -4935,6 +4198,12 @@
           <w:left w:val="single" w:sz="28" w:space="6" w:color="2E6B4F"/>
         </w:pBdr>
       </w:pPr>
+      <w:r>
+        <w:rPr>
+          <w:sz w:val="21"/>
+        </w:rPr>
+        <w:t>〔00:30:57〕注疏解释：掉举、追悔呢，我们看心所的话，是两个不同的心所——掉举心所是掉举心所，追悔心所是追悔心所。但是由于对已造恶业、（应作）未造善业的追悔，以及心散乱不宁静，其相很相像——（心）就跑来跑去，很不能安定，所以都被称为"内心的扰动"，所以他们两个合在一起（为一盖）。对于内心扰乱（而）不如理作意，会导致掉举、追悔生起——内心的扰乱是指心的这种波动、激动。佛陀讲说，时常对内心不如理作意，导致新的掉举和追悔生起，以及导致已生起的掉举追悔增长和增强。</w:t>
+      </w:r>
     </w:p>
     <w:p>
       <w:pPr>
@@ -4945,12 +4214,6 @@
           <w:left w:val="single" w:sz="28" w:space="6" w:color="2E6B4F"/>
         </w:pBdr>
       </w:pPr>
-      <w:r>
-        <w:rPr>
-          <w:sz w:val="21"/>
-        </w:rPr>
-        <w:t>第五个是结交善知识——对那种比较精进的人，你会受到他的影响；而且呢，他对于怎么去处理这种昏沉睡眠，有很多的建议和方法。</w:t>
-      </w:r>
     </w:p>
     <w:p>
       <w:pPr>
@@ -4961,6 +4224,12 @@
           <w:left w:val="single" w:sz="28" w:space="6" w:color="2E6B4F"/>
         </w:pBdr>
       </w:pPr>
+      <w:r>
+        <w:rPr>
+          <w:sz w:val="21"/>
+        </w:rPr>
+        <w:t>〔00:32:07〕佛陀也讲说，通过如理作意、轻安或者定，能够防止新的掉举和追悔生起，（这）也是灭除已生起的掉举和追悔之因。</w:t>
+      </w:r>
     </w:p>
     <w:p>
       <w:pPr>
@@ -4971,12 +4240,6 @@
           <w:left w:val="single" w:sz="28" w:space="6" w:color="2E6B4F"/>
         </w:pBdr>
       </w:pPr>
-      <w:r>
-        <w:rPr>
-          <w:sz w:val="21"/>
-        </w:rPr>
-        <w:t>第六个是（多作）有助于灭除昏沉睡眠的适当言论（原转写"失败言论"）——大家在一起讨论（怎么对治），也可以解决。</w:t>
-      </w:r>
     </w:p>
     <w:p>
       <w:pPr>
@@ -4987,6 +4250,12 @@
           <w:left w:val="single" w:sz="28" w:space="6" w:color="2E6B4F"/>
         </w:pBdr>
       </w:pPr>
+      <w:r>
+        <w:rPr>
+          <w:sz w:val="21"/>
+        </w:rPr>
+        <w:t>〔00:32:35〕追悔心所（kukkucca，原转写"姑姑家"）的时候（我们）讲过：追悔的意思呢，是说有一些已经做的、本来不应该做的（恶法）你去做了，以及本来应该做的（善法）你没有做——它是特指这两种。比如说，"这个家伙，我当时没有狠狠地揍你一顿，真的很后悔"——那这种后悔不叫追悔，（只）是纯粹的懊恼。所以追悔呢，就是指应该做的善法没有做、不应该做的恶法却去做了。</w:t>
+      </w:r>
     </w:p>
     <w:p>
       <w:pPr>
@@ -4997,26 +4266,6 @@
           <w:left w:val="single" w:sz="28" w:space="6" w:color="2E6B4F"/>
         </w:pBdr>
       </w:pPr>
-      <w:r>
-        <w:rPr>
-          <w:sz w:val="21"/>
-        </w:rPr>
-        <w:t>〔00:28:12〕那我们在很多的书里面呢，提到佛陀教导目犍连尊者对治昏沉睡眠的八种方法，有的时候（说）七种方法。</w:t>
-      </w:r>
-    </w:p>
-    <w:p>
-      <w:pPr>
-        <w:spacing w:before="120" w:after="40"/>
-      </w:pPr>
-      <w:r>
-        <w:rPr>
-          <w:rFonts w:ascii="微软雅黑" w:hAnsi="微软雅黑"/>
-          <w:b/>
-          <w:color w:val="2E6B4F"/>
-          <w:sz w:val="24"/>
-        </w:rPr>
-        <w:t>（二）掉举追悔盖的对治：六种灭除法（依据录音转写整理）</w:t>
-      </w:r>
     </w:p>
     <w:p>
       <w:pPr>
@@ -5031,7 +4280,21 @@
         <w:rPr>
           <w:sz w:val="21"/>
         </w:rPr>
-        <w:t>〔00:34:28〕论书里面讲，有六种方法可以帮助灭除掉举和追悔：第一个，对于佛法有深入的认识；第二个是发问；第三个是了解戒律；第四个是跟长老而且行持戒律更有经验的人相处；第五是结交善知识；第六是（多作）有助于灭除掉举追悔的适当言论（原转写"失败言行"）。</w:t>
+        <w:t>〔00:33:39〕佛陀说，这个追悔呢，是所有的不善法里面最没有用的一种不善法。为什么这么讲呢？比如说（贪欲），它还会激发你的动力，你还会去努力；那么其他的（不善法）还会有点（"作用"）……而追悔呢，它就不断自责——是对着自己干，天天折腾自己。所以（佛陀）说，这种不善法就是所有不善法最没有用的。</w:t>
+      </w:r>
+    </w:p>
+    <w:p>
+      <w:pPr>
+        <w:spacing w:before="120" w:after="40"/>
+      </w:pPr>
+      <w:r>
+        <w:rPr>
+          <w:rFonts w:ascii="微软雅黑" w:hAnsi="微软雅黑"/>
+          <w:b/>
+          <w:color w:val="2E6B4F"/>
+          <w:sz w:val="24"/>
+        </w:rPr>
+        <w:t>（三）掉举者的日常调整（依据录音转写整理）</w:t>
       </w:r>
     </w:p>
     <w:p>
@@ -5045,16 +4308,9 @@
       </w:pPr>
       <w:r>
         <w:rPr>
-          <w:b/>
           <w:sz w:val="21"/>
         </w:rPr>
-        <w:t>【本周朗读段 · 结束】</w:t>
-      </w:r>
-      <w:r>
-        <w:rPr>
-          <w:sz w:val="21"/>
-        </w:rPr>
-        <w:t>（以下为默读／选读／延伸内容，时间富余时再读）</w:t>
+        <w:t>〔00:37:19〕对于掉举的人呢，我们应该怎么做呢？其实呢，掉举——平常很散乱的人，他的主要原因呢，其实就是平常的习惯不好。比如说他去洗头发（都要想很多）、每天找人说说话就抓心挠肺，这样的人就容易掉举。然后平常呢想得太多、目标太多，这个心比天高，恨不得同时做八个生意，这样一个人，那他一定（容易）掉举。然后（别人）一个眼神一句话，你就想很多、想很久，（也容易掉举）。再一个呢，就是活得很琐碎——假如没有生命目标，婆婆妈妈的、很琐碎的人，也很容易掉举，一心多用。再一个呢，就是没有安全感的人、安全感很缺失的人，他也容易掉举，因为他有各种（抓取）。</w:t>
       </w:r>
     </w:p>
     <w:p>
@@ -5080,97 +4336,7 @@
         <w:rPr>
           <w:sz w:val="21"/>
         </w:rPr>
-        <w:t>〔00:34:53〕第一种方法，（义释）里面讲，对于学习一、二、三、四、五部（尼迦耶）——就是长部、中部、（增支部）、相应部、小部——这些意义和语法的人呢，掉举、追悔就会消失，因为通过（法义的）知识可以克服掉举。发问呢，是指在法上、或者在戒律上面哪些（地方）做得不当、有（疑问）的，你去请教，请教完了这个事情就不想了，也会消除。了解戒律和与更有经验的人相处呢，是去拜见和咨询僧团中具有（德行的）长老，通过拜见、请教，就去除掉这个追悔。结交善知识呢，是跟精通戒律、精通佛法、精通烦恼对治的这些人去交往。适当言论呢，就是我们大家都在一起讨论——"我就是没有办法从那里走出来，那我们就梳理一下"——通过梳理来化解掉我们的追悔。</w:t>
-      </w:r>
-    </w:p>
-    <w:p>
-      <w:pPr>
-        <w:spacing w:before="120" w:after="40"/>
-      </w:pPr>
-      <w:r>
-        <w:rPr>
-          <w:rFonts w:ascii="微软雅黑" w:hAnsi="微软雅黑"/>
-          <w:b/>
-          <w:color w:val="2E6B4F"/>
-          <w:sz w:val="24"/>
-        </w:rPr>
-        <w:t>（三）贪欲盖的对治：不净观六法（出自补充资源E，依据录音转写整理）</w:t>
-      </w:r>
-    </w:p>
-    <w:p>
-      <w:pPr>
-        <w:pStyle w:val="ListBullet"/>
-      </w:pPr>
-      <w:r>
-        <w:rPr>
-          <w:b/>
-        </w:rPr>
-        <w:t>标题</w:t>
-      </w:r>
-      <w:r>
-        <w:t>：《止观前行实修营12-舍离五盖5-古源尊者-20220511》</w:t>
-      </w:r>
-    </w:p>
-    <w:p>
-      <w:pPr>
-        <w:pStyle w:val="ListBullet"/>
-      </w:pPr>
-      <w:r>
-        <w:rPr>
-          <w:b/>
-        </w:rPr>
-        <w:t>文件类型</w:t>
-      </w:r>
-      <w:r>
-        <w:t>：录音转写（校对整理）——</w:t>
-      </w:r>
-      <w:r>
-        <w:rPr>
-          <w:b/>
-        </w:rPr>
-        <w:t>（依据录音转写整理）</w:t>
-      </w:r>
-    </w:p>
-    <w:p>
-      <w:pPr>
-        <w:pStyle w:val="ListBullet"/>
-      </w:pPr>
-      <w:r>
-        <w:rPr>
-          <w:b/>
-        </w:rPr>
-        <w:t>知识库出处</w:t>
-      </w:r>
-      <w:r>
-        <w:t>：知识库「古源尊者开示及上座部佛教资料」</w:t>
-      </w:r>
-    </w:p>
-    <w:p>
-      <w:pPr>
-        <w:pStyle w:val="ListBullet"/>
-      </w:pPr>
-      <w:r>
-        <w:rPr>
-          <w:b/>
-        </w:rPr>
-        <w:t>media_id</w:t>
-      </w:r>
-      <w:r>
-        <w:t>：soundrecording_d0dd1c0cd17209afe241ece24bf6b7b4_2ba605763034eb2b0864b0128a02f8f27439961422831605</w:t>
-      </w:r>
-    </w:p>
-    <w:p>
-      <w:pPr>
-        <w:pStyle w:val="ListBullet"/>
-      </w:pPr>
-      <w:r>
-        <w:rPr>
-          <w:b/>
-        </w:rPr>
-        <w:t>打开方式</w:t>
-      </w:r>
-      <w:r>
-        <w:t>：ima知识库搜索「舍离五盖5」即可打开</w:t>
+        <w:t>〔00:38:48〕所以我们要看到你属于哪一类呢？那就要根据这个原因，着力地去调整、去对治。然后平常的时候加强练习——为什么把正念正知的训练放在第一个呢？日常的正念正知的训练，（是）有效对治这个掉举的非常重要的（基础）方法。这个（基础）如果（没）起来，你想有效对治它是不容易的。再一个呢，就是看清楚这些以后呢，明确我们的生命目标是什么。一个致力于高远目标的人，他是不容易追悔、掉举的，因为他没有时间搞这些（琐碎的）——鸡毛蒜皮、婆婆妈妈，因为他有很多重要的事情要做。</w:t>
       </w:r>
     </w:p>
     <w:p>
@@ -5182,12 +4348,6 @@
           <w:left w:val="single" w:sz="28" w:space="6" w:color="2E6B4F"/>
         </w:pBdr>
       </w:pPr>
-      <w:r>
-        <w:rPr>
-          <w:sz w:val="21"/>
-        </w:rPr>
-        <w:t>〔00:05:00〕舍离欲贪盖啊，大长老在《正念之道》里讲到了（去除欲贪的）六种方法：第一个，把持不净想——致力于修习不净相呢，就是你有贪的时候，你要看到那个贪的所缘的不净，（任何对象）都是不净的，（可以）深入地、经常地修习不净（观）。</w:t>
-      </w:r>
     </w:p>
     <w:p>
       <w:pPr>
@@ -5198,6 +4358,26 @@
           <w:left w:val="single" w:sz="28" w:space="6" w:color="2E6B4F"/>
         </w:pBdr>
       </w:pPr>
+      <w:r>
+        <w:rPr>
+          <w:sz w:val="21"/>
+        </w:rPr>
+        <w:t>〔00:39:42〕所以人呢，要活得志向高远一点（原转写"志，想要高稳一点"）。哪怕呢，你觉得这个超过了我们的能力——谁知道你不会实现呢？万一哪一天你会实现呢？不要（小看）自己。</w:t>
+      </w:r>
+    </w:p>
+    <w:p>
+      <w:pPr>
+        <w:spacing w:before="120" w:after="40"/>
+      </w:pPr>
+      <w:r>
+        <w:rPr>
+          <w:rFonts w:ascii="微软雅黑" w:hAnsi="微软雅黑"/>
+          <w:b/>
+          <w:color w:val="2E6B4F"/>
+          <w:sz w:val="24"/>
+        </w:rPr>
+        <w:t>（四）疑盖：实修验证与善知识（依据录音转写整理）</w:t>
+      </w:r>
     </w:p>
     <w:p>
       <w:pPr>
@@ -5212,26 +4392,7 @@
         <w:rPr>
           <w:sz w:val="21"/>
         </w:rPr>
-        <w:t>〔00:05:52〕（第二，）修行对食物的不净（不敬）；（第三，）对你喜爱的那些东西的不净（不敬）；（第四，）对自己身体的不净（不敬）、对他人身体的不净（不敬）。然后要守护根门——你特别喜欢的东西就不要看；（第五，）饮食知限量；（第六，）亲近善友，亲近少欲知足的善友，然后适当的言谈——适当言谈中就谈知足论、少欲论这样。</w:t>
-      </w:r>
-    </w:p>
-    <w:p>
-      <w:r>
-        <w:t>【整理者注】括号中的"第二／第三／第四／第五／第六"序号为本整理者依义注通行的六法顺序（不净想、修不净观、守护根门、饮食知量、亲近善友、适当言谈）所加；原转写为连续口述未标序号，具体分段请以原录音为准。</w:t>
-      </w:r>
-    </w:p>
-    <w:p>
-      <w:pPr>
-        <w:spacing w:before="120" w:after="40"/>
-      </w:pPr>
-      <w:r>
-        <w:rPr>
-          <w:rFonts w:ascii="微软雅黑" w:hAnsi="微软雅黑"/>
-          <w:b/>
-          <w:color w:val="2E6B4F"/>
-          <w:sz w:val="24"/>
-        </w:rPr>
-        <w:t>（四）嗔恚盖的对治：慈心（简短提及，依据录音转写整理）</w:t>
+        <w:t>〔00:47:45〕比如说呢，我们经常听到："听说你们能看到名色法，是不是想出来的？""没见过的东西，怎么（可能看到）呢？就没有那个水平（吧）。"……那（你觉得）"想出来的"这个东西的破除呢，就是你真的要去实修，你才会知道；你不去实修就不会知道。……那你去修，你就知道了。</w:t>
       </w:r>
     </w:p>
     <w:p>
@@ -5243,12 +4404,6 @@
           <w:left w:val="single" w:sz="28" w:space="6" w:color="2E6B4F"/>
         </w:pBdr>
       </w:pPr>
-      <w:r>
-        <w:rPr>
-          <w:sz w:val="21"/>
-        </w:rPr>
-        <w:t>〔00:11:05〕舍离嗔恚盖呢，佛陀在《增支部》里面讲到了（去除嗔恚的）五种办法：嗔心生起的时候，应当修慈，应当修悲，应当修舍；（要）不（去）注意（会）引起嗔恨的目标；思维众生都是自己业的主人、业的拥有者——这是五种（办法）来去除嗔恚。</w:t>
-      </w:r>
     </w:p>
     <w:p>
       <w:pPr>
@@ -5259,6 +4414,12 @@
           <w:left w:val="single" w:sz="28" w:space="6" w:color="2E6B4F"/>
         </w:pBdr>
       </w:pPr>
+      <w:r>
+        <w:rPr>
+          <w:sz w:val="21"/>
+        </w:rPr>
+        <w:t>〔00:48:59〕那一个法，你学习了，那你要不要怀疑呢？按照佛陀（的教导），你就（先去）确定它是善法还是不善法、是该指责的还是不可指责的、是可以修行的还是不可以修行的、是卑劣的还是高尚的、是邪恶的还是（有功德的）、能不能带来利益？——那就先做做看呗，先不怀疑。因为只要开始怀疑，你就修不下去，你就不可能修了。</w:t>
+      </w:r>
     </w:p>
     <w:p>
       <w:pPr>
@@ -5269,42 +4430,6 @@
           <w:left w:val="single" w:sz="28" w:space="6" w:color="2E6B4F"/>
         </w:pBdr>
       </w:pPr>
-      <w:r>
-        <w:rPr>
-          <w:sz w:val="21"/>
-        </w:rPr>
-        <w:t>〔00:16:23〕慈心，在我们心所里面就是无嗔心所；无嗔心所呢，就是去除嗔的这个有效的方法——慈跟嗔是对立的。</w:t>
-      </w:r>
-    </w:p>
-    <w:p>
-      <w:r>
-        <w:t>（编注：慈心禅完整修习见读书会02·慈心禅读书会资料包，本讲只把慈心作为"对治嗔恚的方法之一"简短提及。）</w:t>
-      </w:r>
-    </w:p>
-    <w:p>
-      <w:r>
-        <w:rPr>
-          <w:b/>
-        </w:rPr>
-        <w:t>◈扩展段落</w:t>
-      </w:r>
-      <w:r>
-        <w:t>（可选）</w:t>
-      </w:r>
-    </w:p>
-    <w:p>
-      <w:pPr>
-        <w:spacing w:before="120" w:after="40"/>
-      </w:pPr>
-      <w:r>
-        <w:rPr>
-          <w:rFonts w:ascii="微软雅黑" w:hAnsi="微软雅黑"/>
-          <w:b/>
-          <w:color w:val="2E6B4F"/>
-          <w:sz w:val="24"/>
-        </w:rPr>
-        <w:t>（一）昏沉睡眠的成因：不如理作意"无聊等法"（依据录音转写整理）</w:t>
-      </w:r>
     </w:p>
     <w:p>
       <w:pPr>
@@ -5319,7 +4444,7 @@
         <w:rPr>
           <w:sz w:val="21"/>
         </w:rPr>
-        <w:t>〔00:18:26〕注疏里面讲呢，为什么（会）昏沉睡眠呢？就是不如理作意这个无聊等法。无聊呢，是指不满意呀、松散呀、身心松散——那这个造成身体的懈怠、身体的怠惰；身体软弱无力呢，是在起身的动作里迟钝；用餐后昏睡呢，是食用饮食后的昏沉；心的软弱呢，称为心昏沉。那么时常不如理作意这些法呢，就会产生昏沉和睡眠。</w:t>
+        <w:t>〔00:51:04〕第二个（方法）呢，就是（多）去请教有关佛法僧的问题，然后确立、了解，对于佛法僧的真实性（生）起信心。那对佛法僧的真实性（生）信心呢，我们在学信心的时候都知道，信的因就是信本身——就是你要增强信心，在佛法的角度，信心不是说给你讲了你就信，而是你要去实践。所以我们（一直）跟大家讲：你一定要把法运用到你的生活上，运用到对治我们的烦恼上；如果你不能（实践）、（不能）体会到清净快乐的修行的话，你就不能够证得真实的信——那个信呢，就是迷信。（只是）一（听）这个事情就很感动，那个感动形成的信呢，那（还不一定）是（真）信。但是你修慈心呢，你觉得内心的（郁结）干净了、（解开了）——那你就知道慈心这个（禅）法是能解决内心（郁结）的问题，那你就信任了。（只）是感动的话——你看电视剧，你也感动，你也哭，有的人就喜欢哭（那不算）。</w:t>
       </w:r>
     </w:p>
     <w:p>
@@ -5345,7 +4470,21 @@
         <w:rPr>
           <w:sz w:val="21"/>
         </w:rPr>
-        <w:t>〔00:19:20〕比如说呢，觉得身体挺乏的，你觉得说稍微躺一躺是对身体的温存呢，就很容易（睡着）——比如讲，我现在要躺一躺，那你就睡着了。那你假如说"我剩余时间不多了"，你（就）不（去）闭眼，那就不会睡着了。所以睡够了就可以了，剩下都是属于怠惰的那种，才会导致昏沉睡眠。</w:t>
+        <w:t>〔01:02:14〕其实呢，在我们禅修的时候呢，疑盖呢，最容易现出来的是对法的疑和对自己的疑。那为什么我们会控制、会抓取、会有期待？就是你不相信法（会）自然运作的。就是你只要老老实实地、如实地、自然地、轻松地对着这个业处，它就是最快的，这就是最洁净的、最好的方式。但是呢，你就觉得有可能（再）努个力、抓一把、逼一下，这个能更好——那这其实呢，就是你对法有疑。然后呢，对自己太自信、对自我看得太重的时候，就对佛法僧三宝不敢交出去——你不能够把自己交给法去自然运作，这是一种疑。再下来呢，就是你如果是搞不定的时候开始怀疑自己——"这肯定不行啊，就完蛋了"……（动辄说）业障（深重）……其他的我们就称为盖，对了，你去除盖就可以了，没有那么多"障"。所以这个对自己不要怀疑。那对于老师的怀疑呢，就是你看他教的有没有一点效果，有点效果的呢，就先修习这个，不要老怀疑——老怀疑你天天拣，你拣不过来。</w:t>
+      </w:r>
+    </w:p>
+    <w:p>
+      <w:pPr>
+        <w:spacing w:before="120" w:after="40"/>
+      </w:pPr>
+      <w:r>
+        <w:rPr>
+          <w:rFonts w:ascii="微软雅黑" w:hAnsi="微软雅黑"/>
+          <w:b/>
+          <w:color w:val="2E6B4F"/>
+          <w:sz w:val="24"/>
+        </w:rPr>
+        <w:t>（五）平衡五根五力与七觉支（出自补充资源E，依据录音转写整理）</w:t>
       </w:r>
     </w:p>
     <w:p>
@@ -5357,6 +4496,17 @@
           <w:left w:val="single" w:sz="28" w:space="6" w:color="2E6B4F"/>
         </w:pBdr>
       </w:pPr>
+      <w:r>
+        <w:rPr>
+          <w:sz w:val="21"/>
+        </w:rPr>
+        <w:t>〔00:42:42〕五根对治五盖呢：信根和慧根可以对治疑盖——信跟疑就（是）一对。定根呢可以对治贪盖和掉举追悔盖；精进根呢，可以对治昏沉睡眠盖。但定根跟精进根也要平衡——定和慧要一同修，（根与根之间）也要平衡。当然念根呢，它同样是适合所有的情况。那一般来讲，（某）根较弱的人呢，把那（相应）根调得高一些是比较恰当的。</w:t>
+      </w:r>
+    </w:p>
+    <w:p>
+      <w:r>
+        <w:t>【整理者注】此段原转写把"五根／五力／五神足"与"（禅支）一境性、喜、勤、乐、舍对五盖"两套对应混排在一起；两套配对在注疏传统中各有出处，因转写混乱，照录整理如上，请核对原录音与《清净道论》后再引用。</w:t>
+      </w:r>
     </w:p>
     <w:p>
       <w:pPr>
@@ -5371,7 +4521,7 @@
         <w:rPr>
           <w:sz w:val="21"/>
         </w:rPr>
-        <w:t>〔00:19:45〕饮食也是（一因），经常（吃多了）很明显。所以佛陀讲呢，时常不如理作意无聊、倦怠、身体的软弱无力、用餐后的昏睡及心的软弱，是产生新的昏沉和睡眠之因，也是导致现有的昏沉与睡眠增长、增强之因。</w:t>
+        <w:t>〔00:40:20〕七觉支对治五盖（与）五根五力对治五盖：按照论师的说法呢，念觉支呢，它是适合于对治一切的盖——或者说呢，如果没有念觉支，你根本看不到盖。那么精进觉支可以对治昏沉睡眠盖；择法觉支呢，也可以对治昏沉睡眠盖；喜觉支呢，也可以对治昏沉睡眠盖——这就是策励心（原转写"侧离心"）。然后七觉支的另外（一组）——轻安觉支、定觉支、舍觉支呢，就是对治掉举追悔盖（的，即安息心）。</w:t>
       </w:r>
     </w:p>
     <w:p>
@@ -5397,7 +4547,26 @@
         <w:rPr>
           <w:sz w:val="21"/>
         </w:rPr>
-        <w:t>〔00:20:13〕那这个（也）包括我们现在禅修的时候，对禅修业处缺乏兴趣，觉得无聊、没有快乐，甚至有些怀疑——怀疑的时候心就摇摆，摇摆的时候就觉得没有兴趣，没有兴趣就觉得无聊，就迷茫着，就在睡觉（这几者是有关联的）。</w:t>
+        <w:t>〔00:41:25〕（实践：）你到了（运用）七觉支这个阶段的时候，出现妄念呢，一般我建议就是你要看一下：你的妄念起来的时候，是因为躁动而产生的妄念，还是因为沉滞而造成的妄念。如果（是躁动），你把那一件事舍掉，提升一下轻安觉支，心就平静下来；如果觉得心是沉滞而造成（的妄念）呢，你就（要提起精进、择法、喜觉支策励，然后再）舍（入定）。</w:t>
+      </w:r>
+    </w:p>
+    <w:p>
+      <w:pPr>
+        <w:pStyle w:val="Heading3"/>
+      </w:pPr>
+      <w:r>
+        <w:t>原文材料③：动态清理的实践</w:t>
+      </w:r>
+    </w:p>
+    <w:p>
+      <w:r>
+        <w:rPr>
+          <w:b/>
+        </w:rPr>
+        <w:t>★核心段落</w:t>
+      </w:r>
+      <w:r>
+        <w:t>（必读）</w:t>
       </w:r>
     </w:p>
     <w:p>
@@ -5411,7 +4580,7 @@
           <w:color w:val="2E6B4F"/>
           <w:sz w:val="24"/>
         </w:rPr>
-        <w:t>（二）掉举追悔的定义、成因与"最没有用的不善法"（依据录音转写整理）</w:t>
+        <w:t>"智慧动态识别并及时清理五盖"的实践要领（依据录音转写整理）</w:t>
       </w:r>
     </w:p>
     <w:p>
@@ -5427,7 +4596,7 @@
         <w:rPr>
           <w:sz w:val="21"/>
         </w:rPr>
-        <w:t>〔00:30:57〕注疏解释：掉举、追悔呢，我们看心所的话，是两个不同的心所——掉举心所是掉举心所，追悔心所是追悔心所。但是由于对已造恶业、（应作）未造善业的追悔，以及心散乱不宁静，其相很相像——（心）就跑来跑去，很不能安定，所以都被称为"内心的扰动"，所以他们两个合在一起（为一盖）。对于内心扰乱（而）不如理作意，会导致掉举、追悔生起——内心的扰乱是指心的这种波动、激动。佛陀讲说，时常对内心不如理作意，导致新的掉举和追悔生起，以及导致已生起的掉举追悔增长和增强。</w:t>
+        <w:t>〔00:54:29〕我们昨天有个同学讲，说"我没什么五盖，是不是就不用（清理）了？"——五盖要阿罗汉才会（完全）除息，阿罗汉（才）不会有五盖。我就举一个例子：（有人）在一个群里面，他就一个（禅那）都没有（证得），为什么呢？因为在群里就会有比较，为什么要比较？因为有慢，因为有贪就有盖，所以他要搞各种名堂。</w:t>
       </w:r>
     </w:p>
     <w:p>
@@ -5453,7 +4622,45 @@
         <w:rPr>
           <w:sz w:val="21"/>
         </w:rPr>
-        <w:t>〔00:32:07〕佛陀也讲说，通过如理作意、轻安或者定，能够防止新的掉举和追悔生起，（这）也是灭除已生起的掉举和追悔之因。</w:t>
+        <w:t>〔00:55:18〕当我们清理五盖呢，要记住，清理五盖不是一劳永逸的事情。清理五盖呢，就用我们现在这个防疫的一句话，叫</w:t>
+      </w:r>
+      <w:r>
+        <w:rPr>
+          <w:b/>
+          <w:sz w:val="21"/>
+        </w:rPr>
+        <w:t>动态清理</w:t>
+      </w:r>
+      <w:r>
+        <w:rPr>
+          <w:sz w:val="21"/>
+        </w:rPr>
+        <w:t>——所以要及时地发现、及时清理，是这样的过程，那你不能躺平。那但是呢，你如果你说"我不躺平，我跟他干"，那又是嗔恚盖了——嗔恚盖是解决不了（五）盖的。你只有智慧地面对五盖，才能够把它彻底清除好。</w:t>
+      </w:r>
+    </w:p>
+    <w:p>
+      <w:r>
+        <w:rPr>
+          <w:b/>
+        </w:rPr>
+        <w:t>◈扩展段落</w:t>
+      </w:r>
+      <w:r>
+        <w:t>（可选）</w:t>
+      </w:r>
+    </w:p>
+    <w:p>
+      <w:pPr>
+        <w:spacing w:before="120" w:after="40"/>
+      </w:pPr>
+      <w:r>
+        <w:rPr>
+          <w:rFonts w:ascii="微软雅黑" w:hAnsi="微软雅黑"/>
+          <w:b/>
+          <w:color w:val="2E6B4F"/>
+          <w:sz w:val="24"/>
+        </w:rPr>
+        <w:t>作业：生命回顾（动态清理的入手处）</w:t>
       </w:r>
     </w:p>
     <w:p>
@@ -5465,6 +4672,25 @@
           <w:left w:val="single" w:sz="28" w:space="6" w:color="2E6B4F"/>
         </w:pBdr>
       </w:pPr>
+      <w:r>
+        <w:rPr>
+          <w:sz w:val="21"/>
+        </w:rPr>
+        <w:t>作业：生命回顾</w:t>
+      </w:r>
+    </w:p>
+    <w:p>
+      <w:r>
+        <w:t>（编注：此为《止观前行实修营8-舍离五盖1》课件结尾布置的作业标题，素材整理者标注其为"动态清理的入手处"——即回顾自己的生命：过去的余势与今生环境加上来的"壳"，看见自己的盖从哪里来。）</w:t>
+      </w:r>
+    </w:p>
+    <w:p>
+      <w:pPr>
+        <w:pStyle w:val="Heading2"/>
+      </w:pPr>
+      <w:r>
+        <w:t>💬 第二轮分享（10 min）</w:t>
+      </w:r>
     </w:p>
     <w:p>
       <w:pPr>
@@ -5479,7 +4705,7 @@
         <w:rPr>
           <w:sz w:val="21"/>
         </w:rPr>
-        <w:t>〔00:32:35〕追悔心所（kukkucca，原转写"姑姑家"）的时候（我们）讲过：追悔的意思呢，是说有一些已经做的、本来不应该做的（恶法）你去做了，以及本来应该做的（善法）你没有做——它是特指这两种。比如说，"这个家伙，我当时没有狠狠地揍你一顿，真的很后悔"——那这种后悔不叫追悔，（只）是纯粹的懊恼。所以追悔呢，就是指应该做的善法没有做、不应该做的恶法却去做了。</w:t>
+        <w:t>每人轮流分享：「最触动我的一句话／一个观点是什么？」（不评论他人）</w:t>
       </w:r>
     </w:p>
     <w:p>
@@ -5491,6 +4717,73 @@
           <w:left w:val="single" w:sz="28" w:space="6" w:color="2E6B4F"/>
         </w:pBdr>
       </w:pPr>
+      <w:r>
+        <w:rPr>
+          <w:sz w:val="21"/>
+        </w:rPr>
+        <w:t>时间紧时每人一句话即可。</w:t>
+      </w:r>
+    </w:p>
+    <w:p>
+      <w:pPr>
+        <w:pStyle w:val="Heading2"/>
+      </w:pPr>
+      <w:r>
+        <w:t>🎯 第二轮主题讨论（10 min）</w:t>
+      </w:r>
+    </w:p>
+    <w:p>
+      <w:r>
+        <w:rPr>
+          <w:b/>
+        </w:rPr>
+        <w:t>讨论问题（按优先级）</w:t>
+      </w:r>
+      <w:r>
+        <w:t>：</w:t>
+      </w:r>
+    </w:p>
+    <w:p>
+      <w:pPr>
+        <w:pStyle w:val="ListBullet"/>
+      </w:pPr>
+      <w:r>
+        <w:rPr>
+          <w:b/>
+        </w:rPr>
+        <w:t>问题①（★必答，时间不够时只讨论这个）</w:t>
+      </w:r>
+      <w:r>
+        <w:t>：五盖——欲贪、嗔恚、昏沉睡眠、掉举追悔、疑——哪一个在你禅修时最常出现？它平时在生活里以什么样子出现？（比如刷手机停不下来、饭后的困、对某个人反复的气、睡前反复的自责……不评判，只是把它认出来。）</w:t>
+      </w:r>
+    </w:p>
+    <w:p>
+      <w:pPr>
+        <w:pStyle w:val="ListBullet"/>
+      </w:pPr>
+      <w:r>
+        <w:rPr>
+          <w:b/>
+        </w:rPr>
+        <w:t>问题②（◈选答）</w:t>
+      </w:r>
+      <w:r>
+        <w:t>：义注把五盖比作债务、疾病、囚禁、奴隶、荒漠——哪一个比喻最触动你？你觉得，为什么把盖比作那个？</w:t>
+      </w:r>
+    </w:p>
+    <w:p>
+      <w:pPr>
+        <w:pStyle w:val="ListBullet"/>
+      </w:pPr>
+      <w:r>
+        <w:rPr>
+          <w:b/>
+        </w:rPr>
+        <w:t>问题③（◈选答，时间富余或大家感兴趣时讨论）</w:t>
+      </w:r>
+      <w:r>
+        <w:t>："动态清理"——及时识别、如理作意、用对治的方法替代。对照材料②的逐盖对治方法，你打算从哪一盖开始练？用哪个方法？</w:t>
+      </w:r>
     </w:p>
     <w:p>
       <w:pPr>
@@ -5503,23 +4796,16 @@
       </w:pPr>
       <w:r>
         <w:rPr>
+          <w:b/>
           <w:sz w:val="21"/>
         </w:rPr>
-        <w:t>〔00:33:39〕佛陀说，这个追悔呢，是所有的不善法里面最没有用的一种不善法。为什么这么讲呢？比如说（贪欲），它还会激发你的动力，你还会去努力；那么其他的（不善法）还会有点（"作用"）……而追悔呢，它就不断自责——是对着自己干，天天折腾自己。所以（佛陀）说，这种不善法就是所有不善法最没有用的。</w:t>
-      </w:r>
-    </w:p>
-    <w:p>
-      <w:pPr>
-        <w:spacing w:before="120" w:after="40"/>
-      </w:pPr>
-      <w:r>
-        <w:rPr>
-          <w:rFonts w:ascii="微软雅黑" w:hAnsi="微软雅黑"/>
-          <w:b/>
-          <w:color w:val="2E6B4F"/>
-          <w:sz w:val="24"/>
-        </w:rPr>
-        <w:t>（三）掉举者的日常调整（依据录音转写整理）</w:t>
+        <w:t>分层追问</w:t>
+      </w:r>
+      <w:r>
+        <w:rPr>
+          <w:sz w:val="21"/>
+        </w:rPr>
+        <w:t>（可视时间取用，由浅入深）：</w:t>
       </w:r>
     </w:p>
     <w:p>
@@ -5535,7 +4821,7 @@
         <w:rPr>
           <w:sz w:val="21"/>
         </w:rPr>
-        <w:t>〔00:37:19〕对于掉举的人呢，我们应该怎么做呢？其实呢，掉举——平常很散乱的人，他的主要原因呢，其实就是平常的习惯不好。比如说他去洗头发（都要想很多）、每天找人说说话就抓心挠肺，这样的人就容易掉举。然后平常呢想得太多、目标太多，这个心比天高，恨不得同时做八个生意，这样一个人，那他一定（容易）掉举。然后（别人）一个眼神一句话，你就想很多、想很久，（也容易掉举）。再一个呢，就是活得很琐碎——假如没有生命目标，婆婆妈妈的、很琐碎的人，也很容易掉举，一心多用。再一个呢，就是没有安全感的人、安全感很缺失的人，他也容易掉举，因为他有各种（抓取）。</w:t>
+        <w:t>- 【现象】最近坐中，最常来找你的是哪一种——想要什么、烦躁、昏沉、散乱，还是犹豫不决？</w:t>
       </w:r>
     </w:p>
     <w:p>
@@ -5547,6 +4833,12 @@
           <w:left w:val="single" w:sz="28" w:space="6" w:color="2E6B4F"/>
         </w:pBdr>
       </w:pPr>
+      <w:r>
+        <w:rPr>
+          <w:sz w:val="21"/>
+        </w:rPr>
+        <w:t>- 【影响】当它出现的时候，你会不会觉得“我修得不好”，然后整个人一下子变得挫败起来？</w:t>
+      </w:r>
     </w:p>
     <w:p>
       <w:pPr>
@@ -5561,7 +4853,23 @@
         <w:rPr>
           <w:sz w:val="21"/>
         </w:rPr>
-        <w:t>〔00:38:48〕所以我们要看到你属于哪一类呢？那就要根据这个原因，着力地去调整、去对治。然后平常的时候加强练习——为什么把正念正知的训练放在第一个呢？日常的正念正知的训练，（是）有效对治这个掉举的非常重要的（基础）方法。这个（基础）如果（没）起来，你想有效对治它是不容易的。再一个呢，就是看清楚这些以后呢，明确我们的生命目标是什么。一个致力于高远目标的人，他是不容易追悔、掉举的，因为他没有时间搞这些（琐碎的）——鸡毛蒜皮、婆婆妈妈，因为他有很多重要的事情要做。</w:t>
+        <w:t>- 【应对】这周一旦认出它来了，先在心里给它起个名字，再深深呼吸一次，看它会不会淡下去。</w:t>
+      </w:r>
+    </w:p>
+    <w:p>
+      <w:pPr>
+        <w:pStyle w:val="Heading2"/>
+      </w:pPr>
+      <w:r>
+        <w:t>📚 扩展内容包（时间富余时使用）</w:t>
+      </w:r>
+    </w:p>
+    <w:p>
+      <w:pPr>
+        <w:pStyle w:val="Heading3"/>
+      </w:pPr>
+      <w:r>
+        <w:t>扩展内容包（原第5周）</w:t>
       </w:r>
     </w:p>
     <w:p>
@@ -5573,6 +4881,40 @@
           <w:left w:val="single" w:sz="28" w:space="6" w:color="2E6B4F"/>
         </w:pBdr>
       </w:pPr>
+      <w:r>
+        <w:rPr>
+          <w:sz w:val="21"/>
+        </w:rPr>
+        <w:t>以下内容用于共读提前结束或讨论意犹未尽时，按需选用，不必全部完成。</w:t>
+      </w:r>
+    </w:p>
+    <w:p>
+      <w:pPr>
+        <w:pStyle w:val="Heading3"/>
+      </w:pPr>
+      <w:r>
+        <w:t>扩展一：补充原文段落</w:t>
+      </w:r>
+    </w:p>
+    <w:p>
+      <w:r>
+        <w:rPr>
+          <w:b/>
+        </w:rPr>
+        <w:t>段落1</w:t>
+      </w:r>
+      <w:r>
+        <w:t>（出自《如来禅修学体系介绍01-古源尊者-20240622》，录音转写（校对整理），</w:t>
+      </w:r>
+      <w:r>
+        <w:rPr>
+          <w:b/>
+        </w:rPr>
+        <w:t>依据录音转写整理</w:t>
+      </w:r>
+      <w:r>
+        <w:t>；可用于讨论问题③之前朗读）：</w:t>
+      </w:r>
     </w:p>
     <w:p>
       <w:pPr>
@@ -5587,21 +4929,7 @@
         <w:rPr>
           <w:sz w:val="21"/>
         </w:rPr>
-        <w:t>〔00:39:42〕所以人呢，要活得志向高远一点（原转写"志，想要高稳一点"）。哪怕呢，你觉得这个超过了我们的能力——谁知道你不会实现呢？万一哪一天你会实现呢？不要（小看）自己。</w:t>
-      </w:r>
-    </w:p>
-    <w:p>
-      <w:pPr>
-        <w:spacing w:before="120" w:after="40"/>
-      </w:pPr>
-      <w:r>
-        <w:rPr>
-          <w:rFonts w:ascii="微软雅黑" w:hAnsi="微软雅黑"/>
-          <w:b/>
-          <w:color w:val="2E6B4F"/>
-          <w:sz w:val="24"/>
-        </w:rPr>
-        <w:t>（四）疑盖：实修验证与善知识（依据录音转写整理）</w:t>
+        <w:t>〔00:36:39〕就是说我们举个例子。我们都从小到大就学一个拿筷子的过程，对吧？首先是用手抓，完了以后，妈妈再给我们一把勺子；勺子完以后，咱们再学拿筷子，基本上是这个过程，对吧？好，那同样的，我们学说话也是这样：（咿呀）打打打，然后他会叫妈妈，然后开始一句一句把你带。我们走路也是这样：走路要花一年多时间，从刚开始爬，然后才会开始颠颠倒倒（地走），然后开始会走路，这个过程呢，都是要一年。</w:t>
       </w:r>
     </w:p>
     <w:p>
@@ -5613,12 +4941,6 @@
           <w:left w:val="single" w:sz="28" w:space="6" w:color="2E6B4F"/>
         </w:pBdr>
       </w:pPr>
-      <w:r>
-        <w:rPr>
-          <w:sz w:val="21"/>
-        </w:rPr>
-        <w:t>〔00:47:45〕比如说呢，我们经常听到："听说你们能看到名色法，是不是想出来的？""没见过的东西，怎么（可能看到）呢？就没有那个水平（吧）。"……那（你觉得）"想出来的"这个东西的破除呢，就是你真的要去实修，你才会知道；你不去实修就不会知道。……那你去修，你就知道了。</w:t>
-      </w:r>
     </w:p>
     <w:p>
       <w:pPr>
@@ -5629,6 +4951,12 @@
           <w:left w:val="single" w:sz="28" w:space="6" w:color="2E6B4F"/>
         </w:pBdr>
       </w:pPr>
+      <w:r>
+        <w:rPr>
+          <w:sz w:val="21"/>
+        </w:rPr>
+        <w:t>〔00:37:17〕那是什么意思呢？就是所有我们还不会的、还没有从小到大学过的东西，你大概都要有这么（长的时间）。（这）一年多，不是说不负责任、把你当小孩儿——就是你不会的东西，你就是小孩（原转写"傻孩"）。</w:t>
+      </w:r>
     </w:p>
     <w:p>
       <w:pPr>
@@ -5639,12 +4967,6 @@
           <w:left w:val="single" w:sz="28" w:space="6" w:color="2E6B4F"/>
         </w:pBdr>
       </w:pPr>
-      <w:r>
-        <w:rPr>
-          <w:sz w:val="21"/>
-        </w:rPr>
-        <w:t>〔00:48:59〕那一个法，你学习了，那你要不要怀疑呢？按照佛陀（的教导），你就（先去）确定它是善法还是不善法、是该指责的还是不可指责的、是可以修行的还是不可以修行的、是卑劣的还是高尚的、是邪恶的还是（有功德的）、能不能带来利益？——那就先做做看呗，先不怀疑。因为只要开始怀疑，你就修不下去，你就不可能修了。</w:t>
-      </w:r>
     </w:p>
     <w:p>
       <w:pPr>
@@ -5655,6 +4977,12 @@
           <w:left w:val="single" w:sz="28" w:space="6" w:color="2E6B4F"/>
         </w:pBdr>
       </w:pPr>
+      <w:r>
+        <w:rPr>
+          <w:sz w:val="21"/>
+        </w:rPr>
+        <w:t>〔00:37:37〕我们心里面要有这样的一个基本认知。如果你不认这个东西，认为你现在是个大人、是一个很有智慧的人，在我的禅修教导过程中呢，我们就会出现一大批这样的高智商综合症。</w:t>
+      </w:r>
     </w:p>
     <w:p>
       <w:pPr>
@@ -5665,12 +4993,6 @@
           <w:left w:val="single" w:sz="28" w:space="6" w:color="2E6B4F"/>
         </w:pBdr>
       </w:pPr>
-      <w:r>
-        <w:rPr>
-          <w:sz w:val="21"/>
-        </w:rPr>
-        <w:t>〔00:51:04〕第二个（方法）呢，就是（多）去请教有关佛法僧的问题，然后确立、了解，对于佛法僧的真实性（生）起信心。那对佛法僧的真实性（生）信心呢，我们在学信心的时候都知道，信的因就是信本身——就是你要增强信心，在佛法的角度，信心不是说给你讲了你就信，而是你要去实践。所以我们（一直）跟大家讲：你一定要把法运用到你的生活上，运用到对治我们的烦恼上；如果你不能（实践）、（不能）体会到清净快乐的修行的话，你就不能够证得真实的信——那个信呢，就是迷信。（只是）一（听）这个事情就很感动，那个感动形成的信呢，那（还不一定）是（真）信。但是你修慈心呢，你觉得内心的（郁结）干净了、（解开了）——那你就知道慈心这个（禅）法是能解决内心（郁结）的问题，那你就信任了。（只）是感动的话——你看电视剧，你也感动，你也哭，有的人就喜欢哭（那不算）。</w:t>
-      </w:r>
     </w:p>
     <w:p>
       <w:pPr>
@@ -5681,6 +5003,12 @@
           <w:left w:val="single" w:sz="28" w:space="6" w:color="2E6B4F"/>
         </w:pBdr>
       </w:pPr>
+      <w:r>
+        <w:rPr>
+          <w:sz w:val="21"/>
+        </w:rPr>
+        <w:t>〔00:37:56〕高智商综合症的特点呢，就是基本上都是博士。我们的学生里好多博士，曾经学过禅修（原转写"探究的学过价值"）。什么原因呢？他觉得我用博士的角度来看这个问题，我用博士的角度来解决日常我们心态的问题。结果一查，欲速不达——就是他不按照"你就是一个一岁多的孩子在学走路"的这样一个心态来学习。</w:t>
+      </w:r>
     </w:p>
     <w:p>
       <w:pPr>
@@ -5691,26 +5019,6 @@
           <w:left w:val="single" w:sz="28" w:space="6" w:color="2E6B4F"/>
         </w:pBdr>
       </w:pPr>
-      <w:r>
-        <w:rPr>
-          <w:sz w:val="21"/>
-        </w:rPr>
-        <w:t>〔01:02:14〕其实呢，在我们禅修的时候呢，疑盖呢，最容易现出来的是对法的疑和对自己的疑。那为什么我们会控制、会抓取、会有期待？就是你不相信法（会）自然运作的。就是你只要老老实实地、如实地、自然地、轻松地对着这个业处，它就是最快的，这就是最洁净的、最好的方式。但是呢，你就觉得有可能（再）努个力、抓一把、逼一下，这个能更好——那这其实呢，就是你对法有疑。然后呢，对自己太自信、对自我看得太重的时候，就对佛法僧三宝不敢交出去——你不能够把自己交给法去自然运作，这是一种疑。再下来呢，就是你如果是搞不定的时候开始怀疑自己——"这肯定不行啊，就完蛋了"……（动辄说）业障（深重）……其他的我们就称为盖，对了，你去除盖就可以了，没有那么多"障"。所以这个对自己不要怀疑。那对于老师的怀疑呢，就是你看他教的有没有一点效果，有点效果的呢，就先修习这个，不要老怀疑——老怀疑你天天拣，你拣不过来。</w:t>
-      </w:r>
-    </w:p>
-    <w:p>
-      <w:pPr>
-        <w:spacing w:before="120" w:after="40"/>
-      </w:pPr>
-      <w:r>
-        <w:rPr>
-          <w:rFonts w:ascii="微软雅黑" w:hAnsi="微软雅黑"/>
-          <w:b/>
-          <w:color w:val="2E6B4F"/>
-          <w:sz w:val="24"/>
-        </w:rPr>
-        <w:t>（五）平衡五根五力与七觉支（出自补充资源E，依据录音转写整理）</w:t>
-      </w:r>
     </w:p>
     <w:p>
       <w:pPr>
@@ -5725,12 +5033,18 @@
         <w:rPr>
           <w:sz w:val="21"/>
         </w:rPr>
-        <w:t>〔00:42:42〕五根对治五盖呢：信根和慧根可以对治疑盖——信跟疑就（是）一对。定根呢可以对治贪盖和掉举追悔盖；精进根呢，可以对治昏沉睡眠盖。但定根跟精进根也要平衡——定和慧要一同修，（根与根之间）也要平衡。当然念根呢，它同样是适合所有的情况。那一般来讲，（某）根较弱的人呢，把那（相应）根调得高一些是比较恰当的。</w:t>
-      </w:r>
-    </w:p>
-    <w:p>
-      <w:r>
-        <w:t>【整理者注】此段原转写把"五根／五力／五神足"与"（禅支）一境性、喜、勤、乐、舍对五盖"两套对应混排在一起；两套配对在注疏传统中各有出处，因转写混乱，照录整理如上，请核对原录音与《清净道论》后再引用。</w:t>
+        <w:t>〔00:38:38〕所以我们要有一个目标——目标要高远，我们要成功，要证果（原转写"正果"），但是要深深海底行，要脚踏实地，每一步每一步都要走得很扎实才行啊。不然你就会走不下去——坑太多了，修行的路上坑太多。</w:t>
+      </w:r>
+    </w:p>
+    <w:p>
+      <w:r>
+        <w:rPr>
+          <w:b/>
+        </w:rPr>
+        <w:t>段落2</w:t>
+      </w:r>
+      <w:r>
+        <w:t>（出自《如来禅修学体系16-入出息念业处十六事-古源尊者-20250118（课件）》，出处同材料①扩展段）：</w:t>
       </w:r>
     </w:p>
     <w:p>
@@ -5746,7 +5060,18 @@
         <w:rPr>
           <w:sz w:val="21"/>
         </w:rPr>
-        <w:t>〔00:40:20〕七觉支对治五盖（与）五根五力对治五盖：按照论师的说法呢，念觉支呢，它是适合于对治一切的盖——或者说呢，如果没有念觉支，你根本看不到盖。那么精进觉支可以对治昏沉睡眠盖；择法觉支呢，也可以对治昏沉睡眠盖；喜觉支呢，也可以对治昏沉睡眠盖——这就是策励心（原转写"侧离心"）。然后七觉支的另外（一组）——轻安觉支、定觉支、舍觉支呢，就是对治掉举追悔盖（的，即安息心）。</w:t>
+        <w:t>似相的培育方法与目标：通过修止，修行者能够培育似相，实现世间菩提分的培育。这种培育是修行者实现解脱的重要基础之一。通过培育似相，修行者能够逐步实现心灵的净化与升华，为后续的修行打下坚实的基础。</w:t>
+      </w:r>
+    </w:p>
+    <w:p>
+      <w:r>
+        <w:rPr>
+          <w:b/>
+        </w:rPr>
+        <w:t>段落3</w:t>
+      </w:r>
+      <w:r>
+        <w:t>（出自《如来禅修学体系14-入出息念浅析7-修习3-古源尊者-20250116（课件）》，出处同材料②）：</w:t>
       </w:r>
     </w:p>
     <w:p>
@@ -5758,6 +5083,71 @@
           <w:left w:val="single" w:sz="28" w:space="6" w:color="2E6B4F"/>
         </w:pBdr>
       </w:pPr>
+      <w:r>
+        <w:rPr>
+          <w:sz w:val="21"/>
+        </w:rPr>
+        <w:t>修习诀窍（七项，照录）：(一) 了解性行；(二) 对治五盖；(三) 心总是寻找快乐；(四) 一个心识刹那只有一个心生起；(五) 所缘始终都是息的概念；(六) 不要望文解义；(七) 平衡五根与平衡七觉支。</w:t>
+      </w:r>
+    </w:p>
+    <w:p>
+      <w:r>
+        <w:t>【整理者注】本课件仅提取到七项目录标题，各诀窍的展开正文未能提取（推测以图形页呈现）。</w:t>
+      </w:r>
+    </w:p>
+    <w:p>
+      <w:pPr>
+        <w:pStyle w:val="Heading3"/>
+      </w:pPr>
+      <w:r>
+        <w:t>扩展二：深入讨论问题</w:t>
+      </w:r>
+    </w:p>
+    <w:p>
+      <w:pPr>
+        <w:pStyle w:val="ListNumber"/>
+      </w:pPr>
+      <w:r>
+        <w:t>尊者说："第一次入禅那，心只生起一个禅那心，那个时候你根本不自觉"，还说"破圈并不是你追求它破圈，它就能够破，而是靠累积"。你怎么看待"定是累积出来的，不是追求出来的"？</w:t>
+      </w:r>
+    </w:p>
+    <w:p>
+      <w:pPr>
+        <w:pStyle w:val="ListNumber"/>
+      </w:pPr>
+      <w:r>
+        <w:t>十种安止善巧里，哪一条是你现在最容易做到的？哪一条最难？为什么？</w:t>
+      </w:r>
+    </w:p>
+    <w:p>
+      <w:pPr>
+        <w:pStyle w:val="Heading3"/>
+      </w:pPr>
+      <w:r>
+        <w:t>扩展三：延伸小练习</w:t>
+      </w:r>
+    </w:p>
+    <w:p>
+      <w:pPr>
+        <w:pStyle w:val="ListBullet"/>
+      </w:pPr>
+      <w:r>
+        <w:rPr>
+          <w:b/>
+        </w:rPr>
+        <w:t>一天三次"心检"</w:t>
+      </w:r>
+      <w:r>
+        <w:t>：从今天开始，早、午、睡前各花30秒问自己一句："我的心现在是在追过去、在盼未来，还是安在当下？"只是观察，不评判，不处理。（呼应材料②"十三种净化"的前两条）</w:t>
+      </w:r>
+    </w:p>
+    <w:p>
+      <w:pPr>
+        <w:pStyle w:val="Heading3"/>
+      </w:pPr>
+      <w:r>
+        <w:t>扩展内容包（原第6周）</w:t>
+      </w:r>
     </w:p>
     <w:p>
       <w:pPr>
@@ -5772,7 +5162,7 @@
         <w:rPr>
           <w:sz w:val="21"/>
         </w:rPr>
-        <w:t>〔00:41:25〕（实践：）你到了（运用）七觉支这个阶段的时候，出现妄念呢，一般我建议就是你要看一下：你的妄念起来的时候，是因为躁动而产生的妄念，还是因为沉滞而造成的妄念。如果（是躁动），你把那一件事舍掉，提升一下轻安觉支，心就平静下来；如果觉得心是沉滞而造成（的妄念）呢，你就（要提起精进、择法、喜觉支策励，然后再）舍（入定）。</w:t>
+        <w:t>以下内容用于共读提前结束或讨论意犹未尽时，按需选用，不必全部完成。</w:t>
       </w:r>
     </w:p>
     <w:p>
@@ -5780,7 +5170,18 @@
         <w:pStyle w:val="Heading3"/>
       </w:pPr>
       <w:r>
-        <w:t>原文材料③：动态清理的实践</w:t>
+        <w:t>扩展一：补充原文段落</w:t>
+      </w:r>
+    </w:p>
+    <w:p>
+      <w:r>
+        <w:rPr>
+          <w:b/>
+        </w:rPr>
+        <w:t>段落1</w:t>
+      </w:r>
+      <w:r>
+        <w:t>（出自《止观前行实修营8-舍离五盖1（共修版）》，出处同材料①）：</w:t>
       </w:r>
     </w:p>
     <w:p>
@@ -5794,86 +5195,9 @@
       </w:pPr>
       <w:r>
         <w:rPr>
-          <w:b/>
           <w:sz w:val="21"/>
         </w:rPr>
-        <w:t>段落优先级</w:t>
-      </w:r>
-      <w:r>
-        <w:rPr>
-          <w:sz w:val="21"/>
-        </w:rPr>
-        <w:t>：★核心必读｜◈可选</w:t>
-      </w:r>
-    </w:p>
-    <w:p>
-      <w:pPr>
-        <w:pStyle w:val="ListBullet"/>
-      </w:pPr>
-      <w:r>
-        <w:rPr>
-          <w:b/>
-        </w:rPr>
-        <w:t>标题</w:t>
-      </w:r>
-      <w:r>
-        <w:t>：《止观前行实修营12-舍离五盖5-古源尊者-20220511》（出处同材料②补充资源E）＋《止观前行实修营8-舍离五盖1-古源尊者-20220501》（作业，出处同材料①）</w:t>
-      </w:r>
-    </w:p>
-    <w:p>
-      <w:pPr>
-        <w:pStyle w:val="ListBullet"/>
-      </w:pPr>
-      <w:r>
-        <w:rPr>
-          <w:b/>
-        </w:rPr>
-        <w:t>文件类型</w:t>
-      </w:r>
-      <w:r>
-        <w:t>：录音转写（校对整理）＋PDF课件</w:t>
-      </w:r>
-    </w:p>
-    <w:p>
-      <w:pPr>
-        <w:pStyle w:val="ListBullet"/>
-      </w:pPr>
-      <w:r>
-        <w:rPr>
-          <w:b/>
-        </w:rPr>
-        <w:t>知识库出处</w:t>
-      </w:r>
-      <w:r>
-        <w:t>：知识库「古源尊者开示及上座部佛教资料」</w:t>
-      </w:r>
-    </w:p>
-    <w:p>
-      <w:pPr>
-        <w:pStyle w:val="ListBullet"/>
-      </w:pPr>
-      <w:r>
-        <w:rPr>
-          <w:b/>
-        </w:rPr>
-        <w:t>media_id</w:t>
-      </w:r>
-      <w:r>
-        <w:t>：soundrecording_d0dd1c0cd17209afe241ece24bf6b7b4_2ba605763034eb2b0864b0128a02f8f27439961422831605；pdf_d0dd1c0cd17209afe241ece24bf6b7b4_e1884b9fdfa43e1e7f61b1ceef75d6367439961422831605</w:t>
-      </w:r>
-    </w:p>
-    <w:p>
-      <w:pPr>
-        <w:pStyle w:val="ListBullet"/>
-      </w:pPr>
-      <w:r>
-        <w:rPr>
-          <w:b/>
-        </w:rPr>
-        <w:t>打开方式</w:t>
-      </w:r>
-      <w:r>
-        <w:t>：ima知识库搜索「舍离五盖5」「舍离五盖1」即可打开</w:t>
+        <w:t>你如果把它理完了，你就能大致看出来过去的余势会有些什么样的特点，同时会看到这些特点是你根深蒂固的一些东西，但是这一生你出生的家庭和外在环境，会在这个基础上，包上一层壳、两层壳、三层壳……</w:t>
       </w:r>
     </w:p>
     <w:p>
@@ -5889,45 +5213,18 @@
         <w:rPr>
           <w:sz w:val="21"/>
         </w:rPr>
-        <w:t xml:space="preserve">📎 </w:t>
-      </w:r>
+        <w:t>如果你有正念正知，念知清楚，你能够掰出来，哪些是这一生加上去的，哪些是过去带来的。但是不管是哪一种，只要有佛法都是有可能去调整它、改善它。如果它成为我们禅修的盖，就把他掀掉！今天我们的课就学习到这里，祝福大家"掀盖"成功！</w:t>
+      </w:r>
+    </w:p>
+    <w:p>
       <w:r>
         <w:rPr>
           <w:b/>
-          <w:sz w:val="21"/>
-        </w:rPr>
-        <w:t>完整原文见《原文全集》</w:t>
-      </w:r>
-      <w:r>
-        <w:rPr>
-          <w:sz w:val="21"/>
-        </w:rPr>
-        <w:t>（《止观前行实修营12-舍离五盖5》录音部分与《舍离五盖1》课件部分），以下为章节完整文字（照录，未删改）：</w:t>
-      </w:r>
-    </w:p>
-    <w:p>
-      <w:r>
-        <w:rPr>
-          <w:b/>
-        </w:rPr>
-        <w:t>★核心段落</w:t>
-      </w:r>
-      <w:r>
-        <w:t>（必读）</w:t>
-      </w:r>
-    </w:p>
-    <w:p>
-      <w:pPr>
-        <w:spacing w:before="120" w:after="40"/>
-      </w:pPr>
-      <w:r>
-        <w:rPr>
-          <w:rFonts w:ascii="微软雅黑" w:hAnsi="微软雅黑"/>
-          <w:b/>
-          <w:color w:val="2E6B4F"/>
-          <w:sz w:val="24"/>
-        </w:rPr>
-        <w:t>"智慧动态识别并及时清理五盖"的实践要领（依据录音转写整理）</w:t>
+        </w:rPr>
+        <w:t>段落2</w:t>
+      </w:r>
+      <w:r>
+        <w:t>（出自《如来禅修学体系21-禅修次第5-如理作意2-古源尊者-20250123（课件）》）：</w:t>
       </w:r>
     </w:p>
     <w:p>
@@ -5943,7 +5240,7 @@
         <w:rPr>
           <w:sz w:val="21"/>
         </w:rPr>
-        <w:t>〔00:54:29〕我们昨天有个同学讲，说"我没什么五盖，是不是就不用（清理）了？"——五盖要阿罗汉才会（完全）除息，阿罗汉（才）不会有五盖。我就举一个例子：（有人）在一个群里面，他就一个（禅那）都没有（证得），为什么呢？因为在群里就会有比较，为什么要比较？因为有慢，因为有贪就有盖，所以他要搞各种名堂。</w:t>
+        <w:t>再者，诸比库，比库对六种内、外处而于法随观法而住。诸比库，比库又如何对六种内、外处而于法随观法而住呢？</w:t>
       </w:r>
     </w:p>
     <w:p>
@@ -5955,6 +5252,151 @@
           <w:left w:val="single" w:sz="28" w:space="6" w:color="2E6B4F"/>
         </w:pBdr>
       </w:pPr>
+      <w:r>
+        <w:rPr>
+          <w:sz w:val="21"/>
+        </w:rPr>
+        <w:t>诸比库，在此，比库了知眼，了知色，也了知缘此二者而生起之结；他了知未生起之结如何生起，了知己生起之结如何舍断，也了知已舍断之结于未来如何不再生起。</w:t>
+      </w:r>
+    </w:p>
+    <w:p>
+      <w:r>
+        <w:t>（编注：此为《大念处经》法随观·十二处段的引文。"未生起之结如何生起、已生起之结如何舍断、已舍断之结于未来如何不再生起"的观察框架，同样适用于五盖——即对每一盖"未生之盖如何生起、已生之盖如何舍断、已舍断之盖于未来如何不再生起"的三段观察，是本周"动态清理"的经典依据。）</w:t>
+      </w:r>
+    </w:p>
+    <w:p>
+      <w:pPr>
+        <w:pStyle w:val="Heading3"/>
+      </w:pPr>
+      <w:r>
+        <w:t>扩展二：深入讨论问题</w:t>
+      </w:r>
+    </w:p>
+    <w:p>
+      <w:pPr>
+        <w:pStyle w:val="ListNumber"/>
+      </w:pPr>
+      <w:r>
+        <w:t>尊者说，追悔"是对着自己干，天天折腾自己"，是"所有不善法里面最没有用的一种"。你最近一次这样的追悔是什么？现在再看它，你想对自己说什么？</w:t>
+      </w:r>
+    </w:p>
+    <w:p>
+      <w:pPr>
+        <w:pStyle w:val="ListNumber"/>
+      </w:pPr>
+      <w:r>
+        <w:t>"只要开始怀疑，你就修不下去……先做做看呗，先不怀疑。"——你怎么看待"用实修来验证，而不是用怀疑来开路"？</w:t>
+      </w:r>
+    </w:p>
+    <w:p>
+      <w:pPr>
+        <w:pStyle w:val="Heading3"/>
+      </w:pPr>
+      <w:r>
+        <w:t>扩展三：延伸小练习</w:t>
+      </w:r>
+    </w:p>
+    <w:p>
+      <w:pPr>
+        <w:pStyle w:val="ListBullet"/>
+      </w:pPr>
+      <w:r>
+        <w:rPr>
+          <w:b/>
+        </w:rPr>
+        <w:t>给盖画张像</w:t>
+      </w:r>
+      <w:r>
+        <w:t>：本周在生活里抓住一次盖的现行（刷手机停不下来、饭后的困、对某人的气、睡前反复的自责、对方法的犹豫），给它起个外号，留意它来之前身体和心的信号。下次它再出现时，你在半秒之内就能叫出它的名字——这就是"识别"的开始。</w:t>
+      </w:r>
+    </w:p>
+    <w:p>
+      <w:pPr>
+        <w:pStyle w:val="Heading2"/>
+      </w:pPr>
+      <w:r>
+        <w:t>🔚 收尾与回向（15 min）</w:t>
+      </w:r>
+    </w:p>
+    <w:p>
+      <w:pPr>
+        <w:pStyle w:val="Heading3"/>
+      </w:pPr>
+      <w:r>
+        <w:t>收尾回向（原第5周）</w:t>
+      </w:r>
+    </w:p>
+    <w:p>
+      <w:pPr>
+        <w:pStyle w:val="ListNumber"/>
+      </w:pPr>
+      <w:r>
+        <w:rPr>
+          <w:b/>
+        </w:rPr>
+        <w:t>每人一句话</w:t>
+      </w:r>
+      <w:r>
+        <w:t>：今天最大的收获是什么？</w:t>
+      </w:r>
+    </w:p>
+    <w:p>
+      <w:pPr>
+        <w:pStyle w:val="ListNumber"/>
+      </w:pPr>
+      <w:r>
+        <w:rPr>
+          <w:b/>
+        </w:rPr>
+        <w:t>下周预告</w:t>
+      </w:r>
+      <w:r>
+        <w:t>：下周我们读"五盖"——是什么挡住了定力？贪欲、瞋恚、昏沉睡眠、掉举追悔、疑，我们一个一个认识它们，学会"动态清理"。</w:t>
+      </w:r>
+    </w:p>
+    <w:p>
+      <w:pPr>
+        <w:pStyle w:val="ListNumber"/>
+      </w:pPr>
+      <w:r>
+        <w:rPr>
+          <w:b/>
+        </w:rPr>
+        <w:t>本周作业</w:t>
+      </w:r>
+      <w:r>
+        <w:t>：</w:t>
+      </w:r>
+    </w:p>
+    <w:p>
+      <w:pPr>
+        <w:pStyle w:val="ListBullet"/>
+      </w:pPr>
+      <w:r>
+        <w:t>每天坐15-20分钟；</w:t>
+      </w:r>
+    </w:p>
+    <w:p>
+      <w:pPr>
+        <w:pStyle w:val="ListBullet"/>
+      </w:pPr>
+      <w:r>
+        <w:t>若见到光、亮等禅相，不追不赶，只在触点知道呼吸。</w:t>
+      </w:r>
+    </w:p>
+    <w:p>
+      <w:pPr>
+        <w:pStyle w:val="ListNumber"/>
+      </w:pPr>
+      <w:r>
+        <w:rPr>
+          <w:b/>
+        </w:rPr>
+        <w:t>回向</w:t>
+      </w:r>
+      <w:r>
+        <w:t>（一起念）：</w:t>
+      </w:r>
     </w:p>
     <w:p>
       <w:pPr>
@@ -5967,47 +5409,10 @@
       </w:pPr>
       <w:r>
         <w:rPr>
-          <w:sz w:val="21"/>
-        </w:rPr>
-        <w:t>〔00:55:18〕当我们清理五盖呢，要记住，清理五盖不是一劳永逸的事情。清理五盖呢，就用我们现在这个防疫的一句话，叫</w:t>
-      </w:r>
-      <w:r>
-        <w:rPr>
           <w:b/>
           <w:sz w:val="21"/>
         </w:rPr>
-        <w:t>动态清理</w:t>
-      </w:r>
-      <w:r>
-        <w:rPr>
-          <w:sz w:val="21"/>
-        </w:rPr>
-        <w:t>——所以要及时地发现、及时清理，是这样的过程，那你不能躺平。那但是呢，你如果你说"我不躺平，我跟他干"，那又是嗔恚盖了——嗔恚盖是解决不了（五）盖的。你只有智慧地面对五盖，才能够把它彻底清除好。</w:t>
-      </w:r>
-    </w:p>
-    <w:p>
-      <w:r>
-        <w:rPr>
-          <w:b/>
-        </w:rPr>
-        <w:t>◈扩展段落</w:t>
-      </w:r>
-      <w:r>
-        <w:t>（可选）</w:t>
-      </w:r>
-    </w:p>
-    <w:p>
-      <w:pPr>
-        <w:spacing w:before="120" w:after="40"/>
-      </w:pPr>
-      <w:r>
-        <w:rPr>
-          <w:rFonts w:ascii="微软雅黑" w:hAnsi="微软雅黑"/>
-          <w:b/>
-          <w:color w:val="2E6B4F"/>
-          <w:sz w:val="24"/>
-        </w:rPr>
-        <w:t>作业：生命回顾（动态清理的入手处）</w:t>
+        <w:t>愿我此功德，导向诸漏尽！</w:t>
       </w:r>
     </w:p>
     <w:p>
@@ -6021,22 +5426,10 @@
       </w:pPr>
       <w:r>
         <w:rPr>
+          <w:b/>
           <w:sz w:val="21"/>
         </w:rPr>
-        <w:t>作业：生命回顾</w:t>
-      </w:r>
-    </w:p>
-    <w:p>
-      <w:r>
-        <w:t>（编注：此为《止观前行实修营8-舍离五盖1》课件结尾布置的作业标题，素材整理者标注其为"动态清理的入手处"——即回顾自己的生命：过去的余势与今生环境加上来的"壳"，看见自己的盖从哪里来。）</w:t>
-      </w:r>
-    </w:p>
-    <w:p>
-      <w:pPr>
-        <w:pStyle w:val="Heading2"/>
-      </w:pPr>
-      <w:r>
-        <w:t>💬 第二轮分享（10 min）</w:t>
+        <w:t>愿我此功德，为证涅槃缘！</w:t>
       </w:r>
     </w:p>
     <w:p>
@@ -6050,9 +5443,10 @@
       </w:pPr>
       <w:r>
         <w:rPr>
+          <w:b/>
           <w:sz w:val="21"/>
         </w:rPr>
-        <w:t>每人轮流分享：「最触动我的一句话／一个观点是什么？」（不评论他人）</w:t>
+        <w:t>我此功德分，回向诸有情！</w:t>
       </w:r>
     </w:p>
     <w:p>
@@ -6066,25 +5460,57 @@
       </w:pPr>
       <w:r>
         <w:rPr>
+          <w:b/>
           <w:sz w:val="21"/>
         </w:rPr>
-        <w:t>时间紧时每人一句话即可。</w:t>
-      </w:r>
-    </w:p>
-    <w:p>
-      <w:pPr>
-        <w:pStyle w:val="Heading2"/>
-      </w:pPr>
-      <w:r>
-        <w:t>🎯 第二轮主题讨论（10 min）</w:t>
-      </w:r>
-    </w:p>
-    <w:p>
+        <w:t>愿彼等一切，同得功德分！</w:t>
+      </w:r>
+    </w:p>
+    <w:p>
+      <w:pPr>
+        <w:pStyle w:val="Heading3"/>
+      </w:pPr>
+      <w:r>
+        <w:t>收尾回向（原第6周）</w:t>
+      </w:r>
+    </w:p>
+    <w:p>
+      <w:pPr>
+        <w:pStyle w:val="ListNumber"/>
+      </w:pPr>
       <w:r>
         <w:rPr>
           <w:b/>
         </w:rPr>
-        <w:t>讨论问题（按优先级）</w:t>
+        <w:t>每人一句话</w:t>
+      </w:r>
+      <w:r>
+        <w:t>：今天最大的收获是什么？</w:t>
+      </w:r>
+    </w:p>
+    <w:p>
+      <w:pPr>
+        <w:pStyle w:val="ListNumber"/>
+      </w:pPr>
+      <w:r>
+        <w:rPr>
+          <w:b/>
+        </w:rPr>
+        <w:t>下周预告</w:t>
+      </w:r>
+      <w:r>
+        <w:t>：下周我们读"经行与四威仪"——不打坐的时候，正念怎么保持？走路，也可以是禅修。</w:t>
+      </w:r>
+    </w:p>
+    <w:p>
+      <w:pPr>
+        <w:pStyle w:val="ListNumber"/>
+      </w:pPr>
+      <w:r>
+        <w:rPr>
+          <w:b/>
+        </w:rPr>
+        <w:t>本周作业</w:t>
       </w:r>
       <w:r>
         <w:t>：</w:t>
@@ -6095,41 +5521,21 @@
         <w:pStyle w:val="ListBullet"/>
       </w:pPr>
       <w:r>
+        <w:t>每天禅修前先花1分钟自检五盖：问自己"哪个盖今天最活跃？"——用对应的方法先处理，再上座。</w:t>
+      </w:r>
+    </w:p>
+    <w:p>
+      <w:pPr>
+        <w:pStyle w:val="ListNumber"/>
+      </w:pPr>
+      <w:r>
         <w:rPr>
           <w:b/>
         </w:rPr>
-        <w:t>问题①（★必答，时间不够时只讨论这个）</w:t>
-      </w:r>
-      <w:r>
-        <w:t>：五盖——欲贪、嗔恚、昏沉睡眠、掉举追悔、疑——哪一个在你禅修时最常出现？它平时在生活里以什么样子出现？（比如刷手机停不下来、饭后的困、对某个人反复的气、睡前反复的自责……不评判，只是把它认出来。）</w:t>
-      </w:r>
-    </w:p>
-    <w:p>
-      <w:pPr>
-        <w:pStyle w:val="ListBullet"/>
-      </w:pPr>
-      <w:r>
-        <w:rPr>
-          <w:b/>
-        </w:rPr>
-        <w:t>问题②（◈选答）</w:t>
-      </w:r>
-      <w:r>
-        <w:t>：义注把五盖比作债务、疾病、囚禁、奴隶、荒漠——哪一个比喻最触动你？你觉得，为什么把盖比作那个？</w:t>
-      </w:r>
-    </w:p>
-    <w:p>
-      <w:pPr>
-        <w:pStyle w:val="ListBullet"/>
-      </w:pPr>
-      <w:r>
-        <w:rPr>
-          <w:b/>
-        </w:rPr>
-        <w:t>问题③（◈选答，时间富余或大家感兴趣时讨论）</w:t>
-      </w:r>
-      <w:r>
-        <w:t>："动态清理"——及时识别、如理作意、用对治的方法替代。对照材料②的逐盖对治方法，你打算从哪一盖开始练？用哪个方法？</w:t>
+        <w:t>回向</w:t>
+      </w:r>
+      <w:r>
+        <w:t>（一起念）：</w:t>
       </w:r>
     </w:p>
     <w:p>
@@ -6146,13 +5552,7 @@
           <w:b/>
           <w:sz w:val="21"/>
         </w:rPr>
-        <w:t>分层追问</w:t>
-      </w:r>
-      <w:r>
-        <w:rPr>
-          <w:sz w:val="21"/>
-        </w:rPr>
-        <w:t>（可视时间取用，由浅入深）：</w:t>
+        <w:t>愿我此功德，导向诸漏尽！</w:t>
       </w:r>
     </w:p>
     <w:p>
@@ -6166,9 +5566,10 @@
       </w:pPr>
       <w:r>
         <w:rPr>
+          <w:b/>
           <w:sz w:val="21"/>
         </w:rPr>
-        <w:t>- 【现象】最近坐中，最常来找你的是哪一种——想要什么、烦躁、昏沉、散乱，还是犹豫不决？</w:t>
+        <w:t>愿我此功德，为证涅槃缘！</w:t>
       </w:r>
     </w:p>
     <w:p>
@@ -6182,9 +5583,10 @@
       </w:pPr>
       <w:r>
         <w:rPr>
+          <w:b/>
           <w:sz w:val="21"/>
         </w:rPr>
-        <w:t>- 【影响】当它出现的时候，你会不会觉得“我修得不好”，然后整个人一下子变得挫败起来？</w:t>
+        <w:t>我此功德分，回向诸有情！</w:t>
       </w:r>
     </w:p>
     <w:p>
@@ -6198,1359 +5600,11 @@
       </w:pPr>
       <w:r>
         <w:rPr>
-          <w:sz w:val="21"/>
-        </w:rPr>
-        <w:t>- 【应对】这周一旦认出它来了，先在心里给它起个名字，再深深呼吸一次，看它会不会淡下去。</w:t>
-      </w:r>
-    </w:p>
-    <w:p>
-      <w:pPr>
-        <w:pStyle w:val="Heading2"/>
-      </w:pPr>
-      <w:r>
-        <w:t>📚 扩展内容包（时间富余时使用）</w:t>
-      </w:r>
-    </w:p>
-    <w:p>
-      <w:pPr>
-        <w:pStyle w:val="Heading3"/>
-      </w:pPr>
-      <w:r>
-        <w:t>扩展内容包（原第5周）</w:t>
-      </w:r>
-    </w:p>
-    <w:p>
-      <w:pPr>
-        <w:spacing w:after="30" w:before="0"/>
-        <w:ind w:left="227" w:right="113"/>
-        <w:shd w:val="clear" w:color="auto" w:fill="F2F8F4"/>
-        <w:pBdr>
-          <w:left w:val="single" w:sz="28" w:space="6" w:color="2E6B4F"/>
-        </w:pBdr>
-      </w:pPr>
-      <w:r>
-        <w:rPr>
-          <w:sz w:val="21"/>
-        </w:rPr>
-        <w:t>以下内容用于共读提前结束或讨论意犹未尽时，按需选用，不必全部完成。</w:t>
-      </w:r>
-    </w:p>
-    <w:p>
-      <w:pPr>
-        <w:pStyle w:val="Heading3"/>
-      </w:pPr>
-      <w:r>
-        <w:t>扩展一：补充原文段落</w:t>
-      </w:r>
-    </w:p>
-    <w:p>
-      <w:r>
-        <w:rPr>
-          <w:b/>
-        </w:rPr>
-        <w:t>段落1</w:t>
-      </w:r>
-      <w:r>
-        <w:t>（出自《如来禅修学体系介绍01-古源尊者-20240622》，录音转写（校对整理），</w:t>
-      </w:r>
-      <w:r>
-        <w:rPr>
-          <w:b/>
-        </w:rPr>
-        <w:t>依据录音转写整理</w:t>
-      </w:r>
-      <w:r>
-        <w:t>，media_id：soundrecording_d0dd1c0cd17209afe241ece24bf6b7b4_0fc55283b02a96504d79eb3aa4c4406a7439961422831605，打开方式：ima知识库搜索「如来禅修学体系介绍01」即可打开；可用于讨论问题③之前朗读）：</w:t>
-      </w:r>
-    </w:p>
-    <w:p>
-      <w:pPr>
-        <w:spacing w:after="30" w:before="0"/>
-        <w:ind w:left="227" w:right="113"/>
-        <w:shd w:val="clear" w:color="auto" w:fill="F2F8F4"/>
-        <w:pBdr>
-          <w:left w:val="single" w:sz="28" w:space="6" w:color="2E6B4F"/>
-        </w:pBdr>
-      </w:pPr>
-      <w:r>
-        <w:rPr>
-          <w:sz w:val="21"/>
-        </w:rPr>
-        <w:t>〔00:36:39〕就是说我们举个例子。我们都从小到大就学一个拿筷子的过程，对吧？首先是用手抓，完了以后，妈妈再给我们一把勺子；勺子完以后，咱们再学拿筷子，基本上是这个过程，对吧？好，那同样的，我们学说话也是这样：（咿呀）打打打，然后他会叫妈妈，然后开始一句一句把你带。我们走路也是这样：走路要花一年多时间，从刚开始爬，然后才会开始颠颠倒倒（地走），然后开始会走路，这个过程呢，都是要一年。</w:t>
-      </w:r>
-    </w:p>
-    <w:p>
-      <w:pPr>
-        <w:spacing w:after="30" w:before="0"/>
-        <w:ind w:left="227" w:right="113"/>
-        <w:shd w:val="clear" w:color="auto" w:fill="F2F8F4"/>
-        <w:pBdr>
-          <w:left w:val="single" w:sz="28" w:space="6" w:color="2E6B4F"/>
-        </w:pBdr>
-      </w:pPr>
-    </w:p>
-    <w:p>
-      <w:pPr>
-        <w:spacing w:after="30" w:before="0"/>
-        <w:ind w:left="227" w:right="113"/>
-        <w:shd w:val="clear" w:color="auto" w:fill="F2F8F4"/>
-        <w:pBdr>
-          <w:left w:val="single" w:sz="28" w:space="6" w:color="2E6B4F"/>
-        </w:pBdr>
-      </w:pPr>
-      <w:r>
-        <w:rPr>
-          <w:sz w:val="21"/>
-        </w:rPr>
-        <w:t>〔00:37:17〕那是什么意思呢？就是所有我们还不会的、还没有从小到大学过的东西，你大概都要有这么（长的时间）。（这）一年多，不是说不负责任、把你当小孩儿——就是你不会的东西，你就是小孩（原转写"傻孩"）。</w:t>
-      </w:r>
-    </w:p>
-    <w:p>
-      <w:pPr>
-        <w:spacing w:after="30" w:before="0"/>
-        <w:ind w:left="227" w:right="113"/>
-        <w:shd w:val="clear" w:color="auto" w:fill="F2F8F4"/>
-        <w:pBdr>
-          <w:left w:val="single" w:sz="28" w:space="6" w:color="2E6B4F"/>
-        </w:pBdr>
-      </w:pPr>
-    </w:p>
-    <w:p>
-      <w:pPr>
-        <w:spacing w:after="30" w:before="0"/>
-        <w:ind w:left="227" w:right="113"/>
-        <w:shd w:val="clear" w:color="auto" w:fill="F2F8F4"/>
-        <w:pBdr>
-          <w:left w:val="single" w:sz="28" w:space="6" w:color="2E6B4F"/>
-        </w:pBdr>
-      </w:pPr>
-      <w:r>
-        <w:rPr>
-          <w:sz w:val="21"/>
-        </w:rPr>
-        <w:t>〔00:37:37〕我们心里面要有这样的一个基本认知。如果你不认这个东西，认为你现在是个大人、是一个很有智慧的人，在我的禅修教导过程中呢，我们就会出现一大批这样的高智商综合症。</w:t>
-      </w:r>
-    </w:p>
-    <w:p>
-      <w:pPr>
-        <w:spacing w:after="30" w:before="0"/>
-        <w:ind w:left="227" w:right="113"/>
-        <w:shd w:val="clear" w:color="auto" w:fill="F2F8F4"/>
-        <w:pBdr>
-          <w:left w:val="single" w:sz="28" w:space="6" w:color="2E6B4F"/>
-        </w:pBdr>
-      </w:pPr>
-    </w:p>
-    <w:p>
-      <w:pPr>
-        <w:spacing w:after="30" w:before="0"/>
-        <w:ind w:left="227" w:right="113"/>
-        <w:shd w:val="clear" w:color="auto" w:fill="F2F8F4"/>
-        <w:pBdr>
-          <w:left w:val="single" w:sz="28" w:space="6" w:color="2E6B4F"/>
-        </w:pBdr>
-      </w:pPr>
-      <w:r>
-        <w:rPr>
-          <w:sz w:val="21"/>
-        </w:rPr>
-        <w:t>〔00:37:56〕高智商综合症的特点呢，就是基本上都是博士。我们的学生里好多博士，曾经学过禅修（原转写"探究的学过价值"）。什么原因呢？他觉得我用博士的角度来看这个问题，我用博士的角度来解决日常我们心态的问题。结果一查，欲速不达——就是他不按照"你就是一个一岁多的孩子在学走路"的这样一个心态来学习。</w:t>
-      </w:r>
-    </w:p>
-    <w:p>
-      <w:pPr>
-        <w:spacing w:after="30" w:before="0"/>
-        <w:ind w:left="227" w:right="113"/>
-        <w:shd w:val="clear" w:color="auto" w:fill="F2F8F4"/>
-        <w:pBdr>
-          <w:left w:val="single" w:sz="28" w:space="6" w:color="2E6B4F"/>
-        </w:pBdr>
-      </w:pPr>
-    </w:p>
-    <w:p>
-      <w:pPr>
-        <w:spacing w:after="30" w:before="0"/>
-        <w:ind w:left="227" w:right="113"/>
-        <w:shd w:val="clear" w:color="auto" w:fill="F2F8F4"/>
-        <w:pBdr>
-          <w:left w:val="single" w:sz="28" w:space="6" w:color="2E6B4F"/>
-        </w:pBdr>
-      </w:pPr>
-      <w:r>
-        <w:rPr>
-          <w:sz w:val="21"/>
-        </w:rPr>
-        <w:t>〔00:38:38〕所以我们要有一个目标——目标要高远，我们要成功，要证果（原转写"正果"），但是要深深海底行，要脚踏实地，每一步每一步都要走得很扎实才行啊。不然你就会走不下去——坑太多了，修行的路上坑太多。</w:t>
-      </w:r>
-    </w:p>
-    <w:p>
-      <w:r>
-        <w:rPr>
-          <w:b/>
-        </w:rPr>
-        <w:t>段落2</w:t>
-      </w:r>
-      <w:r>
-        <w:t>（出自《如来禅修学体系16-入出息念业处十六事-古源尊者-20250118（课件）》，出处同材料①扩展段，media_id：pdf_d0dd1c0cd17209afe241ece24bf6b7b4_c56dc5df8831632b4e5e52e4f4ceb4fc7439961422831605）：</w:t>
-      </w:r>
-    </w:p>
-    <w:p>
-      <w:pPr>
-        <w:spacing w:after="30" w:before="0"/>
-        <w:ind w:left="227" w:right="113"/>
-        <w:shd w:val="clear" w:color="auto" w:fill="F2F8F4"/>
-        <w:pBdr>
-          <w:left w:val="single" w:sz="28" w:space="6" w:color="2E6B4F"/>
-        </w:pBdr>
-      </w:pPr>
-      <w:r>
-        <w:rPr>
-          <w:sz w:val="21"/>
-        </w:rPr>
-        <w:t>似相的培育方法与目标：通过修止，修行者能够培育似相，实现世间菩提分的培育。这种培育是修行者实现解脱的重要基础之一。通过培育似相，修行者能够逐步实现心灵的净化与升华，为后续的修行打下坚实的基础。</w:t>
-      </w:r>
-    </w:p>
-    <w:p>
-      <w:r>
-        <w:rPr>
-          <w:b/>
-        </w:rPr>
-        <w:t>段落3</w:t>
-      </w:r>
-      <w:r>
-        <w:t>（出自《如来禅修学体系14-入出息念浅析7-修习3-古源尊者-20250116（课件）》，出处同材料②，media_id：pdf_d0dd1c0cd17209afe241ece24bf6b7b4_bf7013c9be7bb1caef1ffca26a84d1cf7439961422831605）：</w:t>
-      </w:r>
-    </w:p>
-    <w:p>
-      <w:pPr>
-        <w:spacing w:after="30" w:before="0"/>
-        <w:ind w:left="227" w:right="113"/>
-        <w:shd w:val="clear" w:color="auto" w:fill="F2F8F4"/>
-        <w:pBdr>
-          <w:left w:val="single" w:sz="28" w:space="6" w:color="2E6B4F"/>
-        </w:pBdr>
-      </w:pPr>
-      <w:r>
-        <w:rPr>
-          <w:sz w:val="21"/>
-        </w:rPr>
-        <w:t>修习诀窍（七项，照录）：(一) 了解性行；(二) 对治五盖；(三) 心总是寻找快乐；(四) 一个心识刹那只有一个心生起；(五) 所缘始终都是息的概念；(六) 不要望文解义；(七) 平衡五根与平衡七觉支。</w:t>
-      </w:r>
-    </w:p>
-    <w:p>
-      <w:r>
-        <w:t>【整理者注】本课件仅提取到七项目录标题，各诀窍的展开正文未能提取（推测以图形页呈现）。</w:t>
-      </w:r>
-    </w:p>
-    <w:p>
-      <w:pPr>
-        <w:pStyle w:val="Heading3"/>
-      </w:pPr>
-      <w:r>
-        <w:t>扩展二：深入讨论问题</w:t>
-      </w:r>
-    </w:p>
-    <w:p>
-      <w:pPr>
-        <w:pStyle w:val="ListNumber"/>
-      </w:pPr>
-      <w:r>
-        <w:t>尊者说："第一次入禅那，心只生起一个禅那心，那个时候你根本不自觉"，还说"破圈并不是你追求它破圈，它就能够破，而是靠累积"。你怎么看待"定是累积出来的，不是追求出来的"？</w:t>
-      </w:r>
-    </w:p>
-    <w:p>
-      <w:pPr>
-        <w:pStyle w:val="ListNumber"/>
-      </w:pPr>
-      <w:r>
-        <w:t>十种安止善巧里，哪一条是你现在最容易做到的？哪一条最难？为什么？</w:t>
-      </w:r>
-    </w:p>
-    <w:p>
-      <w:pPr>
-        <w:pStyle w:val="Heading3"/>
-      </w:pPr>
-      <w:r>
-        <w:t>扩展三：延伸小练习</w:t>
-      </w:r>
-    </w:p>
-    <w:p>
-      <w:pPr>
-        <w:pStyle w:val="ListBullet"/>
-      </w:pPr>
-      <w:r>
-        <w:rPr>
-          <w:b/>
-        </w:rPr>
-        <w:t>一天三次"心检"</w:t>
-      </w:r>
-      <w:r>
-        <w:t>：从今天开始，早、午、睡前各花30秒问自己一句："我的心现在是在追过去、在盼未来，还是安在当下？"只是观察，不评判，不处理。（呼应材料②"十三种净化"的前两条）</w:t>
-      </w:r>
-    </w:p>
-    <w:p>
-      <w:pPr>
-        <w:pStyle w:val="Heading3"/>
-      </w:pPr>
-      <w:r>
-        <w:t>扩展内容包（原第6周）</w:t>
-      </w:r>
-    </w:p>
-    <w:p>
-      <w:pPr>
-        <w:spacing w:after="30" w:before="0"/>
-        <w:ind w:left="227" w:right="113"/>
-        <w:shd w:val="clear" w:color="auto" w:fill="F2F8F4"/>
-        <w:pBdr>
-          <w:left w:val="single" w:sz="28" w:space="6" w:color="2E6B4F"/>
-        </w:pBdr>
-      </w:pPr>
-      <w:r>
-        <w:rPr>
-          <w:sz w:val="21"/>
-        </w:rPr>
-        <w:t>以下内容用于共读提前结束或讨论意犹未尽时，按需选用，不必全部完成。</w:t>
-      </w:r>
-    </w:p>
-    <w:p>
-      <w:pPr>
-        <w:pStyle w:val="Heading3"/>
-      </w:pPr>
-      <w:r>
-        <w:t>扩展一：补充原文段落</w:t>
-      </w:r>
-    </w:p>
-    <w:p>
-      <w:r>
-        <w:rPr>
-          <w:b/>
-        </w:rPr>
-        <w:t>段落1</w:t>
-      </w:r>
-      <w:r>
-        <w:t>（出自《止观前行实修营8-舍离五盖1（共修版）》，出处同材料①，media_id：pdf_d0dd1c0cd17209afe241ece24bf6b7b4_6b0f2cad71c9c9c0598d7ef5d92abc297439961422831605）：</w:t>
-      </w:r>
-    </w:p>
-    <w:p>
-      <w:pPr>
-        <w:spacing w:after="30" w:before="0"/>
-        <w:ind w:left="227" w:right="113"/>
-        <w:shd w:val="clear" w:color="auto" w:fill="F2F8F4"/>
-        <w:pBdr>
-          <w:left w:val="single" w:sz="28" w:space="6" w:color="2E6B4F"/>
-        </w:pBdr>
-      </w:pPr>
-      <w:r>
-        <w:rPr>
-          <w:sz w:val="21"/>
-        </w:rPr>
-        <w:t>你如果把它理完了，你就能大致看出来过去的余势会有些什么样的特点，同时会看到这些特点是你根深蒂固的一些东西，但是这一生你出生的家庭和外在环境，会在这个基础上，包上一层壳、两层壳、三层壳……</w:t>
-      </w:r>
-    </w:p>
-    <w:p>
-      <w:pPr>
-        <w:spacing w:after="30" w:before="0"/>
-        <w:ind w:left="227" w:right="113"/>
-        <w:shd w:val="clear" w:color="auto" w:fill="F2F8F4"/>
-        <w:pBdr>
-          <w:left w:val="single" w:sz="28" w:space="6" w:color="2E6B4F"/>
-        </w:pBdr>
-      </w:pPr>
-      <w:r>
-        <w:rPr>
-          <w:sz w:val="21"/>
-        </w:rPr>
-        <w:t>如果你有正念正知，念知清楚，你能够掰出来，哪些是这一生加上去的，哪些是过去带来的。但是不管是哪一种，只要有佛法都是有可能去调整它、改善它。如果它成为我们禅修的盖，就把他掀掉！今天我们的课就学习到这里，祝福大家"掀盖"成功！</w:t>
-      </w:r>
-    </w:p>
-    <w:p>
-      <w:r>
-        <w:rPr>
-          <w:b/>
-        </w:rPr>
-        <w:t>段落2</w:t>
-      </w:r>
-      <w:r>
-        <w:t>（出自《如来禅修学体系21-禅修次第5-如理作意2-古源尊者-20250123（课件）》，media_id：pdf_d0dd1c0cd17209afe241ece24bf6b7b4_c19a6595e550fed9165b0f9e27f34cdb7439961422831605，打开方式：ima知识库搜索「禅修次第5 如理作意」即可打开）：</w:t>
-      </w:r>
-    </w:p>
-    <w:p>
-      <w:pPr>
-        <w:spacing w:after="30" w:before="0"/>
-        <w:ind w:left="227" w:right="113"/>
-        <w:shd w:val="clear" w:color="auto" w:fill="F2F8F4"/>
-        <w:pBdr>
-          <w:left w:val="single" w:sz="28" w:space="6" w:color="2E6B4F"/>
-        </w:pBdr>
-      </w:pPr>
-      <w:r>
-        <w:rPr>
-          <w:sz w:val="21"/>
-        </w:rPr>
-        <w:t>再者，诸比库，比库对六种内、外处而于法随观法而住。诸比库，比库又如何对六种内、外处而于法随观法而住呢？</w:t>
-      </w:r>
-    </w:p>
-    <w:p>
-      <w:pPr>
-        <w:spacing w:after="30" w:before="0"/>
-        <w:ind w:left="227" w:right="113"/>
-        <w:shd w:val="clear" w:color="auto" w:fill="F2F8F4"/>
-        <w:pBdr>
-          <w:left w:val="single" w:sz="28" w:space="6" w:color="2E6B4F"/>
-        </w:pBdr>
-      </w:pPr>
-      <w:r>
-        <w:rPr>
-          <w:sz w:val="21"/>
-        </w:rPr>
-        <w:t>诸比库，在此，比库了知眼，了知色，也了知缘此二者而生起之结；他了知未生起之结如何生起，了知己生起之结如何舍断，也了知已舍断之结于未来如何不再生起。</w:t>
-      </w:r>
-    </w:p>
-    <w:p>
-      <w:r>
-        <w:t>（编注：此为《大念处经》法随观·十二处段的引文。"未生起之结如何生起、已生起之结如何舍断、已舍断之结于未来如何不再生起"的观察框架，同样适用于五盖——即对每一盖"未生之盖如何生起、已生之盖如何舍断、已舍断之盖于未来如何不再生起"的三段观察，是本周"动态清理"的经典依据。）</w:t>
-      </w:r>
-    </w:p>
-    <w:p>
-      <w:pPr>
-        <w:pStyle w:val="Heading3"/>
-      </w:pPr>
-      <w:r>
-        <w:t>扩展二：深入讨论问题</w:t>
-      </w:r>
-    </w:p>
-    <w:p>
-      <w:pPr>
-        <w:pStyle w:val="ListNumber"/>
-      </w:pPr>
-      <w:r>
-        <w:t>尊者说，追悔"是对着自己干，天天折腾自己"，是"所有不善法里面最没有用的一种"。你最近一次这样的追悔是什么？现在再看它，你想对自己说什么？</w:t>
-      </w:r>
-    </w:p>
-    <w:p>
-      <w:pPr>
-        <w:pStyle w:val="ListNumber"/>
-      </w:pPr>
-      <w:r>
-        <w:t>"只要开始怀疑，你就修不下去……先做做看呗，先不怀疑。"——你怎么看待"用实修来验证，而不是用怀疑来开路"？</w:t>
-      </w:r>
-    </w:p>
-    <w:p>
-      <w:pPr>
-        <w:pStyle w:val="Heading3"/>
-      </w:pPr>
-      <w:r>
-        <w:t>扩展三：延伸小练习</w:t>
-      </w:r>
-    </w:p>
-    <w:p>
-      <w:pPr>
-        <w:pStyle w:val="ListBullet"/>
-      </w:pPr>
-      <w:r>
-        <w:rPr>
-          <w:b/>
-        </w:rPr>
-        <w:t>给盖画张像</w:t>
-      </w:r>
-      <w:r>
-        <w:t>：本周在生活里抓住一次盖的现行（刷手机停不下来、饭后的困、对某人的气、睡前反复的自责、对方法的犹豫），给它起个外号，留意它来之前身体和心的信号。下次它再出现时，你在半秒之内就能叫出它的名字——这就是"识别"的开始。</w:t>
-      </w:r>
-    </w:p>
-    <w:p>
-      <w:pPr>
-        <w:pStyle w:val="Heading2"/>
-      </w:pPr>
-      <w:r>
-        <w:t>🔚 收尾与回向（15 min）</w:t>
-      </w:r>
-    </w:p>
-    <w:p>
-      <w:pPr>
-        <w:pStyle w:val="Heading3"/>
-      </w:pPr>
-      <w:r>
-        <w:t>收尾回向（原第5周）</w:t>
-      </w:r>
-    </w:p>
-    <w:p>
-      <w:pPr>
-        <w:pStyle w:val="ListNumber"/>
-      </w:pPr>
-      <w:r>
-        <w:rPr>
-          <w:b/>
-        </w:rPr>
-        <w:t>每人一句话</w:t>
-      </w:r>
-      <w:r>
-        <w:t>：今天最大的收获是什么？</w:t>
-      </w:r>
-    </w:p>
-    <w:p>
-      <w:pPr>
-        <w:pStyle w:val="ListNumber"/>
-      </w:pPr>
-      <w:r>
-        <w:rPr>
-          <w:b/>
-        </w:rPr>
-        <w:t>下周预告</w:t>
-      </w:r>
-      <w:r>
-        <w:t>：下周我们读"五盖"——是什么挡住了定力？贪欲、瞋恚、昏沉睡眠、掉举追悔、疑，我们一个一个认识它们，学会"动态清理"。</w:t>
-      </w:r>
-    </w:p>
-    <w:p>
-      <w:pPr>
-        <w:pStyle w:val="ListNumber"/>
-      </w:pPr>
-      <w:r>
-        <w:rPr>
-          <w:b/>
-        </w:rPr>
-        <w:t>本周作业</w:t>
-      </w:r>
-      <w:r>
-        <w:t>：</w:t>
-      </w:r>
-    </w:p>
-    <w:p>
-      <w:pPr>
-        <w:pStyle w:val="ListBullet"/>
-      </w:pPr>
-      <w:r>
-        <w:t>每天坐15-20分钟；</w:t>
-      </w:r>
-    </w:p>
-    <w:p>
-      <w:pPr>
-        <w:pStyle w:val="ListBullet"/>
-      </w:pPr>
-      <w:r>
-        <w:t>若见到光、亮等禅相，不追不赶，只在触点知道呼吸。</w:t>
-      </w:r>
-    </w:p>
-    <w:p>
-      <w:pPr>
-        <w:pStyle w:val="ListNumber"/>
-      </w:pPr>
-      <w:r>
-        <w:rPr>
-          <w:b/>
-        </w:rPr>
-        <w:t>回向</w:t>
-      </w:r>
-      <w:r>
-        <w:t>（一起念）：</w:t>
-      </w:r>
-    </w:p>
-    <w:p>
-      <w:pPr>
-        <w:spacing w:after="30" w:before="0"/>
-        <w:ind w:left="227" w:right="113"/>
-        <w:shd w:val="clear" w:color="auto" w:fill="F2F8F4"/>
-        <w:pBdr>
-          <w:left w:val="single" w:sz="28" w:space="6" w:color="2E6B4F"/>
-        </w:pBdr>
-      </w:pPr>
-      <w:r>
-        <w:rPr>
           <w:b/>
           <w:sz w:val="21"/>
         </w:rPr>
-        <w:t>愿我此功德，导向诸漏尽！</w:t>
-      </w:r>
-    </w:p>
-    <w:p>
-      <w:pPr>
-        <w:spacing w:after="30" w:before="0"/>
-        <w:ind w:left="227" w:right="113"/>
-        <w:shd w:val="clear" w:color="auto" w:fill="F2F8F4"/>
-        <w:pBdr>
-          <w:left w:val="single" w:sz="28" w:space="6" w:color="2E6B4F"/>
-        </w:pBdr>
-      </w:pPr>
-      <w:r>
-        <w:rPr>
-          <w:b/>
-          <w:sz w:val="21"/>
-        </w:rPr>
-        <w:t>愿我此功德，为证涅槃缘！</w:t>
-      </w:r>
-    </w:p>
-    <w:p>
-      <w:pPr>
-        <w:spacing w:after="30" w:before="0"/>
-        <w:ind w:left="227" w:right="113"/>
-        <w:shd w:val="clear" w:color="auto" w:fill="F2F8F4"/>
-        <w:pBdr>
-          <w:left w:val="single" w:sz="28" w:space="6" w:color="2E6B4F"/>
-        </w:pBdr>
-      </w:pPr>
-      <w:r>
-        <w:rPr>
-          <w:b/>
-          <w:sz w:val="21"/>
-        </w:rPr>
-        <w:t>我此功德分，回向诸有情！</w:t>
-      </w:r>
-    </w:p>
-    <w:p>
-      <w:pPr>
-        <w:spacing w:after="30" w:before="0"/>
-        <w:ind w:left="227" w:right="113"/>
-        <w:shd w:val="clear" w:color="auto" w:fill="F2F8F4"/>
-        <w:pBdr>
-          <w:left w:val="single" w:sz="28" w:space="6" w:color="2E6B4F"/>
-        </w:pBdr>
-      </w:pPr>
-      <w:r>
-        <w:rPr>
-          <w:b/>
-          <w:sz w:val="21"/>
-        </w:rPr>
         <w:t>愿彼等一切，同得功德分！</w:t>
       </w:r>
-    </w:p>
-    <w:p>
-      <w:pPr>
-        <w:pStyle w:val="Heading3"/>
-      </w:pPr>
-      <w:r>
-        <w:t>收尾回向（原第6周）</w:t>
-      </w:r>
-    </w:p>
-    <w:p>
-      <w:pPr>
-        <w:pStyle w:val="ListNumber"/>
-      </w:pPr>
-      <w:r>
-        <w:rPr>
-          <w:b/>
-        </w:rPr>
-        <w:t>每人一句话</w:t>
-      </w:r>
-      <w:r>
-        <w:t>：今天最大的收获是什么？</w:t>
-      </w:r>
-    </w:p>
-    <w:p>
-      <w:pPr>
-        <w:pStyle w:val="ListNumber"/>
-      </w:pPr>
-      <w:r>
-        <w:rPr>
-          <w:b/>
-        </w:rPr>
-        <w:t>下周预告</w:t>
-      </w:r>
-      <w:r>
-        <w:t>：下周我们读"经行与四威仪"——不打坐的时候，正念怎么保持？走路，也可以是禅修。</w:t>
-      </w:r>
-    </w:p>
-    <w:p>
-      <w:pPr>
-        <w:pStyle w:val="ListNumber"/>
-      </w:pPr>
-      <w:r>
-        <w:rPr>
-          <w:b/>
-        </w:rPr>
-        <w:t>本周作业</w:t>
-      </w:r>
-      <w:r>
-        <w:t>：</w:t>
-      </w:r>
-    </w:p>
-    <w:p>
-      <w:pPr>
-        <w:pStyle w:val="ListBullet"/>
-      </w:pPr>
-      <w:r>
-        <w:t>每天禅修前先花1分钟自检五盖：问自己"哪个盖今天最活跃？"——用对应的方法先处理，再上座。</w:t>
-      </w:r>
-    </w:p>
-    <w:p>
-      <w:pPr>
-        <w:pStyle w:val="ListNumber"/>
-      </w:pPr>
-      <w:r>
-        <w:rPr>
-          <w:b/>
-        </w:rPr>
-        <w:t>回向</w:t>
-      </w:r>
-      <w:r>
-        <w:t>（一起念）：</w:t>
-      </w:r>
-    </w:p>
-    <w:p>
-      <w:pPr>
-        <w:spacing w:after="30" w:before="0"/>
-        <w:ind w:left="227" w:right="113"/>
-        <w:shd w:val="clear" w:color="auto" w:fill="F2F8F4"/>
-        <w:pBdr>
-          <w:left w:val="single" w:sz="28" w:space="6" w:color="2E6B4F"/>
-        </w:pBdr>
-      </w:pPr>
-      <w:r>
-        <w:rPr>
-          <w:b/>
-          <w:sz w:val="21"/>
-        </w:rPr>
-        <w:t>愿我此功德，导向诸漏尽！</w:t>
-      </w:r>
-    </w:p>
-    <w:p>
-      <w:pPr>
-        <w:spacing w:after="30" w:before="0"/>
-        <w:ind w:left="227" w:right="113"/>
-        <w:shd w:val="clear" w:color="auto" w:fill="F2F8F4"/>
-        <w:pBdr>
-          <w:left w:val="single" w:sz="28" w:space="6" w:color="2E6B4F"/>
-        </w:pBdr>
-      </w:pPr>
-      <w:r>
-        <w:rPr>
-          <w:b/>
-          <w:sz w:val="21"/>
-        </w:rPr>
-        <w:t>愿我此功德，为证涅槃缘！</w:t>
-      </w:r>
-    </w:p>
-    <w:p>
-      <w:pPr>
-        <w:spacing w:after="30" w:before="0"/>
-        <w:ind w:left="227" w:right="113"/>
-        <w:shd w:val="clear" w:color="auto" w:fill="F2F8F4"/>
-        <w:pBdr>
-          <w:left w:val="single" w:sz="28" w:space="6" w:color="2E6B4F"/>
-        </w:pBdr>
-      </w:pPr>
-      <w:r>
-        <w:rPr>
-          <w:b/>
-          <w:sz w:val="21"/>
-        </w:rPr>
-        <w:t>我此功德分，回向诸有情！</w:t>
-      </w:r>
-    </w:p>
-    <w:p>
-      <w:pPr>
-        <w:spacing w:after="30" w:before="0"/>
-        <w:ind w:left="227" w:right="113"/>
-        <w:shd w:val="clear" w:color="auto" w:fill="F2F8F4"/>
-        <w:pBdr>
-          <w:left w:val="single" w:sz="28" w:space="6" w:color="2E6B4F"/>
-        </w:pBdr>
-      </w:pPr>
-      <w:r>
-        <w:rPr>
-          <w:b/>
-          <w:sz w:val="21"/>
-        </w:rPr>
-        <w:t>愿彼等一切，同得功德分！</w:t>
-      </w:r>
-    </w:p>
-    <w:p>
-      <w:pPr>
-        <w:pStyle w:val="Heading2"/>
-      </w:pPr>
-      <w:r>
-        <w:t>🗂 更新记录</w:t>
-      </w:r>
-    </w:p>
-    <w:tbl>
-      <w:tblPr>
-        <w:tblStyle w:val="TableGrid"/>
-        <w:tblW w:type="auto" w:w="0"/>
-        <w:jc w:val="center"/>
-        <w:tblLook w:firstColumn="1" w:firstRow="1" w:lastColumn="0" w:lastRow="0" w:noHBand="0" w:noVBand="1" w:val="04A0"/>
-      </w:tblPr>
-      <w:tblGrid>
-        <w:gridCol w:w="3213"/>
-        <w:gridCol w:w="3213"/>
-        <w:gridCol w:w="3213"/>
-      </w:tblGrid>
-      <w:tr>
-        <w:tc>
-          <w:tcPr>
-            <w:tcW w:type="dxa" w:w="3213"/>
-            <w:shd w:val="clear" w:color="auto" w:fill="2E6B4F"/>
-          </w:tcPr>
-          <w:p>
-            <w:pPr>
-              <w:spacing w:after="0"/>
-            </w:pPr>
-            <w:r>
-              <w:rPr>
-                <w:b/>
-                <w:color w:val="FFFFFF"/>
-              </w:rPr>
-            </w:r>
-            <w:r>
-              <w:rPr>
-                <w:b/>
-                <w:color w:val="FFFFFF"/>
-                <w:sz w:val="19"/>
-              </w:rPr>
-              <w:t>版本</w:t>
-            </w:r>
-          </w:p>
-        </w:tc>
-        <w:tc>
-          <w:tcPr>
-            <w:tcW w:type="dxa" w:w="3213"/>
-            <w:shd w:val="clear" w:color="auto" w:fill="2E6B4F"/>
-          </w:tcPr>
-          <w:p>
-            <w:pPr>
-              <w:spacing w:after="0"/>
-            </w:pPr>
-            <w:r>
-              <w:rPr>
-                <w:b/>
-                <w:color w:val="FFFFFF"/>
-              </w:rPr>
-            </w:r>
-            <w:r>
-              <w:rPr>
-                <w:b/>
-                <w:color w:val="FFFFFF"/>
-                <w:sz w:val="19"/>
-              </w:rPr>
-              <w:t>时间（北京）</w:t>
-            </w:r>
-          </w:p>
-        </w:tc>
-        <w:tc>
-          <w:tcPr>
-            <w:tcW w:type="dxa" w:w="3213"/>
-            <w:shd w:val="clear" w:color="auto" w:fill="2E6B4F"/>
-          </w:tcPr>
-          <w:p>
-            <w:pPr>
-              <w:spacing w:after="0"/>
-            </w:pPr>
-            <w:r>
-              <w:rPr>
-                <w:b/>
-                <w:color w:val="FFFFFF"/>
-              </w:rPr>
-            </w:r>
-            <w:r>
-              <w:rPr>
-                <w:b/>
-                <w:color w:val="FFFFFF"/>
-                <w:sz w:val="19"/>
-              </w:rPr>
-              <w:t>更新内容</w:t>
-            </w:r>
-          </w:p>
-        </w:tc>
-      </w:tr>
-      <w:tr>
-        <w:tc>
-          <w:tcPr>
-            <w:tcW w:type="dxa" w:w="3213"/>
-          </w:tcPr>
-          <w:p>
-            <w:pPr>
-              <w:spacing w:after="0"/>
-            </w:pPr>
-            <w:r/>
-            <w:r>
-              <w:rPr>
-                <w:sz w:val="19"/>
-              </w:rPr>
-              <w:t>2026-09-22 15:34</w:t>
-            </w:r>
-          </w:p>
-        </w:tc>
-        <w:tc>
-          <w:tcPr>
-            <w:tcW w:type="dxa" w:w="3213"/>
-          </w:tcPr>
-          <w:p>
-            <w:pPr>
-              <w:spacing w:after="0"/>
-            </w:pPr>
-            <w:r/>
-            <w:r>
-              <w:rPr>
-                <w:sz w:val="19"/>
-              </w:rPr>
-              <w:t>4周版（第三版修订·连续两周合并）初建：原第5周＋原第6周合并</w:t>
-            </w:r>
-          </w:p>
-        </w:tc>
-        <w:tc>
-          <w:tcPr>
-            <w:tcW w:type="dxa" w:w="3213"/>
-          </w:tcPr>
-          <w:p>
-            <w:pPr>
-              <w:spacing w:after="0"/>
-            </w:pPr>
-            <w:r/>
-          </w:p>
-        </w:tc>
-      </w:tr>
-      <w:tr>
-        <w:tc>
-          <w:tcPr>
-            <w:tcW w:type="dxa" w:w="3213"/>
-            <w:shd w:val="clear" w:color="auto" w:fill="F8FAFC"/>
-          </w:tcPr>
-          <w:p>
-            <w:pPr>
-              <w:spacing w:after="0"/>
-            </w:pPr>
-            <w:r/>
-            <w:r>
-              <w:rPr>
-                <w:sz w:val="19"/>
-              </w:rPr>
-              <w:t>v3.5</w:t>
-            </w:r>
-          </w:p>
-        </w:tc>
-        <w:tc>
-          <w:tcPr>
-            <w:tcW w:type="dxa" w:w="3213"/>
-            <w:shd w:val="clear" w:color="auto" w:fill="F8FAFC"/>
-          </w:tcPr>
-          <w:p>
-            <w:pPr>
-              <w:spacing w:after="0"/>
-            </w:pPr>
-            <w:r/>
-            <w:r>
-              <w:rPr>
-                <w:sz w:val="19"/>
-              </w:rPr>
-              <w:t>2026-09-19 19:26</w:t>
-            </w:r>
-          </w:p>
-        </w:tc>
-        <w:tc>
-          <w:tcPr>
-            <w:tcW w:type="dxa" w:w="3213"/>
-            <w:shd w:val="clear" w:color="auto" w:fill="F8FAFC"/>
-          </w:tcPr>
-          <w:p>
-            <w:pPr>
-              <w:spacing w:after="0"/>
-            </w:pPr>
-            <w:r/>
-            <w:r>
-              <w:rPr>
-                <w:sz w:val="19"/>
-              </w:rPr>
-              <w:t>存疑标识统一为 🔴🔴🔴；新增《编者语·法义术语出处对照表》；第6周无源编者表述（“五位'老朋友'”“现形记”）就地标 🔴🔴🔴【存疑·无源】</w:t>
-            </w:r>
-          </w:p>
-        </w:tc>
-      </w:tr>
-      <w:tr>
-        <w:tc>
-          <w:tcPr>
-            <w:tcW w:type="dxa" w:w="3213"/>
-          </w:tcPr>
-          <w:p>
-            <w:pPr>
-              <w:spacing w:after="0"/>
-            </w:pPr>
-            <w:r/>
-            <w:r>
-              <w:rPr>
-                <w:sz w:val="19"/>
-              </w:rPr>
-              <w:t>v3.4</w:t>
-            </w:r>
-          </w:p>
-        </w:tc>
-        <w:tc>
-          <w:tcPr>
-            <w:tcW w:type="dxa" w:w="3213"/>
-          </w:tcPr>
-          <w:p>
-            <w:pPr>
-              <w:spacing w:after="0"/>
-            </w:pPr>
-            <w:r/>
-            <w:r>
-              <w:rPr>
-                <w:sz w:val="19"/>
-              </w:rPr>
-              <w:t>2026-09-19 19:26</w:t>
-            </w:r>
-          </w:p>
-        </w:tc>
-        <w:tc>
-          <w:tcPr>
-            <w:tcW w:type="dxa" w:w="3213"/>
-          </w:tcPr>
-          <w:p>
-            <w:pPr>
-              <w:spacing w:after="0"/>
-            </w:pPr>
-            <w:r/>
-            <w:r>
-              <w:rPr>
-                <w:sz w:val="19"/>
-              </w:rPr>
-              <w:t xml:space="preserve">存疑标识改用浏览器可见的文字标记 </w:t>
-            </w:r>
-            <w:r>
-              <w:rPr>
-                <w:rFonts w:ascii="Consolas" w:hAnsi="Consolas"/>
-                <w:sz w:val="19"/>
-              </w:rPr>
-              <w:t>🔴🔴🔴【存疑·未改】……【存疑·未改·止】🔴🔴🔴</w:t>
-            </w:r>
-            <w:r>
-              <w:rPr>
-                <w:sz w:val="19"/>
-              </w:rPr>
-              <w:t>（原 HTML 红字在浏览器中不渲染）；照录原文一字未改</w:t>
-            </w:r>
-          </w:p>
-        </w:tc>
-      </w:tr>
-      <w:tr>
-        <w:tc>
-          <w:tcPr>
-            <w:tcW w:type="dxa" w:w="3213"/>
-            <w:shd w:val="clear" w:color="auto" w:fill="F8FAFC"/>
-          </w:tcPr>
-          <w:p>
-            <w:pPr>
-              <w:spacing w:after="0"/>
-            </w:pPr>
-            <w:r/>
-            <w:r>
-              <w:rPr>
-                <w:sz w:val="19"/>
-              </w:rPr>
-              <w:t>v3.3</w:t>
-            </w:r>
-          </w:p>
-        </w:tc>
-        <w:tc>
-          <w:tcPr>
-            <w:tcW w:type="dxa" w:w="3213"/>
-            <w:shd w:val="clear" w:color="auto" w:fill="F8FAFC"/>
-          </w:tcPr>
-          <w:p>
-            <w:pPr>
-              <w:spacing w:after="0"/>
-            </w:pPr>
-            <w:r/>
-            <w:r>
-              <w:rPr>
-                <w:sz w:val="19"/>
-              </w:rPr>
-              <w:t>2026-09-19 19:26</w:t>
-            </w:r>
-          </w:p>
-        </w:tc>
-        <w:tc>
-          <w:tcPr>
-            <w:tcW w:type="dxa" w:w="3213"/>
-            <w:shd w:val="clear" w:color="auto" w:fill="F8FAFC"/>
-          </w:tcPr>
-          <w:p>
-            <w:pPr>
-              <w:spacing w:after="0"/>
-            </w:pPr>
-            <w:r/>
-            <w:r>
-              <w:rPr>
-                <w:sz w:val="19"/>
-              </w:rPr>
-              <w:t>存疑处改为整句/整段标红并覆盖每周文档（原文全集8处；第1周「智者大师」整句；第2周性行表与校注；第8周「三种远离」四句；第7周整理稿整块）；照录原文一字未改</w:t>
-            </w:r>
-          </w:p>
-        </w:tc>
-      </w:tr>
-      <w:tr>
-        <w:tc>
-          <w:tcPr>
-            <w:tcW w:type="dxa" w:w="3213"/>
-          </w:tcPr>
-          <w:p>
-            <w:pPr>
-              <w:spacing w:after="0"/>
-            </w:pPr>
-            <w:r/>
-            <w:r>
-              <w:rPr>
-                <w:sz w:val="19"/>
-              </w:rPr>
-              <w:t>v3.2</w:t>
-            </w:r>
-          </w:p>
-        </w:tc>
-        <w:tc>
-          <w:tcPr>
-            <w:tcW w:type="dxa" w:w="3213"/>
-          </w:tcPr>
-          <w:p>
-            <w:pPr>
-              <w:spacing w:after="0"/>
-            </w:pPr>
-            <w:r/>
-            <w:r>
-              <w:rPr>
-                <w:sz w:val="19"/>
-              </w:rPr>
-              <w:t>2026-09-19 19:26</w:t>
-            </w:r>
-          </w:p>
-        </w:tc>
-        <w:tc>
-          <w:tcPr>
-            <w:tcW w:type="dxa" w:w="3213"/>
-          </w:tcPr>
-          <w:p>
-            <w:pPr>
-              <w:spacing w:after="0"/>
-            </w:pPr>
-            <w:r/>
-            <w:r>
-              <w:rPr>
-                <w:sz w:val="19"/>
-              </w:rPr>
-              <w:t>将红方「存疑、未改」之处用红色标出（《原文全集》5处；第1/2/8周相关文字；第7周整理稿整块），并加红字图例；照录原文一字未改</w:t>
-            </w:r>
-          </w:p>
-        </w:tc>
-      </w:tr>
-      <w:tr>
-        <w:tc>
-          <w:tcPr>
-            <w:tcW w:type="dxa" w:w="3213"/>
-            <w:shd w:val="clear" w:color="auto" w:fill="F8FAFC"/>
-          </w:tcPr>
-          <w:p>
-            <w:pPr>
-              <w:spacing w:after="0"/>
-            </w:pPr>
-            <w:r/>
-            <w:r>
-              <w:rPr>
-                <w:sz w:val="19"/>
-              </w:rPr>
-              <w:t>v3.1</w:t>
-            </w:r>
-          </w:p>
-        </w:tc>
-        <w:tc>
-          <w:tcPr>
-            <w:tcW w:type="dxa" w:w="3213"/>
-            <w:shd w:val="clear" w:color="auto" w:fill="F8FAFC"/>
-          </w:tcPr>
-          <w:p>
-            <w:pPr>
-              <w:spacing w:after="0"/>
-            </w:pPr>
-            <w:r/>
-            <w:r>
-              <w:rPr>
-                <w:sz w:val="19"/>
-              </w:rPr>
-              <w:t>2026-09-19 19:26</w:t>
-            </w:r>
-          </w:p>
-        </w:tc>
-        <w:tc>
-          <w:tcPr>
-            <w:tcW w:type="dxa" w:w="3213"/>
-            <w:shd w:val="clear" w:color="auto" w:fill="F8FAFC"/>
-          </w:tcPr>
-          <w:p>
-            <w:pPr>
-              <w:spacing w:after="0"/>
-            </w:pPr>
-            <w:r/>
-            <w:r>
-              <w:rPr>
-                <w:sz w:val="19"/>
-              </w:rPr>
-              <w:t>补录音转写段级时间码（第6周12处：〔00:05:00〕等；第7周整理稿标源时间范围＋存疑）；照录原文一律不改、红方所疑只标不改；《原文全集》回退为第二版原样</w:t>
-            </w:r>
-          </w:p>
-        </w:tc>
-      </w:tr>
-      <w:tr>
-        <w:tc>
-          <w:tcPr>
-            <w:tcW w:type="dxa" w:w="3213"/>
-          </w:tcPr>
-          <w:p>
-            <w:pPr>
-              <w:spacing w:after="0"/>
-            </w:pPr>
-            <w:r/>
-            <w:r>
-              <w:rPr>
-                <w:sz w:val="19"/>
-              </w:rPr>
-              <w:t>v3.0</w:t>
-            </w:r>
-          </w:p>
-        </w:tc>
-        <w:tc>
-          <w:tcPr>
-            <w:tcW w:type="dxa" w:w="3213"/>
-          </w:tcPr>
-          <w:p>
-            <w:pPr>
-              <w:spacing w:after="0"/>
-            </w:pPr>
-            <w:r/>
-            <w:r>
-              <w:rPr>
-                <w:sz w:val="19"/>
-              </w:rPr>
-              <w:t>2026-09-19 19:26</w:t>
-            </w:r>
-          </w:p>
-        </w:tc>
-        <w:tc>
-          <w:tcPr>
-            <w:tcW w:type="dxa" w:w="3213"/>
-          </w:tcPr>
-          <w:p>
-            <w:pPr>
-              <w:spacing w:after="0"/>
-            </w:pPr>
-            <w:r/>
-            <w:r>
-              <w:rPr>
-                <w:sz w:val="19"/>
-              </w:rPr>
-              <w:t>红蓝对抗校验修订：修正无源／与源冲突的细节（动态清理术语、触点部位、观察时长、出处标签、跨系列归属等）；删除重复的「分层次追问」块；据实核订朗读段字数</w:t>
-            </w:r>
-          </w:p>
-        </w:tc>
-      </w:tr>
-      <w:tr>
-        <w:tc>
-          <w:tcPr>
-            <w:tcW w:type="dxa" w:w="3213"/>
-            <w:shd w:val="clear" w:color="auto" w:fill="F8FAFC"/>
-          </w:tcPr>
-          <w:p>
-            <w:pPr>
-              <w:spacing w:after="0"/>
-            </w:pPr>
-            <w:r/>
-            <w:r>
-              <w:rPr>
-                <w:sz w:val="19"/>
-              </w:rPr>
-              <w:t>v2.0</w:t>
-            </w:r>
-          </w:p>
-        </w:tc>
-        <w:tc>
-          <w:tcPr>
-            <w:tcW w:type="dxa" w:w="3213"/>
-            <w:shd w:val="clear" w:color="auto" w:fill="F8FAFC"/>
-          </w:tcPr>
-          <w:p>
-            <w:pPr>
-              <w:spacing w:after="0"/>
-            </w:pPr>
-            <w:r/>
-            <w:r>
-              <w:rPr>
-                <w:sz w:val="19"/>
-              </w:rPr>
-              <w:t>2026-09-13 18:28</w:t>
-            </w:r>
-          </w:p>
-        </w:tc>
-        <w:tc>
-          <w:tcPr>
-            <w:tcW w:type="dxa" w:w="3213"/>
-            <w:shd w:val="clear" w:color="auto" w:fill="F8FAFC"/>
-          </w:tcPr>
-          <w:p>
-            <w:pPr>
-              <w:spacing w:after="0"/>
-            </w:pPr>
-            <w:r/>
-            <w:r>
-              <w:rPr>
-                <w:sz w:val="19"/>
-              </w:rPr>
-              <w:t>按《读书会修订执行手册》(v1.2) 修订：六环节改 10/25/20/35/15/15（合计120）；共读原文标出“本周朗读段”；静心开场加主题破冰＋心理安全三约定；主题讨论加分层次追问；禅修练习加禁忌与安全提示；学员版由脚本重派生</w:t>
-            </w:r>
-          </w:p>
-        </w:tc>
-      </w:tr>
-      <w:tr>
-        <w:tc>
-          <w:tcPr>
-            <w:tcW w:type="dxa" w:w="3213"/>
-          </w:tcPr>
-          <w:p>
-            <w:pPr>
-              <w:spacing w:after="0"/>
-            </w:pPr>
-            <w:r/>
-            <w:r>
-              <w:rPr>
-                <w:sz w:val="19"/>
-              </w:rPr>
-              <w:t>v1.0</w:t>
-            </w:r>
-          </w:p>
-        </w:tc>
-        <w:tc>
-          <w:tcPr>
-            <w:tcW w:type="dxa" w:w="3213"/>
-          </w:tcPr>
-          <w:p>
-            <w:pPr>
-              <w:spacing w:after="0"/>
-            </w:pPr>
-            <w:r/>
-            <w:r>
-              <w:rPr>
-                <w:sz w:val="19"/>
-              </w:rPr>
-              <w:t>2026-09-09 16:37</w:t>
-            </w:r>
-          </w:p>
-        </w:tc>
-        <w:tc>
-          <w:tcPr>
-            <w:tcW w:type="dxa" w:w="3213"/>
-          </w:tcPr>
-          <w:p>
-            <w:pPr>
-              <w:spacing w:after="0"/>
-            </w:pPr>
-            <w:r/>
-            <w:r>
-              <w:rPr>
-                <w:sz w:val="19"/>
-              </w:rPr>
-              <w:t>初版制作</w:t>
-            </w:r>
-          </w:p>
-        </w:tc>
-      </w:tr>
-    </w:tbl>
-    <w:p>
-      <w:pPr>
-        <w:spacing w:after="40"/>
-      </w:pPr>
     </w:p>
     <w:sectPr>
       <w:headerReference w:type="default" r:id="rId9"/>

--- a/交付成果/第三轮修订版/第三轮4周版/读书会01_禅修入门与基础_4周资料包（第三版修订）/Word版/第3周_禅相培育与五盖对治_学员版.docx
+++ b/交付成果/第三轮修订版/第三轮4周版/读书会01_禅修入门与基础_4周资料包（第三版修订）/Word版/第3周_禅相培育与五盖对治_学员版.docx
@@ -60,7 +60,7 @@
           <w:color w:val="999999"/>
           <w:sz w:val="17"/>
         </w:rPr>
-        <w:t>📅 最近更新：2026-09-22 21:20　|　学员版去注释化：删材料元信息行/练习引导文/更新记录/内联media_id等；共读原文文字未改</w:t>
+        <w:t>📅 最近更新：2026-09-22 21:41　|　学员版禅修练习去重：仅保留一份（禁忌/练习提示），去掉“（原第X周）”子标题与“两段引导词”提示行</w:t>
       </w:r>
     </w:p>
     <w:p>
@@ -2143,90 +2143,6 @@
       </w:pPr>
       <w:r>
         <w:t>🧘 禅修练习（15 min）</w:t>
-      </w:r>
-    </w:p>
-    <w:p>
-      <w:pPr>
-        <w:spacing w:after="30" w:before="0"/>
-        <w:ind w:left="227" w:right="113"/>
-        <w:shd w:val="clear" w:color="auto" w:fill="F2F8F4"/>
-        <w:pBdr>
-          <w:left w:val="single" w:sz="28" w:space="6" w:color="2E6B4F"/>
-        </w:pBdr>
-      </w:pPr>
-      <w:r>
-        <w:rPr>
-          <w:sz w:val="21"/>
-        </w:rPr>
-        <w:t>💡 本周由连续两周合并，含两段原周次的禅修练习引导词；时间紧可读其一，或各取前半段（合计约15分钟）。</w:t>
-      </w:r>
-    </w:p>
-    <w:p>
-      <w:pPr>
-        <w:pStyle w:val="Heading3"/>
-      </w:pPr>
-      <w:r>
-        <w:t>禅修练习（原第5周）</w:t>
-      </w:r>
-    </w:p>
-    <w:p>
-      <w:pPr>
-        <w:spacing w:after="30" w:before="0"/>
-        <w:ind w:left="227" w:right="113"/>
-        <w:shd w:val="clear" w:color="auto" w:fill="F2F8F4"/>
-        <w:pBdr>
-          <w:left w:val="single" w:sz="28" w:space="6" w:color="2E6B4F"/>
-        </w:pBdr>
-      </w:pPr>
-      <w:r>
-        <w:rPr>
-          <w:sz w:val="21"/>
-        </w:rPr>
-        <w:t xml:space="preserve">⚠️ </w:t>
-      </w:r>
-      <w:r>
-        <w:rPr>
-          <w:b/>
-          <w:sz w:val="21"/>
-        </w:rPr>
-        <w:t>禅修禁忌提示</w:t>
-      </w:r>
-      <w:r>
-        <w:rPr>
-          <w:sz w:val="21"/>
-        </w:rPr>
-        <w:t>：若你正处在严重抑郁、焦虑、创伤后应激，或精神类疾病的发作／用药期，或正经历强烈的情绪危机，请先咨询医生或心理师，再决定是否练习；练习中若出现明显不适（如心悸、胸闷、情绪失控），请立即停止，睁开眼睛，把注意力放回呼吸与身体，必要时离场休息。</w:t>
-      </w:r>
-    </w:p>
-    <w:p>
-      <w:pPr>
-        <w:spacing w:after="30" w:before="0"/>
-        <w:ind w:left="227" w:right="113"/>
-        <w:shd w:val="clear" w:color="auto" w:fill="F2F8F4"/>
-        <w:pBdr>
-          <w:left w:val="single" w:sz="28" w:space="6" w:color="2E6B4F"/>
-        </w:pBdr>
-      </w:pPr>
-      <w:r>
-        <w:rPr>
-          <w:b/>
-          <w:sz w:val="21"/>
-        </w:rPr>
-        <w:t>练习提示（禁忌与安全）</w:t>
-      </w:r>
-      <w:r>
-        <w:rPr>
-          <w:sz w:val="21"/>
-        </w:rPr>
-        <w:t>：如有严重身心疾病（重度抑郁／焦虑发作期、精神障碍等）、近期手术或严重心血管疾病、孕期或有医嘱限制者，请先咨询医生、量力而行；练习中若出现强烈不适，可随时睁眼、停止、调整，或改为静坐观察。</w:t>
-      </w:r>
-    </w:p>
-    <w:p>
-      <w:pPr>
-        <w:pStyle w:val="Heading3"/>
-      </w:pPr>
-      <w:r>
-        <w:t>禅修练习（原第6周）</w:t>
       </w:r>
     </w:p>
     <w:p>

--- a/交付成果/第三轮修订版/第三轮4周版/读书会01_禅修入门与基础_4周资料包（第三版修订）/Word版/第3周_禅相培育与五盖对治_学员版.docx
+++ b/交付成果/第三轮修订版/第三轮4周版/读书会01_禅修入门与基础_4周资料包（第三版修订）/Word版/第3周_禅相培育与五盖对治_学员版.docx
@@ -4,107 +4,63 @@
   <w:body>
     <w:p>
       <w:pPr>
-        <w:jc w:val="center"/>
-      </w:pPr>
-      <w:r>
-        <w:rPr>
-          <w:rFonts w:ascii="微软雅黑" w:hAnsi="微软雅黑"/>
+        <w:jc w:val="right"/>
+      </w:pPr>
+      <w:r>
+        <w:rPr>
+          <w:color w:val="808080"/>
+          <w:sz w:val="16"/>
+        </w:rPr>
+        <w:t>📅 最近更新：2026-09-22 21:41　|　学员版禅修练习去重：仅保留一份（禁忌/练习提示），去掉“（原第X周）”子标题与“两段引导词”提示行</w:t>
+      </w:r>
+    </w:p>
+    <w:p>
+      <w:pPr>
+        <w:ind w:left="170"/>
+        <w:pBdr>
+          <w:left w:val="single" w:sz="18" w:space="4" w:color="1E4620"/>
+        </w:pBdr>
+        <w:shd w:val="clear" w:fill="F2F5FA"/>
+      </w:pPr>
+      <w:r>
+        <w:rPr>
+          <w:b w:val="0"/>
+        </w:rPr>
+        <w:t xml:space="preserve">🔴🔴🔴 </w:t>
+      </w:r>
+      <w:r>
+        <w:rPr>
           <w:b/>
-          <w:color w:val="2E6B4F"/>
-          <w:sz w:val="48"/>
-        </w:rPr>
-        <w:t>读书会01 · 禅修入门与基础</w:t>
-      </w:r>
-    </w:p>
-    <w:p>
-      <w:pPr>
-        <w:jc w:val="center"/>
-      </w:pPr>
-      <w:r>
-        <w:rPr>
-          <w:rFonts w:ascii="微软雅黑" w:hAnsi="微软雅黑"/>
+        </w:rPr>
+        <w:t>【存疑·未改】</w:t>
+      </w:r>
+      <w:r>
+        <w:rPr>
+          <w:b w:val="0"/>
+        </w:rPr>
+        <w:t xml:space="preserve"> 标记之间的文字＝红方审计判定「存疑、未改」之处，照录原文一字未动，待人工核实修改。</w:t>
+      </w:r>
+    </w:p>
+    <w:p>
+      <w:pPr>
+        <w:spacing w:before="200"/>
+      </w:pPr>
+      <w:r>
+        <w:rPr>
           <w:b/>
-          <w:color w:val="2E6B4F"/>
+          <w:color w:val="1E4620"/>
           <w:sz w:val="30"/>
         </w:rPr>
-        <w:t>第3周　禅相培育与五盖对治　·　学员版</w:t>
-      </w:r>
-    </w:p>
-    <w:p>
-      <w:pPr>
-        <w:jc w:val="center"/>
-      </w:pPr>
-      <w:r>
-        <w:rPr>
-          <w:rFonts w:ascii="宋体" w:hAnsi="宋体"/>
-          <w:color w:val="777777"/>
-          <w:sz w:val="20"/>
-        </w:rPr>
-        <w:t>4周版（第三版修订）　·　2026-09-22</w:t>
-      </w:r>
-    </w:p>
-    <w:p>
-      <w:pPr>
-        <w:pBdr>
-          <w:bottom w:val="single" w:sz="6" w:space="6" w:color="2E6B4F"/>
-        </w:pBdr>
-        <w:spacing w:after="160"/>
-      </w:pPr>
-    </w:p>
-    <w:p>
-      <w:pPr>
-        <w:jc w:val="right"/>
-      </w:pPr>
-      <w:r>
-        <w:rPr>
-          <w:color w:val="999999"/>
-          <w:sz w:val="17"/>
-        </w:rPr>
-        <w:t>📅 最近更新：2026-09-22 21:41　|　学员版禅修练习去重：仅保留一份（禁忌/练习提示），去掉“（原第X周）”子标题与“两段引导词”提示行</w:t>
-      </w:r>
-    </w:p>
-    <w:p>
-      <w:pPr>
-        <w:spacing w:after="30" w:before="0"/>
-        <w:ind w:left="227" w:right="113"/>
-        <w:shd w:val="clear" w:color="auto" w:fill="F2F8F4"/>
-        <w:pBdr>
-          <w:left w:val="single" w:sz="28" w:space="6" w:color="2E6B4F"/>
-        </w:pBdr>
-      </w:pPr>
-      <w:r>
-        <w:rPr>
-          <w:sz w:val="21"/>
-        </w:rPr>
-        <w:t xml:space="preserve">🔴🔴🔴 </w:t>
-      </w:r>
+        <w:t>第3周：禅相培育与五盖对治（学员版）</w:t>
+      </w:r>
+    </w:p>
+    <w:p>
       <w:r>
         <w:rPr>
           <w:b/>
-          <w:sz w:val="21"/>
-        </w:rPr>
-        <w:t>【存疑·未改】</w:t>
-      </w:r>
-      <w:r>
-        <w:rPr>
-          <w:sz w:val="21"/>
-        </w:rPr>
-        <w:t xml:space="preserve"> 标记之间的文字＝红方审计判定「存疑、未改」之处，照录原文一字未动，待人工核实修改。</w:t>
-      </w:r>
-    </w:p>
-    <w:p>
-      <w:pPr>
-        <w:pStyle w:val="Heading1"/>
-      </w:pPr>
-      <w:r>
-        <w:t>第3周：禅相培育与五盖对治（学员版）</w:t>
-      </w:r>
-    </w:p>
-    <w:p>
-      <w:pPr>
-        <w:pStyle w:val="Heading2"/>
-      </w:pPr>
-      <w:r>
+          <w:color w:val="1E4620"/>
+          <w:sz w:val="26"/>
+        </w:rPr>
         <w:t>📋 本周信息卡</w:t>
       </w:r>
     </w:p>
@@ -112,7 +68,6 @@
       <w:tblPr>
         <w:tblStyle w:val="TableGrid"/>
         <w:tblW w:type="auto" w:w="0"/>
-        <w:jc w:val="center"/>
         <w:tblLook w:firstColumn="1" w:firstRow="1" w:lastColumn="0" w:lastRow="0" w:noHBand="0" w:noVBand="1" w:val="04A0"/>
       </w:tblPr>
       <w:tblGrid>
@@ -123,23 +78,19 @@
         <w:tc>
           <w:tcPr>
             <w:tcW w:type="dxa" w:w="4819"/>
-            <w:shd w:val="clear" w:color="auto" w:fill="2E6B4F"/>
+            <w:shd w:val="clear" w:fill="1E4620"/>
           </w:tcPr>
           <w:p>
-            <w:pPr>
-              <w:spacing w:after="0"/>
-            </w:pPr>
             <w:r>
               <w:rPr>
-                <w:b/>
-                <w:color w:val="FFFFFF"/>
+                <w:sz w:val="18"/>
               </w:rPr>
             </w:r>
             <w:r>
               <w:rPr>
-                <w:b/>
+                <w:b w:val="0"/>
                 <w:color w:val="FFFFFF"/>
-                <w:sz w:val="19"/>
+                <w:sz w:val="18"/>
               </w:rPr>
               <w:t>项目</w:t>
             </w:r>
@@ -148,23 +99,19 @@
         <w:tc>
           <w:tcPr>
             <w:tcW w:type="dxa" w:w="4819"/>
-            <w:shd w:val="clear" w:color="auto" w:fill="2E6B4F"/>
+            <w:shd w:val="clear" w:fill="1E4620"/>
           </w:tcPr>
           <w:p>
-            <w:pPr>
-              <w:spacing w:after="0"/>
-            </w:pPr>
             <w:r>
               <w:rPr>
-                <w:b/>
-                <w:color w:val="FFFFFF"/>
+                <w:sz w:val="18"/>
               </w:rPr>
             </w:r>
             <w:r>
               <w:rPr>
-                <w:b/>
+                <w:b w:val="0"/>
                 <w:color w:val="FFFFFF"/>
-                <w:sz w:val="19"/>
+                <w:sz w:val="18"/>
               </w:rPr>
               <w:t>内容</w:t>
             </w:r>
@@ -177,13 +124,15 @@
             <w:tcW w:type="dxa" w:w="4819"/>
           </w:tcPr>
           <w:p>
-            <w:pPr>
-              <w:spacing w:after="0"/>
-            </w:pPr>
-            <w:r/>
             <w:r>
               <w:rPr>
-                <w:sz w:val="19"/>
+                <w:sz w:val="18"/>
+              </w:rPr>
+            </w:r>
+            <w:r>
+              <w:rPr>
+                <w:b w:val="0"/>
+                <w:sz w:val="18"/>
               </w:rPr>
               <w:t>时长</w:t>
             </w:r>
@@ -194,13 +143,15 @@
             <w:tcW w:type="dxa" w:w="4819"/>
           </w:tcPr>
           <w:p>
-            <w:pPr>
-              <w:spacing w:after="0"/>
-            </w:pPr>
-            <w:r/>
             <w:r>
               <w:rPr>
-                <w:sz w:val="19"/>
+                <w:sz w:val="18"/>
+              </w:rPr>
+            </w:r>
+            <w:r>
+              <w:rPr>
+                <w:b w:val="0"/>
+                <w:sz w:val="18"/>
               </w:rPr>
               <w:t>约120分钟（设计=2小时，按新流程弹性调控）</w:t>
             </w:r>
@@ -211,16 +162,18 @@
         <w:tc>
           <w:tcPr>
             <w:tcW w:type="dxa" w:w="4819"/>
-            <w:shd w:val="clear" w:color="auto" w:fill="F8FAFC"/>
+            <w:shd w:val="clear" w:fill="F2F5FA"/>
           </w:tcPr>
           <w:p>
-            <w:pPr>
-              <w:spacing w:after="0"/>
-            </w:pPr>
-            <w:r/>
             <w:r>
               <w:rPr>
-                <w:sz w:val="19"/>
+                <w:sz w:val="18"/>
+              </w:rPr>
+            </w:r>
+            <w:r>
+              <w:rPr>
+                <w:b w:val="0"/>
+                <w:sz w:val="18"/>
               </w:rPr>
               <w:t>核心问题</w:t>
             </w:r>
@@ -229,16 +182,18 @@
         <w:tc>
           <w:tcPr>
             <w:tcW w:type="dxa" w:w="4819"/>
-            <w:shd w:val="clear" w:color="auto" w:fill="F8FAFC"/>
+            <w:shd w:val="clear" w:fill="F2F5FA"/>
           </w:tcPr>
           <w:p>
-            <w:pPr>
-              <w:spacing w:after="0"/>
-            </w:pPr>
-            <w:r/>
             <w:r>
               <w:rPr>
-                <w:sz w:val="19"/>
+                <w:sz w:val="18"/>
+              </w:rPr>
+            </w:r>
+            <w:r>
+              <w:rPr>
+                <w:b w:val="0"/>
+                <w:sz w:val="18"/>
               </w:rPr>
               <w:t>呼吸变细之后，眼前出现的光是禅相吗？；是什么挡住了我的定力？</w:t>
             </w:r>
@@ -251,13 +206,15 @@
             <w:tcW w:type="dxa" w:w="4819"/>
           </w:tcPr>
           <w:p>
-            <w:pPr>
-              <w:spacing w:after="0"/>
-            </w:pPr>
-            <w:r/>
             <w:r>
               <w:rPr>
-                <w:sz w:val="19"/>
+                <w:sz w:val="18"/>
+              </w:rPr>
+            </w:r>
+            <w:r>
+              <w:rPr>
+                <w:b w:val="0"/>
+                <w:sz w:val="18"/>
               </w:rPr>
               <w:t>共读原文</w:t>
             </w:r>
@@ -268,15 +225,17 @@
             <w:tcW w:type="dxa" w:w="4819"/>
           </w:tcPr>
           <w:p>
-            <w:pPr>
-              <w:spacing w:after="0"/>
-            </w:pPr>
-            <w:r/>
             <w:r>
               <w:rPr>
-                <w:sz w:val="19"/>
+                <w:sz w:val="18"/>
               </w:rPr>
-              <w:t>共读原文1（原第5周）：① 禅相：从遍作相到似相（PDF＋课件）② 安止善巧与净化（课件）③ 定的品质：五禅支（课件＋录音转写）　｜　共读原文2（原第6周）：① 五盖的定义与成因（PDF课件×2）② 五盖对治方法（录音转写）③ 动态清理的实践（录音转写＋课件）</w:t>
+            </w:r>
+            <w:r>
+              <w:rPr>
+                <w:b w:val="0"/>
+                <w:sz w:val="18"/>
+              </w:rPr>
+              <w:t>共读原文1：① 禅相：从遍作相到似相（PDF＋课件）② 安止善巧与净化（课件）③ 定的品质：五禅支（课件＋录音转写）　｜　共读原文2：① 五盖的定义与成因（PDF课件×2）② 五盖对治方法（录音转写）③ 动态清理的实践（录音转写＋课件）</w:t>
             </w:r>
           </w:p>
         </w:tc>
@@ -285,16 +244,18 @@
         <w:tc>
           <w:tcPr>
             <w:tcW w:type="dxa" w:w="4819"/>
-            <w:shd w:val="clear" w:color="auto" w:fill="F8FAFC"/>
+            <w:shd w:val="clear" w:fill="F2F5FA"/>
           </w:tcPr>
           <w:p>
-            <w:pPr>
-              <w:spacing w:after="0"/>
-            </w:pPr>
-            <w:r/>
             <w:r>
               <w:rPr>
-                <w:sz w:val="19"/>
+                <w:sz w:val="18"/>
+              </w:rPr>
+            </w:r>
+            <w:r>
+              <w:rPr>
+                <w:b w:val="0"/>
+                <w:sz w:val="18"/>
               </w:rPr>
               <w:t>本周作业</w:t>
             </w:r>
@@ -303,16 +264,18 @@
         <w:tc>
           <w:tcPr>
             <w:tcW w:type="dxa" w:w="4819"/>
-            <w:shd w:val="clear" w:color="auto" w:fill="F8FAFC"/>
+            <w:shd w:val="clear" w:fill="F2F5FA"/>
           </w:tcPr>
           <w:p>
-            <w:pPr>
-              <w:spacing w:after="0"/>
-            </w:pPr>
-            <w:r/>
             <w:r>
               <w:rPr>
-                <w:sz w:val="19"/>
+                <w:sz w:val="18"/>
+              </w:rPr>
+            </w:r>
+            <w:r>
+              <w:rPr>
+                <w:b w:val="0"/>
+                <w:sz w:val="18"/>
               </w:rPr>
               <w:t>每天坐15-20分钟；若见相，不追不赶，只在触点知道呼吸；每天禅修前先花1分钟自检五盖（哪个盖今天最活跃？），用对应方法先处理再上座</w:t>
             </w:r>
@@ -321,154 +284,145 @@
       </w:tr>
     </w:tbl>
     <w:p>
-      <w:pPr>
-        <w:spacing w:after="40"/>
-      </w:pPr>
-    </w:p>
-    <w:p>
-      <w:pPr>
-        <w:pStyle w:val="Heading2"/>
-      </w:pPr>
-      <w:r>
+      <w:r>
+        <w:rPr>
+          <w:b/>
+          <w:color w:val="1E4620"/>
+          <w:sz w:val="26"/>
+        </w:rPr>
         <w:t>🧘 静心开场（10 min）</w:t>
       </w:r>
     </w:p>
     <w:p>
       <w:pPr>
-        <w:spacing w:after="30" w:before="0"/>
-        <w:ind w:left="227" w:right="113"/>
-        <w:shd w:val="clear" w:color="auto" w:fill="F2F8F4"/>
+        <w:ind w:left="170"/>
         <w:pBdr>
-          <w:left w:val="single" w:sz="28" w:space="6" w:color="2E6B4F"/>
+          <w:left w:val="single" w:sz="18" w:space="4" w:color="1E4620"/>
         </w:pBdr>
+        <w:shd w:val="clear" w:fill="F2F5FA"/>
       </w:pPr>
       <w:r>
         <w:rPr>
           <w:b/>
-          <w:sz w:val="21"/>
         </w:rPr>
         <w:t>开场破冰 · 暖场</w:t>
       </w:r>
       <w:r>
         <w:rPr>
-          <w:sz w:val="21"/>
+          <w:b w:val="0"/>
         </w:rPr>
         <w:t>（约 3 分钟）：分享一件这周你实际练习中的小发现：呼吸变细了？腿没那么痛了？还是杂念更多了？</w:t>
       </w:r>
     </w:p>
     <w:p>
       <w:pPr>
-        <w:spacing w:after="30" w:before="0"/>
-        <w:ind w:left="227" w:right="113"/>
-        <w:shd w:val="clear" w:color="auto" w:fill="F2F8F4"/>
+        <w:ind w:left="170"/>
         <w:pBdr>
-          <w:left w:val="single" w:sz="28" w:space="6" w:color="2E6B4F"/>
+          <w:left w:val="single" w:sz="18" w:space="4" w:color="1E4620"/>
         </w:pBdr>
-      </w:pPr>
-      <w:r>
-        <w:rPr>
-          <w:sz w:val="21"/>
+        <w:shd w:val="clear" w:fill="F2F5FA"/>
+      </w:pPr>
+      <w:r>
+        <w:rPr>
+          <w:b w:val="0"/>
         </w:rPr>
         <w:t>（说完不必解释，只把它放在心里。）</w:t>
       </w:r>
     </w:p>
     <w:p>
       <w:pPr>
-        <w:spacing w:after="30" w:before="0"/>
-        <w:ind w:left="227" w:right="113"/>
-        <w:shd w:val="clear" w:color="auto" w:fill="F2F8F4"/>
+        <w:ind w:left="170"/>
         <w:pBdr>
-          <w:left w:val="single" w:sz="28" w:space="6" w:color="2E6B4F"/>
+          <w:left w:val="single" w:sz="18" w:space="4" w:color="1E4620"/>
         </w:pBdr>
+        <w:shd w:val="clear" w:fill="F2F5FA"/>
       </w:pPr>
       <w:r>
         <w:rPr>
           <w:b/>
-          <w:sz w:val="21"/>
         </w:rPr>
         <w:t>本期共同约定（心理安全）</w:t>
       </w:r>
       <w:r>
         <w:rPr>
-          <w:sz w:val="21"/>
+          <w:b w:val="0"/>
         </w:rPr>
         <w:t xml:space="preserve">：① </w:t>
       </w:r>
       <w:r>
         <w:rPr>
           <w:b/>
-          <w:sz w:val="21"/>
         </w:rPr>
         <w:t>保密</w:t>
       </w:r>
       <w:r>
         <w:rPr>
-          <w:sz w:val="21"/>
+          <w:b w:val="0"/>
         </w:rPr>
         <w:t xml:space="preserve">——今天在这里说的话，留在今天；② </w:t>
       </w:r>
       <w:r>
         <w:rPr>
           <w:b/>
-          <w:sz w:val="21"/>
         </w:rPr>
         <w:t>不评判</w:t>
       </w:r>
       <w:r>
         <w:rPr>
-          <w:sz w:val="21"/>
+          <w:b w:val="0"/>
         </w:rPr>
         <w:t xml:space="preserve">——不评价任何人的分享；③ </w:t>
       </w:r>
       <w:r>
         <w:rPr>
           <w:b/>
-          <w:sz w:val="21"/>
         </w:rPr>
         <w:t>可随时暂停</w:t>
       </w:r>
       <w:r>
         <w:rPr>
-          <w:sz w:val="21"/>
+          <w:b w:val="0"/>
         </w:rPr>
         <w:t>——坐不住、心里不舒服，随时可以调整姿势、起身或暂停，不需要向任何人解释。</w:t>
       </w:r>
     </w:p>
     <w:p>
-      <w:pPr>
-        <w:pStyle w:val="Heading2"/>
-      </w:pPr>
-      <w:r>
+      <w:r>
+        <w:rPr>
+          <w:b/>
+          <w:color w:val="1E4620"/>
+          <w:sz w:val="26"/>
+        </w:rPr>
         <w:t>📖 共读原文1（20 min）</w:t>
       </w:r>
     </w:p>
     <w:p>
-      <w:pPr>
-        <w:pStyle w:val="Heading3"/>
-      </w:pPr>
-      <w:r>
+      <w:r>
+        <w:rPr>
+          <w:b/>
+          <w:color w:val="1E4620"/>
+          <w:sz w:val="23"/>
+        </w:rPr>
         <w:t>原文材料①：禅相：从遍作相到似相</w:t>
       </w:r>
     </w:p>
     <w:p>
       <w:pPr>
-        <w:spacing w:after="30" w:before="0"/>
-        <w:ind w:left="227" w:right="113"/>
-        <w:shd w:val="clear" w:color="auto" w:fill="F2F8F4"/>
+        <w:ind w:left="170"/>
         <w:pBdr>
-          <w:left w:val="single" w:sz="28" w:space="6" w:color="2E6B4F"/>
+          <w:left w:val="single" w:sz="18" w:space="4" w:color="1E4620"/>
         </w:pBdr>
+        <w:shd w:val="clear" w:fill="F2F5FA"/>
       </w:pPr>
       <w:r>
         <w:rPr>
           <w:b/>
-          <w:sz w:val="21"/>
         </w:rPr>
         <w:t>【本周朗读段 · 开始】</w:t>
       </w:r>
       <w:r>
         <w:rPr>
-          <w:sz w:val="21"/>
+          <w:b w:val="0"/>
         </w:rPr>
         <w:t>（本段约 约3970 字，供中等稍慢朗读，约 25 分钟；其余为默读／选读／延伸内容）</w:t>
       </w:r>
@@ -481,278 +435,630 @@
         <w:t>★核心段落</w:t>
       </w:r>
       <w:r>
+        <w:rPr>
+          <w:b w:val="0"/>
+        </w:rPr>
         <w:t>（必读）</w:t>
       </w:r>
     </w:p>
     <w:p>
-      <w:pPr>
-        <w:spacing w:before="120" w:after="40"/>
-      </w:pPr>
-      <w:r>
-        <w:rPr>
-          <w:rFonts w:ascii="微软雅黑" w:hAnsi="微软雅黑"/>
+      <w:r>
+        <w:rPr>
           <w:b/>
-          <w:color w:val="2E6B4F"/>
-          <w:sz w:val="24"/>
         </w:rPr>
         <w:t>（一）三种禅相：遍作相、取相、似相的定义与出现</w:t>
       </w:r>
     </w:p>
     <w:p>
       <w:pPr>
-        <w:spacing w:after="30" w:before="0"/>
-        <w:ind w:left="227" w:right="113"/>
-        <w:shd w:val="clear" w:color="auto" w:fill="F2F8F4"/>
+        <w:ind w:left="170"/>
         <w:pBdr>
-          <w:left w:val="single" w:sz="28" w:space="6" w:color="2E6B4F"/>
+          <w:left w:val="single" w:sz="18" w:space="4" w:color="1E4620"/>
         </w:pBdr>
-      </w:pPr>
-      <w:r>
-        <w:rPr>
-          <w:sz w:val="21"/>
+        <w:shd w:val="clear" w:fill="F2F5FA"/>
+      </w:pPr>
+      <w:r>
+        <w:rPr>
+          <w:b w:val="0"/>
         </w:rPr>
         <w:t>对于不同的禅修者，禅相的出现方式也可能不尽相同，因为不同的人对呼吸的心想也不尽相同故。有些人的禅相可能像雾一般出现，有些人的却可能像烟一般出现，另一些人的像棉絮，或只是单纯的光等等。不过，在刚开始时，禅相通常都是灰色的，那是"遍作相"(parikammanimitta)。当定力提升时，它会变白，那是"取相"(uggahanimitta)。当定力进一步提升时，它会变得明亮且清澈，那就是"似相"(paṭibhāganimitta)。入出息似相基于入出息产生，它是安止定的目标，即入出息禅那的所缘。</w:t>
       </w:r>
     </w:p>
     <w:p>
       <w:r>
+        <w:rPr>
+          <w:b w:val="0"/>
+        </w:rPr>
         <w:t>【整理者注】原文此处巴利字体转写作 pañibhàganimitta，规范转写为 paṭibhāganimitta。"遍作相即遍作定（预备定）阶段的相"之义，即含于"在刚开始时，禅相通常都是灰色的"一句——原文未另立"遍作定"名目，特此说明。</w:t>
       </w:r>
     </w:p>
     <w:p>
-      <w:pPr>
-        <w:spacing w:before="120" w:after="40"/>
-      </w:pPr>
-      <w:r>
-        <w:rPr>
-          <w:rFonts w:ascii="微软雅黑" w:hAnsi="微软雅黑"/>
+      <w:r>
+        <w:rPr>
           <w:b/>
-          <w:color w:val="2E6B4F"/>
-          <w:sz w:val="24"/>
         </w:rPr>
         <w:t>（二）禅相的出现、与呼吸结合及稳定过程</w:t>
       </w:r>
     </w:p>
     <w:p>
       <w:pPr>
-        <w:spacing w:after="30" w:before="0"/>
-        <w:ind w:left="227" w:right="113"/>
-        <w:shd w:val="clear" w:color="auto" w:fill="F2F8F4"/>
+        <w:ind w:left="170"/>
         <w:pBdr>
-          <w:left w:val="single" w:sz="28" w:space="6" w:color="2E6B4F"/>
+          <w:left w:val="single" w:sz="18" w:space="4" w:color="1E4620"/>
         </w:pBdr>
-      </w:pPr>
-      <w:r>
-        <w:rPr>
-          <w:sz w:val="21"/>
+        <w:shd w:val="clear" w:fill="F2F5FA"/>
+      </w:pPr>
+      <w:r>
+        <w:rPr>
+          <w:b w:val="0"/>
         </w:rPr>
         <w:t>当禅相初次出现时，它很容易消失。只要他持续地专念于呼吸，当定力进一步加深时，禅相就能维持愈来愈久。当禅相与呼吸结合，并且其心自然地固定在禅相上时，他就无需再注意呼吸，而只专注禅相。</w:t>
       </w:r>
     </w:p>
     <w:p>
       <w:pPr>
-        <w:spacing w:after="30" w:before="0"/>
-        <w:ind w:left="227" w:right="113"/>
-        <w:shd w:val="clear" w:color="auto" w:fill="F2F8F4"/>
+        <w:ind w:left="170"/>
         <w:pBdr>
-          <w:left w:val="single" w:sz="28" w:space="6" w:color="2E6B4F"/>
+          <w:left w:val="single" w:sz="18" w:space="4" w:color="1E4620"/>
         </w:pBdr>
-      </w:pPr>
-    </w:p>
-    <w:p>
-      <w:pPr>
-        <w:spacing w:after="30" w:before="0"/>
-        <w:ind w:left="227" w:right="113"/>
-        <w:shd w:val="clear" w:color="auto" w:fill="F2F8F4"/>
+        <w:shd w:val="clear" w:fill="F2F5FA"/>
+      </w:pPr>
+      <w:r>
+        <w:rPr>
+          <w:b w:val="0"/>
+        </w:rPr>
+        <w:t>当他的定力变得愈来愈深时，禅相也会变得愈来愈明亮。这明亮的光也称为"智慧之光"(paññāloko)。</w:t>
+      </w:r>
+    </w:p>
+    <w:p>
+      <w:r>
+        <w:rPr>
+          <w:b/>
+        </w:rPr>
+        <w:t>（三）从似相到安止定</w:t>
+      </w:r>
+    </w:p>
+    <w:p>
+      <w:pPr>
+        <w:ind w:left="170"/>
         <w:pBdr>
-          <w:left w:val="single" w:sz="28" w:space="6" w:color="2E6B4F"/>
+          <w:left w:val="single" w:sz="18" w:space="4" w:color="1E4620"/>
         </w:pBdr>
-      </w:pPr>
-      <w:r>
-        <w:rPr>
-          <w:sz w:val="21"/>
-        </w:rPr>
-        <w:t>当他的定力变得愈来愈深时，禅相也会变得愈来愈明亮。这明亮的光也称为"智慧之光"(paññāloko)。</w:t>
-      </w:r>
-    </w:p>
-    <w:p>
-      <w:pPr>
-        <w:spacing w:before="120" w:after="40"/>
-      </w:pPr>
-      <w:r>
-        <w:rPr>
-          <w:rFonts w:ascii="微软雅黑" w:hAnsi="微软雅黑"/>
+        <w:shd w:val="clear" w:fill="F2F5FA"/>
+      </w:pPr>
+      <w:r>
+        <w:rPr>
+          <w:b w:val="0"/>
+        </w:rPr>
+        <w:t>继续专注入出息似相愈来愈长的时间，他将能体验到安止定。它首先将是入出息的初禅。</w:t>
+      </w:r>
+    </w:p>
+    <w:p>
+      <w:r>
+        <w:rPr>
           <w:b/>
-          <w:color w:val="2E6B4F"/>
-          <w:sz w:val="24"/>
-        </w:rPr>
-        <w:t>（三）从似相到安止定</w:t>
-      </w:r>
-    </w:p>
-    <w:p>
-      <w:pPr>
-        <w:spacing w:after="30" w:before="0"/>
-        <w:ind w:left="227" w:right="113"/>
-        <w:shd w:val="clear" w:color="auto" w:fill="F2F8F4"/>
+        </w:rPr>
+        <w:t>◈扩展段落</w:t>
+      </w:r>
+      <w:r>
+        <w:rPr>
+          <w:b w:val="0"/>
+        </w:rPr>
+        <w:t>（可选）</w:t>
+      </w:r>
+    </w:p>
+    <w:p>
+      <w:r>
+        <w:rPr>
+          <w:b/>
+        </w:rPr>
+        <w:t>禅相的演变过程（课件照录）</w:t>
+      </w:r>
+    </w:p>
+    <w:p>
+      <w:pPr>
+        <w:ind w:left="170"/>
         <w:pBdr>
-          <w:left w:val="single" w:sz="28" w:space="6" w:color="2E6B4F"/>
+          <w:left w:val="single" w:sz="18" w:space="4" w:color="1E4620"/>
         </w:pBdr>
-      </w:pPr>
-      <w:r>
-        <w:rPr>
-          <w:sz w:val="21"/>
-        </w:rPr>
-        <w:t>继续专注入出息似相愈来愈长的时间，他将能体验到安止定。它首先将是入出息的初禅。</w:t>
-      </w:r>
-    </w:p>
-    <w:p>
+        <w:shd w:val="clear" w:fill="F2F5FA"/>
+      </w:pPr>
+      <w:r>
+        <w:rPr>
+          <w:b w:val="0"/>
+        </w:rPr>
+        <w:t>禅相从遍作相（灰色）到取相（白色）再到似相（明亮清澈）的演变，是禅修过程中禅相的变化过程。</w:t>
+      </w:r>
+    </w:p>
+    <w:p>
+      <w:pPr>
+        <w:ind w:left="170"/>
+        <w:pBdr>
+          <w:left w:val="single" w:sz="18" w:space="4" w:color="1E4620"/>
+        </w:pBdr>
+        <w:shd w:val="clear" w:fill="F2F5FA"/>
+      </w:pPr>
+      <w:r>
+        <w:rPr>
+          <w:b w:val="0"/>
+        </w:rPr>
+        <w:t>通过观察禅相的演变，修行者能够逐渐培养出对禅相的敏锐感知，为后续的禅修打下坚实的基础。</w:t>
+      </w:r>
+    </w:p>
+    <w:p>
+      <w:pPr>
+        <w:ind w:left="170"/>
+        <w:pBdr>
+          <w:left w:val="single" w:sz="18" w:space="4" w:color="1E4620"/>
+        </w:pBdr>
+        <w:shd w:val="clear" w:fill="F2F5FA"/>
+      </w:pPr>
+      <w:r>
+        <w:rPr>
+          <w:b w:val="0"/>
+        </w:rPr>
+        <w:t xml:space="preserve">🖼 </w:t>
+      </w:r>
       <w:r>
         <w:rPr>
           <w:b/>
         </w:rPr>
+        <w:t>课件原图</w:t>
+      </w:r>
+      <w:r>
+        <w:rPr>
+          <w:b w:val="0"/>
+        </w:rPr>
+        <w:t>（体系16「禅相与禅支的演变」）：</w:t>
+      </w:r>
+    </w:p>
+    <w:p>
+      <w:r>
+        <w:rPr>
+          <w:b w:val="0"/>
+        </w:rPr>
+        <w:t>![禅相与禅支的演变（体系16课件）](素材图_禅相演变_体系16.png)</w:t>
+      </w:r>
+    </w:p>
+    <w:p>
+      <w:r>
+        <w:rPr>
+          <w:b w:val="0"/>
+        </w:rPr>
+        <w:t>【整理者注】课件对遍作相注"灰色"、取相注"白色"、似相注"明亮清澈"，即三级禅相（变色与明亮）之原文依据；未另见"禅相如何出现、稳固"的专门段落。</w:t>
+      </w:r>
+    </w:p>
+    <w:p>
+      <w:r>
+        <w:rPr>
+          <w:b/>
+          <w:color w:val="1E4620"/>
+          <w:sz w:val="23"/>
+        </w:rPr>
+        <w:t>原文材料②：安止善巧与净化</w:t>
+      </w:r>
+    </w:p>
+    <w:p>
+      <w:r>
+        <w:rPr>
+          <w:b/>
+        </w:rPr>
+        <w:t>★核心段落</w:t>
+      </w:r>
+      <w:r>
+        <w:rPr>
+          <w:b w:val="0"/>
+        </w:rPr>
+        <w:t>（必读）</w:t>
+      </w:r>
+    </w:p>
+    <w:p>
+      <w:r>
+        <w:rPr>
+          <w:b/>
+        </w:rPr>
+        <w:t>（一）安止——十种安止善巧（照录，皆与初学者直接相关）</w:t>
+      </w:r>
+    </w:p>
+    <w:p>
+      <w:r>
+        <w:rPr>
+          <w:b w:val="0"/>
+        </w:rPr>
+        <w:t>课件标题：「三、入出息念修习／八、安止／十种安止善巧」</w:t>
+      </w:r>
+    </w:p>
+    <w:p>
+      <w:pPr>
+        <w:ind w:left="170"/>
+        <w:pBdr>
+          <w:left w:val="single" w:sz="18" w:space="4" w:color="1E4620"/>
+        </w:pBdr>
+        <w:shd w:val="clear" w:fill="F2F5FA"/>
+      </w:pPr>
+      <w:r>
+        <w:rPr>
+          <w:b w:val="0"/>
+        </w:rPr>
+        <w:t>1. 使事物清洁</w:t>
+      </w:r>
+    </w:p>
+    <w:p>
+      <w:pPr>
+        <w:ind w:left="170"/>
+        <w:pBdr>
+          <w:left w:val="single" w:sz="18" w:space="4" w:color="1E4620"/>
+        </w:pBdr>
+        <w:shd w:val="clear" w:fill="F2F5FA"/>
+      </w:pPr>
+      <w:r>
+        <w:rPr>
+          <w:b w:val="0"/>
+        </w:rPr>
+        <w:t>2. 诸根平衡而行道</w:t>
+      </w:r>
+    </w:p>
+    <w:p>
+      <w:pPr>
+        <w:ind w:left="170"/>
+        <w:pBdr>
+          <w:left w:val="single" w:sz="18" w:space="4" w:color="1E4620"/>
+        </w:pBdr>
+        <w:shd w:val="clear" w:fill="F2F5FA"/>
+      </w:pPr>
+      <w:r>
+        <w:rPr>
+          <w:b w:val="0"/>
+        </w:rPr>
+        <w:t>3. 善巧于相</w:t>
+      </w:r>
+    </w:p>
+    <w:p>
+      <w:pPr>
+        <w:ind w:left="170"/>
+        <w:pBdr>
+          <w:left w:val="single" w:sz="18" w:space="4" w:color="1E4620"/>
+        </w:pBdr>
+        <w:shd w:val="clear" w:fill="F2F5FA"/>
+      </w:pPr>
+      <w:r>
+        <w:rPr>
+          <w:b w:val="0"/>
+        </w:rPr>
+        <w:t>4. 应当策励心时即策励心</w:t>
+      </w:r>
+    </w:p>
+    <w:p>
+      <w:pPr>
+        <w:ind w:left="170"/>
+        <w:pBdr>
+          <w:left w:val="single" w:sz="18" w:space="4" w:color="1E4620"/>
+        </w:pBdr>
+        <w:shd w:val="clear" w:fill="F2F5FA"/>
+      </w:pPr>
+      <w:r>
+        <w:rPr>
+          <w:b w:val="0"/>
+        </w:rPr>
+        <w:t>5. 应当抑制心时即抑制心</w:t>
+      </w:r>
+    </w:p>
+    <w:p>
+      <w:pPr>
+        <w:ind w:left="170"/>
+        <w:pBdr>
+          <w:left w:val="single" w:sz="18" w:space="4" w:color="1E4620"/>
+        </w:pBdr>
+        <w:shd w:val="clear" w:fill="F2F5FA"/>
+      </w:pPr>
+      <w:r>
+        <w:rPr>
+          <w:b w:val="0"/>
+        </w:rPr>
+        <w:t>6. 应当愉悦心时即愉悦心</w:t>
+      </w:r>
+    </w:p>
+    <w:p>
+      <w:pPr>
+        <w:ind w:left="170"/>
+        <w:pBdr>
+          <w:left w:val="single" w:sz="18" w:space="4" w:color="1E4620"/>
+        </w:pBdr>
+        <w:shd w:val="clear" w:fill="F2F5FA"/>
+      </w:pPr>
+      <w:r>
+        <w:rPr>
+          <w:b w:val="0"/>
+        </w:rPr>
+        <w:t>7. 应当舍于心时即舍于心</w:t>
+      </w:r>
+    </w:p>
+    <w:p>
+      <w:pPr>
+        <w:ind w:left="170"/>
+        <w:pBdr>
+          <w:left w:val="single" w:sz="18" w:space="4" w:color="1E4620"/>
+        </w:pBdr>
+        <w:shd w:val="clear" w:fill="F2F5FA"/>
+      </w:pPr>
+      <w:r>
+        <w:rPr>
+          <w:b w:val="0"/>
+        </w:rPr>
+        <w:t>8. 远离无定之人</w:t>
+      </w:r>
+    </w:p>
+    <w:p>
+      <w:pPr>
+        <w:ind w:left="170"/>
+        <w:pBdr>
+          <w:left w:val="single" w:sz="18" w:space="4" w:color="1E4620"/>
+        </w:pBdr>
+        <w:shd w:val="clear" w:fill="F2F5FA"/>
+      </w:pPr>
+      <w:r>
+        <w:rPr>
+          <w:b w:val="0"/>
+        </w:rPr>
+        <w:t>9. 亲近有定之人</w:t>
+      </w:r>
+    </w:p>
+    <w:p>
+      <w:pPr>
+        <w:ind w:left="170"/>
+        <w:pBdr>
+          <w:left w:val="single" w:sz="18" w:space="4" w:color="1E4620"/>
+        </w:pBdr>
+        <w:shd w:val="clear" w:fill="F2F5FA"/>
+      </w:pPr>
+      <w:r>
+        <w:rPr>
+          <w:b w:val="0"/>
+        </w:rPr>
+        <w:t>10. 志向于它</w:t>
+      </w:r>
+    </w:p>
+    <w:p>
+      <w:r>
+        <w:rPr>
+          <w:b/>
+        </w:rPr>
         <w:t>◈扩展段落</w:t>
       </w:r>
       <w:r>
+        <w:rPr>
+          <w:b w:val="0"/>
+        </w:rPr>
         <w:t>（可选）</w:t>
       </w:r>
     </w:p>
     <w:p>
-      <w:pPr>
-        <w:spacing w:before="120" w:after="40"/>
-      </w:pPr>
-      <w:r>
-        <w:rPr>
-          <w:rFonts w:ascii="微软雅黑" w:hAnsi="微软雅黑"/>
+      <w:r>
+        <w:rPr>
           <w:b/>
-          <w:color w:val="2E6B4F"/>
-          <w:sz w:val="24"/>
-        </w:rPr>
-        <w:t>禅相的演变过程（课件照录）</w:t>
-      </w:r>
-    </w:p>
-    <w:p>
-      <w:pPr>
-        <w:spacing w:after="30" w:before="0"/>
-        <w:ind w:left="227" w:right="113"/>
-        <w:shd w:val="clear" w:color="auto" w:fill="F2F8F4"/>
+        </w:rPr>
+        <w:t>（二）入出息念的杂染与净化——十三种净化（照录·精选）</w:t>
+      </w:r>
+    </w:p>
+    <w:p>
+      <w:r>
+        <w:rPr>
+          <w:b w:val="0"/>
+        </w:rPr>
+        <w:t>课件标题：「三、入出息念修习／五、入出息念的杂染与净化／十三种净化」</w:t>
+      </w:r>
+    </w:p>
+    <w:p>
+      <w:pPr>
+        <w:ind w:left="170"/>
         <w:pBdr>
-          <w:left w:val="single" w:sz="28" w:space="6" w:color="2E6B4F"/>
+          <w:left w:val="single" w:sz="18" w:space="4" w:color="1E4620"/>
         </w:pBdr>
-      </w:pPr>
-      <w:r>
-        <w:rPr>
-          <w:sz w:val="21"/>
-        </w:rPr>
-        <w:t>禅相从遍作相（灰色）到取相（白色）再到似相（明亮清澈）的演变，是禅修过程中禅相的变化过程。</w:t>
-      </w:r>
-    </w:p>
-    <w:p>
-      <w:pPr>
-        <w:spacing w:after="30" w:before="0"/>
-        <w:ind w:left="227" w:right="113"/>
-        <w:shd w:val="clear" w:color="auto" w:fill="F2F8F4"/>
+        <w:shd w:val="clear" w:fill="F2F5FA"/>
+      </w:pPr>
+      <w:r>
+        <w:rPr>
+          <w:b w:val="0"/>
+        </w:rPr>
+        <w:t>[1] "心追随过去而陷入散乱，避免它并集中于一处。</w:t>
+      </w:r>
+    </w:p>
+    <w:p>
+      <w:pPr>
+        <w:ind w:left="170"/>
         <w:pBdr>
-          <w:left w:val="single" w:sz="28" w:space="6" w:color="2E6B4F"/>
+          <w:left w:val="single" w:sz="18" w:space="4" w:color="1E4620"/>
         </w:pBdr>
-      </w:pPr>
-      <w:r>
-        <w:rPr>
-          <w:sz w:val="21"/>
-        </w:rPr>
-        <w:t>通过观察禅相的演变，修行者能够逐渐培养出对禅相的敏锐感知，为后续的禅修打下坚实的基础。</w:t>
-      </w:r>
-    </w:p>
-    <w:p>
-      <w:pPr>
-        <w:spacing w:after="30" w:before="0"/>
-        <w:ind w:left="227" w:right="113"/>
-        <w:shd w:val="clear" w:color="auto" w:fill="F2F8F4"/>
+        <w:shd w:val="clear" w:fill="F2F5FA"/>
+      </w:pPr>
+      <w:r>
+        <w:rPr>
+          <w:b w:val="0"/>
+        </w:rPr>
+        <w:t>[2] "心期待未来而动摇，避免它并仅朝向于那里。"</w:t>
+      </w:r>
+    </w:p>
+    <w:p>
+      <w:pPr>
+        <w:ind w:left="170"/>
         <w:pBdr>
-          <w:left w:val="single" w:sz="28" w:space="6" w:color="2E6B4F"/>
+          <w:left w:val="single" w:sz="18" w:space="4" w:color="1E4620"/>
         </w:pBdr>
-      </w:pPr>
-      <w:r>
-        <w:rPr>
-          <w:sz w:val="21"/>
-        </w:rPr>
-        <w:t xml:space="preserve">🖼 </w:t>
-      </w:r>
+        <w:shd w:val="clear" w:fill="F2F5FA"/>
+      </w:pPr>
+      <w:r>
+        <w:rPr>
+          <w:b w:val="0"/>
+        </w:rPr>
+        <w:t>[3] "心收缩而陷入懈怠，策励它并舍弃懈怠。</w:t>
+      </w:r>
+    </w:p>
+    <w:p>
+      <w:pPr>
+        <w:ind w:left="170"/>
+        <w:pBdr>
+          <w:left w:val="single" w:sz="18" w:space="4" w:color="1E4620"/>
+        </w:pBdr>
+        <w:shd w:val="clear" w:fill="F2F5FA"/>
+      </w:pPr>
+      <w:r>
+        <w:rPr>
+          <w:b w:val="0"/>
+        </w:rPr>
+        <w:t>[4] "心过度策励而陷入掉举，抑制它并舍弃掉举。"</w:t>
+      </w:r>
+    </w:p>
+    <w:p>
+      <w:pPr>
+        <w:ind w:left="170"/>
+        <w:pBdr>
+          <w:left w:val="single" w:sz="18" w:space="4" w:color="1E4620"/>
+        </w:pBdr>
+        <w:shd w:val="clear" w:fill="F2F5FA"/>
+      </w:pPr>
+      <w:r>
+        <w:rPr>
+          <w:b w:val="0"/>
+        </w:rPr>
+        <w:t>[5] "心倾向[乐味事]而陷入贪染，正确地了知它并舍弃贪染。</w:t>
+      </w:r>
+    </w:p>
+    <w:p>
+      <w:pPr>
+        <w:ind w:left="170"/>
+        <w:pBdr>
+          <w:left w:val="single" w:sz="18" w:space="4" w:color="1E4620"/>
+        </w:pBdr>
+        <w:shd w:val="clear" w:fill="F2F5FA"/>
+      </w:pPr>
+      <w:r>
+        <w:rPr>
+          <w:b w:val="0"/>
+        </w:rPr>
+        <w:t>[6] "心排斥[乏味事]而陷入嗔恚，正确地了知它并舍弃嗔恚。"</w:t>
+      </w:r>
+    </w:p>
+    <w:p>
+      <w:pPr>
+        <w:ind w:left="170"/>
+        <w:pBdr>
+          <w:left w:val="single" w:sz="18" w:space="4" w:color="1E4620"/>
+        </w:pBdr>
+        <w:shd w:val="clear" w:fill="F2F5FA"/>
+      </w:pPr>
+      <w:r>
+        <w:rPr>
+          <w:b w:val="0"/>
+        </w:rPr>
+        <w:t>[7] "放舍布施现起的一性。"</w:t>
+      </w:r>
+    </w:p>
+    <w:p>
+      <w:pPr>
+        <w:ind w:left="170"/>
+        <w:pBdr>
+          <w:left w:val="single" w:sz="18" w:space="4" w:color="1E4620"/>
+        </w:pBdr>
+        <w:shd w:val="clear" w:fill="F2F5FA"/>
+      </w:pPr>
+      <w:r>
+        <w:rPr>
+          <w:b w:val="0"/>
+        </w:rPr>
+        <w:t>[8] "止禅禅相现起的一性。"</w:t>
+      </w:r>
+    </w:p>
+    <w:p>
+      <w:pPr>
+        <w:ind w:left="170"/>
+        <w:pBdr>
+          <w:left w:val="single" w:sz="18" w:space="4" w:color="1E4620"/>
+        </w:pBdr>
+        <w:shd w:val="clear" w:fill="F2F5FA"/>
+      </w:pPr>
+      <w:r>
+        <w:rPr>
+          <w:b w:val="0"/>
+        </w:rPr>
+        <w:t>[9] "坏灭相现起的一性。"这是针对修观者而言的。（原文作"参观者"）</w:t>
+      </w:r>
+    </w:p>
+    <w:p>
+      <w:pPr>
+        <w:ind w:left="170"/>
+        <w:pBdr>
+          <w:left w:val="single" w:sz="18" w:space="4" w:color="1E4620"/>
+        </w:pBdr>
+        <w:shd w:val="clear" w:fill="F2F5FA"/>
+      </w:pPr>
+      <w:r>
+        <w:rPr>
+          <w:b w:val="0"/>
+        </w:rPr>
+        <w:t>[10] "灭现起的一性。"</w:t>
+      </w:r>
+    </w:p>
+    <w:p>
+      <w:pPr>
+        <w:ind w:left="170"/>
+        <w:pBdr>
+          <w:left w:val="single" w:sz="18" w:space="4" w:color="1E4620"/>
+        </w:pBdr>
+        <w:shd w:val="clear" w:fill="F2F5FA"/>
+      </w:pPr>
+      <w:r>
+        <w:rPr>
+          <w:b w:val="0"/>
+        </w:rPr>
+        <w:t>[11] "进入行道清净。</w:t>
+      </w:r>
+    </w:p>
+    <w:p>
+      <w:pPr>
+        <w:ind w:left="170"/>
+        <w:pBdr>
+          <w:left w:val="single" w:sz="18" w:space="4" w:color="1E4620"/>
+        </w:pBdr>
+        <w:shd w:val="clear" w:fill="F2F5FA"/>
+      </w:pPr>
+      <w:r>
+        <w:rPr>
+          <w:b w:val="0"/>
+        </w:rPr>
+        <w:t>[12] "舍已增强。</w:t>
+      </w:r>
+    </w:p>
+    <w:p>
+      <w:pPr>
+        <w:ind w:left="170"/>
+        <w:pBdr>
+          <w:left w:val="single" w:sz="18" w:space="4" w:color="1E4620"/>
+        </w:pBdr>
+        <w:shd w:val="clear" w:fill="F2F5FA"/>
+      </w:pPr>
+      <w:r>
+        <w:rPr>
+          <w:b w:val="0"/>
+        </w:rPr>
+        <w:t>[13] "以智而喜悦满足。"</w:t>
+      </w:r>
+    </w:p>
+    <w:p>
+      <w:r>
+        <w:rPr>
+          <w:b w:val="0"/>
+        </w:rPr>
+        <w:t>【整理者注】[1]–[6]与第4周文件"十八种杂染"[13]–[18]一一对应（对治过去散乱、未来动摇、懈怠、掉举、贪染、瞋恚）；[7]–[13]课件文字存在引号未闭合等排版脱漏（如[11][12]），照录如此，讲解时请以尊者现场开示为准。</w:t>
+      </w:r>
+    </w:p>
+    <w:p>
       <w:r>
         <w:rPr>
           <w:b/>
-          <w:sz w:val="21"/>
-        </w:rPr>
-        <w:t>课件原图</w:t>
-      </w:r>
-      <w:r>
-        <w:rPr>
-          <w:sz w:val="21"/>
-        </w:rPr>
-        <w:t>（体系16「禅相与禅支的演变」）：</w:t>
-      </w:r>
-    </w:p>
-    <w:p>
-      <w:pPr>
-        <w:jc w:val="center"/>
-      </w:pPr>
-      <w:r>
-        <w:drawing>
-          <wp:inline xmlns:a="http://schemas.openxmlformats.org/drawingml/2006/main" xmlns:pic="http://schemas.openxmlformats.org/drawingml/2006/picture">
-            <wp:extent cx="5580000" cy="3136757"/>
-            <wp:docPr id="1" name="Picture 1"/>
-            <wp:cNvGraphicFramePr>
-              <a:graphicFrameLocks noChangeAspect="1"/>
-            </wp:cNvGraphicFramePr>
-            <a:graphic>
-              <a:graphicData uri="http://schemas.openxmlformats.org/drawingml/2006/picture">
-                <pic:pic>
-                  <pic:nvPicPr>
-                    <pic:cNvPr id="0" name="素材图_禅相演变_体系16.png"/>
-                    <pic:cNvPicPr/>
-                  </pic:nvPicPr>
-                  <pic:blipFill>
-                    <a:blip r:embed="rId11"/>
-                    <a:stretch>
-                      <a:fillRect/>
-                    </a:stretch>
-                  </pic:blipFill>
-                  <pic:spPr>
-                    <a:xfrm>
-                      <a:off x="0" y="0"/>
-                      <a:ext cx="5580000" cy="3136757"/>
-                    </a:xfrm>
-                    <a:prstGeom prst="rect"/>
-                  </pic:spPr>
-                </pic:pic>
-              </a:graphicData>
-            </a:graphic>
-          </wp:inline>
-        </w:drawing>
-      </w:r>
-    </w:p>
-    <w:p>
-      <w:pPr>
-        <w:jc w:val="center"/>
-      </w:pPr>
-      <w:r>
-        <w:rPr>
-          <w:color w:val="808080"/>
-          <w:sz w:val="18"/>
-        </w:rPr>
-        <w:t>禅相与禅支的演变（体系16课件）</w:t>
-      </w:r>
-    </w:p>
-    <w:p>
-      <w:r>
-        <w:t>【整理者注】课件对遍作相注"灰色"、取相注"白色"、似相注"明亮清澈"，即三级禅相（变色与明亮）之原文依据；未另见"禅相如何出现、稳固"的专门段落。</w:t>
-      </w:r>
-    </w:p>
-    <w:p>
-      <w:pPr>
-        <w:pStyle w:val="Heading3"/>
-      </w:pPr>
-      <w:r>
-        <w:t>原文材料②：安止善巧与净化</w:t>
+          <w:color w:val="1E4620"/>
+          <w:sz w:val="23"/>
+        </w:rPr>
+        <w:t>原文材料③：定的品质：五禅支</w:t>
       </w:r>
     </w:p>
     <w:p>
@@ -763,186 +1069,251 @@
         <w:t>★核心段落</w:t>
       </w:r>
       <w:r>
+        <w:rPr>
+          <w:b w:val="0"/>
+        </w:rPr>
         <w:t>（必读）</w:t>
       </w:r>
     </w:p>
     <w:p>
-      <w:pPr>
-        <w:spacing w:before="120" w:after="40"/>
-      </w:pPr>
-      <w:r>
-        <w:rPr>
-          <w:rFonts w:ascii="微软雅黑" w:hAnsi="微软雅黑"/>
+      <w:r>
+        <w:rPr>
           <w:b/>
-          <w:color w:val="2E6B4F"/>
-          <w:sz w:val="24"/>
-        </w:rPr>
-        <w:t>（一）安止——十种安止善巧（照录，皆与初学者直接相关）</w:t>
-      </w:r>
-    </w:p>
-    <w:p>
-      <w:r>
-        <w:t>课件标题：「三、入出息念修习／八、安止／十种安止善巧」</w:t>
-      </w:r>
-    </w:p>
-    <w:p>
-      <w:pPr>
-        <w:spacing w:after="30" w:before="0"/>
-        <w:ind w:left="227" w:right="113"/>
-        <w:shd w:val="clear" w:color="auto" w:fill="F2F8F4"/>
+        </w:rPr>
+        <w:t>（一）五禅支（寻、伺、喜、乐、一境性）的作用（依据录音转写整理）</w:t>
+      </w:r>
+    </w:p>
+    <w:p>
+      <w:pPr>
+        <w:ind w:left="170"/>
         <w:pBdr>
-          <w:left w:val="single" w:sz="28" w:space="6" w:color="2E6B4F"/>
+          <w:left w:val="single" w:sz="18" w:space="4" w:color="1E4620"/>
         </w:pBdr>
-      </w:pPr>
-      <w:r>
-        <w:rPr>
-          <w:sz w:val="21"/>
-        </w:rPr>
-        <w:t>1. 使事物清洁</w:t>
-      </w:r>
-    </w:p>
-    <w:p>
-      <w:pPr>
-        <w:spacing w:after="30" w:before="0"/>
-        <w:ind w:left="227" w:right="113"/>
-        <w:shd w:val="clear" w:color="auto" w:fill="F2F8F4"/>
+        <w:shd w:val="clear" w:fill="F2F5FA"/>
+      </w:pPr>
+      <w:r>
+        <w:rPr>
+          <w:b w:val="0"/>
+        </w:rPr>
+        <w:t>〔00:07:17〕插一句话：总的来讲，我们讲说禅修——禅修的初禅心呢，跟我们日常生起来的（善）心是相应的：心呢，它看起来是一样的、心的组成是一样的，但是心的素质会有不同。不同在哪里呢？就是它的强度：禅那心的强度会更强。然后，比如说我们要检查一个人的禅定是不是稳定呢，我们要他检查这个五禅支。检查五禅支呢，是只有在佛法的修定方法里面才有的，外道没有。那五禅支呢，是寻、伺、喜、乐、一境性。为什么去查这五个呢？就是这五个（在定中）会很强，会变得很有力量，你很容易观察到。</w:t>
+      </w:r>
+    </w:p>
+    <w:p>
+      <w:pPr>
+        <w:ind w:left="170"/>
         <w:pBdr>
-          <w:left w:val="single" w:sz="28" w:space="6" w:color="2E6B4F"/>
+          <w:left w:val="single" w:sz="18" w:space="4" w:color="1E4620"/>
         </w:pBdr>
-      </w:pPr>
-      <w:r>
-        <w:rPr>
-          <w:sz w:val="21"/>
-        </w:rPr>
-        <w:t>2. 诸根平衡而行道</w:t>
-      </w:r>
-    </w:p>
-    <w:p>
-      <w:pPr>
-        <w:spacing w:after="30" w:before="0"/>
-        <w:ind w:left="227" w:right="113"/>
-        <w:shd w:val="clear" w:color="auto" w:fill="F2F8F4"/>
+        <w:shd w:val="clear" w:fill="F2F5FA"/>
+      </w:pPr>
+      <w:r>
+        <w:rPr>
+          <w:b w:val="0"/>
+        </w:rPr>
+        <w:t>〔00:08:05〕寻是什么呢？寻就是——比如大家修习入出息（念），你的心呢就是朝向他。有些人形容为：感觉心要被这个地方吸走掉了、心要被吸进去了，那么这个力量呢，其实就是寻的力量。伺的力量呢，它就是心安在这个地方。伺跟一境性的区别在哪里呢？一境性呢，就是它是定，它是一种完全安静下来的状态；伺呢，就是他待在这个地方……它还是（微）动的；一境性是不动的。</w:t>
+      </w:r>
+    </w:p>
+    <w:p>
+      <w:pPr>
+        <w:ind w:left="170"/>
         <w:pBdr>
-          <w:left w:val="single" w:sz="28" w:space="6" w:color="2E6B4F"/>
+          <w:left w:val="single" w:sz="18" w:space="4" w:color="1E4620"/>
         </w:pBdr>
-      </w:pPr>
-      <w:r>
-        <w:rPr>
-          <w:sz w:val="21"/>
-        </w:rPr>
-        <w:t>3. 善巧于相</w:t>
-      </w:r>
-    </w:p>
-    <w:p>
-      <w:pPr>
-        <w:spacing w:after="30" w:before="0"/>
-        <w:ind w:left="227" w:right="113"/>
-        <w:shd w:val="clear" w:color="auto" w:fill="F2F8F4"/>
+        <w:shd w:val="clear" w:fill="F2F5FA"/>
+      </w:pPr>
+      <w:r>
+        <w:rPr>
+          <w:b w:val="0"/>
+        </w:rPr>
+        <w:t>〔00:09:04〕经典里面这个形容呢，就像蜜蜂去采花蜜：它从看到一朵花，然后飞过去到那个花的那个过程呢，这个就是寻。这个巴利叫 vitakka（原转写"we嘎"），那么我们古人把它翻译成"寻"是有道理的，就是"找"嘛——你找到它，其实它不仅仅是找，（心）朝向它也是（寻）。</w:t>
+      </w:r>
+    </w:p>
+    <w:p>
+      <w:pPr>
+        <w:ind w:left="170"/>
         <w:pBdr>
-          <w:left w:val="single" w:sz="28" w:space="6" w:color="2E6B4F"/>
+          <w:left w:val="single" w:sz="18" w:space="4" w:color="1E4620"/>
         </w:pBdr>
-      </w:pPr>
-      <w:r>
-        <w:rPr>
-          <w:sz w:val="21"/>
-        </w:rPr>
-        <w:t>4. 应当策励心时即策励心</w:t>
-      </w:r>
-    </w:p>
-    <w:p>
-      <w:pPr>
-        <w:spacing w:after="30" w:before="0"/>
-        <w:ind w:left="227" w:right="113"/>
-        <w:shd w:val="clear" w:color="auto" w:fill="F2F8F4"/>
+        <w:shd w:val="clear" w:fill="F2F5FA"/>
+      </w:pPr>
+      <w:r>
+        <w:rPr>
+          <w:b w:val="0"/>
+        </w:rPr>
+        <w:t>〔00:09:35〕伺呢，就像那个蜜蜂就在那个花上面，在里面找有没有蜜——那个过程呢，它就待在那了，不再乱跑了。那喜呢，就是很喜悦。</w:t>
+      </w:r>
+    </w:p>
+    <w:p>
+      <w:pPr>
+        <w:ind w:left="170"/>
         <w:pBdr>
-          <w:left w:val="single" w:sz="28" w:space="6" w:color="2E6B4F"/>
+          <w:left w:val="single" w:sz="18" w:space="4" w:color="1E4620"/>
         </w:pBdr>
-      </w:pPr>
-      <w:r>
-        <w:rPr>
-          <w:sz w:val="21"/>
-        </w:rPr>
-        <w:t>5. 应当抑制心时即抑制心</w:t>
-      </w:r>
-    </w:p>
-    <w:p>
-      <w:pPr>
-        <w:spacing w:after="30" w:before="0"/>
-        <w:ind w:left="227" w:right="113"/>
-        <w:shd w:val="clear" w:color="auto" w:fill="F2F8F4"/>
+        <w:shd w:val="clear" w:fill="F2F5FA"/>
+      </w:pPr>
+      <w:r>
+        <w:rPr>
+          <w:b w:val="0"/>
+        </w:rPr>
+        <w:t>〔00:09:52〕为什么你禅修的时候要有喜呢？大家想想：如果一件事情没有让你生起喜悦，你会愿意长期去做吗？连续在那边坐三个小时、四个小时（呢）？所以禅修的话，一定要生起喜。没有生起喜，初学的人就不干（坚持不下去）。然后呢，还有乐：你不但欢喜，你还有快乐，很舒服、轻安轻快，有些人觉得身体融化掉了、飘起来了。</w:t>
+      </w:r>
+    </w:p>
+    <w:p>
+      <w:pPr>
+        <w:ind w:left="170"/>
         <w:pBdr>
-          <w:left w:val="single" w:sz="28" w:space="6" w:color="2E6B4F"/>
+          <w:left w:val="single" w:sz="18" w:space="4" w:color="1E4620"/>
         </w:pBdr>
-      </w:pPr>
-      <w:r>
-        <w:rPr>
-          <w:sz w:val="21"/>
-        </w:rPr>
-        <w:t>6. 应当愉悦心时即愉悦心</w:t>
-      </w:r>
-    </w:p>
-    <w:p>
-      <w:pPr>
-        <w:spacing w:after="30" w:before="0"/>
-        <w:ind w:left="227" w:right="113"/>
-        <w:shd w:val="clear" w:color="auto" w:fill="F2F8F4"/>
+        <w:shd w:val="clear" w:fill="F2F5FA"/>
+      </w:pPr>
+      <w:r>
+        <w:rPr>
+          <w:b w:val="0"/>
+        </w:rPr>
+        <w:t>〔00:10:24〕佛陀在《沙门果经》里面讲到，一个出家的沙门能够证到什么样的果报、又获得什么样的利益，其中讲到（初）禅的时候，就讲说这个（其）身被喜和乐所浸润、所遍满、所充满。就是你完全被泡（在喜乐里）的那种快乐的感觉。你有这种感觉，你的心才会长时间地愿意在那住着；那么一进去呢，你的心就定在上面了，完全地沉浸在上面。</w:t>
+      </w:r>
+    </w:p>
+    <w:p>
+      <w:pPr>
+        <w:ind w:left="170"/>
         <w:pBdr>
-          <w:left w:val="single" w:sz="28" w:space="6" w:color="2E6B4F"/>
+          <w:left w:val="single" w:sz="18" w:space="4" w:color="1E4620"/>
         </w:pBdr>
-      </w:pPr>
-      <w:r>
-        <w:rPr>
-          <w:sz w:val="21"/>
-        </w:rPr>
-        <w:t>7. 应当舍于心时即舍于心</w:t>
-      </w:r>
-    </w:p>
-    <w:p>
-      <w:pPr>
-        <w:spacing w:after="30" w:before="0"/>
-        <w:ind w:left="227" w:right="113"/>
-        <w:shd w:val="clear" w:color="auto" w:fill="F2F8F4"/>
+        <w:shd w:val="clear" w:fill="F2F5FA"/>
+      </w:pPr>
+      <w:r>
+        <w:rPr>
+          <w:b w:val="0"/>
+        </w:rPr>
+        <w:t>〔00:10:56〕那么这五个禅支呢，它其实是心所——我们叫禅支，其实它就是心所，就是心的（素质）。那这五个心（所）的素质呢，它变得非常强有力，而且是平衡的。那个时候你入定呢，你就能够长时间地入在里面。</w:t>
+      </w:r>
+    </w:p>
+    <w:p>
+      <w:r>
+        <w:rPr>
+          <w:b/>
+        </w:rPr>
+        <w:t>（二）辨识五禅支的具体方法（出自帕奥《入出息念》，出处同材料①）</w:t>
+      </w:r>
+    </w:p>
+    <w:p>
+      <w:pPr>
+        <w:ind w:left="170"/>
         <w:pBdr>
-          <w:left w:val="single" w:sz="28" w:space="6" w:color="2E6B4F"/>
+          <w:left w:val="single" w:sz="18" w:space="4" w:color="1E4620"/>
         </w:pBdr>
-      </w:pPr>
-      <w:r>
-        <w:rPr>
-          <w:sz w:val="21"/>
-        </w:rPr>
-        <w:t>8. 远离无定之人</w:t>
-      </w:r>
-    </w:p>
-    <w:p>
-      <w:pPr>
-        <w:spacing w:after="30" w:before="0"/>
-        <w:ind w:left="227" w:right="113"/>
-        <w:shd w:val="clear" w:color="auto" w:fill="F2F8F4"/>
+        <w:shd w:val="clear" w:fill="F2F5FA"/>
+      </w:pPr>
+      <w:r>
+        <w:rPr>
+          <w:b w:val="0"/>
+        </w:rPr>
+        <w:t>如果能维持初禅大约两或三个小时，他将可以尝试辨识五禅支。一旦他从禅那中出定，即把心念放在有分心(bhavaṅga)所依止的心脏的地方，那是心处色。</w:t>
+      </w:r>
+    </w:p>
+    <w:p>
+      <w:pPr>
+        <w:ind w:left="170"/>
         <w:pBdr>
-          <w:left w:val="single" w:sz="28" w:space="6" w:color="2E6B4F"/>
+          <w:left w:val="single" w:sz="18" w:space="4" w:color="1E4620"/>
         </w:pBdr>
-      </w:pPr>
-      <w:r>
-        <w:rPr>
-          <w:sz w:val="21"/>
-        </w:rPr>
-        <w:t>9. 亲近有定之人</w:t>
-      </w:r>
-    </w:p>
-    <w:p>
-      <w:pPr>
-        <w:spacing w:after="30" w:before="0"/>
-        <w:ind w:left="227" w:right="113"/>
-        <w:shd w:val="clear" w:color="auto" w:fill="F2F8F4"/>
+        <w:shd w:val="clear" w:fill="F2F5FA"/>
+      </w:pPr>
+      <w:r>
+        <w:rPr>
+          <w:b w:val="0"/>
+        </w:rPr>
+        <w:t>有分心是明亮和光明的，看上去就像在心脏里的一面镜子，称为"意门"。当禅修者辨识意门时，将能看见入出息似相就出现在那里。接着他再辨识五禅支：</w:t>
+      </w:r>
+    </w:p>
+    <w:p>
+      <w:pPr>
+        <w:ind w:left="170"/>
         <w:pBdr>
-          <w:left w:val="single" w:sz="28" w:space="6" w:color="2E6B4F"/>
+          <w:left w:val="single" w:sz="18" w:space="4" w:color="1E4620"/>
         </w:pBdr>
-      </w:pPr>
-      <w:r>
-        <w:rPr>
-          <w:sz w:val="21"/>
-        </w:rPr>
-        <w:t>10. 志向于它</w:t>
+        <w:shd w:val="clear" w:fill="F2F5FA"/>
+      </w:pPr>
+      <w:r>
+        <w:rPr>
+          <w:b w:val="0"/>
+        </w:rPr>
+        <w:t>1. 寻(vitakka)：把心投入于入出息似相。</w:t>
+      </w:r>
+    </w:p>
+    <w:p>
+      <w:pPr>
+        <w:ind w:left="170"/>
+        <w:pBdr>
+          <w:left w:val="single" w:sz="18" w:space="4" w:color="1E4620"/>
+        </w:pBdr>
+        <w:shd w:val="clear" w:fill="F2F5FA"/>
+      </w:pPr>
+      <w:r>
+        <w:rPr>
+          <w:b w:val="0"/>
+        </w:rPr>
+        <w:t>2. 伺(vicāra)：维持心投注于入出息似相。</w:t>
+      </w:r>
+    </w:p>
+    <w:p>
+      <w:pPr>
+        <w:ind w:left="170"/>
+        <w:pBdr>
+          <w:left w:val="single" w:sz="18" w:space="4" w:color="1E4620"/>
+        </w:pBdr>
+        <w:shd w:val="clear" w:fill="F2F5FA"/>
+      </w:pPr>
+      <w:r>
+        <w:rPr>
+          <w:b w:val="0"/>
+        </w:rPr>
+        <w:t>3. 喜(pīti)：喜欢并对入出息似相感到高兴。</w:t>
+      </w:r>
+    </w:p>
+    <w:p>
+      <w:pPr>
+        <w:ind w:left="170"/>
+        <w:pBdr>
+          <w:left w:val="single" w:sz="18" w:space="4" w:color="1E4620"/>
+        </w:pBdr>
+        <w:shd w:val="clear" w:fill="F2F5FA"/>
+      </w:pPr>
+      <w:r>
+        <w:rPr>
+          <w:b w:val="0"/>
+        </w:rPr>
+        <w:t>4. 乐(sukha)：体验对入出息似相的快乐感受。</w:t>
+      </w:r>
+    </w:p>
+    <w:p>
+      <w:pPr>
+        <w:ind w:left="170"/>
+        <w:pBdr>
+          <w:left w:val="single" w:sz="18" w:space="4" w:color="1E4620"/>
+        </w:pBdr>
+        <w:shd w:val="clear" w:fill="F2F5FA"/>
+      </w:pPr>
+      <w:r>
+        <w:rPr>
+          <w:b w:val="0"/>
+        </w:rPr>
+        <w:t>5. 一境性(ekaggatā)：让心专注于入出息似相这一目标上。</w:t>
+      </w:r>
+    </w:p>
+    <w:p>
+      <w:pPr>
+        <w:ind w:left="170"/>
+        <w:pBdr>
+          <w:left w:val="single" w:sz="18" w:space="4" w:color="1E4620"/>
+        </w:pBdr>
+        <w:shd w:val="clear" w:fill="F2F5FA"/>
+      </w:pPr>
+      <w:r>
+        <w:rPr>
+          <w:b w:val="0"/>
+        </w:rPr>
+        <w:t>他先逐一地辨识禅支，然后再一起辨识五个。</w:t>
       </w:r>
     </w:p>
     <w:p>
@@ -953,616 +1324,1224 @@
         <w:t>◈扩展段落</w:t>
       </w:r>
       <w:r>
+        <w:rPr>
+          <w:b w:val="0"/>
+        </w:rPr>
         <w:t>（可选）</w:t>
       </w:r>
     </w:p>
     <w:p>
-      <w:pPr>
-        <w:spacing w:before="120" w:after="40"/>
-      </w:pPr>
-      <w:r>
-        <w:rPr>
-          <w:rFonts w:ascii="微软雅黑" w:hAnsi="微软雅黑"/>
+      <w:r>
+        <w:rPr>
           <w:b/>
-          <w:color w:val="2E6B4F"/>
-          <w:sz w:val="24"/>
-        </w:rPr>
-        <w:t>（二）入出息念的杂染与净化——十三种净化（照录·精选）</w:t>
-      </w:r>
-    </w:p>
-    <w:p>
-      <w:r>
-        <w:t>课件标题：「三、入出息念修习／五、入出息念的杂染与净化／十三种净化」</w:t>
-      </w:r>
-    </w:p>
-    <w:p>
-      <w:pPr>
-        <w:spacing w:after="30" w:before="0"/>
-        <w:ind w:left="227" w:right="113"/>
-        <w:shd w:val="clear" w:color="auto" w:fill="F2F8F4"/>
+        </w:rPr>
+        <w:t>（三）五禅支的内涵与辨识／初禅五自在（课件照录）</w:t>
+      </w:r>
+    </w:p>
+    <w:p>
+      <w:pPr>
+        <w:ind w:left="170"/>
         <w:pBdr>
-          <w:left w:val="single" w:sz="28" w:space="6" w:color="2E6B4F"/>
+          <w:left w:val="single" w:sz="18" w:space="4" w:color="1E4620"/>
         </w:pBdr>
-      </w:pPr>
-      <w:r>
-        <w:rPr>
-          <w:sz w:val="21"/>
-        </w:rPr>
-        <w:t>[1] "心追随过去而陷入散乱，避免它并集中于一处。</w:t>
-      </w:r>
-    </w:p>
-    <w:p>
-      <w:pPr>
-        <w:spacing w:after="30" w:before="0"/>
-        <w:ind w:left="227" w:right="113"/>
-        <w:shd w:val="clear" w:color="auto" w:fill="F2F8F4"/>
+        <w:shd w:val="clear" w:fill="F2F5FA"/>
+      </w:pPr>
+      <w:r>
+        <w:rPr>
+          <w:b w:val="0"/>
+        </w:rPr>
+        <w:t>五禅支（寻、伺、喜、乐、一境性）是禅修过程中的重要禅支。通过了解五禅支的内涵，修行者能够更好地辨识禅支，提高禅修效果。通过出定后的辨识方法，修行者能够更好地了解禅支的状态，为后续的禅修打下坚实的基础。</w:t>
+      </w:r>
+    </w:p>
+    <w:p>
+      <w:r>
+        <w:rPr>
+          <w:b w:val="0"/>
+        </w:rPr>
+        <w:t>【整理者注】课件该部分为总述，未展开各禅支的逐支定义与禅那中辨识的具体步骤；五禅支各自作用的详细讲解见本文件资源C（介绍22录音）。</w:t>
+      </w:r>
+    </w:p>
+    <w:p>
+      <w:pPr>
+        <w:ind w:left="170"/>
         <w:pBdr>
-          <w:left w:val="single" w:sz="28" w:space="6" w:color="2E6B4F"/>
+          <w:left w:val="single" w:sz="18" w:space="4" w:color="1E4620"/>
         </w:pBdr>
-      </w:pPr>
-      <w:r>
-        <w:rPr>
-          <w:sz w:val="21"/>
-        </w:rPr>
-        <w:t>[2] "心期待未来而动摇，避免它并仅朝向于那里。"</w:t>
-      </w:r>
-    </w:p>
-    <w:p>
-      <w:pPr>
-        <w:spacing w:after="30" w:before="0"/>
-        <w:ind w:left="227" w:right="113"/>
-        <w:shd w:val="clear" w:color="auto" w:fill="F2F8F4"/>
+        <w:shd w:val="clear" w:fill="F2F5FA"/>
+      </w:pPr>
+      <w:r>
+        <w:rPr>
+          <w:b w:val="0"/>
+        </w:rPr>
+        <w:t>初禅五自在是禅修过程中的重要练习内容。通过练习初禅五自在，修行者能够更好地掌握禅修的技巧，提高禅修效果。</w:t>
+      </w:r>
+    </w:p>
+    <w:p>
+      <w:pPr>
+        <w:ind w:left="170"/>
         <w:pBdr>
-          <w:left w:val="single" w:sz="28" w:space="6" w:color="2E6B4F"/>
+          <w:left w:val="single" w:sz="18" w:space="4" w:color="1E4620"/>
         </w:pBdr>
-      </w:pPr>
-      <w:r>
-        <w:rPr>
-          <w:sz w:val="21"/>
-        </w:rPr>
-        <w:t>[3] "心收缩而陷入懈怠，策励它并舍弃懈怠。</w:t>
-      </w:r>
-    </w:p>
-    <w:p>
-      <w:pPr>
-        <w:spacing w:after="30" w:before="0"/>
-        <w:ind w:left="227" w:right="113"/>
-        <w:shd w:val="clear" w:color="auto" w:fill="F2F8F4"/>
+        <w:shd w:val="clear" w:fill="F2F5FA"/>
+      </w:pPr>
+      <w:r>
+        <w:rPr>
+          <w:b w:val="0"/>
+        </w:rPr>
+        <w:t>初禅五自在包括身轻安、心轻安、喜、乐、一境性等，通过练习初禅五自在，修行者能够更容易进入禅定状态，减少杂念的产生。</w:t>
+      </w:r>
+    </w:p>
+    <w:p>
+      <w:r>
+        <w:rPr>
+          <w:b w:val="0"/>
+        </w:rPr>
+        <w:t>【整理者注】课件此处将"初禅五自在"表述为"身轻安、心轻安、喜、乐、一境性等"，与通常所讲的五自在（转向自在、入定自在、决意自在、出定自在、省察自在）不一致，疑课件文字有误或另有所指；照录原文并提示授课时以尊者现场开示为准。</w:t>
+      </w:r>
+    </w:p>
+    <w:p>
+      <w:r>
+        <w:rPr>
+          <w:b/>
+        </w:rPr>
+        <w:t>（四）什么叫做入定（依据录音转写整理）</w:t>
+      </w:r>
+    </w:p>
+    <w:p>
+      <w:pPr>
+        <w:ind w:left="170"/>
         <w:pBdr>
-          <w:left w:val="single" w:sz="28" w:space="6" w:color="2E6B4F"/>
+          <w:left w:val="single" w:sz="18" w:space="4" w:color="1E4620"/>
         </w:pBdr>
-      </w:pPr>
-      <w:r>
-        <w:rPr>
-          <w:sz w:val="21"/>
-        </w:rPr>
-        <w:t>[4] "心过度策励而陷入掉举，抑制它并舍弃掉举。"</w:t>
-      </w:r>
-    </w:p>
-    <w:p>
-      <w:pPr>
-        <w:spacing w:after="30" w:before="0"/>
-        <w:ind w:left="227" w:right="113"/>
-        <w:shd w:val="clear" w:color="auto" w:fill="F2F8F4"/>
+        <w:shd w:val="clear" w:fill="F2F5FA"/>
+      </w:pPr>
+      <w:r>
+        <w:rPr>
+          <w:b w:val="0"/>
+        </w:rPr>
+        <w:t>〔00:02:42〕去看这个心所的特点去了解。昨天呢我们也讲了禅那心路。禅那心路跟我们欲界的心（路）呢，就是短短的心路跟（比较）长的心路的区别（原转写"短短的心路跟无限长的心路"）。禅那心路，标准的禅那心路。我们讲说什么叫做入定呢？就是你的心在一个目标上，然后一直沉在里面，持续（很久），那个才叫入定。那我们讲说，你至少要能够沉入（定境）三到四个小时，那是什么意思？就是你的心（速行）生起来一串——三个小时没有停过、四个小时没有停下来，中间没有什么有分心插进来、没有什么其他念头夹杂在里面，那这个才叫（入）定，才叫真正的定。</w:t>
+      </w:r>
+    </w:p>
+    <w:p>
+      <w:pPr>
+        <w:ind w:left="170"/>
         <w:pBdr>
-          <w:left w:val="single" w:sz="28" w:space="6" w:color="2E6B4F"/>
+          <w:left w:val="single" w:sz="18" w:space="4" w:color="1E4620"/>
         </w:pBdr>
-      </w:pPr>
-      <w:r>
-        <w:rPr>
-          <w:sz w:val="21"/>
-        </w:rPr>
-        <w:t>[5] "心倾向[乐味事]而陷入贪染，正确地了知它并舍弃贪染。</w:t>
-      </w:r>
-    </w:p>
-    <w:p>
-      <w:pPr>
-        <w:spacing w:after="30" w:before="0"/>
-        <w:ind w:left="227" w:right="113"/>
-        <w:shd w:val="clear" w:color="auto" w:fill="F2F8F4"/>
+        <w:shd w:val="clear" w:fill="F2F5FA"/>
+      </w:pPr>
+      <w:r>
+        <w:rPr>
+          <w:b w:val="0"/>
+        </w:rPr>
+        <w:t>〔00:03:33〕如果说"哎呀，我坐在里面，又有什么画面啊、又什么活菩萨来了、什么稀奇古怪的东西"——对不起，那不叫定，那（还是）打妄想。但是你可能有很好的感受：很好的感受就是你心在一个比较好的状态（而已）。真正的定呢，就叫心的一境性——心的一境性，就是心只在一个所缘境里面。</w:t>
+      </w:r>
+    </w:p>
+    <w:p>
+      <w:pPr>
+        <w:ind w:left="170"/>
         <w:pBdr>
-          <w:left w:val="single" w:sz="28" w:space="6" w:color="2E6B4F"/>
+          <w:left w:val="single" w:sz="18" w:space="4" w:color="1E4620"/>
         </w:pBdr>
-      </w:pPr>
-      <w:r>
-        <w:rPr>
-          <w:sz w:val="21"/>
-        </w:rPr>
-        <w:t>[6] "心排斥[乏味事]而陷入嗔恚，正确地了知它并舍弃嗔恚。"</w:t>
-      </w:r>
-    </w:p>
-    <w:p>
-      <w:pPr>
-        <w:spacing w:after="30" w:before="0"/>
-        <w:ind w:left="227" w:right="113"/>
-        <w:shd w:val="clear" w:color="auto" w:fill="F2F8F4"/>
+        <w:shd w:val="clear" w:fill="F2F5FA"/>
+      </w:pPr>
+      <w:r>
+        <w:rPr>
+          <w:b w:val="0"/>
+        </w:rPr>
+        <w:t>〔00:04:01〕然后呢，长时间地在这个所缘境里面安住。佛陀时代的圣者呢，他可以连续安住七天。实际上他可以安住更长的时间，但是佛陀一般不建议超过七天，因为超过七天呢，它会影响到（身心状态）：七天时间你都不吃饭、也不休息、也不睡觉，它会影响到我们的身心状态，所以一般佛陀不建议超过七天。</w:t>
+      </w:r>
+    </w:p>
+    <w:p>
+      <w:pPr>
+        <w:ind w:left="170"/>
         <w:pBdr>
-          <w:left w:val="single" w:sz="28" w:space="6" w:color="2E6B4F"/>
+          <w:left w:val="single" w:sz="18" w:space="4" w:color="1E4620"/>
         </w:pBdr>
-      </w:pPr>
-      <w:r>
-        <w:rPr>
-          <w:sz w:val="21"/>
-        </w:rPr>
-        <w:t>[7] "放舍布施现起的一性。"</w:t>
-      </w:r>
-    </w:p>
-    <w:p>
-      <w:pPr>
-        <w:spacing w:after="30" w:before="0"/>
-        <w:ind w:left="227" w:right="113"/>
-        <w:shd w:val="clear" w:color="auto" w:fill="F2F8F4"/>
+        <w:shd w:val="clear" w:fill="F2F5FA"/>
+      </w:pPr>
+      <w:r>
+        <w:rPr>
+          <w:b w:val="0"/>
+        </w:rPr>
+        <w:t>〔00:04:39〕包括佛陀时代，三果以上的圣者，他可以入灭尽定。入灭尽定呢，就是他这个心识就停掉，整个心识停掉。一般灭尽定呢，也不建议超过七天。那么这个七天呢，如果你入定七天，那就是真正完全沉入：七天的时间，你的心路从开始入定一直到最后出来都是一样的，心中间没有停，那这个就叫七天完整的定。</w:t>
+      </w:r>
+    </w:p>
+    <w:p>
+      <w:pPr>
+        <w:ind w:left="170"/>
         <w:pBdr>
-          <w:left w:val="single" w:sz="28" w:space="6" w:color="2E6B4F"/>
+          <w:left w:val="single" w:sz="18" w:space="4" w:color="1E4620"/>
         </w:pBdr>
-      </w:pPr>
-      <w:r>
-        <w:rPr>
-          <w:sz w:val="21"/>
-        </w:rPr>
-        <w:t>[8] "止禅禅相现起的一性。"</w:t>
-      </w:r>
-    </w:p>
-    <w:p>
-      <w:pPr>
-        <w:spacing w:after="30" w:before="0"/>
-        <w:ind w:left="227" w:right="113"/>
-        <w:shd w:val="clear" w:color="auto" w:fill="F2F8F4"/>
+        <w:shd w:val="clear" w:fill="F2F5FA"/>
+      </w:pPr>
+      <w:r>
+        <w:rPr>
+          <w:b w:val="0"/>
+        </w:rPr>
+        <w:t>〔00:05:19〕但是我们对于大部分人、初学的人呢，他就是一段一段的，慢慢地这个就串起来了。</w:t>
+      </w:r>
+    </w:p>
+    <w:p>
+      <w:pPr>
+        <w:ind w:left="170"/>
         <w:pBdr>
-          <w:left w:val="single" w:sz="28" w:space="6" w:color="2E6B4F"/>
+          <w:left w:val="single" w:sz="18" w:space="4" w:color="1E4620"/>
         </w:pBdr>
-      </w:pPr>
-      <w:r>
-        <w:rPr>
-          <w:sz w:val="21"/>
-        </w:rPr>
-        <w:t>[9] "坏灭相现起的一性。"这是针对修观者而言的。（原文作"参观者"）</w:t>
-      </w:r>
-    </w:p>
-    <w:p>
-      <w:pPr>
-        <w:spacing w:after="30" w:before="0"/>
-        <w:ind w:left="227" w:right="113"/>
-        <w:shd w:val="clear" w:color="auto" w:fill="F2F8F4"/>
+        <w:shd w:val="clear" w:fill="F2F5FA"/>
+      </w:pPr>
+      <w:r>
+        <w:rPr>
+          <w:b w:val="0"/>
+        </w:rPr>
+        <w:t>〔00:05:29〕比如我的要求是说你三个小时、四个小时入定。三个小时、四个小时入定，不是刚开始就（一直入定），然后突然间他就变成三个小时四个小时入定，不是这样的，但是可能会偶尔进去一下，然后就出来；进去一下又出来。</w:t>
+      </w:r>
+    </w:p>
+    <w:p>
+      <w:pPr>
+        <w:ind w:left="170"/>
         <w:pBdr>
-          <w:left w:val="single" w:sz="28" w:space="6" w:color="2E6B4F"/>
+          <w:left w:val="single" w:sz="18" w:space="4" w:color="1E4620"/>
         </w:pBdr>
-      </w:pPr>
-      <w:r>
-        <w:rPr>
-          <w:sz w:val="21"/>
-        </w:rPr>
-        <w:t>[10] "灭现起的一性。"</w:t>
-      </w:r>
-    </w:p>
-    <w:p>
-      <w:pPr>
-        <w:spacing w:after="30" w:before="0"/>
-        <w:ind w:left="227" w:right="113"/>
-        <w:shd w:val="clear" w:color="auto" w:fill="F2F8F4"/>
+        <w:shd w:val="clear" w:fill="F2F5FA"/>
+      </w:pPr>
+      <w:r>
+        <w:rPr>
+          <w:b w:val="0"/>
+        </w:rPr>
+        <w:t>〔00:05:47〕所以我们讲说三个小时、四个小时入定呢，并不代表到了那个时候才叫入定。其实很多人在这之前已经入定：我们的禅那心路——第一次入禅那，心只生起一个禅那（速行）心，那个时候你根本不自觉，那么表现（上）自己感觉好像这个状态不错，其实他已经入过一下定了。但是那种定呢，我们称（为）刹那定，就是它很不坚固、很不稳定。所以我要求三个小时、四个小时的入定呢，是为了未来修观有足够稳定的定力来设定的。经过我这么几年教禅的经验呢：一个禅修者，如果他至少能够三个小时入定，那么他后面应该要观察的这些目标呢，他都不会有任何困难；如果你没有达成这样的话呢，多多少少就会有些障碍。所以我会一直强调至少三个小时到四个小时。但有些人讲说"你不要那么长"——说实在话，你都已经能（坐）两小时了，（到）三小时呢，也就是再努力个一个月两个月而已啦，为什么不稳固一点呢？</w:t>
+      </w:r>
+    </w:p>
+    <w:p>
+      <w:pPr>
+        <w:ind w:left="170"/>
         <w:pBdr>
-          <w:left w:val="single" w:sz="28" w:space="6" w:color="2E6B4F"/>
+          <w:left w:val="single" w:sz="18" w:space="4" w:color="1E4620"/>
         </w:pBdr>
-      </w:pPr>
-      <w:r>
-        <w:rPr>
-          <w:sz w:val="21"/>
-        </w:rPr>
-        <w:t>[11] "进入行道清净。</w:t>
-      </w:r>
-    </w:p>
-    <w:p>
-      <w:pPr>
-        <w:spacing w:after="30" w:before="0"/>
-        <w:ind w:left="227" w:right="113"/>
-        <w:shd w:val="clear" w:color="auto" w:fill="F2F8F4"/>
+        <w:shd w:val="clear" w:fill="F2F5FA"/>
+      </w:pPr>
+      <w:r>
+        <w:rPr>
+          <w:b/>
+        </w:rPr>
+        <w:t>【本周朗读段 · 结束】</w:t>
+      </w:r>
+      <w:r>
+        <w:rPr>
+          <w:b w:val="0"/>
+        </w:rPr>
+        <w:t>（以下为默读／选读／延伸内容，时间富余时再读）</w:t>
+      </w:r>
+    </w:p>
+    <w:p>
+      <w:pPr>
+        <w:ind w:left="170"/>
         <w:pBdr>
-          <w:left w:val="single" w:sz="28" w:space="6" w:color="2E6B4F"/>
+          <w:left w:val="single" w:sz="18" w:space="4" w:color="1E4620"/>
         </w:pBdr>
-      </w:pPr>
-      <w:r>
-        <w:rPr>
-          <w:sz w:val="21"/>
-        </w:rPr>
-        <w:t>[12] "舍已增强。</w:t>
-      </w:r>
-    </w:p>
-    <w:p>
-      <w:pPr>
-        <w:spacing w:after="30" w:before="0"/>
-        <w:ind w:left="227" w:right="113"/>
-        <w:shd w:val="clear" w:color="auto" w:fill="F2F8F4"/>
+        <w:shd w:val="clear" w:fill="F2F5FA"/>
+      </w:pPr>
+      <w:r>
+        <w:rPr>
+          <w:b w:val="0"/>
+        </w:rPr>
+        <w:t>〔00:11:39〕我们昨天讲到了，真正入禅呢，他要从欲界（种性）转向色界（种性）。就是你已经在这个层面上，你的心已经"出圈"了——从欲界心的圈，破圈到色界心的圈，用我们现代网络语言是这样来讲的。那么这个破圈呢，并不是你追求它破圈，它就能够破，而是靠累积：累积到一定程度时，它自然就破了。</w:t>
+      </w:r>
+    </w:p>
+    <w:p>
+      <w:r>
+        <w:rPr>
+          <w:b/>
+        </w:rPr>
+        <w:t>（五）修心的本质（依据录音转写整理）</w:t>
+      </w:r>
+    </w:p>
+    <w:p>
+      <w:pPr>
+        <w:ind w:left="170"/>
         <w:pBdr>
-          <w:left w:val="single" w:sz="28" w:space="6" w:color="2E6B4F"/>
+          <w:left w:val="single" w:sz="18" w:space="4" w:color="1E4620"/>
         </w:pBdr>
-      </w:pPr>
-      <w:r>
-        <w:rPr>
-          <w:sz w:val="21"/>
-        </w:rPr>
-        <w:t>[13] "以智而喜悦满足。"</w:t>
-      </w:r>
-    </w:p>
-    <w:p>
-      <w:r>
-        <w:t>【整理者注】[1]–[6]与第4周文件"十八种杂染"[13]–[18]一一对应（对治过去散乱、未来动摇、懈怠、掉举、贪染、瞋恚）；[7]–[13]课件文字存在引号未闭合等排版脱漏（如[11][12]），照录如此，讲解时请以尊者现场开示为准。</w:t>
-      </w:r>
-    </w:p>
-    <w:p>
-      <w:pPr>
-        <w:pStyle w:val="Heading3"/>
-      </w:pPr>
-      <w:r>
-        <w:t>原文材料③：定的品质：五禅支</w:t>
+        <w:shd w:val="clear" w:fill="F2F5FA"/>
+      </w:pPr>
+      <w:r>
+        <w:rPr>
+          <w:b w:val="0"/>
+        </w:rPr>
+        <w:t>〔00:12:13〕修行也是这样。修行是修这些心——修我们所有的（心）。简单来讲，修行呢，就是修我们这三十八个心所：让这三十八个心所的素质得到提升，然后再把后面这个十四个不善心所彻底干掉。那就是修心——就是这样修。我们讲"净化其自心"，怎么净化呢？就是直接（对）心所（的）素质（做）提升和净化。</w:t>
+      </w:r>
+    </w:p>
+    <w:p>
+      <w:pPr>
+        <w:ind w:left="170"/>
+        <w:pBdr>
+          <w:left w:val="single" w:sz="18" w:space="4" w:color="1E4620"/>
+        </w:pBdr>
+        <w:shd w:val="clear" w:fill="F2F5FA"/>
+      </w:pPr>
+      <w:r>
+        <w:rPr>
+          <w:b w:val="0"/>
+        </w:rPr>
+        <w:t>〔00:12:43〕所以修行呢，如果我们只是概念上说"哎呀，你不要分别啦，要慈悲啦，要对别人要好啦"——当然对，但是怎么好？你不给他分清楚的时候，有时候你就不好。你分不清楚什么是善心、什么是不善心的时候，我们经常会好心办坏事：我们觉得好的东西硬塞给人家，其实（对他）就是不好。</w:t>
+      </w:r>
+    </w:p>
+    <w:p>
+      <w:pPr>
+        <w:ind w:left="170"/>
+        <w:pBdr>
+          <w:left w:val="single" w:sz="18" w:space="4" w:color="1E4620"/>
+        </w:pBdr>
+        <w:shd w:val="clear" w:fill="F2F5FA"/>
+      </w:pPr>
+      <w:r>
+        <w:rPr>
+          <w:b w:val="0"/>
+        </w:rPr>
+        <w:t>〔00:13:12〕我们经常讲"你会不会说话"——像佛陀一样的说话才是正确的，说正确的话。但我们大部分的人呢，只是喜欢说"正确的话"，就讲道理了：讲道理都是正确的，但是别人不见得听得进去。那我们说"想说话"和"有话说"不一样：我们大部分人都是想说话，叭叭叭叭叭地想说话；"有话说"是想好了、怎么说别人能够明白，这个才是"有话说"。那这些都是跟我们的心的素质有关。所以我们必须明白心它是怎么样的一种素质，这些是很基础的。</w:t>
       </w:r>
     </w:p>
     <w:p>
       <w:r>
         <w:rPr>
           <w:b/>
+          <w:color w:val="1E4620"/>
+          <w:sz w:val="26"/>
+        </w:rPr>
+        <w:t>💬 第一轮分享（10 min）</w:t>
+      </w:r>
+    </w:p>
+    <w:p>
+      <w:pPr>
+        <w:ind w:left="170"/>
+        <w:pBdr>
+          <w:left w:val="single" w:sz="18" w:space="4" w:color="1E4620"/>
+        </w:pBdr>
+        <w:shd w:val="clear" w:fill="F2F5FA"/>
+      </w:pPr>
+      <w:r>
+        <w:rPr>
+          <w:b w:val="0"/>
+        </w:rPr>
+        <w:t>每人轮流分享：「最触动我的一句话／一个观点是什么？」（不评论他人）</w:t>
+      </w:r>
+    </w:p>
+    <w:p>
+      <w:pPr>
+        <w:ind w:left="170"/>
+        <w:pBdr>
+          <w:left w:val="single" w:sz="18" w:space="4" w:color="1E4620"/>
+        </w:pBdr>
+        <w:shd w:val="clear" w:fill="F2F5FA"/>
+      </w:pPr>
+      <w:r>
+        <w:rPr>
+          <w:b w:val="0"/>
+        </w:rPr>
+        <w:t>时间紧时每人一句话即可。</w:t>
+      </w:r>
+    </w:p>
+    <w:p>
+      <w:r>
+        <w:rPr>
+          <w:b/>
+          <w:color w:val="1E4620"/>
+          <w:sz w:val="26"/>
+        </w:rPr>
+        <w:t>🎯 第一轮主题讨论（10 min）</w:t>
+      </w:r>
+    </w:p>
+    <w:p>
+      <w:r>
+        <w:rPr>
+          <w:b/>
+        </w:rPr>
+        <w:t>讨论问题（按优先级）</w:t>
+      </w:r>
+      <w:r>
+        <w:rPr>
+          <w:b w:val="0"/>
+        </w:rPr>
+        <w:t>：</w:t>
+      </w:r>
+    </w:p>
+    <w:p>
+      <w:pPr>
+        <w:pStyle w:val="ListBullet"/>
+      </w:pPr>
+      <w:r>
+        <w:rPr>
+          <w:b/>
+        </w:rPr>
+        <w:t>问题①（★必答，时间不够时只讨论这个）</w:t>
+      </w:r>
+      <w:r>
+        <w:rPr>
+          <w:b w:val="0"/>
+        </w:rPr>
+        <w:t>：打坐时看到光、看到亮，应该去追吗？（提示：回到材料①的原文——"当禅相初次出现时，它很容易消失。只要他持续地专念于呼吸……当禅相与呼吸结合，并且其心自然地固定在禅相上时，他就无需再注意呼吸，而只专注禅相。"可以请大家先把这段读一遍，再说说各自的理解。）</w:t>
+      </w:r>
+    </w:p>
+    <w:p>
+      <w:pPr>
+        <w:pStyle w:val="ListBullet"/>
+      </w:pPr>
+      <w:r>
+        <w:rPr>
+          <w:b/>
+        </w:rPr>
+        <w:t>问题②（◈选答）</w:t>
+      </w:r>
+      <w:r>
+        <w:rPr>
+          <w:b w:val="0"/>
+        </w:rPr>
+        <w:t>：五禅支——寻、伺、喜、乐、一境性——你在禅修（或做事）中最有体会的是哪一支？可以用材料③里"蜜蜂采花蜜"的比喻说说看。</w:t>
+      </w:r>
+    </w:p>
+    <w:p>
+      <w:pPr>
+        <w:pStyle w:val="ListBullet"/>
+      </w:pPr>
+      <w:r>
+        <w:rPr>
+          <w:b/>
+        </w:rPr>
+        <w:t>问题③（◈选答，时间富余或大家感兴趣时讨论）</w:t>
+      </w:r>
+      <w:r>
+        <w:rPr>
+          <w:b w:val="0"/>
+        </w:rPr>
+        <w:t>：尊者说，学拿筷子、学说话、学走路都要一年，还提醒警惕"高智商综合症"，要"目标高远、深深海底行"。对照自己：在禅修或生活中，你有哪些急功近利的时刻？打算怎么调整？（可用"📚 扩展内容包·扩展一"的段落1先读原文再讨论。）</w:t>
+      </w:r>
+    </w:p>
+    <w:p>
+      <w:pPr>
+        <w:ind w:left="170"/>
+        <w:pBdr>
+          <w:left w:val="single" w:sz="18" w:space="4" w:color="1E4620"/>
+        </w:pBdr>
+        <w:shd w:val="clear" w:fill="F2F5FA"/>
+      </w:pPr>
+      <w:r>
+        <w:rPr>
+          <w:b/>
+        </w:rPr>
+        <w:t>分层追问</w:t>
+      </w:r>
+      <w:r>
+        <w:rPr>
+          <w:b w:val="0"/>
+        </w:rPr>
+        <w:t>（可视时间取用，由浅入深）：</w:t>
+      </w:r>
+    </w:p>
+    <w:p>
+      <w:pPr>
+        <w:ind w:left="170"/>
+        <w:pBdr>
+          <w:left w:val="single" w:sz="18" w:space="4" w:color="1E4620"/>
+        </w:pBdr>
+        <w:shd w:val="clear" w:fill="F2F5FA"/>
+      </w:pPr>
+      <w:r>
+        <w:rPr>
+          <w:b w:val="0"/>
+        </w:rPr>
+        <w:t>- 【现象】呼吸变浅变细的时候，你能不能分辨出它还在，还是已经快要察觉不到它了？</w:t>
+      </w:r>
+    </w:p>
+    <w:p>
+      <w:pPr>
+        <w:ind w:left="170"/>
+        <w:pBdr>
+          <w:left w:val="single" w:sz="18" w:space="4" w:color="1E4620"/>
+        </w:pBdr>
+        <w:shd w:val="clear" w:fill="F2F5FA"/>
+      </w:pPr>
+      <w:r>
+        <w:rPr>
+          <w:b w:val="0"/>
+        </w:rPr>
+        <w:t>- 【影响】当心稍微静下来，你有没有过一瞬光亮、清凉或平静冒出来，随后又悄悄消失？</w:t>
+      </w:r>
+    </w:p>
+    <w:p>
+      <w:pPr>
+        <w:ind w:left="170"/>
+        <w:pBdr>
+          <w:left w:val="single" w:sz="18" w:space="4" w:color="1E4620"/>
+        </w:pBdr>
+        <w:shd w:val="clear" w:fill="F2F5FA"/>
+      </w:pPr>
+      <w:r>
+        <w:rPr>
+          <w:b w:val="0"/>
+        </w:rPr>
+        <w:t>- 【应对】这周静坐时，留意呼吸由粗变细的那个过渡，只是看着它变，不追它也不压它。</w:t>
+      </w:r>
+    </w:p>
+    <w:p>
+      <w:r>
+        <w:rPr>
+          <w:b/>
+          <w:color w:val="1E4620"/>
+          <w:sz w:val="26"/>
+        </w:rPr>
+        <w:t>🧘 禅修练习（15 min）</w:t>
+      </w:r>
+    </w:p>
+    <w:p>
+      <w:pPr>
+        <w:ind w:left="170"/>
+        <w:pBdr>
+          <w:left w:val="single" w:sz="18" w:space="4" w:color="1E4620"/>
+        </w:pBdr>
+        <w:shd w:val="clear" w:fill="F2F5FA"/>
+      </w:pPr>
+      <w:r>
+        <w:rPr>
+          <w:b w:val="0"/>
+        </w:rPr>
+        <w:t xml:space="preserve">⚠️ </w:t>
+      </w:r>
+      <w:r>
+        <w:rPr>
+          <w:b/>
+        </w:rPr>
+        <w:t>禅修禁忌提示</w:t>
+      </w:r>
+      <w:r>
+        <w:rPr>
+          <w:b w:val="0"/>
+        </w:rPr>
+        <w:t>：若你正处在严重抑郁、焦虑、创伤后应激，或精神类疾病的发作／用药期，或正经历强烈的情绪危机，请先咨询医生或心理师，再决定是否练习；练习中若出现明显不适（如心悸、胸闷、情绪失控），请立即停止，睁开眼睛，把注意力放回呼吸与身体，必要时离场休息。</w:t>
+      </w:r>
+    </w:p>
+    <w:p>
+      <w:pPr>
+        <w:ind w:left="170"/>
+        <w:pBdr>
+          <w:left w:val="single" w:sz="18" w:space="4" w:color="1E4620"/>
+        </w:pBdr>
+        <w:shd w:val="clear" w:fill="F2F5FA"/>
+      </w:pPr>
+      <w:r>
+        <w:rPr>
+          <w:b/>
+        </w:rPr>
+        <w:t>练习提示（禁忌与安全）</w:t>
+      </w:r>
+      <w:r>
+        <w:rPr>
+          <w:b w:val="0"/>
+        </w:rPr>
+        <w:t>：如有严重身心疾病（重度抑郁／焦虑发作期、精神障碍等）、近期手术或严重心血管疾病、孕期或有医嘱限制者，请先咨询医生、量力而行；练习中若出现强烈不适，可随时睁眼、停止、调整，或改为静坐观察。</w:t>
+      </w:r>
+    </w:p>
+    <w:p>
+      <w:r>
+        <w:rPr>
+          <w:b/>
+          <w:color w:val="1E4620"/>
+          <w:sz w:val="26"/>
+        </w:rPr>
+        <w:t>📖 共读原文2（20 min）</w:t>
+      </w:r>
+    </w:p>
+    <w:p>
+      <w:r>
+        <w:rPr>
+          <w:b/>
+          <w:color w:val="1E4620"/>
+          <w:sz w:val="23"/>
+        </w:rPr>
+        <w:t>原文材料①：五盖的定义与成因</w:t>
+      </w:r>
+    </w:p>
+    <w:p>
+      <w:pPr>
+        <w:ind w:left="170"/>
+        <w:pBdr>
+          <w:left w:val="single" w:sz="18" w:space="4" w:color="1E4620"/>
+        </w:pBdr>
+        <w:shd w:val="clear" w:fill="F2F5FA"/>
+      </w:pPr>
+      <w:r>
+        <w:rPr>
+          <w:b/>
+        </w:rPr>
+        <w:t>【本周朗读段 · 开始】</w:t>
+      </w:r>
+      <w:r>
+        <w:rPr>
+          <w:b w:val="0"/>
+        </w:rPr>
+        <w:t>（本段约 约3300 字，供中等稍慢朗读，约 25 分钟；其余为默读／选读／延伸内容）</w:t>
+      </w:r>
+    </w:p>
+    <w:p>
+      <w:r>
+        <w:rPr>
+          <w:b/>
         </w:rPr>
         <w:t>★核心段落</w:t>
       </w:r>
       <w:r>
+        <w:rPr>
+          <w:b w:val="0"/>
+        </w:rPr>
         <w:t>（必读）</w:t>
       </w:r>
     </w:p>
     <w:p>
-      <w:pPr>
-        <w:spacing w:before="120" w:after="40"/>
-      </w:pPr>
-      <w:r>
-        <w:rPr>
-          <w:rFonts w:ascii="微软雅黑" w:hAnsi="微软雅黑"/>
+      <w:r>
+        <w:rPr>
           <w:b/>
-          <w:color w:val="2E6B4F"/>
-          <w:sz w:val="24"/>
-        </w:rPr>
-        <w:t>（一）五禅支（寻、伺、喜、乐、一境性）的作用（依据录音转写整理）</w:t>
-      </w:r>
-    </w:p>
-    <w:p>
-      <w:pPr>
-        <w:spacing w:after="30" w:before="0"/>
-        <w:ind w:left="227" w:right="113"/>
-        <w:shd w:val="clear" w:color="auto" w:fill="F2F8F4"/>
+        </w:rPr>
+        <w:t>（一）盖（nīvaraṇa）的词义与障碍作用</w:t>
+      </w:r>
+    </w:p>
+    <w:p>
+      <w:pPr>
+        <w:ind w:left="170"/>
         <w:pBdr>
-          <w:left w:val="single" w:sz="28" w:space="6" w:color="2E6B4F"/>
+          <w:left w:val="single" w:sz="18" w:space="4" w:color="1E4620"/>
         </w:pBdr>
-      </w:pPr>
-      <w:r>
-        <w:rPr>
-          <w:sz w:val="21"/>
-        </w:rPr>
-        <w:t>〔00:07:17〕插一句话：总的来讲，我们讲说禅修——禅修的初禅心呢，跟我们日常生起来的（善）心是相应的：心呢，它看起来是一样的、心的组成是一样的，但是心的素质会有不同。不同在哪里呢？就是它的强度：禅那心的强度会更强。然后，比如说我们要检查一个人的禅定是不是稳定呢，我们要他检查这个五禅支。检查五禅支呢，是只有在佛法的修定方法里面才有的，外道没有。那五禅支呢，是寻、伺、喜、乐、一境性。为什么去查这五个呢？就是这五个（在定中）会很强，会变得很有力量，你很容易观察到。</w:t>
-      </w:r>
-    </w:p>
-    <w:p>
-      <w:pPr>
-        <w:spacing w:after="30" w:before="0"/>
-        <w:ind w:left="227" w:right="113"/>
-        <w:shd w:val="clear" w:color="auto" w:fill="F2F8F4"/>
+        <w:shd w:val="clear" w:fill="F2F5FA"/>
+      </w:pPr>
+      <w:r>
+        <w:rPr>
+          <w:b w:val="0"/>
+        </w:rPr>
+        <w:t>盖(nīvaraṇa): nī—niyyāna, 脱离; varaṇa—āvaraṇa, 封闭</w:t>
+      </w:r>
+    </w:p>
+    <w:p>
+      <w:pPr>
+        <w:ind w:left="170"/>
         <w:pBdr>
-          <w:left w:val="single" w:sz="28" w:space="6" w:color="2E6B4F"/>
+          <w:left w:val="single" w:sz="18" w:space="4" w:color="1E4620"/>
         </w:pBdr>
-      </w:pPr>
-    </w:p>
-    <w:p>
-      <w:pPr>
-        <w:spacing w:after="30" w:before="0"/>
-        <w:ind w:left="227" w:right="113"/>
-        <w:shd w:val="clear" w:color="auto" w:fill="F2F8F4"/>
+        <w:shd w:val="clear" w:fill="F2F5FA"/>
+      </w:pPr>
+      <w:r>
+        <w:rPr>
+          <w:b w:val="0"/>
+        </w:rPr>
+        <w:t>解脱的路途中的障碍——《无碍解道》</w:t>
+      </w:r>
+    </w:p>
+    <w:p>
+      <w:pPr>
+        <w:ind w:left="170"/>
         <w:pBdr>
-          <w:left w:val="single" w:sz="28" w:space="6" w:color="2E6B4F"/>
+          <w:left w:val="single" w:sz="18" w:space="4" w:color="1E4620"/>
         </w:pBdr>
-      </w:pPr>
-      <w:r>
-        <w:rPr>
-          <w:sz w:val="21"/>
-        </w:rPr>
-        <w:t>〔00:08:05〕寻是什么呢？寻就是——比如大家修习入出息（念），你的心呢就是朝向他。有些人形容为：感觉心要被这个地方吸走掉了、心要被吸进去了，那么这个力量呢，其实就是寻的力量。伺的力量呢，它就是心安在这个地方。伺跟一境性的区别在哪里呢？一境性呢，就是它是定，它是一种完全安静下来的状态；伺呢，就是他待在这个地方……它还是（微）动的；一境性是不动的。</w:t>
-      </w:r>
-    </w:p>
-    <w:p>
-      <w:pPr>
-        <w:spacing w:after="30" w:before="0"/>
-        <w:ind w:left="227" w:right="113"/>
-        <w:shd w:val="clear" w:color="auto" w:fill="F2F8F4"/>
+        <w:shd w:val="clear" w:fill="F2F5FA"/>
+      </w:pPr>
+      <w:r>
+        <w:rPr>
+          <w:b w:val="0"/>
+        </w:rPr>
+        <w:t>以阻止禅那等善心生起，如此不允许其生起为盖；或者障碍慧眼为盖——《阿毗达摩义分别复注》</w:t>
+      </w:r>
+    </w:p>
+    <w:p>
+      <w:pPr>
+        <w:ind w:left="170"/>
         <w:pBdr>
-          <w:left w:val="single" w:sz="28" w:space="6" w:color="2E6B4F"/>
+          <w:left w:val="single" w:sz="18" w:space="4" w:color="1E4620"/>
         </w:pBdr>
-      </w:pPr>
-    </w:p>
-    <w:p>
-      <w:pPr>
-        <w:spacing w:after="30" w:before="0"/>
-        <w:ind w:left="227" w:right="113"/>
-        <w:shd w:val="clear" w:color="auto" w:fill="F2F8F4"/>
+        <w:shd w:val="clear" w:fill="F2F5FA"/>
+      </w:pPr>
+      <w:r>
+        <w:rPr>
+          <w:b w:val="0"/>
+        </w:rPr>
+        <w:t>引领烦恼习气后，遮蔽为盖——《清净之道大复注》</w:t>
+      </w:r>
+    </w:p>
+    <w:p>
+      <w:pPr>
+        <w:ind w:left="170"/>
         <w:pBdr>
-          <w:left w:val="single" w:sz="28" w:space="6" w:color="2E6B4F"/>
+          <w:left w:val="single" w:sz="18" w:space="4" w:color="1E4620"/>
         </w:pBdr>
-      </w:pPr>
-      <w:r>
-        <w:rPr>
-          <w:sz w:val="21"/>
-        </w:rPr>
-        <w:t>〔00:09:04〕经典里面这个形容呢，就像蜜蜂去采花蜜：它从看到一朵花，然后飞过去到那个花的那个过程呢，这个就是寻。这个巴利叫 vitakka（原转写"we嘎"），那么我们古人把它翻译成"寻"是有道理的，就是"找"嘛——你找到它，其实它不仅仅是找，（心）朝向它也是（寻）。</w:t>
-      </w:r>
-    </w:p>
-    <w:p>
-      <w:pPr>
-        <w:spacing w:after="30" w:before="0"/>
-        <w:ind w:left="227" w:right="113"/>
-        <w:shd w:val="clear" w:color="auto" w:fill="F2F8F4"/>
+        <w:shd w:val="clear" w:fill="F2F5FA"/>
+      </w:pPr>
+      <w:r>
+        <w:rPr>
+          <w:b w:val="0"/>
+        </w:rPr>
+        <w:t>盖即是障盖、障碍的意思。因为能障碍善法和定力成就，使智慧羸弱，故名。</w:t>
+      </w:r>
+    </w:p>
+    <w:p>
+      <w:r>
+        <w:rPr>
+          <w:b/>
+        </w:rPr>
+        <w:t>（二）五盖的巴利名称与各自定义</w:t>
+      </w:r>
+    </w:p>
+    <w:p>
+      <w:pPr>
+        <w:ind w:left="170"/>
         <w:pBdr>
-          <w:left w:val="single" w:sz="28" w:space="6" w:color="2E6B4F"/>
+          <w:left w:val="single" w:sz="18" w:space="4" w:color="1E4620"/>
         </w:pBdr>
-      </w:pPr>
-    </w:p>
-    <w:p>
-      <w:pPr>
-        <w:spacing w:after="30" w:before="0"/>
-        <w:ind w:left="227" w:right="113"/>
-        <w:shd w:val="clear" w:color="auto" w:fill="F2F8F4"/>
+        <w:shd w:val="clear" w:fill="F2F5FA"/>
+      </w:pPr>
+      <w:r>
+        <w:rPr>
+          <w:b w:val="0"/>
+        </w:rPr>
+        <w:t>欲贪盖（kāmacchanda）</w:t>
+      </w:r>
+    </w:p>
+    <w:p>
+      <w:pPr>
+        <w:ind w:left="170"/>
         <w:pBdr>
-          <w:left w:val="single" w:sz="28" w:space="6" w:color="2E6B4F"/>
+          <w:left w:val="single" w:sz="18" w:space="4" w:color="1E4620"/>
         </w:pBdr>
-      </w:pPr>
-      <w:r>
-        <w:rPr>
-          <w:sz w:val="21"/>
-        </w:rPr>
-        <w:t>〔00:09:35〕伺呢，就像那个蜜蜂就在那个花上面，在里面找有没有蜜——那个过程呢，它就待在那了，不再乱跑了。那喜呢，就是很喜悦。</w:t>
-      </w:r>
-    </w:p>
-    <w:p>
-      <w:pPr>
-        <w:spacing w:after="30" w:before="0"/>
-        <w:ind w:left="227" w:right="113"/>
-        <w:shd w:val="clear" w:color="auto" w:fill="F2F8F4"/>
+        <w:shd w:val="clear" w:fill="F2F5FA"/>
+      </w:pPr>
+      <w:r>
+        <w:rPr>
+          <w:b w:val="0"/>
+        </w:rPr>
+        <w:t>嗔恚盖（vyāpāda）</w:t>
+      </w:r>
+    </w:p>
+    <w:p>
+      <w:pPr>
+        <w:ind w:left="170"/>
         <w:pBdr>
-          <w:left w:val="single" w:sz="28" w:space="6" w:color="2E6B4F"/>
+          <w:left w:val="single" w:sz="18" w:space="4" w:color="1E4620"/>
         </w:pBdr>
-      </w:pPr>
-    </w:p>
-    <w:p>
-      <w:pPr>
-        <w:spacing w:after="30" w:before="0"/>
-        <w:ind w:left="227" w:right="113"/>
-        <w:shd w:val="clear" w:color="auto" w:fill="F2F8F4"/>
+        <w:shd w:val="clear" w:fill="F2F5FA"/>
+      </w:pPr>
+      <w:r>
+        <w:rPr>
+          <w:b w:val="0"/>
+        </w:rPr>
+        <w:t>昏沉睡眠盖（thinamiddha）</w:t>
+      </w:r>
+    </w:p>
+    <w:p>
+      <w:pPr>
+        <w:ind w:left="170"/>
         <w:pBdr>
-          <w:left w:val="single" w:sz="28" w:space="6" w:color="2E6B4F"/>
+          <w:left w:val="single" w:sz="18" w:space="4" w:color="1E4620"/>
         </w:pBdr>
-      </w:pPr>
-      <w:r>
-        <w:rPr>
-          <w:sz w:val="21"/>
-        </w:rPr>
-        <w:t>〔00:09:52〕为什么你禅修的时候要有喜呢？大家想想：如果一件事情没有让你生起喜悦，你会愿意长期去做吗？连续在那边坐三个小时、四个小时（呢）？所以禅修的话，一定要生起喜。没有生起喜，初学的人就不干（坚持不下去）。然后呢，还有乐：你不但欢喜，你还有快乐，很舒服、轻安轻快，有些人觉得身体融化掉了、飘起来了。</w:t>
-      </w:r>
-    </w:p>
-    <w:p>
-      <w:pPr>
-        <w:spacing w:after="30" w:before="0"/>
-        <w:ind w:left="227" w:right="113"/>
-        <w:shd w:val="clear" w:color="auto" w:fill="F2F8F4"/>
+        <w:shd w:val="clear" w:fill="F2F5FA"/>
+      </w:pPr>
+      <w:r>
+        <w:rPr>
+          <w:b w:val="0"/>
+        </w:rPr>
+        <w:t>掉举追悔盖（uddhaccakukkuca）</w:t>
+      </w:r>
+    </w:p>
+    <w:p>
+      <w:pPr>
+        <w:ind w:left="170"/>
         <w:pBdr>
-          <w:left w:val="single" w:sz="28" w:space="6" w:color="2E6B4F"/>
+          <w:left w:val="single" w:sz="18" w:space="4" w:color="1E4620"/>
         </w:pBdr>
-      </w:pPr>
-    </w:p>
-    <w:p>
-      <w:pPr>
-        <w:spacing w:after="30" w:before="0"/>
-        <w:ind w:left="227" w:right="113"/>
-        <w:shd w:val="clear" w:color="auto" w:fill="F2F8F4"/>
+        <w:shd w:val="clear" w:fill="F2F5FA"/>
+      </w:pPr>
+      <w:r>
+        <w:rPr>
+          <w:b w:val="0"/>
+        </w:rPr>
+        <w:t>疑盖（vicikicchā）</w:t>
+      </w:r>
+    </w:p>
+    <w:p>
+      <w:r>
+        <w:rPr>
+          <w:b/>
+        </w:rPr>
+        <w:t>各盖定义：</w:t>
+      </w:r>
+    </w:p>
+    <w:p>
+      <w:pPr>
+        <w:ind w:left="170"/>
         <w:pBdr>
-          <w:left w:val="single" w:sz="28" w:space="6" w:color="2E6B4F"/>
+          <w:left w:val="single" w:sz="18" w:space="4" w:color="1E4620"/>
         </w:pBdr>
-      </w:pPr>
-      <w:r>
-        <w:rPr>
-          <w:sz w:val="21"/>
-        </w:rPr>
-        <w:t>〔00:10:24〕佛陀在《沙门果经》里面讲到，一个出家的沙门能够证到什么样的果报、又获得什么样的利益，其中讲到（初）禅的时候，就讲说这个（其）身被喜和乐所浸润、所遍满、所充满。就是你完全被泡（在喜乐里）的那种快乐的感觉。你有这种感觉，你的心才会长时间地愿意在那住着；那么一进去呢，你的心就定在上面了，完全地沉浸在上面。</w:t>
-      </w:r>
-    </w:p>
-    <w:p>
-      <w:pPr>
-        <w:spacing w:after="30" w:before="0"/>
-        <w:ind w:left="227" w:right="113"/>
-        <w:shd w:val="clear" w:color="auto" w:fill="F2F8F4"/>
+        <w:shd w:val="clear" w:fill="F2F5FA"/>
+      </w:pPr>
+      <w:r>
+        <w:rPr>
+          <w:b w:val="0"/>
+        </w:rPr>
+        <w:t>欲贪盖</w:t>
+      </w:r>
+    </w:p>
+    <w:p>
+      <w:pPr>
+        <w:ind w:left="170"/>
         <w:pBdr>
-          <w:left w:val="single" w:sz="28" w:space="6" w:color="2E6B4F"/>
+          <w:left w:val="single" w:sz="18" w:space="4" w:color="1E4620"/>
         </w:pBdr>
-      </w:pPr>
-    </w:p>
-    <w:p>
-      <w:pPr>
-        <w:spacing w:after="30" w:before="0"/>
-        <w:ind w:left="227" w:right="113"/>
-        <w:shd w:val="clear" w:color="auto" w:fill="F2F8F4"/>
+        <w:shd w:val="clear" w:fill="F2F5FA"/>
+      </w:pPr>
+      <w:r>
+        <w:rPr>
+          <w:b w:val="0"/>
+        </w:rPr>
+        <w:t>欲贪(kāmacchanda): 对欲乐目标的贪求</w:t>
+      </w:r>
+    </w:p>
+    <w:p>
+      <w:pPr>
+        <w:ind w:left="170"/>
         <w:pBdr>
-          <w:left w:val="single" w:sz="28" w:space="6" w:color="2E6B4F"/>
+          <w:left w:val="single" w:sz="18" w:space="4" w:color="1E4620"/>
         </w:pBdr>
-      </w:pPr>
-      <w:r>
-        <w:rPr>
-          <w:sz w:val="21"/>
-        </w:rPr>
-        <w:t>〔00:10:56〕那么这五个禅支呢，它其实是心所——我们叫禅支，其实它就是心所，就是心的（素质）。那这五个心（所）的素质呢，它变得非常强有力，而且是平衡的。那个时候你入定呢，你就能够长时间地入在里面。</w:t>
-      </w:r>
-    </w:p>
-    <w:p>
-      <w:pPr>
-        <w:spacing w:before="120" w:after="40"/>
-      </w:pPr>
-      <w:r>
-        <w:rPr>
-          <w:rFonts w:ascii="微软雅黑" w:hAnsi="微软雅黑"/>
+        <w:shd w:val="clear" w:fill="F2F5FA"/>
+      </w:pPr>
+      <w:r>
+        <w:rPr>
+          <w:b w:val="0"/>
+        </w:rPr>
+        <w:t>kāma是五欲；chanda也是欲，是追求的意思</w:t>
+      </w:r>
+    </w:p>
+    <w:p>
+      <w:pPr>
+        <w:ind w:left="170"/>
+        <w:pBdr>
+          <w:left w:val="single" w:sz="18" w:space="4" w:color="1E4620"/>
+        </w:pBdr>
+        <w:shd w:val="clear" w:fill="F2F5FA"/>
+      </w:pPr>
+      <w:r>
+        <w:rPr>
+          <w:b w:val="0"/>
+        </w:rPr>
+        <w:t>嗔恚盖</w:t>
+      </w:r>
+    </w:p>
+    <w:p>
+      <w:pPr>
+        <w:ind w:left="170"/>
+        <w:pBdr>
+          <w:left w:val="single" w:sz="18" w:space="4" w:color="1E4620"/>
+        </w:pBdr>
+        <w:shd w:val="clear" w:fill="F2F5FA"/>
+      </w:pPr>
+      <w:r>
+        <w:rPr>
+          <w:b w:val="0"/>
+        </w:rPr>
+        <w:t>瞋恚:vyāpāda,即忿怒、生气。有两类嗔恚:</w:t>
+      </w:r>
+    </w:p>
+    <w:p>
+      <w:pPr>
+        <w:ind w:left="170"/>
+        <w:pBdr>
+          <w:left w:val="single" w:sz="18" w:space="4" w:color="1E4620"/>
+        </w:pBdr>
+        <w:shd w:val="clear" w:fill="F2F5FA"/>
+      </w:pPr>
+      <w:r>
+        <w:rPr>
+          <w:b w:val="0"/>
+        </w:rPr>
+        <w:t>1. 破坏性的瞋恚</w:t>
+      </w:r>
+    </w:p>
+    <w:p>
+      <w:pPr>
+        <w:ind w:left="170"/>
+        <w:pBdr>
+          <w:left w:val="single" w:sz="18" w:space="4" w:color="1E4620"/>
+        </w:pBdr>
+        <w:shd w:val="clear" w:fill="F2F5FA"/>
+      </w:pPr>
+      <w:r>
+        <w:rPr>
+          <w:b w:val="0"/>
+        </w:rPr>
+        <w:t>2. 忧郁性的瞋恚</w:t>
+      </w:r>
+    </w:p>
+    <w:p>
+      <w:pPr>
+        <w:ind w:left="170"/>
+        <w:pBdr>
+          <w:left w:val="single" w:sz="18" w:space="4" w:color="1E4620"/>
+        </w:pBdr>
+        <w:shd w:val="clear" w:fill="F2F5FA"/>
+      </w:pPr>
+      <w:r>
+        <w:rPr>
+          <w:b w:val="0"/>
+        </w:rPr>
+        <w:t>昏沉睡眠盖</w:t>
+      </w:r>
+    </w:p>
+    <w:p>
+      <w:pPr>
+        <w:ind w:left="170"/>
+        <w:pBdr>
+          <w:left w:val="single" w:sz="18" w:space="4" w:color="1E4620"/>
+        </w:pBdr>
+        <w:shd w:val="clear" w:fill="F2F5FA"/>
+      </w:pPr>
+      <w:r>
+        <w:rPr>
+          <w:b w:val="0"/>
+        </w:rPr>
+        <w:t>昏沉睡眠盖(thinamiddha):即昏沉与睡眠。</w:t>
+      </w:r>
+    </w:p>
+    <w:p>
+      <w:pPr>
+        <w:ind w:left="170"/>
+        <w:pBdr>
+          <w:left w:val="single" w:sz="18" w:space="4" w:color="1E4620"/>
+        </w:pBdr>
+        <w:shd w:val="clear" w:fill="F2F5FA"/>
+      </w:pPr>
+      <w:r>
+        <w:rPr>
+          <w:b w:val="0"/>
+        </w:rPr>
+        <w:t>昏沉：心的不适业性为昏沉(thina)，这是怠惰状态(ālasiyabhāva)的同义词。</w:t>
+      </w:r>
+    </w:p>
+    <w:p>
+      <w:pPr>
+        <w:ind w:left="170"/>
+        <w:pBdr>
+          <w:left w:val="single" w:sz="18" w:space="4" w:color="1E4620"/>
+        </w:pBdr>
+        <w:shd w:val="clear" w:fill="F2F5FA"/>
+      </w:pPr>
+      <w:r>
+        <w:rPr>
+          <w:b w:val="0"/>
+        </w:rPr>
+        <w:t>睡眠：三蕴（受、想、行三蕴，或一切心所）的不适业性为睡眠（middha），这是睡猴的瞌睡状态的同义词。</w:t>
+      </w:r>
+    </w:p>
+    <w:p>
+      <w:pPr>
+        <w:ind w:left="170"/>
+        <w:pBdr>
+          <w:left w:val="single" w:sz="18" w:space="4" w:color="1E4620"/>
+        </w:pBdr>
+        <w:shd w:val="clear" w:fill="F2F5FA"/>
+      </w:pPr>
+      <w:r>
+        <w:rPr>
+          <w:b w:val="0"/>
+        </w:rPr>
+        <w:t>掉举追悔盖</w:t>
+      </w:r>
+    </w:p>
+    <w:p>
+      <w:pPr>
+        <w:ind w:left="170"/>
+        <w:pBdr>
+          <w:left w:val="single" w:sz="18" w:space="4" w:color="1E4620"/>
+        </w:pBdr>
+        <w:shd w:val="clear" w:fill="F2F5FA"/>
+      </w:pPr>
+      <w:r>
+        <w:rPr>
+          <w:b w:val="0"/>
+        </w:rPr>
+        <w:t>掉举(uddhacca)是指心的散乱,爱打妄想,思绪纷纷扰扰。妄想是心取不同的所缘,抓取不同的对象,不能安定下来,犹如被风吹的旗在飘扬;又如把石头丢到尘土堆里,使尘土飞扬一样。</w:t>
+      </w:r>
+    </w:p>
+    <w:p>
+      <w:pPr>
+        <w:ind w:left="170"/>
+        <w:pBdr>
+          <w:left w:val="single" w:sz="18" w:space="4" w:color="1E4620"/>
+        </w:pBdr>
+        <w:shd w:val="clear" w:fill="F2F5FA"/>
+      </w:pPr>
+      <w:r>
+        <w:rPr>
+          <w:b w:val="0"/>
+        </w:rPr>
+        <w:t>追悔，义注提到的主要是对戒律方面的追悔。出家人犯戒之后内心感到不安、后悔，称为"追悔"（kukkucca）。</w:t>
+      </w:r>
+    </w:p>
+    <w:p>
+      <w:pPr>
+        <w:ind w:left="170"/>
+        <w:pBdr>
+          <w:left w:val="single" w:sz="18" w:space="4" w:color="1E4620"/>
+        </w:pBdr>
+        <w:shd w:val="clear" w:fill="F2F5FA"/>
+      </w:pPr>
+      <w:r>
+        <w:rPr>
+          <w:b w:val="0"/>
+        </w:rPr>
+        <w:t>疑盖</w:t>
+      </w:r>
+    </w:p>
+    <w:p>
+      <w:pPr>
+        <w:ind w:left="170"/>
+        <w:pBdr>
+          <w:left w:val="single" w:sz="18" w:space="4" w:color="1E4620"/>
+        </w:pBdr>
+        <w:shd w:val="clear" w:fill="F2F5FA"/>
+      </w:pPr>
+      <w:r>
+        <w:rPr>
+          <w:b w:val="0"/>
+        </w:rPr>
+        <w:t>疑盖(vicikicchā):怀疑。</w:t>
+      </w:r>
+    </w:p>
+    <w:p>
+      <w:pPr>
+        <w:ind w:left="170"/>
+        <w:pBdr>
+          <w:left w:val="single" w:sz="18" w:space="4" w:color="1E4620"/>
+        </w:pBdr>
+        <w:shd w:val="clear" w:fill="F2F5FA"/>
+      </w:pPr>
+      <w:r>
+        <w:rPr>
+          <w:b w:val="0"/>
+        </w:rPr>
+        <w:t>即对八种事的疑:佛、法、僧、戒定慧三学、过去世、未来世、过去未来世以及因果法则(此缘性、缘生法)。</w:t>
+      </w:r>
+    </w:p>
+    <w:p>
+      <w:r>
+        <w:rPr>
           <w:b/>
-          <w:color w:val="2E6B4F"/>
-          <w:sz w:val="24"/>
-        </w:rPr>
-        <w:t>（二）辨识五禅支的具体方法（出自帕奥《入出息念》，出处同材料①）</w:t>
-      </w:r>
-    </w:p>
-    <w:p>
-      <w:pPr>
-        <w:spacing w:after="30" w:before="0"/>
-        <w:ind w:left="227" w:right="113"/>
-        <w:shd w:val="clear" w:color="auto" w:fill="F2F8F4"/>
+        </w:rPr>
+        <w:t>（三）义注五喻：为什么要把五盖舍离</w:t>
+      </w:r>
+    </w:p>
+    <w:p>
+      <w:r>
+        <w:rPr>
+          <w:b/>
+        </w:rPr>
+        <w:t>为什么舍离五盖（一）：应将欲贪视为债务</w:t>
+      </w:r>
+    </w:p>
+    <w:p>
+      <w:pPr>
+        <w:ind w:left="170"/>
         <w:pBdr>
-          <w:left w:val="single" w:sz="28" w:space="6" w:color="2E6B4F"/>
+          <w:left w:val="single" w:sz="18" w:space="4" w:color="1E4620"/>
         </w:pBdr>
-      </w:pPr>
-      <w:r>
-        <w:rPr>
-          <w:sz w:val="21"/>
-        </w:rPr>
-        <w:t>如果能维持初禅大约两或三个小时，他将可以尝试辨识五禅支。一旦他从禅那中出定，即把心念放在有分心(bhavaṅga)所依止的心脏的地方，那是心处色。</w:t>
-      </w:r>
-    </w:p>
-    <w:p>
-      <w:pPr>
-        <w:spacing w:after="30" w:before="0"/>
-        <w:ind w:left="227" w:right="113"/>
-        <w:shd w:val="clear" w:color="auto" w:fill="F2F8F4"/>
+        <w:shd w:val="clear" w:fill="F2F5FA"/>
+      </w:pPr>
+      <w:r>
+        <w:rPr>
+          <w:b w:val="0"/>
+        </w:rPr>
+        <w:t>义注解释：譬如一个人向别人借了钱并挥霍掉，当债主催他还债时，他无力偿还，债主会对他粗言恶语，甚至打他，但他必须忍受这一切。为了躲避讨债，他只能藏匿起来，内心充满恐惧，但却不得不忍受。</w:t>
+      </w:r>
+    </w:p>
+    <w:p>
+      <w:pPr>
+        <w:ind w:left="170"/>
         <w:pBdr>
-          <w:left w:val="single" w:sz="28" w:space="6" w:color="2E6B4F"/>
+          <w:left w:val="single" w:sz="18" w:space="4" w:color="1E4620"/>
         </w:pBdr>
-      </w:pPr>
-    </w:p>
-    <w:p>
-      <w:pPr>
-        <w:spacing w:after="30" w:before="0"/>
-        <w:ind w:left="227" w:right="113"/>
-        <w:shd w:val="clear" w:color="auto" w:fill="F2F8F4"/>
+        <w:shd w:val="clear" w:fill="F2F5FA"/>
+      </w:pPr>
+      <w:r>
+        <w:rPr>
+          <w:b w:val="0"/>
+        </w:rPr>
+        <w:t>同样地，一个人对他人产生欲爱，他以那个人为贪欲的目标时，即使那个人骂他、嘲讽他，他也必须忍受。所以，人心有贪欲的话，就像欠债被人讨债一样，贪欲是他必须承受、忍受的。所以，禅修者应当把欲贪视为债务。</w:t>
+      </w:r>
+    </w:p>
+    <w:p>
+      <w:pPr>
+        <w:ind w:left="170"/>
         <w:pBdr>
-          <w:left w:val="single" w:sz="28" w:space="6" w:color="2E6B4F"/>
+          <w:left w:val="single" w:sz="18" w:space="4" w:color="1E4620"/>
         </w:pBdr>
-      </w:pPr>
-      <w:r>
-        <w:rPr>
-          <w:sz w:val="21"/>
-        </w:rPr>
-        <w:t>有分心是明亮和光明的，看上去就像在心脏里的一面镜子，称为"意门"。当禅修者辨识意门时，将能看见入出息似相就出现在那里。接着他再辨识五禅支：</w:t>
-      </w:r>
-    </w:p>
-    <w:p>
-      <w:pPr>
-        <w:spacing w:after="30" w:before="0"/>
-        <w:ind w:left="227" w:right="113"/>
-        <w:shd w:val="clear" w:color="auto" w:fill="F2F8F4"/>
+        <w:shd w:val="clear" w:fill="F2F5FA"/>
+      </w:pPr>
+      <w:r>
+        <w:rPr>
+          <w:b w:val="0"/>
+        </w:rPr>
+        <w:t>在禅修中，欲贪表现为对结果的贪求和期待，从而产生比较、自责等瞋心，心不得平静。</w:t>
+      </w:r>
+    </w:p>
+    <w:p>
+      <w:r>
+        <w:rPr>
+          <w:b/>
+        </w:rPr>
+        <w:t>为什么舍离五盖（二）：应将瞋恚视为疾病</w:t>
+      </w:r>
+    </w:p>
+    <w:p>
+      <w:pPr>
+        <w:ind w:left="170"/>
         <w:pBdr>
-          <w:left w:val="single" w:sz="28" w:space="6" w:color="2E6B4F"/>
+          <w:left w:val="single" w:sz="18" w:space="4" w:color="1E4620"/>
         </w:pBdr>
-      </w:pPr>
-    </w:p>
-    <w:p>
-      <w:pPr>
-        <w:spacing w:after="30" w:before="0"/>
-        <w:ind w:left="227" w:right="113"/>
-        <w:shd w:val="clear" w:color="auto" w:fill="F2F8F4"/>
+        <w:shd w:val="clear" w:fill="F2F5FA"/>
+      </w:pPr>
+      <w:r>
+        <w:rPr>
+          <w:b w:val="0"/>
+        </w:rPr>
+        <w:t>义注解释：患胆汁病的人对于糖、蜜糖等美味可口的食物都不能品尝，在他们眼中会认为它们是苦的一样难以下咽。</w:t>
+      </w:r>
+    </w:p>
+    <w:p>
+      <w:pPr>
+        <w:ind w:left="170"/>
         <w:pBdr>
-          <w:left w:val="single" w:sz="28" w:space="6" w:color="2E6B4F"/>
+          <w:left w:val="single" w:sz="18" w:space="4" w:color="1E4620"/>
         </w:pBdr>
-      </w:pPr>
-      <w:r>
-        <w:rPr>
-          <w:sz w:val="21"/>
-        </w:rPr>
-        <w:t>1. 寻(vitakka)：把心投入于入出息似相。</w:t>
-      </w:r>
-    </w:p>
-    <w:p>
-      <w:pPr>
-        <w:spacing w:after="30" w:before="0"/>
-        <w:ind w:left="227" w:right="113"/>
-        <w:shd w:val="clear" w:color="auto" w:fill="F2F8F4"/>
+        <w:shd w:val="clear" w:fill="F2F5FA"/>
+      </w:pPr>
+      <w:r>
+        <w:rPr>
+          <w:b w:val="0"/>
+        </w:rPr>
+        <w:t>一个充满瞋恨的人，即使他的老师充满慈悲地教训他，或者稍微严厉地教训他，他都无法接受，甚至愤然离去。</w:t>
+      </w:r>
+    </w:p>
+    <w:p>
+      <w:pPr>
+        <w:ind w:left="170"/>
         <w:pBdr>
-          <w:left w:val="single" w:sz="28" w:space="6" w:color="2E6B4F"/>
+          <w:left w:val="single" w:sz="18" w:space="4" w:color="1E4620"/>
         </w:pBdr>
-      </w:pPr>
-      <w:r>
-        <w:rPr>
-          <w:sz w:val="21"/>
-        </w:rPr>
-        <w:t>2. 伺(vicāra)：维持心投注于入出息似相。</w:t>
-      </w:r>
-    </w:p>
-    <w:p>
-      <w:pPr>
-        <w:spacing w:after="30" w:before="0"/>
-        <w:ind w:left="227" w:right="113"/>
-        <w:shd w:val="clear" w:color="auto" w:fill="F2F8F4"/>
+        <w:shd w:val="clear" w:fill="F2F5FA"/>
+      </w:pPr>
+      <w:r>
+        <w:rPr>
+          <w:b w:val="0"/>
+        </w:rPr>
+        <w:t>就像患胆汁病的人不能享用美味的食物一样，被瞋恨征服的人也无法品尝佛陀教法的滋味——出离之乐、出家之乐、禅那之乐、菩提之乐。所以，应当把瞋恚视为疾病。</w:t>
+      </w:r>
+    </w:p>
+    <w:p>
+      <w:r>
+        <w:rPr>
+          <w:b/>
+        </w:rPr>
+        <w:t>为什么舍离五盖（三）：应视昏沉睡眠如犯人被囚禁</w:t>
+      </w:r>
+    </w:p>
+    <w:p>
+      <w:pPr>
+        <w:ind w:left="170"/>
         <w:pBdr>
-          <w:left w:val="single" w:sz="28" w:space="6" w:color="2E6B4F"/>
+          <w:left w:val="single" w:sz="18" w:space="4" w:color="1E4620"/>
         </w:pBdr>
-      </w:pPr>
-      <w:r>
-        <w:rPr>
-          <w:sz w:val="21"/>
-        </w:rPr>
-        <w:t>3. 喜(pīti)：喜欢并对入出息似相感到高兴。</w:t>
-      </w:r>
-    </w:p>
-    <w:p>
-      <w:pPr>
-        <w:spacing w:after="30" w:before="0"/>
-        <w:ind w:left="227" w:right="113"/>
-        <w:shd w:val="clear" w:color="auto" w:fill="F2F8F4"/>
+        <w:shd w:val="clear" w:fill="F2F5FA"/>
+      </w:pPr>
+      <w:r>
+        <w:rPr>
+          <w:b w:val="0"/>
+        </w:rPr>
+        <w:t>义注解释：又如一个人在节日里被关进牢房，当他被释放后，听到人们在谈论："昨天的庆典是多么美妙啊！""昨天的庆典是多么欢快啊！""昨天那些人唱歌多么动听啊！""那些人跳舞多么好看啊！"他都无法应答，因为他没有参加这个庆典。</w:t>
+      </w:r>
+    </w:p>
+    <w:p>
+      <w:pPr>
+        <w:ind w:left="170"/>
         <w:pBdr>
-          <w:left w:val="single" w:sz="28" w:space="6" w:color="2E6B4F"/>
+          <w:left w:val="single" w:sz="18" w:space="4" w:color="1E4620"/>
         </w:pBdr>
-      </w:pPr>
-      <w:r>
-        <w:rPr>
-          <w:sz w:val="21"/>
-        </w:rPr>
-        <w:t>4. 乐(sukha)：体验对入出息似相的快乐感受。</w:t>
-      </w:r>
-    </w:p>
-    <w:p>
-      <w:pPr>
-        <w:spacing w:after="30" w:before="0"/>
-        <w:ind w:left="227" w:right="113"/>
-        <w:shd w:val="clear" w:color="auto" w:fill="F2F8F4"/>
+        <w:shd w:val="clear" w:fill="F2F5FA"/>
+      </w:pPr>
+      <w:r>
+        <w:rPr>
+          <w:b w:val="0"/>
+        </w:rPr>
+        <w:t>同样地，内心被昏沉睡眠征服时，即使长老比库讲开示，他也无法听闻、无法明了。等开示结束后人们说"刚才的开示很美妙""多美妙的譬喻以及经文的讲解"等，他都不知道，因为听经时在打瞌睡，无法享用佛法的利益。所以，应当把昏沉睡眠视同犯人被囚禁。</w:t>
+      </w:r>
+    </w:p>
+    <w:p>
+      <w:r>
+        <w:rPr>
+          <w:b/>
+        </w:rPr>
+        <w:t>为什么舍离五盖（四）：应将掉举追悔视为奴隶</w:t>
+      </w:r>
+    </w:p>
+    <w:p>
+      <w:pPr>
+        <w:ind w:left="170"/>
         <w:pBdr>
-          <w:left w:val="single" w:sz="28" w:space="6" w:color="2E6B4F"/>
+          <w:left w:val="single" w:sz="18" w:space="4" w:color="1E4620"/>
         </w:pBdr>
-      </w:pPr>
-      <w:r>
-        <w:rPr>
-          <w:sz w:val="21"/>
-        </w:rPr>
-        <w:t>5. 一境性(ekaggatā)：让心专注于入出息似相这一目标上。</w:t>
-      </w:r>
-    </w:p>
-    <w:p>
-      <w:pPr>
-        <w:spacing w:after="30" w:before="0"/>
-        <w:ind w:left="227" w:right="113"/>
-        <w:shd w:val="clear" w:color="auto" w:fill="F2F8F4"/>
+        <w:shd w:val="clear" w:fill="F2F5FA"/>
+      </w:pPr>
+      <w:r>
+        <w:rPr>
+          <w:b w:val="0"/>
+        </w:rPr>
+        <w:t>义注解释：</w:t>
+      </w:r>
+    </w:p>
+    <w:p>
+      <w:pPr>
+        <w:ind w:left="170"/>
         <w:pBdr>
-          <w:left w:val="single" w:sz="28" w:space="6" w:color="2E6B4F"/>
+          <w:left w:val="single" w:sz="18" w:space="4" w:color="1E4620"/>
         </w:pBdr>
-      </w:pPr>
-    </w:p>
-    <w:p>
-      <w:pPr>
-        <w:spacing w:after="30" w:before="0"/>
-        <w:ind w:left="227" w:right="113"/>
-        <w:shd w:val="clear" w:color="auto" w:fill="F2F8F4"/>
+        <w:shd w:val="clear" w:fill="F2F5FA"/>
+      </w:pPr>
+      <w:r>
+        <w:rPr>
+          <w:b w:val="0"/>
+        </w:rPr>
+        <w:t>一个奴隶在放假时也可能被主人差使，他必须赶快去办这件事情，不能享受节假日的休息，也不能去观看节假日的庆典。</w:t>
+      </w:r>
+    </w:p>
+    <w:p>
+      <w:pPr>
+        <w:ind w:left="170"/>
         <w:pBdr>
-          <w:left w:val="single" w:sz="28" w:space="6" w:color="2E6B4F"/>
+          <w:left w:val="single" w:sz="18" w:space="4" w:color="1E4620"/>
         </w:pBdr>
-      </w:pPr>
-      <w:r>
-        <w:rPr>
-          <w:sz w:val="21"/>
-        </w:rPr>
-        <w:t>他先逐一地辨识禅支，然后再一起辨识五个。</w:t>
+        <w:shd w:val="clear" w:fill="F2F5FA"/>
+      </w:pPr>
+      <w:r>
+        <w:rPr>
+          <w:b w:val="0"/>
+        </w:rPr>
+        <w:t>同样地，如果比库不懂戒律，只是为了隐居而到森林里，即使因为一些小小的罪犯戒，他的心也无法平静。</w:t>
+      </w:r>
+    </w:p>
+    <w:p>
+      <w:pPr>
+        <w:ind w:left="170"/>
+        <w:pBdr>
+          <w:left w:val="single" w:sz="18" w:space="4" w:color="1E4620"/>
+        </w:pBdr>
+        <w:shd w:val="clear" w:fill="F2F5FA"/>
+      </w:pPr>
+      <w:r>
+        <w:rPr>
+          <w:b w:val="0"/>
+        </w:rPr>
+        <w:t>那时他的心已经被追悔所征服，不得不舍弃隐居。所以，应当把掉举追悔视为奴隶。</w:t>
       </w:r>
     </w:p>
     <w:p>
@@ -1570,457 +2549,1283 @@
         <w:rPr>
           <w:b/>
         </w:rPr>
+        <w:t>为什么舍离五盖（五）：应将怀疑视为充满危险的荒漠</w:t>
+      </w:r>
+    </w:p>
+    <w:p>
+      <w:pPr>
+        <w:ind w:left="170"/>
+        <w:pBdr>
+          <w:left w:val="single" w:sz="18" w:space="4" w:color="1E4620"/>
+        </w:pBdr>
+        <w:shd w:val="clear" w:fill="F2F5FA"/>
+      </w:pPr>
+      <w:r>
+        <w:rPr>
+          <w:b w:val="0"/>
+        </w:rPr>
+        <w:t>解释：当一个人带有众多钱财走在荒漠上，他知道一路上多有盗贼、强盗出没，即使听到风吹树枝的声音也会感到害怕，担心盗贼来了。一会儿担心后面有盗贼追来，一会儿怀疑前面有强盗拦路，心中充满疑虑、恐惧。</w:t>
+      </w:r>
+    </w:p>
+    <w:p>
+      <w:pPr>
+        <w:ind w:left="170"/>
+        <w:pBdr>
+          <w:left w:val="single" w:sz="18" w:space="4" w:color="1E4620"/>
+        </w:pBdr>
+        <w:shd w:val="clear" w:fill="F2F5FA"/>
+      </w:pPr>
+      <w:r>
+        <w:rPr>
+          <w:b w:val="0"/>
+        </w:rPr>
+        <w:t>同样地，一个人怀疑佛、法、僧、戒定慧三学等八样事情，他就会对修行犹豫不决，不能够毫无障碍地走在修行的道路上。所以，应当把怀疑视为充满危险的荒漠。</w:t>
+      </w:r>
+    </w:p>
+    <w:p>
+      <w:r>
+        <w:rPr>
+          <w:b/>
+        </w:rPr>
         <w:t>◈扩展段落</w:t>
       </w:r>
       <w:r>
+        <w:rPr>
+          <w:b w:val="0"/>
+        </w:rPr>
         <w:t>（可选）</w:t>
       </w:r>
     </w:p>
     <w:p>
-      <w:pPr>
-        <w:spacing w:before="120" w:after="40"/>
-      </w:pPr>
-      <w:r>
-        <w:rPr>
-          <w:rFonts w:ascii="微软雅黑" w:hAnsi="微软雅黑"/>
+      <w:r>
+        <w:rPr>
           <w:b/>
-          <w:color w:val="2E6B4F"/>
-          <w:sz w:val="24"/>
-        </w:rPr>
-        <w:t>（三）五禅支的内涵与辨识／初禅五自在（课件照录）</w:t>
-      </w:r>
-    </w:p>
-    <w:p>
-      <w:pPr>
-        <w:spacing w:after="30" w:before="0"/>
-        <w:ind w:left="227" w:right="113"/>
-        <w:shd w:val="clear" w:color="auto" w:fill="F2F8F4"/>
+        </w:rPr>
+        <w:t>盖（nīvaraṇa）释义的详细讲解（共修版照录）</w:t>
+      </w:r>
+    </w:p>
+    <w:p>
+      <w:pPr>
+        <w:ind w:left="170"/>
         <w:pBdr>
-          <w:left w:val="single" w:sz="28" w:space="6" w:color="2E6B4F"/>
+          <w:left w:val="single" w:sz="18" w:space="4" w:color="1E4620"/>
         </w:pBdr>
-      </w:pPr>
-      <w:r>
-        <w:rPr>
-          <w:sz w:val="21"/>
-        </w:rPr>
-        <w:t>五禅支（寻、伺、喜、乐、一境性）是禅修过程中的重要禅支。通过了解五禅支的内涵，修行者能够更好地辨识禅支，提高禅修效果。通过出定后的辨识方法，修行者能够更好地了解禅支的状态，为后续的禅修打下坚实的基础。</w:t>
-      </w:r>
-    </w:p>
-    <w:p>
-      <w:r>
-        <w:t>【整理者注】课件该部分为总述，未展开各禅支的逐支定义与禅那中辨识的具体步骤；五禅支各自作用的详细讲解见本文件资源C（介绍22录音）。</w:t>
-      </w:r>
-    </w:p>
-    <w:p>
-      <w:pPr>
-        <w:spacing w:after="30" w:before="0"/>
-        <w:ind w:left="227" w:right="113"/>
-        <w:shd w:val="clear" w:color="auto" w:fill="F2F8F4"/>
+        <w:shd w:val="clear" w:fill="F2F5FA"/>
+      </w:pPr>
+      <w:r>
+        <w:rPr>
+          <w:b w:val="0"/>
+        </w:rPr>
+        <w:t>那这个"盖"呢？巴利 nīvaraṇa，盖是封闭了解脱路途中的障碍。《无碍解道》说："解脱的道路上出现了障碍"或者说解脱的道路上被封闭了的意思。《阿毗达摩义分别复注》说：它是以阻止包括禅那在内的各种善心生起，包括持戒、禅修、服务，不能够去造作这样的善行，十种福德事或者十五种行，乃至于明都不能够生起。如此不允许其生起而称为盖，或者障碍慧眼为盖。《清净之道大复注》里说：是引领烦恼习气后，遮蔽为盖。总的来说，盖即是障盖、障碍的意思，因为能够障碍善法和定力成就，使得我们的智慧羸弱故名。被盖住了，做任何善法都没有办法做，包括你不想做，也是称为盖。</w:t>
+      </w:r>
+    </w:p>
+    <w:p>
+      <w:r>
+        <w:rPr>
+          <w:b/>
+        </w:rPr>
+        <w:t>盖如何形成（一）：六种心理余势</w:t>
+      </w:r>
+    </w:p>
+    <w:p>
+      <w:pPr>
+        <w:ind w:left="170"/>
         <w:pBdr>
-          <w:left w:val="single" w:sz="28" w:space="6" w:color="2E6B4F"/>
+          <w:left w:val="single" w:sz="18" w:space="4" w:color="1E4620"/>
         </w:pBdr>
-      </w:pPr>
-      <w:r>
-        <w:rPr>
-          <w:sz w:val="21"/>
-        </w:rPr>
-        <w:t>初禅五自在是禅修过程中的重要练习内容。通过练习初禅五自在，修行者能够更好地掌握禅修的技巧，提高禅修效果。</w:t>
-      </w:r>
-    </w:p>
-    <w:p>
-      <w:pPr>
-        <w:spacing w:after="30" w:before="0"/>
-        <w:ind w:left="227" w:right="113"/>
-        <w:shd w:val="clear" w:color="auto" w:fill="F2F8F4"/>
+        <w:shd w:val="clear" w:fill="F2F5FA"/>
+      </w:pPr>
+      <w:r>
+        <w:rPr>
+          <w:b w:val="0"/>
+        </w:rPr>
+        <w:t>1. Kamma (业) : 思所遗留下来的心理余势。思关系着我们过去生中所作的善恶行为</w:t>
+      </w:r>
+    </w:p>
+    <w:p>
+      <w:pPr>
+        <w:ind w:left="170"/>
         <w:pBdr>
-          <w:left w:val="single" w:sz="28" w:space="6" w:color="2E6B4F"/>
+          <w:left w:val="single" w:sz="18" w:space="4" w:color="1E4620"/>
         </w:pBdr>
-      </w:pPr>
-      <w:r>
-        <w:rPr>
-          <w:sz w:val="21"/>
-        </w:rPr>
-        <w:t>初禅五自在包括身轻安、心轻安、喜、乐、一境性等，通过练习初禅五自在，修行者能够更容易进入禅定状态，减少杂念的产生。</w:t>
-      </w:r>
-    </w:p>
-    <w:p>
-      <w:r>
-        <w:t>【整理者注】课件此处将"初禅五自在"表述为"身轻安、心轻安、喜、乐、一境性等"，与通常所讲的五自在（转向自在、入定自在、决意自在、出定自在、省察自在）不一致，疑课件文字有误或另有所指；照录原文并提示授课时以尊者现场开示为准。</w:t>
-      </w:r>
-    </w:p>
-    <w:p>
-      <w:pPr>
-        <w:spacing w:before="120" w:after="40"/>
-      </w:pPr>
-      <w:r>
-        <w:rPr>
-          <w:rFonts w:ascii="微软雅黑" w:hAnsi="微软雅黑"/>
+        <w:shd w:val="clear" w:fill="F2F5FA"/>
+      </w:pPr>
+      <w:r>
+        <w:rPr>
+          <w:b w:val="0"/>
+        </w:rPr>
+        <w:t>2. Anusaya (随眠) : 不善心所如贪、瞋等所遗留下来的心理余势。这些不善心所驱动我们过去生中所做的杀、盗等不善行。</w:t>
+      </w:r>
+    </w:p>
+    <w:p>
+      <w:pPr>
+        <w:ind w:left="170"/>
+        <w:pBdr>
+          <w:left w:val="single" w:sz="18" w:space="4" w:color="1E4620"/>
+        </w:pBdr>
+        <w:shd w:val="clear" w:fill="F2F5FA"/>
+      </w:pPr>
+      <w:r>
+        <w:rPr>
+          <w:b w:val="0"/>
+        </w:rPr>
+        <w:t>3. Pāramī (波罗密) : 善的心所遗留下来的心理余势。这些善心所关系着我们过去生中所做的布施、持戒等善行。</w:t>
+      </w:r>
+    </w:p>
+    <w:p>
+      <w:pPr>
+        <w:ind w:left="170"/>
+        <w:pBdr>
+          <w:left w:val="single" w:sz="18" w:space="4" w:color="1E4620"/>
+        </w:pBdr>
+        <w:shd w:val="clear" w:fill="F2F5FA"/>
+      </w:pPr>
+      <w:r>
+        <w:rPr>
+          <w:b w:val="0"/>
+        </w:rPr>
+        <w:t>4. Ajjhāsaya (意向性) : 关系着我们过去生经验的喜好或厌恶。</w:t>
+      </w:r>
+    </w:p>
+    <w:p>
+      <w:pPr>
+        <w:ind w:left="170"/>
+        <w:pBdr>
+          <w:left w:val="single" w:sz="18" w:space="4" w:color="1E4620"/>
+        </w:pBdr>
+        <w:shd w:val="clear" w:fill="F2F5FA"/>
+      </w:pPr>
+      <w:r>
+        <w:rPr>
+          <w:b w:val="0"/>
+        </w:rPr>
+        <w:t>5. Vāsanā (习气)：一些倾向，跟我们过去生的习惯有关。</w:t>
+      </w:r>
+    </w:p>
+    <w:p>
+      <w:pPr>
+        <w:ind w:left="170"/>
+        <w:pBdr>
+          <w:left w:val="single" w:sz="18" w:space="4" w:color="1E4620"/>
+        </w:pBdr>
+        <w:shd w:val="clear" w:fill="F2F5FA"/>
+      </w:pPr>
+      <w:r>
+        <w:rPr>
+          <w:b w:val="0"/>
+        </w:rPr>
+        <w:t>6. Carita (行)：我们于过去生中所养成的心性</w:t>
+      </w:r>
+    </w:p>
+    <w:p>
+      <w:r>
+        <w:rPr>
           <w:b/>
-          <w:color w:val="2E6B4F"/>
-          <w:sz w:val="24"/>
-        </w:rPr>
-        <w:t>（四）什么叫做入定（依据录音转写整理）</w:t>
-      </w:r>
-    </w:p>
-    <w:p>
-      <w:pPr>
-        <w:spacing w:after="30" w:before="0"/>
-        <w:ind w:left="227" w:right="113"/>
-        <w:shd w:val="clear" w:color="auto" w:fill="F2F8F4"/>
+        </w:rPr>
+        <w:t>盖如何形成（二）：过去五因</w:t>
+      </w:r>
+    </w:p>
+    <w:p>
+      <w:pPr>
+        <w:ind w:left="170"/>
         <w:pBdr>
-          <w:left w:val="single" w:sz="28" w:space="6" w:color="2E6B4F"/>
+          <w:left w:val="single" w:sz="18" w:space="4" w:color="1E4620"/>
         </w:pBdr>
-      </w:pPr>
-      <w:r>
-        <w:rPr>
-          <w:sz w:val="21"/>
-        </w:rPr>
-        <w:t>〔00:02:42〕去看这个心所的特点去了解。昨天呢我们也讲了禅那心路。禅那心路跟我们欲界的心（路）呢，就是短短的心路跟（比较）长的心路的区别（原转写"短短的心路跟无限长的心路"）。禅那心路，标准的禅那心路。我们讲说什么叫做入定呢？就是你的心在一个目标上，然后一直沉在里面，持续（很久），那个才叫入定。那我们讲说，你至少要能够沉入（定境）三到四个小时，那是什么意思？就是你的心（速行）生起来一串——三个小时没有停过、四个小时没有停下来，中间没有什么有分心插进来、没有什么其他念头夹杂在里面，那这个才叫（入）定，才叫真正的定。</w:t>
-      </w:r>
-    </w:p>
-    <w:p>
-      <w:pPr>
-        <w:spacing w:after="30" w:before="0"/>
-        <w:ind w:left="227" w:right="113"/>
-        <w:shd w:val="clear" w:color="auto" w:fill="F2F8F4"/>
+        <w:shd w:val="clear" w:fill="F2F5FA"/>
+      </w:pPr>
+      <w:r>
+        <w:rPr>
+          <w:b w:val="0"/>
+        </w:rPr>
+        <w:t>无明</w:t>
+      </w:r>
+    </w:p>
+    <w:p>
+      <w:pPr>
+        <w:ind w:left="170"/>
         <w:pBdr>
-          <w:left w:val="single" w:sz="28" w:space="6" w:color="2E6B4F"/>
+          <w:left w:val="single" w:sz="18" w:space="4" w:color="1E4620"/>
         </w:pBdr>
-      </w:pPr>
-    </w:p>
-    <w:p>
-      <w:pPr>
-        <w:spacing w:after="30" w:before="0"/>
-        <w:ind w:left="227" w:right="113"/>
-        <w:shd w:val="clear" w:color="auto" w:fill="F2F8F4"/>
+        <w:shd w:val="clear" w:fill="F2F5FA"/>
+      </w:pPr>
+      <w:r>
+        <w:rPr>
+          <w:b w:val="0"/>
+        </w:rPr>
+        <w:t>爱</w:t>
+      </w:r>
+    </w:p>
+    <w:p>
+      <w:pPr>
+        <w:ind w:left="170"/>
         <w:pBdr>
-          <w:left w:val="single" w:sz="28" w:space="6" w:color="2E6B4F"/>
+          <w:left w:val="single" w:sz="18" w:space="4" w:color="1E4620"/>
         </w:pBdr>
-      </w:pPr>
-      <w:r>
-        <w:rPr>
-          <w:sz w:val="21"/>
-        </w:rPr>
-        <w:t>〔00:03:33〕如果说"哎呀，我坐在里面，又有什么画面啊、又什么活菩萨来了、什么稀奇古怪的东西"——对不起，那不叫定，那（还是）打妄想。但是你可能有很好的感受：很好的感受就是你心在一个比较好的状态（而已）。真正的定呢，就叫心的一境性——心的一境性，就是心只在一个所缘境里面。</w:t>
-      </w:r>
-    </w:p>
-    <w:p>
-      <w:pPr>
-        <w:spacing w:after="30" w:before="0"/>
-        <w:ind w:left="227" w:right="113"/>
-        <w:shd w:val="clear" w:color="auto" w:fill="F2F8F4"/>
+        <w:shd w:val="clear" w:fill="F2F5FA"/>
+      </w:pPr>
+      <w:r>
+        <w:rPr>
+          <w:b w:val="0"/>
+        </w:rPr>
+        <w:t>取</w:t>
+      </w:r>
+    </w:p>
+    <w:p>
+      <w:pPr>
+        <w:ind w:left="170"/>
         <w:pBdr>
-          <w:left w:val="single" w:sz="28" w:space="6" w:color="2E6B4F"/>
+          <w:left w:val="single" w:sz="18" w:space="4" w:color="1E4620"/>
         </w:pBdr>
-      </w:pPr>
-    </w:p>
-    <w:p>
-      <w:pPr>
-        <w:spacing w:after="30" w:before="0"/>
-        <w:ind w:left="227" w:right="113"/>
-        <w:shd w:val="clear" w:color="auto" w:fill="F2F8F4"/>
+        <w:shd w:val="clear" w:fill="F2F5FA"/>
+      </w:pPr>
+      <w:r>
+        <w:rPr>
+          <w:b w:val="0"/>
+        </w:rPr>
+        <w:t>行</w:t>
+      </w:r>
+    </w:p>
+    <w:p>
+      <w:pPr>
+        <w:ind w:left="170"/>
         <w:pBdr>
-          <w:left w:val="single" w:sz="28" w:space="6" w:color="2E6B4F"/>
+          <w:left w:val="single" w:sz="18" w:space="4" w:color="1E4620"/>
         </w:pBdr>
-      </w:pPr>
-      <w:r>
-        <w:rPr>
-          <w:sz w:val="21"/>
-        </w:rPr>
-        <w:t>〔00:04:01〕然后呢，长时间地在这个所缘境里面安住。佛陀时代的圣者呢，他可以连续安住七天。实际上他可以安住更长的时间，但是佛陀一般不建议超过七天，因为超过七天呢，它会影响到（身心状态）：七天时间你都不吃饭、也不休息、也不睡觉，它会影响到我们的身心状态，所以一般佛陀不建议超过七天。</w:t>
-      </w:r>
-    </w:p>
-    <w:p>
-      <w:pPr>
-        <w:spacing w:after="30" w:before="0"/>
-        <w:ind w:left="227" w:right="113"/>
-        <w:shd w:val="clear" w:color="auto" w:fill="F2F8F4"/>
+        <w:shd w:val="clear" w:fill="F2F5FA"/>
+      </w:pPr>
+      <w:r>
+        <w:rPr>
+          <w:b w:val="0"/>
+        </w:rPr>
+        <w:t>业</w:t>
+      </w:r>
+    </w:p>
+    <w:p>
+      <w:r>
+        <w:rPr>
+          <w:b/>
+        </w:rPr>
+        <w:t>盖如何形成（三）：家庭及外在环境</w:t>
+      </w:r>
+    </w:p>
+    <w:p>
+      <w:pPr>
+        <w:ind w:left="170"/>
         <w:pBdr>
-          <w:left w:val="single" w:sz="28" w:space="6" w:color="2E6B4F"/>
+          <w:left w:val="single" w:sz="18" w:space="4" w:color="1E4620"/>
         </w:pBdr>
-      </w:pPr>
-    </w:p>
-    <w:p>
-      <w:pPr>
-        <w:spacing w:after="30" w:before="0"/>
-        <w:ind w:left="227" w:right="113"/>
-        <w:shd w:val="clear" w:color="auto" w:fill="F2F8F4"/>
+        <w:shd w:val="clear" w:fill="F2F5FA"/>
+      </w:pPr>
+      <w:r>
+        <w:rPr>
+          <w:b w:val="0"/>
+        </w:rPr>
+        <w:t>1. 家庭环境对个人的影响</w:t>
+      </w:r>
+    </w:p>
+    <w:p>
+      <w:pPr>
+        <w:ind w:left="170"/>
         <w:pBdr>
-          <w:left w:val="single" w:sz="28" w:space="6" w:color="2E6B4F"/>
+          <w:left w:val="single" w:sz="18" w:space="4" w:color="1E4620"/>
         </w:pBdr>
-      </w:pPr>
-      <w:r>
-        <w:rPr>
-          <w:sz w:val="21"/>
-        </w:rPr>
-        <w:t>〔00:04:39〕包括佛陀时代，三果以上的圣者，他可以入灭尽定。入灭尽定呢，就是他这个心识就停掉，整个心识停掉。一般灭尽定呢，也不建议超过七天。那么这个七天呢，如果你入定七天，那就是真正完全沉入：七天的时间，你的心路从开始入定一直到最后出来都是一样的，心中间没有停，那这个就叫七天完整的定。</w:t>
-      </w:r>
-    </w:p>
-    <w:p>
-      <w:pPr>
-        <w:spacing w:after="30" w:before="0"/>
-        <w:ind w:left="227" w:right="113"/>
-        <w:shd w:val="clear" w:color="auto" w:fill="F2F8F4"/>
+        <w:shd w:val="clear" w:fill="F2F5FA"/>
+      </w:pPr>
+      <w:r>
+        <w:rPr>
+          <w:b w:val="0"/>
+        </w:rPr>
+        <w:t>2. 教育、工作等其他环境对个人的影响</w:t>
+      </w:r>
+    </w:p>
+    <w:p>
+      <w:r>
+        <w:rPr>
+          <w:b/>
+        </w:rPr>
+        <w:t>八种疑</w:t>
+      </w:r>
+    </w:p>
+    <w:p>
+      <w:pPr>
+        <w:ind w:left="170"/>
         <w:pBdr>
-          <w:left w:val="single" w:sz="28" w:space="6" w:color="2E6B4F"/>
+          <w:left w:val="single" w:sz="18" w:space="4" w:color="1E4620"/>
         </w:pBdr>
-      </w:pPr>
-    </w:p>
-    <w:p>
-      <w:pPr>
-        <w:spacing w:after="30" w:before="0"/>
-        <w:ind w:left="227" w:right="113"/>
-        <w:shd w:val="clear" w:color="auto" w:fill="F2F8F4"/>
+        <w:shd w:val="clear" w:fill="F2F5FA"/>
+      </w:pPr>
+      <w:r>
+        <w:rPr>
+          <w:b w:val="0"/>
+        </w:rPr>
+        <w:t>1. 怀疑导师: satthari kankhati vicikicchat</w:t>
+      </w:r>
+    </w:p>
+    <w:p>
+      <w:pPr>
+        <w:ind w:left="170"/>
         <w:pBdr>
-          <w:left w:val="single" w:sz="28" w:space="6" w:color="2E6B4F"/>
+          <w:left w:val="single" w:sz="18" w:space="4" w:color="1E4620"/>
         </w:pBdr>
-      </w:pPr>
-      <w:r>
-        <w:rPr>
-          <w:sz w:val="21"/>
-        </w:rPr>
-        <w:t>〔00:05:19〕但是我们对于大部分人、初学的人呢，他就是一段一段的，慢慢地这个就串起来了。</w:t>
-      </w:r>
-    </w:p>
-    <w:p>
-      <w:pPr>
-        <w:spacing w:after="30" w:before="0"/>
-        <w:ind w:left="227" w:right="113"/>
-        <w:shd w:val="clear" w:color="auto" w:fill="F2F8F4"/>
+        <w:shd w:val="clear" w:fill="F2F5FA"/>
+      </w:pPr>
+      <w:r>
+        <w:rPr>
+          <w:b w:val="0"/>
+        </w:rPr>
+        <w:t>2. 怀疑法: dhamme kankhati vicikcati</w:t>
+      </w:r>
+    </w:p>
+    <w:p>
+      <w:pPr>
+        <w:ind w:left="170"/>
         <w:pBdr>
-          <w:left w:val="single" w:sz="28" w:space="6" w:color="2E6B4F"/>
+          <w:left w:val="single" w:sz="18" w:space="4" w:color="1E4620"/>
         </w:pBdr>
-      </w:pPr>
-    </w:p>
-    <w:p>
-      <w:pPr>
-        <w:spacing w:after="30" w:before="0"/>
-        <w:ind w:left="227" w:right="113"/>
-        <w:shd w:val="clear" w:color="auto" w:fill="F2F8F4"/>
+        <w:shd w:val="clear" w:fill="F2F5FA"/>
+      </w:pPr>
+      <w:r>
+        <w:rPr>
+          <w:b w:val="0"/>
+        </w:rPr>
+        <w:t>3. 怀疑僧: sanghe kankhati vicikicchati</w:t>
+      </w:r>
+    </w:p>
+    <w:p>
+      <w:pPr>
+        <w:ind w:left="170"/>
         <w:pBdr>
-          <w:left w:val="single" w:sz="28" w:space="6" w:color="2E6B4F"/>
+          <w:left w:val="single" w:sz="18" w:space="4" w:color="1E4620"/>
         </w:pBdr>
-      </w:pPr>
-      <w:r>
-        <w:rPr>
-          <w:sz w:val="21"/>
-        </w:rPr>
-        <w:t>〔00:05:29〕比如我的要求是说你三个小时、四个小时入定。三个小时、四个小时入定，不是刚开始就（一直入定），然后突然间他就变成三个小时四个小时入定，不是这样的，但是可能会偶尔进去一下，然后就出来；进去一下又出来。</w:t>
-      </w:r>
-    </w:p>
-    <w:p>
-      <w:pPr>
-        <w:spacing w:after="30" w:before="0"/>
-        <w:ind w:left="227" w:right="113"/>
-        <w:shd w:val="clear" w:color="auto" w:fill="F2F8F4"/>
+        <w:shd w:val="clear" w:fill="F2F5FA"/>
+      </w:pPr>
+      <w:r>
+        <w:rPr>
+          <w:b w:val="0"/>
+        </w:rPr>
+        <w:t>4. 怀疑学: sikkhāya kaṅkhati vicikicchati</w:t>
+      </w:r>
+    </w:p>
+    <w:p>
+      <w:pPr>
+        <w:ind w:left="170"/>
         <w:pBdr>
-          <w:left w:val="single" w:sz="28" w:space="6" w:color="2E6B4F"/>
+          <w:left w:val="single" w:sz="18" w:space="4" w:color="1E4620"/>
         </w:pBdr>
-      </w:pPr>
-    </w:p>
-    <w:p>
-      <w:pPr>
-        <w:spacing w:after="30" w:before="0"/>
-        <w:ind w:left="227" w:right="113"/>
-        <w:shd w:val="clear" w:color="auto" w:fill="F2F8F4"/>
+        <w:shd w:val="clear" w:fill="F2F5FA"/>
+      </w:pPr>
+      <w:r>
+        <w:rPr>
+          <w:b w:val="0"/>
+        </w:rPr>
+        <w:t>5. 怀疑前际: pubbante kankhati vicikicchat</w:t>
+      </w:r>
+    </w:p>
+    <w:p>
+      <w:pPr>
+        <w:ind w:left="170"/>
         <w:pBdr>
-          <w:left w:val="single" w:sz="28" w:space="6" w:color="2E6B4F"/>
+          <w:left w:val="single" w:sz="18" w:space="4" w:color="1E4620"/>
         </w:pBdr>
-      </w:pPr>
-      <w:r>
-        <w:rPr>
-          <w:sz w:val="21"/>
-        </w:rPr>
-        <w:t>〔00:05:47〕所以我们讲说三个小时、四个小时入定呢，并不代表到了那个时候才叫入定。其实很多人在这之前已经入定：我们的禅那心路——第一次入禅那，心只生起一个禅那（速行）心，那个时候你根本不自觉，那么表现（上）自己感觉好像这个状态不错，其实他已经入过一下定了。但是那种定呢，我们称（为）刹那定，就是它很不坚固、很不稳定。所以我要求三个小时、四个小时的入定呢，是为了未来修观有足够稳定的定力来设定的。经过我这么几年教禅的经验呢：一个禅修者，如果他至少能够三个小时入定，那么他后面应该要观察的这些目标呢，他都不会有任何困难；如果你没有达成这样的话呢，多多少少就会有些障碍。所以我会一直强调至少三个小时到四个小时。但有些人讲说"你不要那么长"——说实在话，你都已经能（坐）两小时了，（到）三小时呢，也就是再努力个一个月两个月而已啦，为什么不稳固一点呢？</w:t>
-      </w:r>
-    </w:p>
-    <w:p>
-      <w:pPr>
-        <w:spacing w:after="30" w:before="0"/>
-        <w:ind w:left="227" w:right="113"/>
-        <w:shd w:val="clear" w:color="auto" w:fill="F2F8F4"/>
+        <w:shd w:val="clear" w:fill="F2F5FA"/>
+      </w:pPr>
+      <w:r>
+        <w:rPr>
+          <w:b w:val="0"/>
+        </w:rPr>
+        <w:t>6. 怀疑后际: aparante kankhati vicikicchat</w:t>
+      </w:r>
+    </w:p>
+    <w:p>
+      <w:pPr>
+        <w:ind w:left="170"/>
         <w:pBdr>
-          <w:left w:val="single" w:sz="28" w:space="6" w:color="2E6B4F"/>
+          <w:left w:val="single" w:sz="18" w:space="4" w:color="1E4620"/>
         </w:pBdr>
-      </w:pPr>
+        <w:shd w:val="clear" w:fill="F2F5FA"/>
+      </w:pPr>
+      <w:r>
+        <w:rPr>
+          <w:b w:val="0"/>
+        </w:rPr>
+        <w:t>7. 怀疑前后际: pubbantāparante kànkhati vicikicchati</w:t>
+      </w:r>
+    </w:p>
+    <w:p>
+      <w:pPr>
+        <w:ind w:left="170"/>
+        <w:pBdr>
+          <w:left w:val="single" w:sz="18" w:space="4" w:color="1E4620"/>
+        </w:pBdr>
+        <w:shd w:val="clear" w:fill="F2F5FA"/>
+      </w:pPr>
+      <w:r>
+        <w:rPr>
+          <w:b w:val="0"/>
+        </w:rPr>
+        <w:t>8. 怀疑此缘性、诸缘生法：idappaccayatā paticcasamuppannesudhammesu kankhati vicikicchat</w:t>
+      </w:r>
+    </w:p>
+    <w:p>
       <w:r>
         <w:rPr>
           <w:b/>
-          <w:sz w:val="21"/>
+          <w:color w:val="1E4620"/>
+          <w:sz w:val="23"/>
+        </w:rPr>
+        <w:t>原文材料②：五盖对治方法</w:t>
+      </w:r>
+    </w:p>
+    <w:p>
+      <w:r>
+        <w:rPr>
+          <w:b/>
+        </w:rPr>
+        <w:t>★核心段落</w:t>
+      </w:r>
+      <w:r>
+        <w:rPr>
+          <w:b w:val="0"/>
+        </w:rPr>
+        <w:t>（必读）</w:t>
+      </w:r>
+    </w:p>
+    <w:p>
+      <w:r>
+        <w:rPr>
+          <w:b/>
+        </w:rPr>
+        <w:t>（一）昏沉睡眠盖的对治：三种精进与六种方法（依据录音转写整理）</w:t>
+      </w:r>
+    </w:p>
+    <w:p>
+      <w:pPr>
+        <w:ind w:left="170"/>
+        <w:pBdr>
+          <w:left w:val="single" w:sz="18" w:space="4" w:color="1E4620"/>
+        </w:pBdr>
+        <w:shd w:val="clear" w:fill="F2F5FA"/>
+      </w:pPr>
+      <w:r>
+        <w:rPr>
+          <w:b w:val="0"/>
+        </w:rPr>
+        <w:t>〔00:20:49〕佛陀教导的是，要通过如理作意三种精进的法，能够灭除昏沉睡眠。精进有三种层次：第一种是初精进，就是基本的努力、初步的努力；第二种是强精进，这种精进一升起来的时候，懈怠就会完全消失；第三个呢，就是勇猛精进，它是精进里面最强的那一种力量，（能够克服）这种怠惰、或者放弃、或者不努力这种因素。通过如理作意这三个层次的精进呢，就会灭除昏沉睡眠。</w:t>
+      </w:r>
+    </w:p>
+    <w:p>
+      <w:pPr>
+        <w:ind w:left="170"/>
+        <w:pBdr>
+          <w:left w:val="single" w:sz="18" w:space="4" w:color="1E4620"/>
+        </w:pBdr>
+        <w:shd w:val="clear" w:fill="F2F5FA"/>
+      </w:pPr>
+      <w:r>
+        <w:rPr>
+          <w:b w:val="0"/>
+        </w:rPr>
+        <w:t>〔00:22:35〕我们的精进呢，一般都是跟我们的欲相关——你首先要有这样想要的心，你没有想要的心，这个心气是升不起来的。所以我们一开始讲《大念处经》的时候，就讲"热忱、正知、具念"（原转写"热情正知剧烈"），把热忱排在前面。热忱呢，是有精进的特性的，但它跟一般的精进不大一样：一般的精进它是中性的——初精进、正精进、持续（的精进）都是精进；但是这个热忱呢，它（不）只（是）破坏烦恼，它能够烧毁——它这个热呢，可以烧毁烦恼，有这样的一种特性。（要）把这些热情热起来。</w:t>
+      </w:r>
+    </w:p>
+    <w:p>
+      <w:pPr>
+        <w:ind w:left="170"/>
+        <w:pBdr>
+          <w:left w:val="single" w:sz="18" w:space="4" w:color="1E4620"/>
+        </w:pBdr>
+        <w:shd w:val="clear" w:fill="F2F5FA"/>
+      </w:pPr>
+      <w:r>
+        <w:rPr>
+          <w:b w:val="0"/>
+        </w:rPr>
+        <w:t>〔00:23:32〕那么对于修行，怎么（保持）热情呢？（要）有虔诚（原转写"钱单"）——因为你真的有想修行的心、有明确的修行的目标，那不管碰到多大的困难，你也会坚持不懈。有这个东西呢，我们才能够让这三种（层次的）精进被提拔起来。</w:t>
+      </w:r>
+    </w:p>
+    <w:p>
+      <w:pPr>
+        <w:ind w:left="170"/>
+        <w:pBdr>
+          <w:left w:val="single" w:sz="18" w:space="4" w:color="1E4620"/>
+        </w:pBdr>
+        <w:shd w:val="clear" w:fill="F2F5FA"/>
+      </w:pPr>
+      <w:r>
+        <w:rPr>
+          <w:b w:val="0"/>
+        </w:rPr>
+        <w:t>〔00:25:58〕（义注）里面呢，对于昏沉睡眠呢，讲到了六种方法可以对治昏沉睡眠。</w:t>
+      </w:r>
+    </w:p>
+    <w:p>
+      <w:pPr>
+        <w:ind w:left="170"/>
+        <w:pBdr>
+          <w:left w:val="single" w:sz="18" w:space="4" w:color="1E4620"/>
+        </w:pBdr>
+        <w:shd w:val="clear" w:fill="F2F5FA"/>
+      </w:pPr>
+      <w:r>
+        <w:rPr>
+          <w:b w:val="0"/>
+        </w:rPr>
+        <w:t>第一个呢，知道饮食过量可能导致昏沉睡眠——所以我们要知道你的饮食量，要把握住。</w:t>
+      </w:r>
+    </w:p>
+    <w:p>
+      <w:pPr>
+        <w:ind w:left="170"/>
+        <w:pBdr>
+          <w:left w:val="single" w:sz="18" w:space="4" w:color="1E4620"/>
+        </w:pBdr>
+        <w:shd w:val="clear" w:fill="F2F5FA"/>
+      </w:pPr>
+      <w:r>
+        <w:rPr>
+          <w:b w:val="0"/>
+        </w:rPr>
+        <w:t>第二个呢，是转换身体的姿势。昏沉呢，你就跪起来——前面的（方式）对治完了以后不行，你要跪起来；跪起来不行，站起来；站起来不行，去经行；经行不行，你洗把脸；再不行，去睡个觉——那就是要这样。（另外：如果你在禅修过程中不是因为睡不好导致的，而是进入细微定、微细的阶段时的那种（昏沉感），那是（根）不平衡——所以你如果观察到有一点点（要沉下去）的时候，马上就要提精进，或者提轻安，或者提喜。如果你等到已经昏了再（提），就来不及了。）</w:t>
+      </w:r>
+    </w:p>
+    <w:p>
+      <w:pPr>
+        <w:ind w:left="170"/>
+        <w:pBdr>
+          <w:left w:val="single" w:sz="18" w:space="4" w:color="1E4620"/>
+        </w:pBdr>
+        <w:shd w:val="clear" w:fill="F2F5FA"/>
+      </w:pPr>
+      <w:r>
+        <w:rPr>
+          <w:b w:val="0"/>
+        </w:rPr>
+        <w:t>第三个呢，就是做光明想。做光明想，你感觉呢就是很亮——身体（内外）都（想）怎么亮，然后变成眼睛的画面（光明的景象）。你可以这样做，做一下就会有点效果。</w:t>
+      </w:r>
+    </w:p>
+    <w:p>
+      <w:pPr>
+        <w:ind w:left="170"/>
+        <w:pBdr>
+          <w:left w:val="single" w:sz="18" w:space="4" w:color="1E4620"/>
+        </w:pBdr>
+        <w:shd w:val="clear" w:fill="F2F5FA"/>
+      </w:pPr>
+      <w:r>
+        <w:rPr>
+          <w:b w:val="0"/>
+        </w:rPr>
+        <w:t>第四个（方法）：如果你是习惯性昏沉、不是睡眠不好的人呢，在不是很冷的时候，坐在露天下也是有效的。</w:t>
+      </w:r>
+    </w:p>
+    <w:p>
+      <w:pPr>
+        <w:ind w:left="170"/>
+        <w:pBdr>
+          <w:left w:val="single" w:sz="18" w:space="4" w:color="1E4620"/>
+        </w:pBdr>
+        <w:shd w:val="clear" w:fill="F2F5FA"/>
+      </w:pPr>
+      <w:r>
+        <w:rPr>
+          <w:b w:val="0"/>
+        </w:rPr>
+        <w:t>第五个是结交善知识——对那种比较精进的人，你会受到他的影响；而且呢，他对于怎么去处理这种昏沉睡眠，有很多的建议和方法。</w:t>
+      </w:r>
+    </w:p>
+    <w:p>
+      <w:pPr>
+        <w:ind w:left="170"/>
+        <w:pBdr>
+          <w:left w:val="single" w:sz="18" w:space="4" w:color="1E4620"/>
+        </w:pBdr>
+        <w:shd w:val="clear" w:fill="F2F5FA"/>
+      </w:pPr>
+      <w:r>
+        <w:rPr>
+          <w:b w:val="0"/>
+        </w:rPr>
+        <w:t>第六个是（多作）有助于灭除昏沉睡眠的适当言论（原转写"失败言论"）——大家在一起讨论（怎么对治），也可以解决。</w:t>
+      </w:r>
+    </w:p>
+    <w:p>
+      <w:pPr>
+        <w:ind w:left="170"/>
+        <w:pBdr>
+          <w:left w:val="single" w:sz="18" w:space="4" w:color="1E4620"/>
+        </w:pBdr>
+        <w:shd w:val="clear" w:fill="F2F5FA"/>
+      </w:pPr>
+      <w:r>
+        <w:rPr>
+          <w:b w:val="0"/>
+        </w:rPr>
+        <w:t>〔00:28:12〕那我们在很多的书里面呢，提到佛陀教导目犍连尊者对治昏沉睡眠的八种方法，有的时候（说）七种方法。</w:t>
+      </w:r>
+    </w:p>
+    <w:p>
+      <w:r>
+        <w:rPr>
+          <w:b/>
+        </w:rPr>
+        <w:t>（二）掉举追悔盖的对治：六种灭除法（依据录音转写整理）</w:t>
+      </w:r>
+    </w:p>
+    <w:p>
+      <w:pPr>
+        <w:ind w:left="170"/>
+        <w:pBdr>
+          <w:left w:val="single" w:sz="18" w:space="4" w:color="1E4620"/>
+        </w:pBdr>
+        <w:shd w:val="clear" w:fill="F2F5FA"/>
+      </w:pPr>
+      <w:r>
+        <w:rPr>
+          <w:b w:val="0"/>
+        </w:rPr>
+        <w:t>〔00:34:28〕论书里面讲，有六种方法可以帮助灭除掉举和追悔：第一个，对于佛法有深入的认识；第二个是发问；第三个是了解戒律；第四个是跟长老而且行持戒律更有经验的人相处；第五是结交善知识；第六是（多作）有助于灭除掉举追悔的适当言论（原转写"失败言行"）。</w:t>
+      </w:r>
+    </w:p>
+    <w:p>
+      <w:pPr>
+        <w:ind w:left="170"/>
+        <w:pBdr>
+          <w:left w:val="single" w:sz="18" w:space="4" w:color="1E4620"/>
+        </w:pBdr>
+        <w:shd w:val="clear" w:fill="F2F5FA"/>
+      </w:pPr>
+      <w:r>
+        <w:rPr>
+          <w:b/>
         </w:rPr>
         <w:t>【本周朗读段 · 结束】</w:t>
       </w:r>
       <w:r>
         <w:rPr>
-          <w:sz w:val="21"/>
+          <w:b w:val="0"/>
         </w:rPr>
         <w:t>（以下为默读／选读／延伸内容，时间富余时再读）</w:t>
       </w:r>
     </w:p>
     <w:p>
       <w:pPr>
-        <w:spacing w:after="30" w:before="0"/>
-        <w:ind w:left="227" w:right="113"/>
-        <w:shd w:val="clear" w:color="auto" w:fill="F2F8F4"/>
+        <w:ind w:left="170"/>
         <w:pBdr>
-          <w:left w:val="single" w:sz="28" w:space="6" w:color="2E6B4F"/>
+          <w:left w:val="single" w:sz="18" w:space="4" w:color="1E4620"/>
         </w:pBdr>
-      </w:pPr>
-    </w:p>
-    <w:p>
-      <w:pPr>
-        <w:spacing w:after="30" w:before="0"/>
-        <w:ind w:left="227" w:right="113"/>
-        <w:shd w:val="clear" w:color="auto" w:fill="F2F8F4"/>
+        <w:shd w:val="clear" w:fill="F2F5FA"/>
+      </w:pPr>
+      <w:r>
+        <w:rPr>
+          <w:b w:val="0"/>
+        </w:rPr>
+        <w:t>〔00:34:53〕第一种方法，（义释）里面讲，对于学习一、二、三、四、五部（尼迦耶）——就是长部、中部、（增支部）、相应部、小部——这些意义和语法的人呢，掉举、追悔就会消失，因为通过（法义的）知识可以克服掉举。发问呢，是指在法上、或者在戒律上面哪些（地方）做得不当、有（疑问）的，你去请教，请教完了这个事情就不想了，也会消除。了解戒律和与更有经验的人相处呢，是去拜见和咨询僧团中具有（德行的）长老，通过拜见、请教，就去除掉这个追悔。结交善知识呢，是跟精通戒律、精通佛法、精通烦恼对治的这些人去交往。适当言论呢，就是我们大家都在一起讨论——"我就是没有办法从那里走出来，那我们就梳理一下"——通过梳理来化解掉我们的追悔。</w:t>
+      </w:r>
+    </w:p>
+    <w:p>
+      <w:r>
+        <w:rPr>
+          <w:b/>
+        </w:rPr>
+        <w:t>（三）贪欲盖的对治：不净观六法（出自补充资源E，依据录音转写整理）</w:t>
+      </w:r>
+    </w:p>
+    <w:p>
+      <w:pPr>
+        <w:ind w:left="170"/>
         <w:pBdr>
-          <w:left w:val="single" w:sz="28" w:space="6" w:color="2E6B4F"/>
+          <w:left w:val="single" w:sz="18" w:space="4" w:color="1E4620"/>
         </w:pBdr>
-      </w:pPr>
-      <w:r>
-        <w:rPr>
-          <w:sz w:val="21"/>
-        </w:rPr>
-        <w:t>〔00:11:39〕我们昨天讲到了，真正入禅呢，他要从欲界（种性）转向色界（种性）。就是你已经在这个层面上，你的心已经"出圈"了——从欲界心的圈，破圈到色界心的圈，用我们现代网络语言是这样来讲的。那么这个破圈呢，并不是你追求它破圈，它就能够破，而是靠累积：累积到一定程度时，它自然就破了。</w:t>
-      </w:r>
-    </w:p>
-    <w:p>
-      <w:pPr>
-        <w:spacing w:before="120" w:after="40"/>
-      </w:pPr>
-      <w:r>
-        <w:rPr>
-          <w:rFonts w:ascii="微软雅黑" w:hAnsi="微软雅黑"/>
+        <w:shd w:val="clear" w:fill="F2F5FA"/>
+      </w:pPr>
+      <w:r>
+        <w:rPr>
+          <w:b w:val="0"/>
+        </w:rPr>
+        <w:t>〔00:05:00〕舍离欲贪盖啊，大长老在《正念之道》里讲到了（去除欲贪的）六种方法：第一个，把持不净想——致力于修习不净相呢，就是你有贪的时候，你要看到那个贪的所缘的不净，（任何对象）都是不净的，（可以）深入地、经常地修习不净（观）。</w:t>
+      </w:r>
+    </w:p>
+    <w:p>
+      <w:pPr>
+        <w:ind w:left="170"/>
+        <w:pBdr>
+          <w:left w:val="single" w:sz="18" w:space="4" w:color="1E4620"/>
+        </w:pBdr>
+        <w:shd w:val="clear" w:fill="F2F5FA"/>
+      </w:pPr>
+      <w:r>
+        <w:rPr>
+          <w:b w:val="0"/>
+        </w:rPr>
+        <w:t>〔00:05:52〕（第二，）修行对食物的不净（不敬）；（第三，）对你喜爱的那些东西的不净（不敬）；（第四，）对自己身体的不净（不敬）、对他人身体的不净（不敬）。然后要守护根门——你特别喜欢的东西就不要看；（第五，）饮食知限量；（第六，）亲近善友，亲近少欲知足的善友，然后适当的言谈——适当言谈中就谈知足论、少欲论这样。</w:t>
+      </w:r>
+    </w:p>
+    <w:p>
+      <w:r>
+        <w:rPr>
+          <w:b w:val="0"/>
+        </w:rPr>
+        <w:t>【整理者注】括号中的"第二／第三／第四／第五／第六"序号为本整理者依义注通行的六法顺序（不净想、修不净观、守护根门、饮食知量、亲近善友、适当言谈）所加；原转写为连续口述未标序号，具体分段请以原录音为准。</w:t>
+      </w:r>
+    </w:p>
+    <w:p>
+      <w:r>
+        <w:rPr>
           <w:b/>
-          <w:color w:val="2E6B4F"/>
-          <w:sz w:val="24"/>
-        </w:rPr>
-        <w:t>（五）修心的本质（依据录音转写整理）</w:t>
-      </w:r>
-    </w:p>
-    <w:p>
-      <w:pPr>
-        <w:spacing w:after="30" w:before="0"/>
-        <w:ind w:left="227" w:right="113"/>
-        <w:shd w:val="clear" w:color="auto" w:fill="F2F8F4"/>
+        </w:rPr>
+        <w:t>（四）嗔恚盖的对治：慈心（简短提及，依据录音转写整理）</w:t>
+      </w:r>
+    </w:p>
+    <w:p>
+      <w:pPr>
+        <w:ind w:left="170"/>
         <w:pBdr>
-          <w:left w:val="single" w:sz="28" w:space="6" w:color="2E6B4F"/>
+          <w:left w:val="single" w:sz="18" w:space="4" w:color="1E4620"/>
         </w:pBdr>
-      </w:pPr>
-      <w:r>
-        <w:rPr>
-          <w:sz w:val="21"/>
-        </w:rPr>
-        <w:t>〔00:12:13〕修行也是这样。修行是修这些心——修我们所有的（心）。简单来讲，修行呢，就是修我们这三十八个心所：让这三十八个心所的素质得到提升，然后再把后面这个十四个不善心所彻底干掉。那就是修心——就是这样修。我们讲"净化其自心"，怎么净化呢？就是直接（对）心所（的）素质（做）提升和净化。</w:t>
-      </w:r>
-    </w:p>
-    <w:p>
-      <w:pPr>
-        <w:spacing w:after="30" w:before="0"/>
-        <w:ind w:left="227" w:right="113"/>
-        <w:shd w:val="clear" w:color="auto" w:fill="F2F8F4"/>
+        <w:shd w:val="clear" w:fill="F2F5FA"/>
+      </w:pPr>
+      <w:r>
+        <w:rPr>
+          <w:b w:val="0"/>
+        </w:rPr>
+        <w:t>〔00:11:05〕舍离嗔恚盖呢，佛陀在《增支部》里面讲到了（去除嗔恚的）五种办法：嗔心生起的时候，应当修慈，应当修悲，应当修舍；（要）不（去）注意（会）引起嗔恨的目标；思维众生都是自己业的主人、业的拥有者——这是五种（办法）来去除嗔恚。</w:t>
+      </w:r>
+    </w:p>
+    <w:p>
+      <w:pPr>
+        <w:ind w:left="170"/>
         <w:pBdr>
-          <w:left w:val="single" w:sz="28" w:space="6" w:color="2E6B4F"/>
+          <w:left w:val="single" w:sz="18" w:space="4" w:color="1E4620"/>
         </w:pBdr>
-      </w:pPr>
-    </w:p>
-    <w:p>
-      <w:pPr>
-        <w:spacing w:after="30" w:before="0"/>
-        <w:ind w:left="227" w:right="113"/>
-        <w:shd w:val="clear" w:color="auto" w:fill="F2F8F4"/>
+        <w:shd w:val="clear" w:fill="F2F5FA"/>
+      </w:pPr>
+      <w:r>
+        <w:rPr>
+          <w:b w:val="0"/>
+        </w:rPr>
+        <w:t>〔00:16:23〕慈心，在我们心所里面就是无嗔心所；无嗔心所呢，就是去除嗔的这个有效的方法——慈跟嗔是对立的。</w:t>
+      </w:r>
+    </w:p>
+    <w:p>
+      <w:r>
+        <w:rPr>
+          <w:b w:val="0"/>
+        </w:rPr>
+        <w:t>（编注：慈心禅完整修习见读书会02·慈心禅读书会资料包，本讲只把慈心作为"对治嗔恚的方法之一"简短提及。）</w:t>
+      </w:r>
+    </w:p>
+    <w:p>
+      <w:r>
+        <w:rPr>
+          <w:b/>
+        </w:rPr>
+        <w:t>◈扩展段落</w:t>
+      </w:r>
+      <w:r>
+        <w:rPr>
+          <w:b w:val="0"/>
+        </w:rPr>
+        <w:t>（可选）</w:t>
+      </w:r>
+    </w:p>
+    <w:p>
+      <w:r>
+        <w:rPr>
+          <w:b/>
+        </w:rPr>
+        <w:t>（一）昏沉睡眠的成因：不如理作意"无聊等法"（依据录音转写整理）</w:t>
+      </w:r>
+    </w:p>
+    <w:p>
+      <w:pPr>
+        <w:ind w:left="170"/>
         <w:pBdr>
-          <w:left w:val="single" w:sz="28" w:space="6" w:color="2E6B4F"/>
+          <w:left w:val="single" w:sz="18" w:space="4" w:color="1E4620"/>
         </w:pBdr>
-      </w:pPr>
-      <w:r>
-        <w:rPr>
-          <w:sz w:val="21"/>
-        </w:rPr>
-        <w:t>〔00:12:43〕所以修行呢，如果我们只是概念上说"哎呀，你不要分别啦，要慈悲啦，要对别人要好啦"——当然对，但是怎么好？你不给他分清楚的时候，有时候你就不好。你分不清楚什么是善心、什么是不善心的时候，我们经常会好心办坏事：我们觉得好的东西硬塞给人家，其实（对他）就是不好。</w:t>
-      </w:r>
-    </w:p>
-    <w:p>
-      <w:pPr>
-        <w:spacing w:after="30" w:before="0"/>
-        <w:ind w:left="227" w:right="113"/>
-        <w:shd w:val="clear" w:color="auto" w:fill="F2F8F4"/>
+        <w:shd w:val="clear" w:fill="F2F5FA"/>
+      </w:pPr>
+      <w:r>
+        <w:rPr>
+          <w:b w:val="0"/>
+        </w:rPr>
+        <w:t>〔00:18:26〕注疏里面讲呢，为什么（会）昏沉睡眠呢？就是不如理作意这个无聊等法。无聊呢，是指不满意呀、松散呀、身心松散——那这个造成身体的懈怠、身体的怠惰；身体软弱无力呢，是在起身的动作里迟钝；用餐后昏睡呢，是食用饮食后的昏沉；心的软弱呢，称为心昏沉。那么时常不如理作意这些法呢，就会产生昏沉和睡眠。</w:t>
+      </w:r>
+    </w:p>
+    <w:p>
+      <w:pPr>
+        <w:ind w:left="170"/>
         <w:pBdr>
-          <w:left w:val="single" w:sz="28" w:space="6" w:color="2E6B4F"/>
+          <w:left w:val="single" w:sz="18" w:space="4" w:color="1E4620"/>
         </w:pBdr>
-      </w:pPr>
-    </w:p>
-    <w:p>
-      <w:pPr>
-        <w:spacing w:after="30" w:before="0"/>
-        <w:ind w:left="227" w:right="113"/>
-        <w:shd w:val="clear" w:color="auto" w:fill="F2F8F4"/>
+        <w:shd w:val="clear" w:fill="F2F5FA"/>
+      </w:pPr>
+      <w:r>
+        <w:rPr>
+          <w:b w:val="0"/>
+        </w:rPr>
+        <w:t>〔00:19:20〕比如说呢，觉得身体挺乏的，你觉得说稍微躺一躺是对身体的温存呢，就很容易（睡着）——比如讲，我现在要躺一躺，那你就睡着了。那你假如说"我剩余时间不多了"，你（就）不（去）闭眼，那就不会睡着了。所以睡够了就可以了，剩下都是属于怠惰的那种，才会导致昏沉睡眠。</w:t>
+      </w:r>
+    </w:p>
+    <w:p>
+      <w:pPr>
+        <w:ind w:left="170"/>
         <w:pBdr>
-          <w:left w:val="single" w:sz="28" w:space="6" w:color="2E6B4F"/>
+          <w:left w:val="single" w:sz="18" w:space="4" w:color="1E4620"/>
         </w:pBdr>
-      </w:pPr>
-      <w:r>
-        <w:rPr>
-          <w:sz w:val="21"/>
-        </w:rPr>
-        <w:t>〔00:13:12〕我们经常讲"你会不会说话"——像佛陀一样的说话才是正确的，说正确的话。但我们大部分的人呢，只是喜欢说"正确的话"，就讲道理了：讲道理都是正确的，但是别人不见得听得进去。那我们说"想说话"和"有话说"不一样：我们大部分人都是想说话，叭叭叭叭叭地想说话；"有话说"是想好了、怎么说别人能够明白，这个才是"有话说"。那这些都是跟我们的心的素质有关。所以我们必须明白心它是怎么样的一种素质，这些是很基础的。</w:t>
-      </w:r>
-    </w:p>
-    <w:p>
-      <w:pPr>
-        <w:pStyle w:val="Heading2"/>
-      </w:pPr>
-      <w:r>
-        <w:t>💬 第一轮分享（10 min）</w:t>
-      </w:r>
-    </w:p>
-    <w:p>
-      <w:pPr>
-        <w:spacing w:after="30" w:before="0"/>
-        <w:ind w:left="227" w:right="113"/>
-        <w:shd w:val="clear" w:color="auto" w:fill="F2F8F4"/>
+        <w:shd w:val="clear" w:fill="F2F5FA"/>
+      </w:pPr>
+      <w:r>
+        <w:rPr>
+          <w:b w:val="0"/>
+        </w:rPr>
+        <w:t>〔00:19:45〕饮食也是（一因），经常（吃多了）很明显。所以佛陀讲呢，时常不如理作意无聊、倦怠、身体的软弱无力、用餐后的昏睡及心的软弱，是产生新的昏沉和睡眠之因，也是导致现有的昏沉与睡眠增长、增强之因。</w:t>
+      </w:r>
+    </w:p>
+    <w:p>
+      <w:pPr>
+        <w:ind w:left="170"/>
         <w:pBdr>
-          <w:left w:val="single" w:sz="28" w:space="6" w:color="2E6B4F"/>
+          <w:left w:val="single" w:sz="18" w:space="4" w:color="1E4620"/>
         </w:pBdr>
-      </w:pPr>
-      <w:r>
-        <w:rPr>
-          <w:sz w:val="21"/>
+        <w:shd w:val="clear" w:fill="F2F5FA"/>
+      </w:pPr>
+      <w:r>
+        <w:rPr>
+          <w:b w:val="0"/>
+        </w:rPr>
+        <w:t>〔00:20:13〕那这个（也）包括我们现在禅修的时候，对禅修业处缺乏兴趣，觉得无聊、没有快乐，甚至有些怀疑——怀疑的时候心就摇摆，摇摆的时候就觉得没有兴趣，没有兴趣就觉得无聊，就迷茫着，就在睡觉（这几者是有关联的）。</w:t>
+      </w:r>
+    </w:p>
+    <w:p>
+      <w:r>
+        <w:rPr>
+          <w:b/>
+        </w:rPr>
+        <w:t>（二）掉举追悔的定义、成因与"最没有用的不善法"（依据录音转写整理）</w:t>
+      </w:r>
+    </w:p>
+    <w:p>
+      <w:pPr>
+        <w:ind w:left="170"/>
+        <w:pBdr>
+          <w:left w:val="single" w:sz="18" w:space="4" w:color="1E4620"/>
+        </w:pBdr>
+        <w:shd w:val="clear" w:fill="F2F5FA"/>
+      </w:pPr>
+      <w:r>
+        <w:rPr>
+          <w:b w:val="0"/>
+        </w:rPr>
+        <w:t>〔00:30:57〕注疏解释：掉举、追悔呢，我们看心所的话，是两个不同的心所——掉举心所是掉举心所，追悔心所是追悔心所。但是由于对已造恶业、（应作）未造善业的追悔，以及心散乱不宁静，其相很相像——（心）就跑来跑去，很不能安定，所以都被称为"内心的扰动"，所以他们两个合在一起（为一盖）。对于内心扰乱（而）不如理作意，会导致掉举、追悔生起——内心的扰乱是指心的这种波动、激动。佛陀讲说，时常对内心不如理作意，导致新的掉举和追悔生起，以及导致已生起的掉举追悔增长和增强。</w:t>
+      </w:r>
+    </w:p>
+    <w:p>
+      <w:pPr>
+        <w:ind w:left="170"/>
+        <w:pBdr>
+          <w:left w:val="single" w:sz="18" w:space="4" w:color="1E4620"/>
+        </w:pBdr>
+        <w:shd w:val="clear" w:fill="F2F5FA"/>
+      </w:pPr>
+      <w:r>
+        <w:rPr>
+          <w:b w:val="0"/>
+        </w:rPr>
+        <w:t>〔00:32:07〕佛陀也讲说，通过如理作意、轻安或者定，能够防止新的掉举和追悔生起，（这）也是灭除已生起的掉举和追悔之因。</w:t>
+      </w:r>
+    </w:p>
+    <w:p>
+      <w:pPr>
+        <w:ind w:left="170"/>
+        <w:pBdr>
+          <w:left w:val="single" w:sz="18" w:space="4" w:color="1E4620"/>
+        </w:pBdr>
+        <w:shd w:val="clear" w:fill="F2F5FA"/>
+      </w:pPr>
+      <w:r>
+        <w:rPr>
+          <w:b w:val="0"/>
+        </w:rPr>
+        <w:t>〔00:32:35〕追悔心所（kukkucca，原转写"姑姑家"）的时候（我们）讲过：追悔的意思呢，是说有一些已经做的、本来不应该做的（恶法）你去做了，以及本来应该做的（善法）你没有做——它是特指这两种。比如说，"这个家伙，我当时没有狠狠地揍你一顿，真的很后悔"——那这种后悔不叫追悔，（只）是纯粹的懊恼。所以追悔呢，就是指应该做的善法没有做、不应该做的恶法却去做了。</w:t>
+      </w:r>
+    </w:p>
+    <w:p>
+      <w:pPr>
+        <w:ind w:left="170"/>
+        <w:pBdr>
+          <w:left w:val="single" w:sz="18" w:space="4" w:color="1E4620"/>
+        </w:pBdr>
+        <w:shd w:val="clear" w:fill="F2F5FA"/>
+      </w:pPr>
+      <w:r>
+        <w:rPr>
+          <w:b w:val="0"/>
+        </w:rPr>
+        <w:t>〔00:33:39〕佛陀说，这个追悔呢，是所有的不善法里面最没有用的一种不善法。为什么这么讲呢？比如说（贪欲），它还会激发你的动力，你还会去努力；那么其他的（不善法）还会有点（"作用"）……而追悔呢，它就不断自责——是对着自己干，天天折腾自己。所以（佛陀）说，这种不善法就是所有不善法最没有用的。</w:t>
+      </w:r>
+    </w:p>
+    <w:p>
+      <w:r>
+        <w:rPr>
+          <w:b/>
+        </w:rPr>
+        <w:t>（三）掉举者的日常调整（依据录音转写整理）</w:t>
+      </w:r>
+    </w:p>
+    <w:p>
+      <w:pPr>
+        <w:ind w:left="170"/>
+        <w:pBdr>
+          <w:left w:val="single" w:sz="18" w:space="4" w:color="1E4620"/>
+        </w:pBdr>
+        <w:shd w:val="clear" w:fill="F2F5FA"/>
+      </w:pPr>
+      <w:r>
+        <w:rPr>
+          <w:b w:val="0"/>
+        </w:rPr>
+        <w:t>〔00:37:19〕对于掉举的人呢，我们应该怎么做呢？其实呢，掉举——平常很散乱的人，他的主要原因呢，其实就是平常的习惯不好。比如说他去洗头发（都要想很多）、每天找人说说话就抓心挠肺，这样的人就容易掉举。然后平常呢想得太多、目标太多，这个心比天高，恨不得同时做八个生意，这样一个人，那他一定（容易）掉举。然后（别人）一个眼神一句话，你就想很多、想很久，（也容易掉举）。再一个呢，就是活得很琐碎——假如没有生命目标，婆婆妈妈的、很琐碎的人，也很容易掉举，一心多用。再一个呢，就是没有安全感的人、安全感很缺失的人，他也容易掉举，因为他有各种（抓取）。</w:t>
+      </w:r>
+    </w:p>
+    <w:p>
+      <w:pPr>
+        <w:ind w:left="170"/>
+        <w:pBdr>
+          <w:left w:val="single" w:sz="18" w:space="4" w:color="1E4620"/>
+        </w:pBdr>
+        <w:shd w:val="clear" w:fill="F2F5FA"/>
+      </w:pPr>
+      <w:r>
+        <w:rPr>
+          <w:b w:val="0"/>
+        </w:rPr>
+        <w:t>〔00:38:48〕所以我们要看到你属于哪一类呢？那就要根据这个原因，着力地去调整、去对治。然后平常的时候加强练习——为什么把正念正知的训练放在第一个呢？日常的正念正知的训练，（是）有效对治这个掉举的非常重要的（基础）方法。这个（基础）如果（没）起来，你想有效对治它是不容易的。再一个呢，就是看清楚这些以后呢，明确我们的生命目标是什么。一个致力于高远目标的人，他是不容易追悔、掉举的，因为他没有时间搞这些（琐碎的）——鸡毛蒜皮、婆婆妈妈，因为他有很多重要的事情要做。</w:t>
+      </w:r>
+    </w:p>
+    <w:p>
+      <w:pPr>
+        <w:ind w:left="170"/>
+        <w:pBdr>
+          <w:left w:val="single" w:sz="18" w:space="4" w:color="1E4620"/>
+        </w:pBdr>
+        <w:shd w:val="clear" w:fill="F2F5FA"/>
+      </w:pPr>
+      <w:r>
+        <w:rPr>
+          <w:b w:val="0"/>
+        </w:rPr>
+        <w:t>〔00:39:42〕所以人呢，要活得志向高远一点（原转写"志，想要高稳一点"）。哪怕呢，你觉得这个超过了我们的能力——谁知道你不会实现呢？万一哪一天你会实现呢？不要（小看）自己。</w:t>
+      </w:r>
+    </w:p>
+    <w:p>
+      <w:r>
+        <w:rPr>
+          <w:b/>
+        </w:rPr>
+        <w:t>（四）疑盖：实修验证与善知识（依据录音转写整理）</w:t>
+      </w:r>
+    </w:p>
+    <w:p>
+      <w:pPr>
+        <w:ind w:left="170"/>
+        <w:pBdr>
+          <w:left w:val="single" w:sz="18" w:space="4" w:color="1E4620"/>
+        </w:pBdr>
+        <w:shd w:val="clear" w:fill="F2F5FA"/>
+      </w:pPr>
+      <w:r>
+        <w:rPr>
+          <w:b w:val="0"/>
+        </w:rPr>
+        <w:t>〔00:47:45〕比如说呢，我们经常听到："听说你们能看到名色法，是不是想出来的？""没见过的东西，怎么（可能看到）呢？就没有那个水平（吧）。"……那（你觉得）"想出来的"这个东西的破除呢，就是你真的要去实修，你才会知道；你不去实修就不会知道。……那你去修，你就知道了。</w:t>
+      </w:r>
+    </w:p>
+    <w:p>
+      <w:pPr>
+        <w:ind w:left="170"/>
+        <w:pBdr>
+          <w:left w:val="single" w:sz="18" w:space="4" w:color="1E4620"/>
+        </w:pBdr>
+        <w:shd w:val="clear" w:fill="F2F5FA"/>
+      </w:pPr>
+      <w:r>
+        <w:rPr>
+          <w:b w:val="0"/>
+        </w:rPr>
+        <w:t>〔00:48:59〕那一个法，你学习了，那你要不要怀疑呢？按照佛陀（的教导），你就（先去）确定它是善法还是不善法、是该指责的还是不可指责的、是可以修行的还是不可以修行的、是卑劣的还是高尚的、是邪恶的还是（有功德的）、能不能带来利益？——那就先做做看呗，先不怀疑。因为只要开始怀疑，你就修不下去，你就不可能修了。</w:t>
+      </w:r>
+    </w:p>
+    <w:p>
+      <w:pPr>
+        <w:ind w:left="170"/>
+        <w:pBdr>
+          <w:left w:val="single" w:sz="18" w:space="4" w:color="1E4620"/>
+        </w:pBdr>
+        <w:shd w:val="clear" w:fill="F2F5FA"/>
+      </w:pPr>
+      <w:r>
+        <w:rPr>
+          <w:b w:val="0"/>
+        </w:rPr>
+        <w:t>〔00:51:04〕第二个（方法）呢，就是（多）去请教有关佛法僧的问题，然后确立、了解，对于佛法僧的真实性（生）起信心。那对佛法僧的真实性（生）信心呢，我们在学信心的时候都知道，信的因就是信本身——就是你要增强信心，在佛法的角度，信心不是说给你讲了你就信，而是你要去实践。所以我们（一直）跟大家讲：你一定要把法运用到你的生活上，运用到对治我们的烦恼上；如果你不能（实践）、（不能）体会到清净快乐的修行的话，你就不能够证得真实的信——那个信呢，就是迷信。（只是）一（听）这个事情就很感动，那个感动形成的信呢，那（还不一定）是（真）信。但是你修慈心呢，你觉得内心的（郁结）干净了、（解开了）——那你就知道慈心这个（禅）法是能解决内心（郁结）的问题，那你就信任了。（只）是感动的话——你看电视剧，你也感动，你也哭，有的人就喜欢哭（那不算）。</w:t>
+      </w:r>
+    </w:p>
+    <w:p>
+      <w:pPr>
+        <w:ind w:left="170"/>
+        <w:pBdr>
+          <w:left w:val="single" w:sz="18" w:space="4" w:color="1E4620"/>
+        </w:pBdr>
+        <w:shd w:val="clear" w:fill="F2F5FA"/>
+      </w:pPr>
+      <w:r>
+        <w:rPr>
+          <w:b w:val="0"/>
+        </w:rPr>
+        <w:t>〔01:02:14〕其实呢，在我们禅修的时候呢，疑盖呢，最容易现出来的是对法的疑和对自己的疑。那为什么我们会控制、会抓取、会有期待？就是你不相信法（会）自然运作的。就是你只要老老实实地、如实地、自然地、轻松地对着这个业处，它就是最快的，这就是最洁净的、最好的方式。但是呢，你就觉得有可能（再）努个力、抓一把、逼一下，这个能更好——那这其实呢，就是你对法有疑。然后呢，对自己太自信、对自我看得太重的时候，就对佛法僧三宝不敢交出去——你不能够把自己交给法去自然运作，这是一种疑。再下来呢，就是你如果是搞不定的时候开始怀疑自己——"这肯定不行啊，就完蛋了"……（动辄说）业障（深重）……其他的我们就称为盖，对了，你去除盖就可以了，没有那么多"障"。所以这个对自己不要怀疑。那对于老师的怀疑呢，就是你看他教的有没有一点效果，有点效果的呢，就先修习这个，不要老怀疑——老怀疑你天天拣，你拣不过来。</w:t>
+      </w:r>
+    </w:p>
+    <w:p>
+      <w:r>
+        <w:rPr>
+          <w:b/>
+        </w:rPr>
+        <w:t>（五）平衡五根五力与七觉支（出自补充资源E，依据录音转写整理）</w:t>
+      </w:r>
+    </w:p>
+    <w:p>
+      <w:pPr>
+        <w:ind w:left="170"/>
+        <w:pBdr>
+          <w:left w:val="single" w:sz="18" w:space="4" w:color="1E4620"/>
+        </w:pBdr>
+        <w:shd w:val="clear" w:fill="F2F5FA"/>
+      </w:pPr>
+      <w:r>
+        <w:rPr>
+          <w:b w:val="0"/>
+        </w:rPr>
+        <w:t>〔00:42:42〕五根对治五盖呢：信根和慧根可以对治疑盖——信跟疑就（是）一对。定根呢可以对治贪盖和掉举追悔盖；精进根呢，可以对治昏沉睡眠盖。但定根跟精进根也要平衡——定和慧要一同修，（根与根之间）也要平衡。当然念根呢，它同样是适合所有的情况。那一般来讲，（某）根较弱的人呢，把那（相应）根调得高一些是比较恰当的。</w:t>
+      </w:r>
+    </w:p>
+    <w:p>
+      <w:r>
+        <w:rPr>
+          <w:b w:val="0"/>
+        </w:rPr>
+        <w:t>【整理者注】此段原转写把"五根／五力／五神足"与"（禅支）一境性、喜、勤、乐、舍对五盖"两套对应混排在一起；两套配对在注疏传统中各有出处，因转写混乱，照录整理如上，请核对原录音与《清净道论》后再引用。</w:t>
+      </w:r>
+    </w:p>
+    <w:p>
+      <w:pPr>
+        <w:ind w:left="170"/>
+        <w:pBdr>
+          <w:left w:val="single" w:sz="18" w:space="4" w:color="1E4620"/>
+        </w:pBdr>
+        <w:shd w:val="clear" w:fill="F2F5FA"/>
+      </w:pPr>
+      <w:r>
+        <w:rPr>
+          <w:b w:val="0"/>
+        </w:rPr>
+        <w:t>〔00:40:20〕七觉支对治五盖（与）五根五力对治五盖：按照论师的说法呢，念觉支呢，它是适合于对治一切的盖——或者说呢，如果没有念觉支，你根本看不到盖。那么精进觉支可以对治昏沉睡眠盖；择法觉支呢，也可以对治昏沉睡眠盖；喜觉支呢，也可以对治昏沉睡眠盖——这就是策励心（原转写"侧离心"）。然后七觉支的另外（一组）——轻安觉支、定觉支、舍觉支呢，就是对治掉举追悔盖（的，即安息心）。</w:t>
+      </w:r>
+    </w:p>
+    <w:p>
+      <w:pPr>
+        <w:ind w:left="170"/>
+        <w:pBdr>
+          <w:left w:val="single" w:sz="18" w:space="4" w:color="1E4620"/>
+        </w:pBdr>
+        <w:shd w:val="clear" w:fill="F2F5FA"/>
+      </w:pPr>
+      <w:r>
+        <w:rPr>
+          <w:b w:val="0"/>
+        </w:rPr>
+        <w:t>〔00:41:25〕（实践：）你到了（运用）七觉支这个阶段的时候，出现妄念呢，一般我建议就是你要看一下：你的妄念起来的时候，是因为躁动而产生的妄念，还是因为沉滞而造成的妄念。如果（是躁动），你把那一件事舍掉，提升一下轻安觉支，心就平静下来；如果觉得心是沉滞而造成（的妄念）呢，你就（要提起精进、择法、喜觉支策励，然后再）舍（入定）。</w:t>
+      </w:r>
+    </w:p>
+    <w:p>
+      <w:r>
+        <w:rPr>
+          <w:b/>
+          <w:color w:val="1E4620"/>
+          <w:sz w:val="23"/>
+        </w:rPr>
+        <w:t>原文材料③：动态清理的实践</w:t>
+      </w:r>
+    </w:p>
+    <w:p>
+      <w:r>
+        <w:rPr>
+          <w:b/>
+        </w:rPr>
+        <w:t>★核心段落</w:t>
+      </w:r>
+      <w:r>
+        <w:rPr>
+          <w:b w:val="0"/>
+        </w:rPr>
+        <w:t>（必读）</w:t>
+      </w:r>
+    </w:p>
+    <w:p>
+      <w:r>
+        <w:rPr>
+          <w:b/>
+        </w:rPr>
+        <w:t>"智慧动态识别并及时清理五盖"的实践要领（依据录音转写整理）</w:t>
+      </w:r>
+    </w:p>
+    <w:p>
+      <w:pPr>
+        <w:ind w:left="170"/>
+        <w:pBdr>
+          <w:left w:val="single" w:sz="18" w:space="4" w:color="1E4620"/>
+        </w:pBdr>
+        <w:shd w:val="clear" w:fill="F2F5FA"/>
+      </w:pPr>
+      <w:r>
+        <w:rPr>
+          <w:b w:val="0"/>
+        </w:rPr>
+        <w:t>〔00:54:29〕我们昨天有个同学讲，说"我没什么五盖，是不是就不用（清理）了？"——五盖要阿罗汉才会（完全）除息，阿罗汉（才）不会有五盖。我就举一个例子：（有人）在一个群里面，他就一个（禅那）都没有（证得），为什么呢？因为在群里就会有比较，为什么要比较？因为有慢，因为有贪就有盖，所以他要搞各种名堂。</w:t>
+      </w:r>
+    </w:p>
+    <w:p>
+      <w:pPr>
+        <w:ind w:left="170"/>
+        <w:pBdr>
+          <w:left w:val="single" w:sz="18" w:space="4" w:color="1E4620"/>
+        </w:pBdr>
+        <w:shd w:val="clear" w:fill="F2F5FA"/>
+      </w:pPr>
+      <w:r>
+        <w:rPr>
+          <w:b w:val="0"/>
+        </w:rPr>
+        <w:t>〔00:55:18〕当我们清理五盖呢，要记住，清理五盖不是一劳永逸的事情。清理五盖呢，就用我们现在这个防疫的一句话，叫</w:t>
+      </w:r>
+      <w:r>
+        <w:rPr>
+          <w:b/>
+        </w:rPr>
+        <w:t>动态清理</w:t>
+      </w:r>
+      <w:r>
+        <w:rPr>
+          <w:b w:val="0"/>
+        </w:rPr>
+        <w:t>——所以要及时地发现、及时清理，是这样的过程，那你不能躺平。那但是呢，你如果你说"我不躺平，我跟他干"，那又是嗔恚盖了——嗔恚盖是解决不了（五）盖的。你只有智慧地面对五盖，才能够把它彻底清除好。</w:t>
+      </w:r>
+    </w:p>
+    <w:p>
+      <w:r>
+        <w:rPr>
+          <w:b/>
+        </w:rPr>
+        <w:t>◈扩展段落</w:t>
+      </w:r>
+      <w:r>
+        <w:rPr>
+          <w:b w:val="0"/>
+        </w:rPr>
+        <w:t>（可选）</w:t>
+      </w:r>
+    </w:p>
+    <w:p>
+      <w:r>
+        <w:rPr>
+          <w:b/>
+        </w:rPr>
+        <w:t>作业：生命回顾（动态清理的入手处）</w:t>
+      </w:r>
+    </w:p>
+    <w:p>
+      <w:pPr>
+        <w:ind w:left="170"/>
+        <w:pBdr>
+          <w:left w:val="single" w:sz="18" w:space="4" w:color="1E4620"/>
+        </w:pBdr>
+        <w:shd w:val="clear" w:fill="F2F5FA"/>
+      </w:pPr>
+      <w:r>
+        <w:rPr>
+          <w:b w:val="0"/>
+        </w:rPr>
+        <w:t>作业：生命回顾</w:t>
+      </w:r>
+    </w:p>
+    <w:p>
+      <w:r>
+        <w:rPr>
+          <w:b w:val="0"/>
+        </w:rPr>
+        <w:t>（编注：此为《止观前行实修营8-舍离五盖1》课件结尾布置的作业标题，素材整理者标注其为"动态清理的入手处"——即回顾自己的生命：过去的余势与今生环境加上来的"壳"，看见自己的盖从哪里来。）</w:t>
+      </w:r>
+    </w:p>
+    <w:p>
+      <w:r>
+        <w:rPr>
+          <w:b/>
+          <w:color w:val="1E4620"/>
+          <w:sz w:val="26"/>
+        </w:rPr>
+        <w:t>💬 第二轮分享（10 min）</w:t>
+      </w:r>
+    </w:p>
+    <w:p>
+      <w:pPr>
+        <w:ind w:left="170"/>
+        <w:pBdr>
+          <w:left w:val="single" w:sz="18" w:space="4" w:color="1E4620"/>
+        </w:pBdr>
+        <w:shd w:val="clear" w:fill="F2F5FA"/>
+      </w:pPr>
+      <w:r>
+        <w:rPr>
+          <w:b w:val="0"/>
         </w:rPr>
         <w:t>每人轮流分享：「最触动我的一句话／一个观点是什么？」（不评论他人）</w:t>
       </w:r>
     </w:p>
     <w:p>
       <w:pPr>
-        <w:spacing w:after="30" w:before="0"/>
-        <w:ind w:left="227" w:right="113"/>
-        <w:shd w:val="clear" w:color="auto" w:fill="F2F8F4"/>
+        <w:ind w:left="170"/>
         <w:pBdr>
-          <w:left w:val="single" w:sz="28" w:space="6" w:color="2E6B4F"/>
+          <w:left w:val="single" w:sz="18" w:space="4" w:color="1E4620"/>
         </w:pBdr>
-      </w:pPr>
-      <w:r>
-        <w:rPr>
-          <w:sz w:val="21"/>
+        <w:shd w:val="clear" w:fill="F2F5FA"/>
+      </w:pPr>
+      <w:r>
+        <w:rPr>
+          <w:b w:val="0"/>
         </w:rPr>
         <w:t>时间紧时每人一句话即可。</w:t>
       </w:r>
     </w:p>
     <w:p>
-      <w:pPr>
-        <w:pStyle w:val="Heading2"/>
-      </w:pPr>
-      <w:r>
-        <w:t>🎯 第一轮主题讨论（10 min）</w:t>
-      </w:r>
-    </w:p>
-    <w:p>
       <w:r>
         <w:rPr>
           <w:b/>
+          <w:color w:val="1E4620"/>
+          <w:sz w:val="26"/>
+        </w:rPr>
+        <w:t>🎯 第二轮主题讨论（10 min）</w:t>
+      </w:r>
+    </w:p>
+    <w:p>
+      <w:r>
+        <w:rPr>
+          <w:b/>
         </w:rPr>
         <w:t>讨论问题（按优先级）</w:t>
       </w:r>
       <w:r>
+        <w:rPr>
+          <w:b w:val="0"/>
+        </w:rPr>
         <w:t>：</w:t>
       </w:r>
     </w:p>
@@ -2035,7 +3840,10 @@
         <w:t>问题①（★必答，时间不够时只讨论这个）</w:t>
       </w:r>
       <w:r>
-        <w:t>：打坐时看到光、看到亮，应该去追吗？（提示：回到材料①的原文——"当禅相初次出现时，它很容易消失。只要他持续地专念于呼吸……当禅相与呼吸结合，并且其心自然地固定在禅相上时，他就无需再注意呼吸，而只专注禅相。"可以请大家先把这段读一遍，再说说各自的理解。）</w:t>
+        <w:rPr>
+          <w:b w:val="0"/>
+        </w:rPr>
+        <w:t>：五盖——欲贪、嗔恚、昏沉睡眠、掉举追悔、疑——哪一个在你禅修时最常出现？它平时在生活里以什么样子出现？（比如刷手机停不下来、饭后的困、对某个人反复的气、睡前反复的自责……不评判，只是把它认出来。）</w:t>
       </w:r>
     </w:p>
     <w:p>
@@ -2049,7 +3857,10 @@
         <w:t>问题②（◈选答）</w:t>
       </w:r>
       <w:r>
-        <w:t>：五禅支——寻、伺、喜、乐、一境性——你在禅修（或做事）中最有体会的是哪一支？可以用材料③里"蜜蜂采花蜜"的比喻说说看。</w:t>
+        <w:rPr>
+          <w:b w:val="0"/>
+        </w:rPr>
+        <w:t>：义注把五盖比作债务、疾病、囚禁、奴隶、荒漠——哪一个比喻最触动你？你觉得，为什么把盖比作那个？</w:t>
       </w:r>
     </w:p>
     <w:p>
@@ -2063,3461 +3874,845 @@
         <w:t>问题③（◈选答，时间富余或大家感兴趣时讨论）</w:t>
       </w:r>
       <w:r>
-        <w:t>：尊者说，学拿筷子、学说话、学走路都要一年，还提醒警惕"高智商综合症"，要"目标高远、深深海底行"。对照自己：在禅修或生活中，你有哪些急功近利的时刻？打算怎么调整？（可用"📚 扩展内容包·扩展一"的段落1先读原文再讨论。）</w:t>
-      </w:r>
-    </w:p>
-    <w:p>
-      <w:pPr>
-        <w:spacing w:after="30" w:before="0"/>
-        <w:ind w:left="227" w:right="113"/>
-        <w:shd w:val="clear" w:color="auto" w:fill="F2F8F4"/>
+        <w:rPr>
+          <w:b w:val="0"/>
+        </w:rPr>
+        <w:t>："动态清理"——及时识别、如理作意、用对治的方法替代。对照材料②的逐盖对治方法，你打算从哪一盖开始练？用哪个方法？</w:t>
+      </w:r>
+    </w:p>
+    <w:p>
+      <w:pPr>
+        <w:ind w:left="170"/>
         <w:pBdr>
-          <w:left w:val="single" w:sz="28" w:space="6" w:color="2E6B4F"/>
+          <w:left w:val="single" w:sz="18" w:space="4" w:color="1E4620"/>
         </w:pBdr>
+        <w:shd w:val="clear" w:fill="F2F5FA"/>
       </w:pPr>
       <w:r>
         <w:rPr>
           <w:b/>
-          <w:sz w:val="21"/>
         </w:rPr>
         <w:t>分层追问</w:t>
       </w:r>
       <w:r>
         <w:rPr>
-          <w:sz w:val="21"/>
+          <w:b w:val="0"/>
         </w:rPr>
         <w:t>（可视时间取用，由浅入深）：</w:t>
       </w:r>
     </w:p>
     <w:p>
       <w:pPr>
-        <w:spacing w:after="30" w:before="0"/>
-        <w:ind w:left="227" w:right="113"/>
-        <w:shd w:val="clear" w:color="auto" w:fill="F2F8F4"/>
+        <w:ind w:left="170"/>
         <w:pBdr>
-          <w:left w:val="single" w:sz="28" w:space="6" w:color="2E6B4F"/>
+          <w:left w:val="single" w:sz="18" w:space="4" w:color="1E4620"/>
         </w:pBdr>
-      </w:pPr>
-      <w:r>
-        <w:rPr>
-          <w:sz w:val="21"/>
-        </w:rPr>
-        <w:t>- 【现象】呼吸变浅变细的时候，你能不能分辨出它还在，还是已经快要察觉不到它了？</w:t>
-      </w:r>
-    </w:p>
-    <w:p>
-      <w:pPr>
-        <w:spacing w:after="30" w:before="0"/>
-        <w:ind w:left="227" w:right="113"/>
-        <w:shd w:val="clear" w:color="auto" w:fill="F2F8F4"/>
+        <w:shd w:val="clear" w:fill="F2F5FA"/>
+      </w:pPr>
+      <w:r>
+        <w:rPr>
+          <w:b w:val="0"/>
+        </w:rPr>
+        <w:t>- 【现象】最近坐中，最常来找你的是哪一种——想要什么、烦躁、昏沉、散乱，还是犹豫不决？</w:t>
+      </w:r>
+    </w:p>
+    <w:p>
+      <w:pPr>
+        <w:ind w:left="170"/>
         <w:pBdr>
-          <w:left w:val="single" w:sz="28" w:space="6" w:color="2E6B4F"/>
+          <w:left w:val="single" w:sz="18" w:space="4" w:color="1E4620"/>
         </w:pBdr>
-      </w:pPr>
-      <w:r>
-        <w:rPr>
-          <w:sz w:val="21"/>
-        </w:rPr>
-        <w:t>- 【影响】当心稍微静下来，你有没有过一瞬光亮、清凉或平静冒出来，随后又悄悄消失？</w:t>
-      </w:r>
-    </w:p>
-    <w:p>
-      <w:pPr>
-        <w:spacing w:after="30" w:before="0"/>
-        <w:ind w:left="227" w:right="113"/>
-        <w:shd w:val="clear" w:color="auto" w:fill="F2F8F4"/>
+        <w:shd w:val="clear" w:fill="F2F5FA"/>
+      </w:pPr>
+      <w:r>
+        <w:rPr>
+          <w:b w:val="0"/>
+        </w:rPr>
+        <w:t>- 【影响】当它出现的时候，你会不会觉得“我修得不好”，然后整个人一下子变得挫败起来？</w:t>
+      </w:r>
+    </w:p>
+    <w:p>
+      <w:pPr>
+        <w:ind w:left="170"/>
         <w:pBdr>
-          <w:left w:val="single" w:sz="28" w:space="6" w:color="2E6B4F"/>
+          <w:left w:val="single" w:sz="18" w:space="4" w:color="1E4620"/>
         </w:pBdr>
-      </w:pPr>
-      <w:r>
-        <w:rPr>
-          <w:sz w:val="21"/>
-        </w:rPr>
-        <w:t>- 【应对】这周静坐时，留意呼吸由粗变细的那个过渡，只是看着它变，不追它也不压它。</w:t>
-      </w:r>
-    </w:p>
-    <w:p>
-      <w:pPr>
-        <w:pStyle w:val="Heading2"/>
-      </w:pPr>
-      <w:r>
-        <w:t>🧘 禅修练习（15 min）</w:t>
-      </w:r>
-    </w:p>
-    <w:p>
-      <w:pPr>
-        <w:spacing w:after="30" w:before="0"/>
-        <w:ind w:left="227" w:right="113"/>
-        <w:shd w:val="clear" w:color="auto" w:fill="F2F8F4"/>
+        <w:shd w:val="clear" w:fill="F2F5FA"/>
+      </w:pPr>
+      <w:r>
+        <w:rPr>
+          <w:b w:val="0"/>
+        </w:rPr>
+        <w:t>- 【应对】这周一旦认出它来了，先在心里给它起个名字，再深深呼吸一次，看它会不会淡下去。</w:t>
+      </w:r>
+    </w:p>
+    <w:p>
+      <w:r>
+        <w:rPr>
+          <w:b/>
+          <w:color w:val="1E4620"/>
+          <w:sz w:val="26"/>
+        </w:rPr>
+        <w:t>📚 扩展内容包（时间富余时使用）</w:t>
+      </w:r>
+    </w:p>
+    <w:p>
+      <w:r>
+        <w:rPr>
+          <w:b/>
+          <w:color w:val="1E4620"/>
+          <w:sz w:val="23"/>
+        </w:rPr>
+        <w:t>扩展内容包一</w:t>
+      </w:r>
+    </w:p>
+    <w:p>
+      <w:pPr>
+        <w:ind w:left="170"/>
         <w:pBdr>
-          <w:left w:val="single" w:sz="28" w:space="6" w:color="2E6B4F"/>
+          <w:left w:val="single" w:sz="18" w:space="4" w:color="1E4620"/>
         </w:pBdr>
-      </w:pPr>
-      <w:r>
-        <w:rPr>
-          <w:sz w:val="21"/>
-        </w:rPr>
-        <w:t xml:space="preserve">⚠️ </w:t>
-      </w:r>
+        <w:shd w:val="clear" w:fill="F2F5FA"/>
+      </w:pPr>
+      <w:r>
+        <w:rPr>
+          <w:b w:val="0"/>
+        </w:rPr>
+        <w:t>以下内容用于共读提前结束或讨论意犹未尽时，按需选用，不必全部完成。</w:t>
+      </w:r>
+    </w:p>
+    <w:p>
       <w:r>
         <w:rPr>
           <w:b/>
-          <w:sz w:val="21"/>
-        </w:rPr>
-        <w:t>禅修禁忌提示</w:t>
-      </w:r>
-      <w:r>
-        <w:rPr>
-          <w:sz w:val="21"/>
-        </w:rPr>
-        <w:t>：若你正处在严重抑郁、焦虑、创伤后应激，或精神类疾病的发作／用药期，或正经历强烈的情绪危机，请先咨询医生或心理师，再决定是否练习；练习中若出现明显不适（如心悸、胸闷、情绪失控），请立即停止，睁开眼睛，把注意力放回呼吸与身体，必要时离场休息。</w:t>
-      </w:r>
-    </w:p>
-    <w:p>
-      <w:pPr>
-        <w:spacing w:after="30" w:before="0"/>
-        <w:ind w:left="227" w:right="113"/>
-        <w:shd w:val="clear" w:color="auto" w:fill="F2F8F4"/>
+          <w:color w:val="1E4620"/>
+          <w:sz w:val="23"/>
+        </w:rPr>
+        <w:t>扩展一：补充原文段落</w:t>
+      </w:r>
+    </w:p>
+    <w:p>
+      <w:r>
+        <w:rPr>
+          <w:b/>
+        </w:rPr>
+        <w:t>段落1</w:t>
+      </w:r>
+      <w:r>
+        <w:rPr>
+          <w:b w:val="0"/>
+        </w:rPr>
+        <w:t>（出自《如来禅修学体系介绍01-古源尊者-20240622》，录音转写（校对整理），</w:t>
+      </w:r>
+      <w:r>
+        <w:rPr>
+          <w:b/>
+        </w:rPr>
+        <w:t>依据录音转写整理</w:t>
+      </w:r>
+      <w:r>
+        <w:rPr>
+          <w:b w:val="0"/>
+        </w:rPr>
+        <w:t>；可用于讨论问题③之前朗读）：</w:t>
+      </w:r>
+    </w:p>
+    <w:p>
+      <w:pPr>
+        <w:ind w:left="170"/>
         <w:pBdr>
-          <w:left w:val="single" w:sz="28" w:space="6" w:color="2E6B4F"/>
+          <w:left w:val="single" w:sz="18" w:space="4" w:color="1E4620"/>
         </w:pBdr>
-      </w:pPr>
+        <w:shd w:val="clear" w:fill="F2F5FA"/>
+      </w:pPr>
+      <w:r>
+        <w:rPr>
+          <w:b w:val="0"/>
+        </w:rPr>
+        <w:t>〔00:36:39〕就是说我们举个例子。我们都从小到大就学一个拿筷子的过程，对吧？首先是用手抓，完了以后，妈妈再给我们一把勺子；勺子完以后，咱们再学拿筷子，基本上是这个过程，对吧？好，那同样的，我们学说话也是这样：（咿呀）打打打，然后他会叫妈妈，然后开始一句一句把你带。我们走路也是这样：走路要花一年多时间，从刚开始爬，然后才会开始颠颠倒倒（地走），然后开始会走路，这个过程呢，都是要一年。</w:t>
+      </w:r>
+    </w:p>
+    <w:p>
+      <w:pPr>
+        <w:ind w:left="170"/>
+        <w:pBdr>
+          <w:left w:val="single" w:sz="18" w:space="4" w:color="1E4620"/>
+        </w:pBdr>
+        <w:shd w:val="clear" w:fill="F2F5FA"/>
+      </w:pPr>
+      <w:r>
+        <w:rPr>
+          <w:b w:val="0"/>
+        </w:rPr>
+        <w:t>〔00:37:17〕那是什么意思呢？就是所有我们还不会的、还没有从小到大学过的东西，你大概都要有这么（长的时间）。（这）一年多，不是说不负责任、把你当小孩儿——就是你不会的东西，你就是小孩（原转写"傻孩"）。</w:t>
+      </w:r>
+    </w:p>
+    <w:p>
+      <w:pPr>
+        <w:ind w:left="170"/>
+        <w:pBdr>
+          <w:left w:val="single" w:sz="18" w:space="4" w:color="1E4620"/>
+        </w:pBdr>
+        <w:shd w:val="clear" w:fill="F2F5FA"/>
+      </w:pPr>
+      <w:r>
+        <w:rPr>
+          <w:b w:val="0"/>
+        </w:rPr>
+        <w:t>〔00:37:37〕我们心里面要有这样的一个基本认知。如果你不认这个东西，认为你现在是个大人、是一个很有智慧的人，在我的禅修教导过程中呢，我们就会出现一大批这样的高智商综合症。</w:t>
+      </w:r>
+    </w:p>
+    <w:p>
+      <w:pPr>
+        <w:ind w:left="170"/>
+        <w:pBdr>
+          <w:left w:val="single" w:sz="18" w:space="4" w:color="1E4620"/>
+        </w:pBdr>
+        <w:shd w:val="clear" w:fill="F2F5FA"/>
+      </w:pPr>
+      <w:r>
+        <w:rPr>
+          <w:b w:val="0"/>
+        </w:rPr>
+        <w:t>〔00:37:56〕高智商综合症的特点呢，就是基本上都是博士。我们的学生里好多博士，曾经学过禅修（原转写"探究的学过价值"）。什么原因呢？他觉得我用博士的角度来看这个问题，我用博士的角度来解决日常我们心态的问题。结果一查，欲速不达——就是他不按照"你就是一个一岁多的孩子在学走路"的这样一个心态来学习。</w:t>
+      </w:r>
+    </w:p>
+    <w:p>
+      <w:pPr>
+        <w:ind w:left="170"/>
+        <w:pBdr>
+          <w:left w:val="single" w:sz="18" w:space="4" w:color="1E4620"/>
+        </w:pBdr>
+        <w:shd w:val="clear" w:fill="F2F5FA"/>
+      </w:pPr>
+      <w:r>
+        <w:rPr>
+          <w:b w:val="0"/>
+        </w:rPr>
+        <w:t>〔00:38:38〕所以我们要有一个目标——目标要高远，我们要成功，要证果（原转写"正果"），但是要深深海底行，要脚踏实地，每一步每一步都要走得很扎实才行啊。不然你就会走不下去——坑太多了，修行的路上坑太多。</w:t>
+      </w:r>
+    </w:p>
+    <w:p>
       <w:r>
         <w:rPr>
           <w:b/>
-          <w:sz w:val="21"/>
-        </w:rPr>
-        <w:t>练习提示（禁忌与安全）</w:t>
-      </w:r>
-      <w:r>
-        <w:rPr>
-          <w:sz w:val="21"/>
-        </w:rPr>
-        <w:t>：如有严重身心疾病（重度抑郁／焦虑发作期、精神障碍等）、近期手术或严重心血管疾病、孕期或有医嘱限制者，请先咨询医生、量力而行；练习中若出现强烈不适，可随时睁眼、停止、调整，或改为静坐观察。</w:t>
-      </w:r>
-    </w:p>
-    <w:p>
-      <w:pPr>
-        <w:pStyle w:val="Heading2"/>
-      </w:pPr>
-      <w:r>
-        <w:t>📖 共读原文2（20 min）</w:t>
-      </w:r>
-    </w:p>
-    <w:p>
-      <w:pPr>
-        <w:pStyle w:val="Heading3"/>
-      </w:pPr>
-      <w:r>
-        <w:t>原文材料①：五盖的定义与成因</w:t>
-      </w:r>
-    </w:p>
-    <w:p>
-      <w:pPr>
-        <w:spacing w:after="30" w:before="0"/>
-        <w:ind w:left="227" w:right="113"/>
-        <w:shd w:val="clear" w:color="auto" w:fill="F2F8F4"/>
+        </w:rPr>
+        <w:t>段落2</w:t>
+      </w:r>
+      <w:r>
+        <w:rPr>
+          <w:b w:val="0"/>
+        </w:rPr>
+        <w:t>（出自《如来禅修学体系16-入出息念业处十六事-古源尊者-20250118（课件）》，出处同材料①扩展段）：</w:t>
+      </w:r>
+    </w:p>
+    <w:p>
+      <w:pPr>
+        <w:ind w:left="170"/>
         <w:pBdr>
-          <w:left w:val="single" w:sz="28" w:space="6" w:color="2E6B4F"/>
+          <w:left w:val="single" w:sz="18" w:space="4" w:color="1E4620"/>
         </w:pBdr>
-      </w:pPr>
+        <w:shd w:val="clear" w:fill="F2F5FA"/>
+      </w:pPr>
+      <w:r>
+        <w:rPr>
+          <w:b w:val="0"/>
+        </w:rPr>
+        <w:t>似相的培育方法与目标：通过修止，修行者能够培育似相，实现世间菩提分的培育。这种培育是修行者实现解脱的重要基础之一。通过培育似相，修行者能够逐步实现心灵的净化与升华，为后续的修行打下坚实的基础。</w:t>
+      </w:r>
+    </w:p>
+    <w:p>
       <w:r>
         <w:rPr>
           <w:b/>
-          <w:sz w:val="21"/>
-        </w:rPr>
-        <w:t>【本周朗读段 · 开始】</w:t>
-      </w:r>
-      <w:r>
-        <w:rPr>
-          <w:sz w:val="21"/>
-        </w:rPr>
-        <w:t>（本段约 约3300 字，供中等稍慢朗读，约 25 分钟；其余为默读／选读／延伸内容）</w:t>
+        </w:rPr>
+        <w:t>段落3</w:t>
+      </w:r>
+      <w:r>
+        <w:rPr>
+          <w:b w:val="0"/>
+        </w:rPr>
+        <w:t>（出自《如来禅修学体系14-入出息念浅析7-修习3-古源尊者-20250116（课件）》，出处同材料②）：</w:t>
+      </w:r>
+    </w:p>
+    <w:p>
+      <w:pPr>
+        <w:ind w:left="170"/>
+        <w:pBdr>
+          <w:left w:val="single" w:sz="18" w:space="4" w:color="1E4620"/>
+        </w:pBdr>
+        <w:shd w:val="clear" w:fill="F2F5FA"/>
+      </w:pPr>
+      <w:r>
+        <w:rPr>
+          <w:b w:val="0"/>
+        </w:rPr>
+        <w:t>修习诀窍（七项，照录）：(一) 了解性行；(二) 对治五盖；(三) 心总是寻找快乐；(四) 一个心识刹那只有一个心生起；(五) 所缘始终都是息的概念；(六) 不要望文解义；(七) 平衡五根与平衡七觉支。</w:t>
+      </w:r>
+    </w:p>
+    <w:p>
+      <w:r>
+        <w:rPr>
+          <w:b w:val="0"/>
+        </w:rPr>
+        <w:t>【整理者注】本课件仅提取到七项目录标题，各诀窍的展开正文未能提取（推测以图形页呈现）。</w:t>
       </w:r>
     </w:p>
     <w:p>
       <w:r>
         <w:rPr>
           <w:b/>
-        </w:rPr>
-        <w:t>★核心段落</w:t>
-      </w:r>
-      <w:r>
-        <w:t>（必读）</w:t>
-      </w:r>
-    </w:p>
-    <w:p>
-      <w:pPr>
-        <w:spacing w:before="120" w:after="40"/>
-      </w:pPr>
-      <w:r>
-        <w:rPr>
-          <w:rFonts w:ascii="微软雅黑" w:hAnsi="微软雅黑"/>
+          <w:color w:val="1E4620"/>
+          <w:sz w:val="23"/>
+        </w:rPr>
+        <w:t>扩展二：深入讨论问题</w:t>
+      </w:r>
+    </w:p>
+    <w:p>
+      <w:pPr>
+        <w:pStyle w:val="ListNumber"/>
+      </w:pPr>
+      <w:r>
+        <w:rPr>
+          <w:b w:val="0"/>
+        </w:rPr>
+        <w:t>尊者说："第一次入禅那，心只生起一个禅那心，那个时候你根本不自觉"，还说"破圈并不是你追求它破圈，它就能够破，而是靠累积"。你怎么看待"定是累积出来的，不是追求出来的"？</w:t>
+      </w:r>
+    </w:p>
+    <w:p>
+      <w:pPr>
+        <w:pStyle w:val="ListNumber"/>
+      </w:pPr>
+      <w:r>
+        <w:rPr>
+          <w:b w:val="0"/>
+        </w:rPr>
+        <w:t>十种安止善巧里，哪一条是你现在最容易做到的？哪一条最难？为什么？</w:t>
+      </w:r>
+    </w:p>
+    <w:p>
+      <w:r>
+        <w:rPr>
           <w:b/>
-          <w:color w:val="2E6B4F"/>
-          <w:sz w:val="24"/>
-        </w:rPr>
-        <w:t>（一）盖（nīvaraṇa）的词义与障碍作用</w:t>
-      </w:r>
-    </w:p>
-    <w:p>
-      <w:pPr>
-        <w:spacing w:after="30" w:before="0"/>
-        <w:ind w:left="227" w:right="113"/>
-        <w:shd w:val="clear" w:color="auto" w:fill="F2F8F4"/>
+          <w:color w:val="1E4620"/>
+          <w:sz w:val="23"/>
+        </w:rPr>
+        <w:t>扩展三：延伸小练习</w:t>
+      </w:r>
+    </w:p>
+    <w:p>
+      <w:pPr>
+        <w:pStyle w:val="ListBullet"/>
+      </w:pPr>
+      <w:r>
+        <w:rPr>
+          <w:b/>
+        </w:rPr>
+        <w:t>一天三次"心检"</w:t>
+      </w:r>
+      <w:r>
+        <w:rPr>
+          <w:b w:val="0"/>
+        </w:rPr>
+        <w:t>：从今天开始，早、午、睡前各花30秒问自己一句："我的心现在是在追过去、在盼未来，还是安在当下？"只是观察，不评判，不处理。（呼应材料②"十三种净化"的前两条）</w:t>
+      </w:r>
+    </w:p>
+    <w:p>
+      <w:r>
+        <w:rPr>
+          <w:b/>
+          <w:color w:val="1E4620"/>
+          <w:sz w:val="23"/>
+        </w:rPr>
+        <w:t>扩展内容包二</w:t>
+      </w:r>
+    </w:p>
+    <w:p>
+      <w:pPr>
+        <w:ind w:left="170"/>
         <w:pBdr>
-          <w:left w:val="single" w:sz="28" w:space="6" w:color="2E6B4F"/>
+          <w:left w:val="single" w:sz="18" w:space="4" w:color="1E4620"/>
         </w:pBdr>
-      </w:pPr>
-      <w:r>
-        <w:rPr>
-          <w:sz w:val="21"/>
-        </w:rPr>
-        <w:t>盖(nīvaraṇa): nī—niyyāna, 脱离; varaṇa—āvaraṇa, 封闭</w:t>
-      </w:r>
-    </w:p>
-    <w:p>
-      <w:pPr>
-        <w:spacing w:after="30" w:before="0"/>
-        <w:ind w:left="227" w:right="113"/>
-        <w:shd w:val="clear" w:color="auto" w:fill="F2F8F4"/>
+        <w:shd w:val="clear" w:fill="F2F5FA"/>
+      </w:pPr>
+      <w:r>
+        <w:rPr>
+          <w:b w:val="0"/>
+        </w:rPr>
+        <w:t>以下内容用于共读提前结束或讨论意犹未尽时，按需选用，不必全部完成。</w:t>
+      </w:r>
+    </w:p>
+    <w:p>
+      <w:r>
+        <w:rPr>
+          <w:b/>
+          <w:color w:val="1E4620"/>
+          <w:sz w:val="23"/>
+        </w:rPr>
+        <w:t>扩展一：补充原文段落</w:t>
+      </w:r>
+    </w:p>
+    <w:p>
+      <w:r>
+        <w:rPr>
+          <w:b/>
+        </w:rPr>
+        <w:t>段落1</w:t>
+      </w:r>
+      <w:r>
+        <w:rPr>
+          <w:b w:val="0"/>
+        </w:rPr>
+        <w:t>（出自《止观前行实修营8-舍离五盖1（共修版）》，出处同材料①）：</w:t>
+      </w:r>
+    </w:p>
+    <w:p>
+      <w:pPr>
+        <w:ind w:left="170"/>
         <w:pBdr>
-          <w:left w:val="single" w:sz="28" w:space="6" w:color="2E6B4F"/>
+          <w:left w:val="single" w:sz="18" w:space="4" w:color="1E4620"/>
         </w:pBdr>
-      </w:pPr>
-      <w:r>
-        <w:rPr>
-          <w:sz w:val="21"/>
-        </w:rPr>
-        <w:t>解脱的路途中的障碍——《无碍解道》</w:t>
-      </w:r>
-    </w:p>
-    <w:p>
-      <w:pPr>
-        <w:spacing w:after="30" w:before="0"/>
-        <w:ind w:left="227" w:right="113"/>
-        <w:shd w:val="clear" w:color="auto" w:fill="F2F8F4"/>
+        <w:shd w:val="clear" w:fill="F2F5FA"/>
+      </w:pPr>
+      <w:r>
+        <w:rPr>
+          <w:b w:val="0"/>
+        </w:rPr>
+        <w:t>你如果把它理完了，你就能大致看出来过去的余势会有些什么样的特点，同时会看到这些特点是你根深蒂固的一些东西，但是这一生你出生的家庭和外在环境，会在这个基础上，包上一层壳、两层壳、三层壳……</w:t>
+      </w:r>
+    </w:p>
+    <w:p>
+      <w:pPr>
+        <w:ind w:left="170"/>
         <w:pBdr>
-          <w:left w:val="single" w:sz="28" w:space="6" w:color="2E6B4F"/>
+          <w:left w:val="single" w:sz="18" w:space="4" w:color="1E4620"/>
         </w:pBdr>
-      </w:pPr>
-      <w:r>
-        <w:rPr>
-          <w:sz w:val="21"/>
-        </w:rPr>
-        <w:t>以阻止禅那等善心生起，如此不允许其生起为盖；或者障碍慧眼为盖——《阿毗达摩义分别复注》</w:t>
-      </w:r>
-    </w:p>
-    <w:p>
-      <w:pPr>
-        <w:spacing w:after="30" w:before="0"/>
-        <w:ind w:left="227" w:right="113"/>
-        <w:shd w:val="clear" w:color="auto" w:fill="F2F8F4"/>
+        <w:shd w:val="clear" w:fill="F2F5FA"/>
+      </w:pPr>
+      <w:r>
+        <w:rPr>
+          <w:b w:val="0"/>
+        </w:rPr>
+        <w:t>如果你有正念正知，念知清楚，你能够掰出来，哪些是这一生加上去的，哪些是过去带来的。但是不管是哪一种，只要有佛法都是有可能去调整它、改善它。如果它成为我们禅修的盖，就把他掀掉！今天我们的课就学习到这里，祝福大家"掀盖"成功！</w:t>
+      </w:r>
+    </w:p>
+    <w:p>
+      <w:r>
+        <w:rPr>
+          <w:b/>
+        </w:rPr>
+        <w:t>段落2</w:t>
+      </w:r>
+      <w:r>
+        <w:rPr>
+          <w:b w:val="0"/>
+        </w:rPr>
+        <w:t>（出自《如来禅修学体系21-禅修次第5-如理作意2-古源尊者-20250123（课件）》）：</w:t>
+      </w:r>
+    </w:p>
+    <w:p>
+      <w:pPr>
+        <w:ind w:left="170"/>
         <w:pBdr>
-          <w:left w:val="single" w:sz="28" w:space="6" w:color="2E6B4F"/>
+          <w:left w:val="single" w:sz="18" w:space="4" w:color="1E4620"/>
         </w:pBdr>
-      </w:pPr>
-      <w:r>
-        <w:rPr>
-          <w:sz w:val="21"/>
-        </w:rPr>
-        <w:t>引领烦恼习气后，遮蔽为盖——《清净之道大复注》</w:t>
-      </w:r>
-    </w:p>
-    <w:p>
-      <w:pPr>
-        <w:spacing w:after="30" w:before="0"/>
-        <w:ind w:left="227" w:right="113"/>
-        <w:shd w:val="clear" w:color="auto" w:fill="F2F8F4"/>
+        <w:shd w:val="clear" w:fill="F2F5FA"/>
+      </w:pPr>
+      <w:r>
+        <w:rPr>
+          <w:b w:val="0"/>
+        </w:rPr>
+        <w:t>再者，诸比库，比库对六种内、外处而于法随观法而住。诸比库，比库又如何对六种内、外处而于法随观法而住呢？</w:t>
+      </w:r>
+    </w:p>
+    <w:p>
+      <w:pPr>
+        <w:ind w:left="170"/>
         <w:pBdr>
-          <w:left w:val="single" w:sz="28" w:space="6" w:color="2E6B4F"/>
+          <w:left w:val="single" w:sz="18" w:space="4" w:color="1E4620"/>
         </w:pBdr>
-      </w:pPr>
-      <w:r>
-        <w:rPr>
-          <w:sz w:val="21"/>
-        </w:rPr>
-        <w:t>盖即是障盖、障碍的意思。因为能障碍善法和定力成就，使智慧羸弱，故名。</w:t>
-      </w:r>
-    </w:p>
-    <w:p>
-      <w:pPr>
-        <w:spacing w:before="120" w:after="40"/>
-      </w:pPr>
-      <w:r>
-        <w:rPr>
-          <w:rFonts w:ascii="微软雅黑" w:hAnsi="微软雅黑"/>
+        <w:shd w:val="clear" w:fill="F2F5FA"/>
+      </w:pPr>
+      <w:r>
+        <w:rPr>
+          <w:b w:val="0"/>
+        </w:rPr>
+        <w:t>诸比库，在此，比库了知眼，了知色，也了知缘此二者而生起之结；他了知未生起之结如何生起，了知己生起之结如何舍断，也了知已舍断之结于未来如何不再生起。</w:t>
+      </w:r>
+    </w:p>
+    <w:p>
+      <w:r>
+        <w:rPr>
+          <w:b w:val="0"/>
+        </w:rPr>
+        <w:t>（编注：此为《大念处经》法随观·十二处段的引文。"未生起之结如何生起、已生起之结如何舍断、已舍断之结于未来如何不再生起"的观察框架，同样适用于五盖——即对每一盖"未生之盖如何生起、已生之盖如何舍断、已舍断之盖于未来如何不再生起"的三段观察，是本周"动态清理"的经典依据。）</w:t>
+      </w:r>
+    </w:p>
+    <w:p>
+      <w:r>
+        <w:rPr>
           <w:b/>
-          <w:color w:val="2E6B4F"/>
-          <w:sz w:val="24"/>
-        </w:rPr>
-        <w:t>（二）五盖的巴利名称与各自定义</w:t>
-      </w:r>
-    </w:p>
-    <w:p>
-      <w:pPr>
-        <w:spacing w:after="30" w:before="0"/>
-        <w:ind w:left="227" w:right="113"/>
-        <w:shd w:val="clear" w:color="auto" w:fill="F2F8F4"/>
+          <w:color w:val="1E4620"/>
+          <w:sz w:val="23"/>
+        </w:rPr>
+        <w:t>扩展二：深入讨论问题</w:t>
+      </w:r>
+    </w:p>
+    <w:p>
+      <w:pPr>
+        <w:pStyle w:val="ListNumber"/>
+      </w:pPr>
+      <w:r>
+        <w:rPr>
+          <w:b w:val="0"/>
+        </w:rPr>
+        <w:t>尊者说，追悔"是对着自己干，天天折腾自己"，是"所有不善法里面最没有用的一种"。你最近一次这样的追悔是什么？现在再看它，你想对自己说什么？</w:t>
+      </w:r>
+    </w:p>
+    <w:p>
+      <w:pPr>
+        <w:pStyle w:val="ListNumber"/>
+      </w:pPr>
+      <w:r>
+        <w:rPr>
+          <w:b w:val="0"/>
+        </w:rPr>
+        <w:t>"只要开始怀疑，你就修不下去……先做做看呗，先不怀疑。"——你怎么看待"用实修来验证，而不是用怀疑来开路"？</w:t>
+      </w:r>
+    </w:p>
+    <w:p>
+      <w:r>
+        <w:rPr>
+          <w:b/>
+          <w:color w:val="1E4620"/>
+          <w:sz w:val="23"/>
+        </w:rPr>
+        <w:t>扩展三：延伸小练习</w:t>
+      </w:r>
+    </w:p>
+    <w:p>
+      <w:pPr>
+        <w:pStyle w:val="ListBullet"/>
+      </w:pPr>
+      <w:r>
+        <w:rPr>
+          <w:b/>
+        </w:rPr>
+        <w:t>给盖画张像</w:t>
+      </w:r>
+      <w:r>
+        <w:rPr>
+          <w:b w:val="0"/>
+        </w:rPr>
+        <w:t>：本周在生活里抓住一次盖的现行（刷手机停不下来、饭后的困、对某人的气、睡前反复的自责、对方法的犹豫），给它起个外号，留意它来之前身体和心的信号。下次它再出现时，你在半秒之内就能叫出它的名字——这就是"识别"的开始。</w:t>
+      </w:r>
+    </w:p>
+    <w:p>
+      <w:r>
+        <w:rPr>
+          <w:b/>
+          <w:color w:val="1E4620"/>
+          <w:sz w:val="26"/>
+        </w:rPr>
+        <w:t>🔚 收尾与回向（15 min）</w:t>
+      </w:r>
+    </w:p>
+    <w:p>
+      <w:r>
+        <w:rPr>
+          <w:b/>
+          <w:color w:val="1E4620"/>
+          <w:sz w:val="23"/>
+        </w:rPr>
+        <w:t>收尾一</w:t>
+      </w:r>
+    </w:p>
+    <w:p>
+      <w:pPr>
+        <w:pStyle w:val="ListNumber"/>
+      </w:pPr>
+      <w:r>
+        <w:rPr>
+          <w:b/>
+        </w:rPr>
+        <w:t>每人一句话</w:t>
+      </w:r>
+      <w:r>
+        <w:rPr>
+          <w:b w:val="0"/>
+        </w:rPr>
+        <w:t>：今天最大的收获是什么？</w:t>
+      </w:r>
+    </w:p>
+    <w:p>
+      <w:pPr>
+        <w:pStyle w:val="ListNumber"/>
+      </w:pPr>
+      <w:r>
+        <w:rPr>
+          <w:b/>
+        </w:rPr>
+        <w:t>下周预告</w:t>
+      </w:r>
+      <w:r>
+        <w:rPr>
+          <w:b w:val="0"/>
+        </w:rPr>
+        <w:t>：下周我们读"五盖"——是什么挡住了定力？贪欲、瞋恚、昏沉睡眠、掉举追悔、疑，我们一个一个认识它们，学会"动态清理"。</w:t>
+      </w:r>
+    </w:p>
+    <w:p>
+      <w:pPr>
+        <w:pStyle w:val="ListNumber"/>
+      </w:pPr>
+      <w:r>
+        <w:rPr>
+          <w:b/>
+        </w:rPr>
+        <w:t>本周作业</w:t>
+      </w:r>
+      <w:r>
+        <w:rPr>
+          <w:b w:val="0"/>
+        </w:rPr>
+        <w:t>：</w:t>
+      </w:r>
+    </w:p>
+    <w:p>
+      <w:r>
+        <w:rPr>
+          <w:b w:val="0"/>
+        </w:rPr>
+        <w:t xml:space="preserve">   - 每天坐15-20分钟；</w:t>
+      </w:r>
+    </w:p>
+    <w:p>
+      <w:r>
+        <w:rPr>
+          <w:b w:val="0"/>
+        </w:rPr>
+        <w:t xml:space="preserve">   - 若见到光、亮等禅相，不追不赶，只在触点知道呼吸。</w:t>
+      </w:r>
+    </w:p>
+    <w:p>
+      <w:pPr>
+        <w:pStyle w:val="ListNumber"/>
+      </w:pPr>
+      <w:r>
+        <w:rPr>
+          <w:b/>
+        </w:rPr>
+        <w:t>回向</w:t>
+      </w:r>
+      <w:r>
+        <w:rPr>
+          <w:b w:val="0"/>
+        </w:rPr>
+        <w:t>（一起念）：</w:t>
+      </w:r>
+    </w:p>
+    <w:p>
+      <w:pPr>
+        <w:ind w:left="170"/>
         <w:pBdr>
-          <w:left w:val="single" w:sz="28" w:space="6" w:color="2E6B4F"/>
+          <w:left w:val="single" w:sz="18" w:space="4" w:color="1E4620"/>
         </w:pBdr>
-      </w:pPr>
-      <w:r>
-        <w:rPr>
-          <w:sz w:val="21"/>
-        </w:rPr>
-        <w:t>欲贪盖（kāmacchanda）</w:t>
-      </w:r>
-    </w:p>
-    <w:p>
-      <w:pPr>
-        <w:spacing w:after="30" w:before="0"/>
-        <w:ind w:left="227" w:right="113"/>
-        <w:shd w:val="clear" w:color="auto" w:fill="F2F8F4"/>
+        <w:shd w:val="clear" w:fill="F2F5FA"/>
+      </w:pPr>
+      <w:r>
+        <w:rPr>
+          <w:b/>
+        </w:rPr>
+        <w:t>愿我此功德，导向诸漏尽！</w:t>
+      </w:r>
+    </w:p>
+    <w:p>
+      <w:pPr>
+        <w:ind w:left="170"/>
         <w:pBdr>
-          <w:left w:val="single" w:sz="28" w:space="6" w:color="2E6B4F"/>
+          <w:left w:val="single" w:sz="18" w:space="4" w:color="1E4620"/>
         </w:pBdr>
-      </w:pPr>
-      <w:r>
-        <w:rPr>
-          <w:sz w:val="21"/>
-        </w:rPr>
-        <w:t>嗔恚盖（vyāpāda）</w:t>
-      </w:r>
-    </w:p>
-    <w:p>
-      <w:pPr>
-        <w:spacing w:after="30" w:before="0"/>
-        <w:ind w:left="227" w:right="113"/>
-        <w:shd w:val="clear" w:color="auto" w:fill="F2F8F4"/>
+        <w:shd w:val="clear" w:fill="F2F5FA"/>
+      </w:pPr>
+      <w:r>
+        <w:rPr>
+          <w:b/>
+        </w:rPr>
+        <w:t>愿我此功德，为证涅槃缘！</w:t>
+      </w:r>
+    </w:p>
+    <w:p>
+      <w:pPr>
+        <w:ind w:left="170"/>
         <w:pBdr>
-          <w:left w:val="single" w:sz="28" w:space="6" w:color="2E6B4F"/>
+          <w:left w:val="single" w:sz="18" w:space="4" w:color="1E4620"/>
         </w:pBdr>
-      </w:pPr>
-      <w:r>
-        <w:rPr>
-          <w:sz w:val="21"/>
-        </w:rPr>
-        <w:t>昏沉睡眠盖（thinamiddha）</w:t>
-      </w:r>
-    </w:p>
-    <w:p>
-      <w:pPr>
-        <w:spacing w:after="30" w:before="0"/>
-        <w:ind w:left="227" w:right="113"/>
-        <w:shd w:val="clear" w:color="auto" w:fill="F2F8F4"/>
+        <w:shd w:val="clear" w:fill="F2F5FA"/>
+      </w:pPr>
+      <w:r>
+        <w:rPr>
+          <w:b/>
+        </w:rPr>
+        <w:t>我此功德分，回向诸有情！</w:t>
+      </w:r>
+    </w:p>
+    <w:p>
+      <w:pPr>
+        <w:ind w:left="170"/>
         <w:pBdr>
-          <w:left w:val="single" w:sz="28" w:space="6" w:color="2E6B4F"/>
+          <w:left w:val="single" w:sz="18" w:space="4" w:color="1E4620"/>
         </w:pBdr>
-      </w:pPr>
-      <w:r>
-        <w:rPr>
-          <w:sz w:val="21"/>
-        </w:rPr>
-        <w:t>掉举追悔盖（uddhaccakukkuca）</w:t>
-      </w:r>
-    </w:p>
-    <w:p>
-      <w:pPr>
-        <w:spacing w:after="30" w:before="0"/>
-        <w:ind w:left="227" w:right="113"/>
-        <w:shd w:val="clear" w:color="auto" w:fill="F2F8F4"/>
+        <w:shd w:val="clear" w:fill="F2F5FA"/>
+      </w:pPr>
+      <w:r>
+        <w:rPr>
+          <w:b/>
+        </w:rPr>
+        <w:t>愿彼等一切，同得功德分！</w:t>
+      </w:r>
+    </w:p>
+    <w:p>
+      <w:r>
+        <w:rPr>
+          <w:b/>
+          <w:color w:val="1E4620"/>
+          <w:sz w:val="23"/>
+        </w:rPr>
+        <w:t>收尾二</w:t>
+      </w:r>
+    </w:p>
+    <w:p>
+      <w:pPr>
+        <w:pStyle w:val="ListNumber"/>
+      </w:pPr>
+      <w:r>
+        <w:rPr>
+          <w:b/>
+        </w:rPr>
+        <w:t>每人一句话</w:t>
+      </w:r>
+      <w:r>
+        <w:rPr>
+          <w:b w:val="0"/>
+        </w:rPr>
+        <w:t>：今天最大的收获是什么？</w:t>
+      </w:r>
+    </w:p>
+    <w:p>
+      <w:pPr>
+        <w:pStyle w:val="ListNumber"/>
+      </w:pPr>
+      <w:r>
+        <w:rPr>
+          <w:b/>
+        </w:rPr>
+        <w:t>下周预告</w:t>
+      </w:r>
+      <w:r>
+        <w:rPr>
+          <w:b w:val="0"/>
+        </w:rPr>
+        <w:t>：下周我们读"经行与四威仪"——不打坐的时候，正念怎么保持？走路，也可以是禅修。</w:t>
+      </w:r>
+    </w:p>
+    <w:p>
+      <w:pPr>
+        <w:pStyle w:val="ListNumber"/>
+      </w:pPr>
+      <w:r>
+        <w:rPr>
+          <w:b/>
+        </w:rPr>
+        <w:t>本周作业</w:t>
+      </w:r>
+      <w:r>
+        <w:rPr>
+          <w:b w:val="0"/>
+        </w:rPr>
+        <w:t>：</w:t>
+      </w:r>
+    </w:p>
+    <w:p>
+      <w:r>
+        <w:rPr>
+          <w:b w:val="0"/>
+        </w:rPr>
+        <w:t xml:space="preserve">   - 每天禅修前先花1分钟自检五盖：问自己"哪个盖今天最活跃？"——用对应的方法先处理，再上座。</w:t>
+      </w:r>
+    </w:p>
+    <w:p>
+      <w:pPr>
+        <w:pStyle w:val="ListNumber"/>
+      </w:pPr>
+      <w:r>
+        <w:rPr>
+          <w:b/>
+        </w:rPr>
+        <w:t>回向</w:t>
+      </w:r>
+      <w:r>
+        <w:rPr>
+          <w:b w:val="0"/>
+        </w:rPr>
+        <w:t>（一起念）：</w:t>
+      </w:r>
+    </w:p>
+    <w:p>
+      <w:pPr>
+        <w:ind w:left="170"/>
         <w:pBdr>
-          <w:left w:val="single" w:sz="28" w:space="6" w:color="2E6B4F"/>
+          <w:left w:val="single" w:sz="18" w:space="4" w:color="1E4620"/>
         </w:pBdr>
-      </w:pPr>
-      <w:r>
-        <w:rPr>
-          <w:sz w:val="21"/>
-        </w:rPr>
-        <w:t>疑盖（vicikicchā）</w:t>
-      </w:r>
-    </w:p>
-    <w:p>
-      <w:pPr>
-        <w:spacing w:before="120" w:after="40"/>
-      </w:pPr>
-      <w:r>
-        <w:rPr>
-          <w:rFonts w:ascii="微软雅黑" w:hAnsi="微软雅黑"/>
+        <w:shd w:val="clear" w:fill="F2F5FA"/>
+      </w:pPr>
+      <w:r>
+        <w:rPr>
           <w:b/>
-          <w:color w:val="2E6B4F"/>
-          <w:sz w:val="24"/>
-        </w:rPr>
-        <w:t>各盖定义：</w:t>
-      </w:r>
-    </w:p>
-    <w:p>
-      <w:pPr>
-        <w:spacing w:after="30" w:before="0"/>
-        <w:ind w:left="227" w:right="113"/>
-        <w:shd w:val="clear" w:color="auto" w:fill="F2F8F4"/>
+        </w:rPr>
+        <w:t>愿我此功德，导向诸漏尽！</w:t>
+      </w:r>
+    </w:p>
+    <w:p>
+      <w:pPr>
+        <w:ind w:left="170"/>
         <w:pBdr>
-          <w:left w:val="single" w:sz="28" w:space="6" w:color="2E6B4F"/>
+          <w:left w:val="single" w:sz="18" w:space="4" w:color="1E4620"/>
         </w:pBdr>
-      </w:pPr>
-      <w:r>
-        <w:rPr>
-          <w:sz w:val="21"/>
-        </w:rPr>
-        <w:t>欲贪盖</w:t>
-      </w:r>
-    </w:p>
-    <w:p>
-      <w:pPr>
-        <w:spacing w:after="30" w:before="0"/>
-        <w:ind w:left="227" w:right="113"/>
-        <w:shd w:val="clear" w:color="auto" w:fill="F2F8F4"/>
+        <w:shd w:val="clear" w:fill="F2F5FA"/>
+      </w:pPr>
+      <w:r>
+        <w:rPr>
+          <w:b/>
+        </w:rPr>
+        <w:t>愿我此功德，为证涅槃缘！</w:t>
+      </w:r>
+    </w:p>
+    <w:p>
+      <w:pPr>
+        <w:ind w:left="170"/>
         <w:pBdr>
-          <w:left w:val="single" w:sz="28" w:space="6" w:color="2E6B4F"/>
+          <w:left w:val="single" w:sz="18" w:space="4" w:color="1E4620"/>
         </w:pBdr>
-      </w:pPr>
-      <w:r>
-        <w:rPr>
-          <w:sz w:val="21"/>
-        </w:rPr>
-        <w:t>欲贪(kāmacchanda): 对欲乐目标的贪求</w:t>
-      </w:r>
-    </w:p>
-    <w:p>
-      <w:pPr>
-        <w:spacing w:after="30" w:before="0"/>
-        <w:ind w:left="227" w:right="113"/>
-        <w:shd w:val="clear" w:color="auto" w:fill="F2F8F4"/>
+        <w:shd w:val="clear" w:fill="F2F5FA"/>
+      </w:pPr>
+      <w:r>
+        <w:rPr>
+          <w:b/>
+        </w:rPr>
+        <w:t>我此功德分，回向诸有情！</w:t>
+      </w:r>
+    </w:p>
+    <w:p>
+      <w:pPr>
+        <w:ind w:left="170"/>
         <w:pBdr>
-          <w:left w:val="single" w:sz="28" w:space="6" w:color="2E6B4F"/>
+          <w:left w:val="single" w:sz="18" w:space="4" w:color="1E4620"/>
         </w:pBdr>
-      </w:pPr>
-      <w:r>
-        <w:rPr>
-          <w:sz w:val="21"/>
-        </w:rPr>
-        <w:t>kāma是五欲；chanda也是欲，是追求的意思</w:t>
-      </w:r>
-    </w:p>
-    <w:p>
-      <w:pPr>
-        <w:spacing w:after="30" w:before="0"/>
-        <w:ind w:left="227" w:right="113"/>
-        <w:shd w:val="clear" w:color="auto" w:fill="F2F8F4"/>
-        <w:pBdr>
-          <w:left w:val="single" w:sz="28" w:space="6" w:color="2E6B4F"/>
-        </w:pBdr>
-      </w:pPr>
-      <w:r>
-        <w:rPr>
-          <w:sz w:val="21"/>
-        </w:rPr>
-        <w:t>嗔恚盖</w:t>
-      </w:r>
-    </w:p>
-    <w:p>
-      <w:pPr>
-        <w:spacing w:after="30" w:before="0"/>
-        <w:ind w:left="227" w:right="113"/>
-        <w:shd w:val="clear" w:color="auto" w:fill="F2F8F4"/>
-        <w:pBdr>
-          <w:left w:val="single" w:sz="28" w:space="6" w:color="2E6B4F"/>
-        </w:pBdr>
-      </w:pPr>
-      <w:r>
-        <w:rPr>
-          <w:sz w:val="21"/>
-        </w:rPr>
-        <w:t>瞋恚:vyāpāda,即忿怒、生气。有两类嗔恚:</w:t>
-      </w:r>
-    </w:p>
-    <w:p>
-      <w:pPr>
-        <w:spacing w:after="30" w:before="0"/>
-        <w:ind w:left="227" w:right="113"/>
-        <w:shd w:val="clear" w:color="auto" w:fill="F2F8F4"/>
-        <w:pBdr>
-          <w:left w:val="single" w:sz="28" w:space="6" w:color="2E6B4F"/>
-        </w:pBdr>
-      </w:pPr>
-      <w:r>
-        <w:rPr>
-          <w:sz w:val="21"/>
-        </w:rPr>
-        <w:t>1. 破坏性的瞋恚</w:t>
-      </w:r>
-    </w:p>
-    <w:p>
-      <w:pPr>
-        <w:spacing w:after="30" w:before="0"/>
-        <w:ind w:left="227" w:right="113"/>
-        <w:shd w:val="clear" w:color="auto" w:fill="F2F8F4"/>
-        <w:pBdr>
-          <w:left w:val="single" w:sz="28" w:space="6" w:color="2E6B4F"/>
-        </w:pBdr>
-      </w:pPr>
-      <w:r>
-        <w:rPr>
-          <w:sz w:val="21"/>
-        </w:rPr>
-        <w:t>2. 忧郁性的瞋恚</w:t>
-      </w:r>
-    </w:p>
-    <w:p>
-      <w:pPr>
-        <w:spacing w:after="30" w:before="0"/>
-        <w:ind w:left="227" w:right="113"/>
-        <w:shd w:val="clear" w:color="auto" w:fill="F2F8F4"/>
-        <w:pBdr>
-          <w:left w:val="single" w:sz="28" w:space="6" w:color="2E6B4F"/>
-        </w:pBdr>
-      </w:pPr>
-      <w:r>
-        <w:rPr>
-          <w:sz w:val="21"/>
-        </w:rPr>
-        <w:t>昏沉睡眠盖</w:t>
-      </w:r>
-    </w:p>
-    <w:p>
-      <w:pPr>
-        <w:spacing w:after="30" w:before="0"/>
-        <w:ind w:left="227" w:right="113"/>
-        <w:shd w:val="clear" w:color="auto" w:fill="F2F8F4"/>
-        <w:pBdr>
-          <w:left w:val="single" w:sz="28" w:space="6" w:color="2E6B4F"/>
-        </w:pBdr>
-      </w:pPr>
-      <w:r>
-        <w:rPr>
-          <w:sz w:val="21"/>
-        </w:rPr>
-        <w:t>昏沉睡眠盖(thinamiddha):即昏沉与睡眠。</w:t>
-      </w:r>
-    </w:p>
-    <w:p>
-      <w:pPr>
-        <w:spacing w:after="30" w:before="0"/>
-        <w:ind w:left="227" w:right="113"/>
-        <w:shd w:val="clear" w:color="auto" w:fill="F2F8F4"/>
-        <w:pBdr>
-          <w:left w:val="single" w:sz="28" w:space="6" w:color="2E6B4F"/>
-        </w:pBdr>
-      </w:pPr>
-      <w:r>
-        <w:rPr>
-          <w:sz w:val="21"/>
-        </w:rPr>
-        <w:t>昏沉：心的不适业性为昏沉(thina)，这是怠惰状态(ālasiyabhāva)的同义词。</w:t>
-      </w:r>
-    </w:p>
-    <w:p>
-      <w:pPr>
-        <w:spacing w:after="30" w:before="0"/>
-        <w:ind w:left="227" w:right="113"/>
-        <w:shd w:val="clear" w:color="auto" w:fill="F2F8F4"/>
-        <w:pBdr>
-          <w:left w:val="single" w:sz="28" w:space="6" w:color="2E6B4F"/>
-        </w:pBdr>
-      </w:pPr>
-      <w:r>
-        <w:rPr>
-          <w:sz w:val="21"/>
-        </w:rPr>
-        <w:t>睡眠：三蕴（受、想、行三蕴，或一切心所）的不适业性为睡眠（middha），这是睡猴的瞌睡状态的同义词。</w:t>
-      </w:r>
-    </w:p>
-    <w:p>
-      <w:pPr>
-        <w:spacing w:after="30" w:before="0"/>
-        <w:ind w:left="227" w:right="113"/>
-        <w:shd w:val="clear" w:color="auto" w:fill="F2F8F4"/>
-        <w:pBdr>
-          <w:left w:val="single" w:sz="28" w:space="6" w:color="2E6B4F"/>
-        </w:pBdr>
-      </w:pPr>
-      <w:r>
-        <w:rPr>
-          <w:sz w:val="21"/>
-        </w:rPr>
-        <w:t>掉举追悔盖</w:t>
-      </w:r>
-    </w:p>
-    <w:p>
-      <w:pPr>
-        <w:spacing w:after="30" w:before="0"/>
-        <w:ind w:left="227" w:right="113"/>
-        <w:shd w:val="clear" w:color="auto" w:fill="F2F8F4"/>
-        <w:pBdr>
-          <w:left w:val="single" w:sz="28" w:space="6" w:color="2E6B4F"/>
-        </w:pBdr>
-      </w:pPr>
-      <w:r>
-        <w:rPr>
-          <w:sz w:val="21"/>
-        </w:rPr>
-        <w:t>掉举(uddhacca)是指心的散乱,爱打妄想,思绪纷纷扰扰。妄想是心取不同的所缘,抓取不同的对象,不能安定下来,犹如被风吹的旗在飘扬;又如把石头丢到尘土堆里,使尘土飞扬一样。</w:t>
-      </w:r>
-    </w:p>
-    <w:p>
-      <w:pPr>
-        <w:spacing w:after="30" w:before="0"/>
-        <w:ind w:left="227" w:right="113"/>
-        <w:shd w:val="clear" w:color="auto" w:fill="F2F8F4"/>
-        <w:pBdr>
-          <w:left w:val="single" w:sz="28" w:space="6" w:color="2E6B4F"/>
-        </w:pBdr>
-      </w:pPr>
-      <w:r>
-        <w:rPr>
-          <w:sz w:val="21"/>
-        </w:rPr>
-        <w:t>追悔，义注提到的主要是对戒律方面的追悔。出家人犯戒之后内心感到不安、后悔，称为"追悔"（kukkucca）。</w:t>
-      </w:r>
-    </w:p>
-    <w:p>
-      <w:pPr>
-        <w:spacing w:after="30" w:before="0"/>
-        <w:ind w:left="227" w:right="113"/>
-        <w:shd w:val="clear" w:color="auto" w:fill="F2F8F4"/>
-        <w:pBdr>
-          <w:left w:val="single" w:sz="28" w:space="6" w:color="2E6B4F"/>
-        </w:pBdr>
-      </w:pPr>
-      <w:r>
-        <w:rPr>
-          <w:sz w:val="21"/>
-        </w:rPr>
-        <w:t>疑盖</w:t>
-      </w:r>
-    </w:p>
-    <w:p>
-      <w:pPr>
-        <w:spacing w:after="30" w:before="0"/>
-        <w:ind w:left="227" w:right="113"/>
-        <w:shd w:val="clear" w:color="auto" w:fill="F2F8F4"/>
-        <w:pBdr>
-          <w:left w:val="single" w:sz="28" w:space="6" w:color="2E6B4F"/>
-        </w:pBdr>
-      </w:pPr>
-      <w:r>
-        <w:rPr>
-          <w:sz w:val="21"/>
-        </w:rPr>
-        <w:t>疑盖(vicikicchā):怀疑。</w:t>
-      </w:r>
-    </w:p>
-    <w:p>
-      <w:pPr>
-        <w:spacing w:after="30" w:before="0"/>
-        <w:ind w:left="227" w:right="113"/>
-        <w:shd w:val="clear" w:color="auto" w:fill="F2F8F4"/>
-        <w:pBdr>
-          <w:left w:val="single" w:sz="28" w:space="6" w:color="2E6B4F"/>
-        </w:pBdr>
-      </w:pPr>
-      <w:r>
-        <w:rPr>
-          <w:sz w:val="21"/>
-        </w:rPr>
-        <w:t>即对八种事的疑:佛、法、僧、戒定慧三学、过去世、未来世、过去未来世以及因果法则(此缘性、缘生法)。</w:t>
-      </w:r>
-    </w:p>
-    <w:p>
-      <w:pPr>
-        <w:spacing w:before="120" w:after="40"/>
-      </w:pPr>
-      <w:r>
-        <w:rPr>
-          <w:rFonts w:ascii="微软雅黑" w:hAnsi="微软雅黑"/>
+        <w:shd w:val="clear" w:fill="F2F5FA"/>
+      </w:pPr>
+      <w:r>
+        <w:rPr>
           <w:b/>
-          <w:color w:val="2E6B4F"/>
-          <w:sz w:val="24"/>
-        </w:rPr>
-        <w:t>（三）义注五喻：为什么要把五盖舍离</w:t>
-      </w:r>
-    </w:p>
-    <w:p>
-      <w:pPr>
-        <w:spacing w:before="120" w:after="40"/>
-      </w:pPr>
-      <w:r>
-        <w:rPr>
-          <w:rFonts w:ascii="微软雅黑" w:hAnsi="微软雅黑"/>
-          <w:b/>
-          <w:color w:val="2E6B4F"/>
-          <w:sz w:val="24"/>
-        </w:rPr>
-        <w:t>为什么舍离五盖（一）：应将欲贪视为债务</w:t>
-      </w:r>
-    </w:p>
-    <w:p>
-      <w:pPr>
-        <w:spacing w:after="30" w:before="0"/>
-        <w:ind w:left="227" w:right="113"/>
-        <w:shd w:val="clear" w:color="auto" w:fill="F2F8F4"/>
-        <w:pBdr>
-          <w:left w:val="single" w:sz="28" w:space="6" w:color="2E6B4F"/>
-        </w:pBdr>
-      </w:pPr>
-      <w:r>
-        <w:rPr>
-          <w:sz w:val="21"/>
-        </w:rPr>
-        <w:t>义注解释：譬如一个人向别人借了钱并挥霍掉，当债主催他还债时，他无力偿还，债主会对他粗言恶语，甚至打他，但他必须忍受这一切。为了躲避讨债，他只能藏匿起来，内心充满恐惧，但却不得不忍受。</w:t>
-      </w:r>
-    </w:p>
-    <w:p>
-      <w:pPr>
-        <w:spacing w:after="30" w:before="0"/>
-        <w:ind w:left="227" w:right="113"/>
-        <w:shd w:val="clear" w:color="auto" w:fill="F2F8F4"/>
-        <w:pBdr>
-          <w:left w:val="single" w:sz="28" w:space="6" w:color="2E6B4F"/>
-        </w:pBdr>
-      </w:pPr>
-      <w:r>
-        <w:rPr>
-          <w:sz w:val="21"/>
-        </w:rPr>
-        <w:t>同样地，一个人对他人产生欲爱，他以那个人为贪欲的目标时，即使那个人骂他、嘲讽他，他也必须忍受。所以，人心有贪欲的话，就像欠债被人讨债一样，贪欲是他必须承受、忍受的。所以，禅修者应当把欲贪视为债务。</w:t>
-      </w:r>
-    </w:p>
-    <w:p>
-      <w:pPr>
-        <w:spacing w:after="30" w:before="0"/>
-        <w:ind w:left="227" w:right="113"/>
-        <w:shd w:val="clear" w:color="auto" w:fill="F2F8F4"/>
-        <w:pBdr>
-          <w:left w:val="single" w:sz="28" w:space="6" w:color="2E6B4F"/>
-        </w:pBdr>
-      </w:pPr>
-      <w:r>
-        <w:rPr>
-          <w:sz w:val="21"/>
-        </w:rPr>
-        <w:t>在禅修中，欲贪表现为对结果的贪求和期待，从而产生比较、自责等瞋心，心不得平静。</w:t>
-      </w:r>
-    </w:p>
-    <w:p>
-      <w:pPr>
-        <w:spacing w:before="120" w:after="40"/>
-      </w:pPr>
-      <w:r>
-        <w:rPr>
-          <w:rFonts w:ascii="微软雅黑" w:hAnsi="微软雅黑"/>
-          <w:b/>
-          <w:color w:val="2E6B4F"/>
-          <w:sz w:val="24"/>
-        </w:rPr>
-        <w:t>为什么舍离五盖（二）：应将瞋恚视为疾病</w:t>
-      </w:r>
-    </w:p>
-    <w:p>
-      <w:pPr>
-        <w:spacing w:after="30" w:before="0"/>
-        <w:ind w:left="227" w:right="113"/>
-        <w:shd w:val="clear" w:color="auto" w:fill="F2F8F4"/>
-        <w:pBdr>
-          <w:left w:val="single" w:sz="28" w:space="6" w:color="2E6B4F"/>
-        </w:pBdr>
-      </w:pPr>
-      <w:r>
-        <w:rPr>
-          <w:sz w:val="21"/>
-        </w:rPr>
-        <w:t>义注解释：患胆汁病的人对于糖、蜜糖等美味可口的食物都不能品尝，在他们眼中会认为它们是苦的一样难以下咽。</w:t>
-      </w:r>
-    </w:p>
-    <w:p>
-      <w:pPr>
-        <w:spacing w:after="30" w:before="0"/>
-        <w:ind w:left="227" w:right="113"/>
-        <w:shd w:val="clear" w:color="auto" w:fill="F2F8F4"/>
-        <w:pBdr>
-          <w:left w:val="single" w:sz="28" w:space="6" w:color="2E6B4F"/>
-        </w:pBdr>
-      </w:pPr>
-      <w:r>
-        <w:rPr>
-          <w:sz w:val="21"/>
-        </w:rPr>
-        <w:t>一个充满瞋恨的人，即使他的老师充满慈悲地教训他，或者稍微严厉地教训他，他都无法接受，甚至愤然离去。</w:t>
-      </w:r>
-    </w:p>
-    <w:p>
-      <w:pPr>
-        <w:spacing w:after="30" w:before="0"/>
-        <w:ind w:left="227" w:right="113"/>
-        <w:shd w:val="clear" w:color="auto" w:fill="F2F8F4"/>
-        <w:pBdr>
-          <w:left w:val="single" w:sz="28" w:space="6" w:color="2E6B4F"/>
-        </w:pBdr>
-      </w:pPr>
-      <w:r>
-        <w:rPr>
-          <w:sz w:val="21"/>
-        </w:rPr>
-        <w:t>就像患胆汁病的人不能享用美味的食物一样，被瞋恨征服的人也无法品尝佛陀教法的滋味——出离之乐、出家之乐、禅那之乐、菩提之乐。所以，应当把瞋恚视为疾病。</w:t>
-      </w:r>
-    </w:p>
-    <w:p>
-      <w:pPr>
-        <w:spacing w:before="120" w:after="40"/>
-      </w:pPr>
-      <w:r>
-        <w:rPr>
-          <w:rFonts w:ascii="微软雅黑" w:hAnsi="微软雅黑"/>
-          <w:b/>
-          <w:color w:val="2E6B4F"/>
-          <w:sz w:val="24"/>
-        </w:rPr>
-        <w:t>为什么舍离五盖（三）：应视昏沉睡眠如犯人被囚禁</w:t>
-      </w:r>
-    </w:p>
-    <w:p>
-      <w:pPr>
-        <w:spacing w:after="30" w:before="0"/>
-        <w:ind w:left="227" w:right="113"/>
-        <w:shd w:val="clear" w:color="auto" w:fill="F2F8F4"/>
-        <w:pBdr>
-          <w:left w:val="single" w:sz="28" w:space="6" w:color="2E6B4F"/>
-        </w:pBdr>
-      </w:pPr>
-      <w:r>
-        <w:rPr>
-          <w:sz w:val="21"/>
-        </w:rPr>
-        <w:t>义注解释：又如一个人在节日里被关进牢房，当他被释放后，听到人们在谈论："昨天的庆典是多么美妙啊！""昨天的庆典是多么欢快啊！""昨天那些人唱歌多么动听啊！""那些人跳舞多么好看啊！"他都无法应答，因为他没有参加这个庆典。</w:t>
-      </w:r>
-    </w:p>
-    <w:p>
-      <w:pPr>
-        <w:spacing w:after="30" w:before="0"/>
-        <w:ind w:left="227" w:right="113"/>
-        <w:shd w:val="clear" w:color="auto" w:fill="F2F8F4"/>
-        <w:pBdr>
-          <w:left w:val="single" w:sz="28" w:space="6" w:color="2E6B4F"/>
-        </w:pBdr>
-      </w:pPr>
-      <w:r>
-        <w:rPr>
-          <w:sz w:val="21"/>
-        </w:rPr>
-        <w:t>同样地，内心被昏沉睡眠征服时，即使长老比库讲开示，他也无法听闻、无法明了。等开示结束后人们说"刚才的开示很美妙""多美妙的譬喻以及经文的讲解"等，他都不知道，因为听经时在打瞌睡，无法享用佛法的利益。所以，应当把昏沉睡眠视同犯人被囚禁。</w:t>
-      </w:r>
-    </w:p>
-    <w:p>
-      <w:pPr>
-        <w:spacing w:before="120" w:after="40"/>
-      </w:pPr>
-      <w:r>
-        <w:rPr>
-          <w:rFonts w:ascii="微软雅黑" w:hAnsi="微软雅黑"/>
-          <w:b/>
-          <w:color w:val="2E6B4F"/>
-          <w:sz w:val="24"/>
-        </w:rPr>
-        <w:t>为什么舍离五盖（四）：应将掉举追悔视为奴隶</w:t>
-      </w:r>
-    </w:p>
-    <w:p>
-      <w:pPr>
-        <w:spacing w:after="30" w:before="0"/>
-        <w:ind w:left="227" w:right="113"/>
-        <w:shd w:val="clear" w:color="auto" w:fill="F2F8F4"/>
-        <w:pBdr>
-          <w:left w:val="single" w:sz="28" w:space="6" w:color="2E6B4F"/>
-        </w:pBdr>
-      </w:pPr>
-      <w:r>
-        <w:rPr>
-          <w:sz w:val="21"/>
-        </w:rPr>
-        <w:t>义注解释：</w:t>
-      </w:r>
-    </w:p>
-    <w:p>
-      <w:pPr>
-        <w:spacing w:after="30" w:before="0"/>
-        <w:ind w:left="227" w:right="113"/>
-        <w:shd w:val="clear" w:color="auto" w:fill="F2F8F4"/>
-        <w:pBdr>
-          <w:left w:val="single" w:sz="28" w:space="6" w:color="2E6B4F"/>
-        </w:pBdr>
-      </w:pPr>
-      <w:r>
-        <w:rPr>
-          <w:sz w:val="21"/>
-        </w:rPr>
-        <w:t>一个奴隶在放假时也可能被主人差使，他必须赶快去办这件事情，不能享受节假日的休息，也不能去观看节假日的庆典。</w:t>
-      </w:r>
-    </w:p>
-    <w:p>
-      <w:pPr>
-        <w:spacing w:after="30" w:before="0"/>
-        <w:ind w:left="227" w:right="113"/>
-        <w:shd w:val="clear" w:color="auto" w:fill="F2F8F4"/>
-        <w:pBdr>
-          <w:left w:val="single" w:sz="28" w:space="6" w:color="2E6B4F"/>
-        </w:pBdr>
-      </w:pPr>
-      <w:r>
-        <w:rPr>
-          <w:sz w:val="21"/>
-        </w:rPr>
-        <w:t>同样地，如果比库不懂戒律，只是为了隐居而到森林里，即使因为一些小小的罪犯戒，他的心也无法平静。</w:t>
-      </w:r>
-    </w:p>
-    <w:p>
-      <w:pPr>
-        <w:spacing w:after="30" w:before="0"/>
-        <w:ind w:left="227" w:right="113"/>
-        <w:shd w:val="clear" w:color="auto" w:fill="F2F8F4"/>
-        <w:pBdr>
-          <w:left w:val="single" w:sz="28" w:space="6" w:color="2E6B4F"/>
-        </w:pBdr>
-      </w:pPr>
-      <w:r>
-        <w:rPr>
-          <w:sz w:val="21"/>
-        </w:rPr>
-        <w:t>那时他的心已经被追悔所征服，不得不舍弃隐居。所以，应当把掉举追悔视为奴隶。</w:t>
-      </w:r>
-    </w:p>
-    <w:p>
-      <w:pPr>
-        <w:spacing w:before="120" w:after="40"/>
-      </w:pPr>
-      <w:r>
-        <w:rPr>
-          <w:rFonts w:ascii="微软雅黑" w:hAnsi="微软雅黑"/>
-          <w:b/>
-          <w:color w:val="2E6B4F"/>
-          <w:sz w:val="24"/>
-        </w:rPr>
-        <w:t>为什么舍离五盖（五）：应将怀疑视为充满危险的荒漠</w:t>
-      </w:r>
-    </w:p>
-    <w:p>
-      <w:pPr>
-        <w:spacing w:after="30" w:before="0"/>
-        <w:ind w:left="227" w:right="113"/>
-        <w:shd w:val="clear" w:color="auto" w:fill="F2F8F4"/>
-        <w:pBdr>
-          <w:left w:val="single" w:sz="28" w:space="6" w:color="2E6B4F"/>
-        </w:pBdr>
-      </w:pPr>
-      <w:r>
-        <w:rPr>
-          <w:sz w:val="21"/>
-        </w:rPr>
-        <w:t>解释：当一个人带有众多钱财走在荒漠上，他知道一路上多有盗贼、强盗出没，即使听到风吹树枝的声音也会感到害怕，担心盗贼来了。一会儿担心后面有盗贼追来，一会儿怀疑前面有强盗拦路，心中充满疑虑、恐惧。</w:t>
-      </w:r>
-    </w:p>
-    <w:p>
-      <w:pPr>
-        <w:spacing w:after="30" w:before="0"/>
-        <w:ind w:left="227" w:right="113"/>
-        <w:shd w:val="clear" w:color="auto" w:fill="F2F8F4"/>
-        <w:pBdr>
-          <w:left w:val="single" w:sz="28" w:space="6" w:color="2E6B4F"/>
-        </w:pBdr>
-      </w:pPr>
-      <w:r>
-        <w:rPr>
-          <w:sz w:val="21"/>
-        </w:rPr>
-        <w:t>同样地，一个人怀疑佛、法、僧、戒定慧三学等八样事情，他就会对修行犹豫不决，不能够毫无障碍地走在修行的道路上。所以，应当把怀疑视为充满危险的荒漠。</w:t>
-      </w:r>
-    </w:p>
-    <w:p>
-      <w:r>
-        <w:rPr>
-          <w:b/>
-        </w:rPr>
-        <w:t>◈扩展段落</w:t>
-      </w:r>
-      <w:r>
-        <w:t>（可选）</w:t>
-      </w:r>
-    </w:p>
-    <w:p>
-      <w:pPr>
-        <w:spacing w:before="120" w:after="40"/>
-      </w:pPr>
-      <w:r>
-        <w:rPr>
-          <w:rFonts w:ascii="微软雅黑" w:hAnsi="微软雅黑"/>
-          <w:b/>
-          <w:color w:val="2E6B4F"/>
-          <w:sz w:val="24"/>
-        </w:rPr>
-        <w:t>盖（nīvaraṇa）释义的详细讲解（共修版照录）</w:t>
-      </w:r>
-    </w:p>
-    <w:p>
-      <w:pPr>
-        <w:spacing w:after="30" w:before="0"/>
-        <w:ind w:left="227" w:right="113"/>
-        <w:shd w:val="clear" w:color="auto" w:fill="F2F8F4"/>
-        <w:pBdr>
-          <w:left w:val="single" w:sz="28" w:space="6" w:color="2E6B4F"/>
-        </w:pBdr>
-      </w:pPr>
-      <w:r>
-        <w:rPr>
-          <w:sz w:val="21"/>
-        </w:rPr>
-        <w:t>那这个"盖"呢？巴利 nīvaraṇa，盖是封闭了解脱路途中的障碍。《无碍解道》说："解脱的道路上出现了障碍"或者说解脱的道路上被封闭了的意思。《阿毗达摩义分别复注》说：它是以阻止包括禅那在内的各种善心生起，包括持戒、禅修、服务，不能够去造作这样的善行，十种福德事或者十五种行，乃至于明都不能够生起。如此不允许其生起而称为盖，或者障碍慧眼为盖。《清净之道大复注》里说：是引领烦恼习气后，遮蔽为盖。总的来说，盖即是障盖、障碍的意思，因为能够障碍善法和定力成就，使得我们的智慧羸弱故名。被盖住了，做任何善法都没有办法做，包括你不想做，也是称为盖。</w:t>
-      </w:r>
-    </w:p>
-    <w:p>
-      <w:pPr>
-        <w:spacing w:before="120" w:after="40"/>
-      </w:pPr>
-      <w:r>
-        <w:rPr>
-          <w:rFonts w:ascii="微软雅黑" w:hAnsi="微软雅黑"/>
-          <w:b/>
-          <w:color w:val="2E6B4F"/>
-          <w:sz w:val="24"/>
-        </w:rPr>
-        <w:t>盖如何形成（一）：六种心理余势</w:t>
-      </w:r>
-    </w:p>
-    <w:p>
-      <w:pPr>
-        <w:spacing w:after="30" w:before="0"/>
-        <w:ind w:left="227" w:right="113"/>
-        <w:shd w:val="clear" w:color="auto" w:fill="F2F8F4"/>
-        <w:pBdr>
-          <w:left w:val="single" w:sz="28" w:space="6" w:color="2E6B4F"/>
-        </w:pBdr>
-      </w:pPr>
-      <w:r>
-        <w:rPr>
-          <w:sz w:val="21"/>
-        </w:rPr>
-        <w:t>1. Kamma (业) : 思所遗留下来的心理余势。思关系着我们过去生中所作的善恶行为</w:t>
-      </w:r>
-    </w:p>
-    <w:p>
-      <w:pPr>
-        <w:spacing w:after="30" w:before="0"/>
-        <w:ind w:left="227" w:right="113"/>
-        <w:shd w:val="clear" w:color="auto" w:fill="F2F8F4"/>
-        <w:pBdr>
-          <w:left w:val="single" w:sz="28" w:space="6" w:color="2E6B4F"/>
-        </w:pBdr>
-      </w:pPr>
-      <w:r>
-        <w:rPr>
-          <w:sz w:val="21"/>
-        </w:rPr>
-        <w:t>2. Anusaya (随眠) : 不善心所如贪、瞋等所遗留下来的心理余势。这些不善心所驱动我们过去生中所做的杀、盗等不善行。</w:t>
-      </w:r>
-    </w:p>
-    <w:p>
-      <w:pPr>
-        <w:spacing w:after="30" w:before="0"/>
-        <w:ind w:left="227" w:right="113"/>
-        <w:shd w:val="clear" w:color="auto" w:fill="F2F8F4"/>
-        <w:pBdr>
-          <w:left w:val="single" w:sz="28" w:space="6" w:color="2E6B4F"/>
-        </w:pBdr>
-      </w:pPr>
-      <w:r>
-        <w:rPr>
-          <w:sz w:val="21"/>
-        </w:rPr>
-        <w:t>3. Pāramī (波罗密) : 善的心所遗留下来的心理余势。这些善心所关系着我们过去生中所做的布施、持戒等善行。</w:t>
-      </w:r>
-    </w:p>
-    <w:p>
-      <w:pPr>
-        <w:spacing w:after="30" w:before="0"/>
-        <w:ind w:left="227" w:right="113"/>
-        <w:shd w:val="clear" w:color="auto" w:fill="F2F8F4"/>
-        <w:pBdr>
-          <w:left w:val="single" w:sz="28" w:space="6" w:color="2E6B4F"/>
-        </w:pBdr>
-      </w:pPr>
-      <w:r>
-        <w:rPr>
-          <w:sz w:val="21"/>
-        </w:rPr>
-        <w:t>4. Ajjhāsaya (意向性) : 关系着我们过去生经验的喜好或厌恶。</w:t>
-      </w:r>
-    </w:p>
-    <w:p>
-      <w:pPr>
-        <w:spacing w:after="30" w:before="0"/>
-        <w:ind w:left="227" w:right="113"/>
-        <w:shd w:val="clear" w:color="auto" w:fill="F2F8F4"/>
-        <w:pBdr>
-          <w:left w:val="single" w:sz="28" w:space="6" w:color="2E6B4F"/>
-        </w:pBdr>
-      </w:pPr>
-      <w:r>
-        <w:rPr>
-          <w:sz w:val="21"/>
-        </w:rPr>
-        <w:t>5. Vāsanā (习气)：一些倾向，跟我们过去生的习惯有关。</w:t>
-      </w:r>
-    </w:p>
-    <w:p>
-      <w:pPr>
-        <w:spacing w:after="30" w:before="0"/>
-        <w:ind w:left="227" w:right="113"/>
-        <w:shd w:val="clear" w:color="auto" w:fill="F2F8F4"/>
-        <w:pBdr>
-          <w:left w:val="single" w:sz="28" w:space="6" w:color="2E6B4F"/>
-        </w:pBdr>
-      </w:pPr>
-      <w:r>
-        <w:rPr>
-          <w:sz w:val="21"/>
-        </w:rPr>
-        <w:t>6. Carita (行)：我们于过去生中所养成的心性</w:t>
-      </w:r>
-    </w:p>
-    <w:p>
-      <w:pPr>
-        <w:spacing w:before="120" w:after="40"/>
-      </w:pPr>
-      <w:r>
-        <w:rPr>
-          <w:rFonts w:ascii="微软雅黑" w:hAnsi="微软雅黑"/>
-          <w:b/>
-          <w:color w:val="2E6B4F"/>
-          <w:sz w:val="24"/>
-        </w:rPr>
-        <w:t>盖如何形成（二）：过去五因</w:t>
-      </w:r>
-    </w:p>
-    <w:p>
-      <w:pPr>
-        <w:spacing w:after="30" w:before="0"/>
-        <w:ind w:left="227" w:right="113"/>
-        <w:shd w:val="clear" w:color="auto" w:fill="F2F8F4"/>
-        <w:pBdr>
-          <w:left w:val="single" w:sz="28" w:space="6" w:color="2E6B4F"/>
-        </w:pBdr>
-      </w:pPr>
-      <w:r>
-        <w:rPr>
-          <w:sz w:val="21"/>
-        </w:rPr>
-        <w:t>无明</w:t>
-      </w:r>
-    </w:p>
-    <w:p>
-      <w:pPr>
-        <w:spacing w:after="30" w:before="0"/>
-        <w:ind w:left="227" w:right="113"/>
-        <w:shd w:val="clear" w:color="auto" w:fill="F2F8F4"/>
-        <w:pBdr>
-          <w:left w:val="single" w:sz="28" w:space="6" w:color="2E6B4F"/>
-        </w:pBdr>
-      </w:pPr>
-      <w:r>
-        <w:rPr>
-          <w:sz w:val="21"/>
-        </w:rPr>
-        <w:t>爱</w:t>
-      </w:r>
-    </w:p>
-    <w:p>
-      <w:pPr>
-        <w:spacing w:after="30" w:before="0"/>
-        <w:ind w:left="227" w:right="113"/>
-        <w:shd w:val="clear" w:color="auto" w:fill="F2F8F4"/>
-        <w:pBdr>
-          <w:left w:val="single" w:sz="28" w:space="6" w:color="2E6B4F"/>
-        </w:pBdr>
-      </w:pPr>
-      <w:r>
-        <w:rPr>
-          <w:sz w:val="21"/>
-        </w:rPr>
-        <w:t>取</w:t>
-      </w:r>
-    </w:p>
-    <w:p>
-      <w:pPr>
-        <w:spacing w:after="30" w:before="0"/>
-        <w:ind w:left="227" w:right="113"/>
-        <w:shd w:val="clear" w:color="auto" w:fill="F2F8F4"/>
-        <w:pBdr>
-          <w:left w:val="single" w:sz="28" w:space="6" w:color="2E6B4F"/>
-        </w:pBdr>
-      </w:pPr>
-      <w:r>
-        <w:rPr>
-          <w:sz w:val="21"/>
-        </w:rPr>
-        <w:t>行</w:t>
-      </w:r>
-    </w:p>
-    <w:p>
-      <w:pPr>
-        <w:spacing w:after="30" w:before="0"/>
-        <w:ind w:left="227" w:right="113"/>
-        <w:shd w:val="clear" w:color="auto" w:fill="F2F8F4"/>
-        <w:pBdr>
-          <w:left w:val="single" w:sz="28" w:space="6" w:color="2E6B4F"/>
-        </w:pBdr>
-      </w:pPr>
-      <w:r>
-        <w:rPr>
-          <w:sz w:val="21"/>
-        </w:rPr>
-        <w:t>业</w:t>
-      </w:r>
-    </w:p>
-    <w:p>
-      <w:pPr>
-        <w:spacing w:before="120" w:after="40"/>
-      </w:pPr>
-      <w:r>
-        <w:rPr>
-          <w:rFonts w:ascii="微软雅黑" w:hAnsi="微软雅黑"/>
-          <w:b/>
-          <w:color w:val="2E6B4F"/>
-          <w:sz w:val="24"/>
-        </w:rPr>
-        <w:t>盖如何形成（三）：家庭及外在环境</w:t>
-      </w:r>
-    </w:p>
-    <w:p>
-      <w:pPr>
-        <w:spacing w:after="30" w:before="0"/>
-        <w:ind w:left="227" w:right="113"/>
-        <w:shd w:val="clear" w:color="auto" w:fill="F2F8F4"/>
-        <w:pBdr>
-          <w:left w:val="single" w:sz="28" w:space="6" w:color="2E6B4F"/>
-        </w:pBdr>
-      </w:pPr>
-      <w:r>
-        <w:rPr>
-          <w:sz w:val="21"/>
-        </w:rPr>
-        <w:t>1. 家庭环境对个人的影响</w:t>
-      </w:r>
-    </w:p>
-    <w:p>
-      <w:pPr>
-        <w:spacing w:after="30" w:before="0"/>
-        <w:ind w:left="227" w:right="113"/>
-        <w:shd w:val="clear" w:color="auto" w:fill="F2F8F4"/>
-        <w:pBdr>
-          <w:left w:val="single" w:sz="28" w:space="6" w:color="2E6B4F"/>
-        </w:pBdr>
-      </w:pPr>
-      <w:r>
-        <w:rPr>
-          <w:sz w:val="21"/>
-        </w:rPr>
-        <w:t>2. 教育、工作等其他环境对个人的影响</w:t>
-      </w:r>
-    </w:p>
-    <w:p>
-      <w:pPr>
-        <w:spacing w:before="120" w:after="40"/>
-      </w:pPr>
-      <w:r>
-        <w:rPr>
-          <w:rFonts w:ascii="微软雅黑" w:hAnsi="微软雅黑"/>
-          <w:b/>
-          <w:color w:val="2E6B4F"/>
-          <w:sz w:val="24"/>
-        </w:rPr>
-        <w:t>八种疑</w:t>
-      </w:r>
-    </w:p>
-    <w:p>
-      <w:pPr>
-        <w:spacing w:after="30" w:before="0"/>
-        <w:ind w:left="227" w:right="113"/>
-        <w:shd w:val="clear" w:color="auto" w:fill="F2F8F4"/>
-        <w:pBdr>
-          <w:left w:val="single" w:sz="28" w:space="6" w:color="2E6B4F"/>
-        </w:pBdr>
-      </w:pPr>
-      <w:r>
-        <w:rPr>
-          <w:sz w:val="21"/>
-        </w:rPr>
-        <w:t>1. 怀疑导师: satthari kankhati vicikicchat</w:t>
-      </w:r>
-    </w:p>
-    <w:p>
-      <w:pPr>
-        <w:spacing w:after="30" w:before="0"/>
-        <w:ind w:left="227" w:right="113"/>
-        <w:shd w:val="clear" w:color="auto" w:fill="F2F8F4"/>
-        <w:pBdr>
-          <w:left w:val="single" w:sz="28" w:space="6" w:color="2E6B4F"/>
-        </w:pBdr>
-      </w:pPr>
-      <w:r>
-        <w:rPr>
-          <w:sz w:val="21"/>
-        </w:rPr>
-        <w:t>2. 怀疑法: dhamme kankhati vicikcati</w:t>
-      </w:r>
-    </w:p>
-    <w:p>
-      <w:pPr>
-        <w:spacing w:after="30" w:before="0"/>
-        <w:ind w:left="227" w:right="113"/>
-        <w:shd w:val="clear" w:color="auto" w:fill="F2F8F4"/>
-        <w:pBdr>
-          <w:left w:val="single" w:sz="28" w:space="6" w:color="2E6B4F"/>
-        </w:pBdr>
-      </w:pPr>
-      <w:r>
-        <w:rPr>
-          <w:sz w:val="21"/>
-        </w:rPr>
-        <w:t>3. 怀疑僧: sanghe kankhati vicikicchati</w:t>
-      </w:r>
-    </w:p>
-    <w:p>
-      <w:pPr>
-        <w:spacing w:after="30" w:before="0"/>
-        <w:ind w:left="227" w:right="113"/>
-        <w:shd w:val="clear" w:color="auto" w:fill="F2F8F4"/>
-        <w:pBdr>
-          <w:left w:val="single" w:sz="28" w:space="6" w:color="2E6B4F"/>
-        </w:pBdr>
-      </w:pPr>
-      <w:r>
-        <w:rPr>
-          <w:sz w:val="21"/>
-        </w:rPr>
-        <w:t>4. 怀疑学: sikkhāya kaṅkhati vicikicchati</w:t>
-      </w:r>
-    </w:p>
-    <w:p>
-      <w:pPr>
-        <w:spacing w:after="30" w:before="0"/>
-        <w:ind w:left="227" w:right="113"/>
-        <w:shd w:val="clear" w:color="auto" w:fill="F2F8F4"/>
-        <w:pBdr>
-          <w:left w:val="single" w:sz="28" w:space="6" w:color="2E6B4F"/>
-        </w:pBdr>
-      </w:pPr>
-      <w:r>
-        <w:rPr>
-          <w:sz w:val="21"/>
-        </w:rPr>
-        <w:t>5. 怀疑前际: pubbante kankhati vicikicchat</w:t>
-      </w:r>
-    </w:p>
-    <w:p>
-      <w:pPr>
-        <w:spacing w:after="30" w:before="0"/>
-        <w:ind w:left="227" w:right="113"/>
-        <w:shd w:val="clear" w:color="auto" w:fill="F2F8F4"/>
-        <w:pBdr>
-          <w:left w:val="single" w:sz="28" w:space="6" w:color="2E6B4F"/>
-        </w:pBdr>
-      </w:pPr>
-      <w:r>
-        <w:rPr>
-          <w:sz w:val="21"/>
-        </w:rPr>
-        <w:t>6. 怀疑后际: aparante kankhati vicikicchat</w:t>
-      </w:r>
-    </w:p>
-    <w:p>
-      <w:pPr>
-        <w:spacing w:after="30" w:before="0"/>
-        <w:ind w:left="227" w:right="113"/>
-        <w:shd w:val="clear" w:color="auto" w:fill="F2F8F4"/>
-        <w:pBdr>
-          <w:left w:val="single" w:sz="28" w:space="6" w:color="2E6B4F"/>
-        </w:pBdr>
-      </w:pPr>
-      <w:r>
-        <w:rPr>
-          <w:sz w:val="21"/>
-        </w:rPr>
-        <w:t>7. 怀疑前后际: pubbantāparante kànkhati vicikicchati</w:t>
-      </w:r>
-    </w:p>
-    <w:p>
-      <w:pPr>
-        <w:spacing w:after="30" w:before="0"/>
-        <w:ind w:left="227" w:right="113"/>
-        <w:shd w:val="clear" w:color="auto" w:fill="F2F8F4"/>
-        <w:pBdr>
-          <w:left w:val="single" w:sz="28" w:space="6" w:color="2E6B4F"/>
-        </w:pBdr>
-      </w:pPr>
-      <w:r>
-        <w:rPr>
-          <w:sz w:val="21"/>
-        </w:rPr>
-        <w:t>8. 怀疑此缘性、诸缘生法：idappaccayatā paticcasamuppannesudhammesu kankhati vicikicchat</w:t>
-      </w:r>
-    </w:p>
-    <w:p>
-      <w:pPr>
-        <w:pStyle w:val="Heading3"/>
-      </w:pPr>
-      <w:r>
-        <w:t>原文材料②：五盖对治方法</w:t>
-      </w:r>
-    </w:p>
-    <w:p>
-      <w:r>
-        <w:rPr>
-          <w:b/>
-        </w:rPr>
-        <w:t>★核心段落</w:t>
-      </w:r>
-      <w:r>
-        <w:t>（必读）</w:t>
-      </w:r>
-    </w:p>
-    <w:p>
-      <w:pPr>
-        <w:spacing w:before="120" w:after="40"/>
-      </w:pPr>
-      <w:r>
-        <w:rPr>
-          <w:rFonts w:ascii="微软雅黑" w:hAnsi="微软雅黑"/>
-          <w:b/>
-          <w:color w:val="2E6B4F"/>
-          <w:sz w:val="24"/>
-        </w:rPr>
-        <w:t>（一）昏沉睡眠盖的对治：三种精进与六种方法（依据录音转写整理）</w:t>
-      </w:r>
-    </w:p>
-    <w:p>
-      <w:pPr>
-        <w:spacing w:after="30" w:before="0"/>
-        <w:ind w:left="227" w:right="113"/>
-        <w:shd w:val="clear" w:color="auto" w:fill="F2F8F4"/>
-        <w:pBdr>
-          <w:left w:val="single" w:sz="28" w:space="6" w:color="2E6B4F"/>
-        </w:pBdr>
-      </w:pPr>
-      <w:r>
-        <w:rPr>
-          <w:sz w:val="21"/>
-        </w:rPr>
-        <w:t>〔00:20:49〕佛陀教导的是，要通过如理作意三种精进的法，能够灭除昏沉睡眠。精进有三种层次：第一种是初精进，就是基本的努力、初步的努力；第二种是强精进，这种精进一升起来的时候，懈怠就会完全消失；第三个呢，就是勇猛精进，它是精进里面最强的那一种力量，（能够克服）这种怠惰、或者放弃、或者不努力这种因素。通过如理作意这三个层次的精进呢，就会灭除昏沉睡眠。</w:t>
-      </w:r>
-    </w:p>
-    <w:p>
-      <w:pPr>
-        <w:spacing w:after="30" w:before="0"/>
-        <w:ind w:left="227" w:right="113"/>
-        <w:shd w:val="clear" w:color="auto" w:fill="F2F8F4"/>
-        <w:pBdr>
-          <w:left w:val="single" w:sz="28" w:space="6" w:color="2E6B4F"/>
-        </w:pBdr>
-      </w:pPr>
-    </w:p>
-    <w:p>
-      <w:pPr>
-        <w:spacing w:after="30" w:before="0"/>
-        <w:ind w:left="227" w:right="113"/>
-        <w:shd w:val="clear" w:color="auto" w:fill="F2F8F4"/>
-        <w:pBdr>
-          <w:left w:val="single" w:sz="28" w:space="6" w:color="2E6B4F"/>
-        </w:pBdr>
-      </w:pPr>
-      <w:r>
-        <w:rPr>
-          <w:sz w:val="21"/>
-        </w:rPr>
-        <w:t>〔00:22:35〕我们的精进呢，一般都是跟我们的欲相关——你首先要有这样想要的心，你没有想要的心，这个心气是升不起来的。所以我们一开始讲《大念处经》的时候，就讲"热忱、正知、具念"（原转写"热情正知剧烈"），把热忱排在前面。热忱呢，是有精进的特性的，但它跟一般的精进不大一样：一般的精进它是中性的——初精进、正精进、持续（的精进）都是精进；但是这个热忱呢，它（不）只（是）破坏烦恼，它能够烧毁——它这个热呢，可以烧毁烦恼，有这样的一种特性。（要）把这些热情热起来。</w:t>
-      </w:r>
-    </w:p>
-    <w:p>
-      <w:pPr>
-        <w:spacing w:after="30" w:before="0"/>
-        <w:ind w:left="227" w:right="113"/>
-        <w:shd w:val="clear" w:color="auto" w:fill="F2F8F4"/>
-        <w:pBdr>
-          <w:left w:val="single" w:sz="28" w:space="6" w:color="2E6B4F"/>
-        </w:pBdr>
-      </w:pPr>
-    </w:p>
-    <w:p>
-      <w:pPr>
-        <w:spacing w:after="30" w:before="0"/>
-        <w:ind w:left="227" w:right="113"/>
-        <w:shd w:val="clear" w:color="auto" w:fill="F2F8F4"/>
-        <w:pBdr>
-          <w:left w:val="single" w:sz="28" w:space="6" w:color="2E6B4F"/>
-        </w:pBdr>
-      </w:pPr>
-      <w:r>
-        <w:rPr>
-          <w:sz w:val="21"/>
-        </w:rPr>
-        <w:t>〔00:23:32〕那么对于修行，怎么（保持）热情呢？（要）有虔诚（原转写"钱单"）——因为你真的有想修行的心、有明确的修行的目标，那不管碰到多大的困难，你也会坚持不懈。有这个东西呢，我们才能够让这三种（层次的）精进被提拔起来。</w:t>
-      </w:r>
-    </w:p>
-    <w:p>
-      <w:pPr>
-        <w:spacing w:after="30" w:before="0"/>
-        <w:ind w:left="227" w:right="113"/>
-        <w:shd w:val="clear" w:color="auto" w:fill="F2F8F4"/>
-        <w:pBdr>
-          <w:left w:val="single" w:sz="28" w:space="6" w:color="2E6B4F"/>
-        </w:pBdr>
-      </w:pPr>
-    </w:p>
-    <w:p>
-      <w:pPr>
-        <w:spacing w:after="30" w:before="0"/>
-        <w:ind w:left="227" w:right="113"/>
-        <w:shd w:val="clear" w:color="auto" w:fill="F2F8F4"/>
-        <w:pBdr>
-          <w:left w:val="single" w:sz="28" w:space="6" w:color="2E6B4F"/>
-        </w:pBdr>
-      </w:pPr>
-      <w:r>
-        <w:rPr>
-          <w:sz w:val="21"/>
-        </w:rPr>
-        <w:t>〔00:25:58〕（义注）里面呢，对于昏沉睡眠呢，讲到了六种方法可以对治昏沉睡眠。</w:t>
-      </w:r>
-    </w:p>
-    <w:p>
-      <w:pPr>
-        <w:spacing w:after="30" w:before="0"/>
-        <w:ind w:left="227" w:right="113"/>
-        <w:shd w:val="clear" w:color="auto" w:fill="F2F8F4"/>
-        <w:pBdr>
-          <w:left w:val="single" w:sz="28" w:space="6" w:color="2E6B4F"/>
-        </w:pBdr>
-      </w:pPr>
-    </w:p>
-    <w:p>
-      <w:pPr>
-        <w:spacing w:after="30" w:before="0"/>
-        <w:ind w:left="227" w:right="113"/>
-        <w:shd w:val="clear" w:color="auto" w:fill="F2F8F4"/>
-        <w:pBdr>
-          <w:left w:val="single" w:sz="28" w:space="6" w:color="2E6B4F"/>
-        </w:pBdr>
-      </w:pPr>
-      <w:r>
-        <w:rPr>
-          <w:sz w:val="21"/>
-        </w:rPr>
-        <w:t>第一个呢，知道饮食过量可能导致昏沉睡眠——所以我们要知道你的饮食量，要把握住。</w:t>
-      </w:r>
-    </w:p>
-    <w:p>
-      <w:pPr>
-        <w:spacing w:after="30" w:before="0"/>
-        <w:ind w:left="227" w:right="113"/>
-        <w:shd w:val="clear" w:color="auto" w:fill="F2F8F4"/>
-        <w:pBdr>
-          <w:left w:val="single" w:sz="28" w:space="6" w:color="2E6B4F"/>
-        </w:pBdr>
-      </w:pPr>
-    </w:p>
-    <w:p>
-      <w:pPr>
-        <w:spacing w:after="30" w:before="0"/>
-        <w:ind w:left="227" w:right="113"/>
-        <w:shd w:val="clear" w:color="auto" w:fill="F2F8F4"/>
-        <w:pBdr>
-          <w:left w:val="single" w:sz="28" w:space="6" w:color="2E6B4F"/>
-        </w:pBdr>
-      </w:pPr>
-      <w:r>
-        <w:rPr>
-          <w:sz w:val="21"/>
-        </w:rPr>
-        <w:t>第二个呢，是转换身体的姿势。昏沉呢，你就跪起来——前面的（方式）对治完了以后不行，你要跪起来；跪起来不行，站起来；站起来不行，去经行；经行不行，你洗把脸；再不行，去睡个觉——那就是要这样。（另外：如果你在禅修过程中不是因为睡不好导致的，而是进入细微定、微细的阶段时的那种（昏沉感），那是（根）不平衡——所以你如果观察到有一点点（要沉下去）的时候，马上就要提精进，或者提轻安，或者提喜。如果你等到已经昏了再（提），就来不及了。）</w:t>
-      </w:r>
-    </w:p>
-    <w:p>
-      <w:pPr>
-        <w:spacing w:after="30" w:before="0"/>
-        <w:ind w:left="227" w:right="113"/>
-        <w:shd w:val="clear" w:color="auto" w:fill="F2F8F4"/>
-        <w:pBdr>
-          <w:left w:val="single" w:sz="28" w:space="6" w:color="2E6B4F"/>
-        </w:pBdr>
-      </w:pPr>
-    </w:p>
-    <w:p>
-      <w:pPr>
-        <w:spacing w:after="30" w:before="0"/>
-        <w:ind w:left="227" w:right="113"/>
-        <w:shd w:val="clear" w:color="auto" w:fill="F2F8F4"/>
-        <w:pBdr>
-          <w:left w:val="single" w:sz="28" w:space="6" w:color="2E6B4F"/>
-        </w:pBdr>
-      </w:pPr>
-      <w:r>
-        <w:rPr>
-          <w:sz w:val="21"/>
-        </w:rPr>
-        <w:t>第三个呢，就是做光明想。做光明想，你感觉呢就是很亮——身体（内外）都（想）怎么亮，然后变成眼睛的画面（光明的景象）。你可以这样做，做一下就会有点效果。</w:t>
-      </w:r>
-    </w:p>
-    <w:p>
-      <w:pPr>
-        <w:spacing w:after="30" w:before="0"/>
-        <w:ind w:left="227" w:right="113"/>
-        <w:shd w:val="clear" w:color="auto" w:fill="F2F8F4"/>
-        <w:pBdr>
-          <w:left w:val="single" w:sz="28" w:space="6" w:color="2E6B4F"/>
-        </w:pBdr>
-      </w:pPr>
-    </w:p>
-    <w:p>
-      <w:pPr>
-        <w:spacing w:after="30" w:before="0"/>
-        <w:ind w:left="227" w:right="113"/>
-        <w:shd w:val="clear" w:color="auto" w:fill="F2F8F4"/>
-        <w:pBdr>
-          <w:left w:val="single" w:sz="28" w:space="6" w:color="2E6B4F"/>
-        </w:pBdr>
-      </w:pPr>
-      <w:r>
-        <w:rPr>
-          <w:sz w:val="21"/>
-        </w:rPr>
-        <w:t>第四个（方法）：如果你是习惯性昏沉、不是睡眠不好的人呢，在不是很冷的时候，坐在露天下也是有效的。</w:t>
-      </w:r>
-    </w:p>
-    <w:p>
-      <w:pPr>
-        <w:spacing w:after="30" w:before="0"/>
-        <w:ind w:left="227" w:right="113"/>
-        <w:shd w:val="clear" w:color="auto" w:fill="F2F8F4"/>
-        <w:pBdr>
-          <w:left w:val="single" w:sz="28" w:space="6" w:color="2E6B4F"/>
-        </w:pBdr>
-      </w:pPr>
-    </w:p>
-    <w:p>
-      <w:pPr>
-        <w:spacing w:after="30" w:before="0"/>
-        <w:ind w:left="227" w:right="113"/>
-        <w:shd w:val="clear" w:color="auto" w:fill="F2F8F4"/>
-        <w:pBdr>
-          <w:left w:val="single" w:sz="28" w:space="6" w:color="2E6B4F"/>
-        </w:pBdr>
-      </w:pPr>
-      <w:r>
-        <w:rPr>
-          <w:sz w:val="21"/>
-        </w:rPr>
-        <w:t>第五个是结交善知识——对那种比较精进的人，你会受到他的影响；而且呢，他对于怎么去处理这种昏沉睡眠，有很多的建议和方法。</w:t>
-      </w:r>
-    </w:p>
-    <w:p>
-      <w:pPr>
-        <w:spacing w:after="30" w:before="0"/>
-        <w:ind w:left="227" w:right="113"/>
-        <w:shd w:val="clear" w:color="auto" w:fill="F2F8F4"/>
-        <w:pBdr>
-          <w:left w:val="single" w:sz="28" w:space="6" w:color="2E6B4F"/>
-        </w:pBdr>
-      </w:pPr>
-    </w:p>
-    <w:p>
-      <w:pPr>
-        <w:spacing w:after="30" w:before="0"/>
-        <w:ind w:left="227" w:right="113"/>
-        <w:shd w:val="clear" w:color="auto" w:fill="F2F8F4"/>
-        <w:pBdr>
-          <w:left w:val="single" w:sz="28" w:space="6" w:color="2E6B4F"/>
-        </w:pBdr>
-      </w:pPr>
-      <w:r>
-        <w:rPr>
-          <w:sz w:val="21"/>
-        </w:rPr>
-        <w:t>第六个是（多作）有助于灭除昏沉睡眠的适当言论（原转写"失败言论"）——大家在一起讨论（怎么对治），也可以解决。</w:t>
-      </w:r>
-    </w:p>
-    <w:p>
-      <w:pPr>
-        <w:spacing w:after="30" w:before="0"/>
-        <w:ind w:left="227" w:right="113"/>
-        <w:shd w:val="clear" w:color="auto" w:fill="F2F8F4"/>
-        <w:pBdr>
-          <w:left w:val="single" w:sz="28" w:space="6" w:color="2E6B4F"/>
-        </w:pBdr>
-      </w:pPr>
-    </w:p>
-    <w:p>
-      <w:pPr>
-        <w:spacing w:after="30" w:before="0"/>
-        <w:ind w:left="227" w:right="113"/>
-        <w:shd w:val="clear" w:color="auto" w:fill="F2F8F4"/>
-        <w:pBdr>
-          <w:left w:val="single" w:sz="28" w:space="6" w:color="2E6B4F"/>
-        </w:pBdr>
-      </w:pPr>
-      <w:r>
-        <w:rPr>
-          <w:sz w:val="21"/>
-        </w:rPr>
-        <w:t>〔00:28:12〕那我们在很多的书里面呢，提到佛陀教导目犍连尊者对治昏沉睡眠的八种方法，有的时候（说）七种方法。</w:t>
-      </w:r>
-    </w:p>
-    <w:p>
-      <w:pPr>
-        <w:spacing w:before="120" w:after="40"/>
-      </w:pPr>
-      <w:r>
-        <w:rPr>
-          <w:rFonts w:ascii="微软雅黑" w:hAnsi="微软雅黑"/>
-          <w:b/>
-          <w:color w:val="2E6B4F"/>
-          <w:sz w:val="24"/>
-        </w:rPr>
-        <w:t>（二）掉举追悔盖的对治：六种灭除法（依据录音转写整理）</w:t>
-      </w:r>
-    </w:p>
-    <w:p>
-      <w:pPr>
-        <w:spacing w:after="30" w:before="0"/>
-        <w:ind w:left="227" w:right="113"/>
-        <w:shd w:val="clear" w:color="auto" w:fill="F2F8F4"/>
-        <w:pBdr>
-          <w:left w:val="single" w:sz="28" w:space="6" w:color="2E6B4F"/>
-        </w:pBdr>
-      </w:pPr>
-      <w:r>
-        <w:rPr>
-          <w:sz w:val="21"/>
-        </w:rPr>
-        <w:t>〔00:34:28〕论书里面讲，有六种方法可以帮助灭除掉举和追悔：第一个，对于佛法有深入的认识；第二个是发问；第三个是了解戒律；第四个是跟长老而且行持戒律更有经验的人相处；第五是结交善知识；第六是（多作）有助于灭除掉举追悔的适当言论（原转写"失败言行"）。</w:t>
-      </w:r>
-    </w:p>
-    <w:p>
-      <w:pPr>
-        <w:spacing w:after="30" w:before="0"/>
-        <w:ind w:left="227" w:right="113"/>
-        <w:shd w:val="clear" w:color="auto" w:fill="F2F8F4"/>
-        <w:pBdr>
-          <w:left w:val="single" w:sz="28" w:space="6" w:color="2E6B4F"/>
-        </w:pBdr>
-      </w:pPr>
-      <w:r>
-        <w:rPr>
-          <w:b/>
-          <w:sz w:val="21"/>
-        </w:rPr>
-        <w:t>【本周朗读段 · 结束】</w:t>
-      </w:r>
-      <w:r>
-        <w:rPr>
-          <w:sz w:val="21"/>
-        </w:rPr>
-        <w:t>（以下为默读／选读／延伸内容，时间富余时再读）</w:t>
-      </w:r>
-    </w:p>
-    <w:p>
-      <w:pPr>
-        <w:spacing w:after="30" w:before="0"/>
-        <w:ind w:left="227" w:right="113"/>
-        <w:shd w:val="clear" w:color="auto" w:fill="F2F8F4"/>
-        <w:pBdr>
-          <w:left w:val="single" w:sz="28" w:space="6" w:color="2E6B4F"/>
-        </w:pBdr>
-      </w:pPr>
-    </w:p>
-    <w:p>
-      <w:pPr>
-        <w:spacing w:after="30" w:before="0"/>
-        <w:ind w:left="227" w:right="113"/>
-        <w:shd w:val="clear" w:color="auto" w:fill="F2F8F4"/>
-        <w:pBdr>
-          <w:left w:val="single" w:sz="28" w:space="6" w:color="2E6B4F"/>
-        </w:pBdr>
-      </w:pPr>
-      <w:r>
-        <w:rPr>
-          <w:sz w:val="21"/>
-        </w:rPr>
-        <w:t>〔00:34:53〕第一种方法，（义释）里面讲，对于学习一、二、三、四、五部（尼迦耶）——就是长部、中部、（增支部）、相应部、小部——这些意义和语法的人呢，掉举、追悔就会消失，因为通过（法义的）知识可以克服掉举。发问呢，是指在法上、或者在戒律上面哪些（地方）做得不当、有（疑问）的，你去请教，请教完了这个事情就不想了，也会消除。了解戒律和与更有经验的人相处呢，是去拜见和咨询僧团中具有（德行的）长老，通过拜见、请教，就去除掉这个追悔。结交善知识呢，是跟精通戒律、精通佛法、精通烦恼对治的这些人去交往。适当言论呢，就是我们大家都在一起讨论——"我就是没有办法从那里走出来，那我们就梳理一下"——通过梳理来化解掉我们的追悔。</w:t>
-      </w:r>
-    </w:p>
-    <w:p>
-      <w:pPr>
-        <w:spacing w:before="120" w:after="40"/>
-      </w:pPr>
-      <w:r>
-        <w:rPr>
-          <w:rFonts w:ascii="微软雅黑" w:hAnsi="微软雅黑"/>
-          <w:b/>
-          <w:color w:val="2E6B4F"/>
-          <w:sz w:val="24"/>
-        </w:rPr>
-        <w:t>（三）贪欲盖的对治：不净观六法（出自补充资源E，依据录音转写整理）</w:t>
-      </w:r>
-    </w:p>
-    <w:p>
-      <w:pPr>
-        <w:spacing w:after="30" w:before="0"/>
-        <w:ind w:left="227" w:right="113"/>
-        <w:shd w:val="clear" w:color="auto" w:fill="F2F8F4"/>
-        <w:pBdr>
-          <w:left w:val="single" w:sz="28" w:space="6" w:color="2E6B4F"/>
-        </w:pBdr>
-      </w:pPr>
-      <w:r>
-        <w:rPr>
-          <w:sz w:val="21"/>
-        </w:rPr>
-        <w:t>〔00:05:00〕舍离欲贪盖啊，大长老在《正念之道》里讲到了（去除欲贪的）六种方法：第一个，把持不净想——致力于修习不净相呢，就是你有贪的时候，你要看到那个贪的所缘的不净，（任何对象）都是不净的，（可以）深入地、经常地修习不净（观）。</w:t>
-      </w:r>
-    </w:p>
-    <w:p>
-      <w:pPr>
-        <w:spacing w:after="30" w:before="0"/>
-        <w:ind w:left="227" w:right="113"/>
-        <w:shd w:val="clear" w:color="auto" w:fill="F2F8F4"/>
-        <w:pBdr>
-          <w:left w:val="single" w:sz="28" w:space="6" w:color="2E6B4F"/>
-        </w:pBdr>
-      </w:pPr>
-    </w:p>
-    <w:p>
-      <w:pPr>
-        <w:spacing w:after="30" w:before="0"/>
-        <w:ind w:left="227" w:right="113"/>
-        <w:shd w:val="clear" w:color="auto" w:fill="F2F8F4"/>
-        <w:pBdr>
-          <w:left w:val="single" w:sz="28" w:space="6" w:color="2E6B4F"/>
-        </w:pBdr>
-      </w:pPr>
-      <w:r>
-        <w:rPr>
-          <w:sz w:val="21"/>
-        </w:rPr>
-        <w:t>〔00:05:52〕（第二，）修行对食物的不净（不敬）；（第三，）对你喜爱的那些东西的不净（不敬）；（第四，）对自己身体的不净（不敬）、对他人身体的不净（不敬）。然后要守护根门——你特别喜欢的东西就不要看；（第五，）饮食知限量；（第六，）亲近善友，亲近少欲知足的善友，然后适当的言谈——适当言谈中就谈知足论、少欲论这样。</w:t>
-      </w:r>
-    </w:p>
-    <w:p>
-      <w:r>
-        <w:t>【整理者注】括号中的"第二／第三／第四／第五／第六"序号为本整理者依义注通行的六法顺序（不净想、修不净观、守护根门、饮食知量、亲近善友、适当言谈）所加；原转写为连续口述未标序号，具体分段请以原录音为准。</w:t>
-      </w:r>
-    </w:p>
-    <w:p>
-      <w:pPr>
-        <w:spacing w:before="120" w:after="40"/>
-      </w:pPr>
-      <w:r>
-        <w:rPr>
-          <w:rFonts w:ascii="微软雅黑" w:hAnsi="微软雅黑"/>
-          <w:b/>
-          <w:color w:val="2E6B4F"/>
-          <w:sz w:val="24"/>
-        </w:rPr>
-        <w:t>（四）嗔恚盖的对治：慈心（简短提及，依据录音转写整理）</w:t>
-      </w:r>
-    </w:p>
-    <w:p>
-      <w:pPr>
-        <w:spacing w:after="30" w:before="0"/>
-        <w:ind w:left="227" w:right="113"/>
-        <w:shd w:val="clear" w:color="auto" w:fill="F2F8F4"/>
-        <w:pBdr>
-          <w:left w:val="single" w:sz="28" w:space="6" w:color="2E6B4F"/>
-        </w:pBdr>
-      </w:pPr>
-      <w:r>
-        <w:rPr>
-          <w:sz w:val="21"/>
-        </w:rPr>
-        <w:t>〔00:11:05〕舍离嗔恚盖呢，佛陀在《增支部》里面讲到了（去除嗔恚的）五种办法：嗔心生起的时候，应当修慈，应当修悲，应当修舍；（要）不（去）注意（会）引起嗔恨的目标；思维众生都是自己业的主人、业的拥有者——这是五种（办法）来去除嗔恚。</w:t>
-      </w:r>
-    </w:p>
-    <w:p>
-      <w:pPr>
-        <w:spacing w:after="30" w:before="0"/>
-        <w:ind w:left="227" w:right="113"/>
-        <w:shd w:val="clear" w:color="auto" w:fill="F2F8F4"/>
-        <w:pBdr>
-          <w:left w:val="single" w:sz="28" w:space="6" w:color="2E6B4F"/>
-        </w:pBdr>
-      </w:pPr>
-    </w:p>
-    <w:p>
-      <w:pPr>
-        <w:spacing w:after="30" w:before="0"/>
-        <w:ind w:left="227" w:right="113"/>
-        <w:shd w:val="clear" w:color="auto" w:fill="F2F8F4"/>
-        <w:pBdr>
-          <w:left w:val="single" w:sz="28" w:space="6" w:color="2E6B4F"/>
-        </w:pBdr>
-      </w:pPr>
-      <w:r>
-        <w:rPr>
-          <w:sz w:val="21"/>
-        </w:rPr>
-        <w:t>〔00:16:23〕慈心，在我们心所里面就是无嗔心所；无嗔心所呢，就是去除嗔的这个有效的方法——慈跟嗔是对立的。</w:t>
-      </w:r>
-    </w:p>
-    <w:p>
-      <w:r>
-        <w:t>（编注：慈心禅完整修习见读书会02·慈心禅读书会资料包，本讲只把慈心作为"对治嗔恚的方法之一"简短提及。）</w:t>
-      </w:r>
-    </w:p>
-    <w:p>
-      <w:r>
-        <w:rPr>
-          <w:b/>
-        </w:rPr>
-        <w:t>◈扩展段落</w:t>
-      </w:r>
-      <w:r>
-        <w:t>（可选）</w:t>
-      </w:r>
-    </w:p>
-    <w:p>
-      <w:pPr>
-        <w:spacing w:before="120" w:after="40"/>
-      </w:pPr>
-      <w:r>
-        <w:rPr>
-          <w:rFonts w:ascii="微软雅黑" w:hAnsi="微软雅黑"/>
-          <w:b/>
-          <w:color w:val="2E6B4F"/>
-          <w:sz w:val="24"/>
-        </w:rPr>
-        <w:t>（一）昏沉睡眠的成因：不如理作意"无聊等法"（依据录音转写整理）</w:t>
-      </w:r>
-    </w:p>
-    <w:p>
-      <w:pPr>
-        <w:spacing w:after="30" w:before="0"/>
-        <w:ind w:left="227" w:right="113"/>
-        <w:shd w:val="clear" w:color="auto" w:fill="F2F8F4"/>
-        <w:pBdr>
-          <w:left w:val="single" w:sz="28" w:space="6" w:color="2E6B4F"/>
-        </w:pBdr>
-      </w:pPr>
-      <w:r>
-        <w:rPr>
-          <w:sz w:val="21"/>
-        </w:rPr>
-        <w:t>〔00:18:26〕注疏里面讲呢，为什么（会）昏沉睡眠呢？就是不如理作意这个无聊等法。无聊呢，是指不满意呀、松散呀、身心松散——那这个造成身体的懈怠、身体的怠惰；身体软弱无力呢，是在起身的动作里迟钝；用餐后昏睡呢，是食用饮食后的昏沉；心的软弱呢，称为心昏沉。那么时常不如理作意这些法呢，就会产生昏沉和睡眠。</w:t>
-      </w:r>
-    </w:p>
-    <w:p>
-      <w:pPr>
-        <w:spacing w:after="30" w:before="0"/>
-        <w:ind w:left="227" w:right="113"/>
-        <w:shd w:val="clear" w:color="auto" w:fill="F2F8F4"/>
-        <w:pBdr>
-          <w:left w:val="single" w:sz="28" w:space="6" w:color="2E6B4F"/>
-        </w:pBdr>
-      </w:pPr>
-    </w:p>
-    <w:p>
-      <w:pPr>
-        <w:spacing w:after="30" w:before="0"/>
-        <w:ind w:left="227" w:right="113"/>
-        <w:shd w:val="clear" w:color="auto" w:fill="F2F8F4"/>
-        <w:pBdr>
-          <w:left w:val="single" w:sz="28" w:space="6" w:color="2E6B4F"/>
-        </w:pBdr>
-      </w:pPr>
-      <w:r>
-        <w:rPr>
-          <w:sz w:val="21"/>
-        </w:rPr>
-        <w:t>〔00:19:20〕比如说呢，觉得身体挺乏的，你觉得说稍微躺一躺是对身体的温存呢，就很容易（睡着）——比如讲，我现在要躺一躺，那你就睡着了。那你假如说"我剩余时间不多了"，你（就）不（去）闭眼，那就不会睡着了。所以睡够了就可以了，剩下都是属于怠惰的那种，才会导致昏沉睡眠。</w:t>
-      </w:r>
-    </w:p>
-    <w:p>
-      <w:pPr>
-        <w:spacing w:after="30" w:before="0"/>
-        <w:ind w:left="227" w:right="113"/>
-        <w:shd w:val="clear" w:color="auto" w:fill="F2F8F4"/>
-        <w:pBdr>
-          <w:left w:val="single" w:sz="28" w:space="6" w:color="2E6B4F"/>
-        </w:pBdr>
-      </w:pPr>
-    </w:p>
-    <w:p>
-      <w:pPr>
-        <w:spacing w:after="30" w:before="0"/>
-        <w:ind w:left="227" w:right="113"/>
-        <w:shd w:val="clear" w:color="auto" w:fill="F2F8F4"/>
-        <w:pBdr>
-          <w:left w:val="single" w:sz="28" w:space="6" w:color="2E6B4F"/>
-        </w:pBdr>
-      </w:pPr>
-      <w:r>
-        <w:rPr>
-          <w:sz w:val="21"/>
-        </w:rPr>
-        <w:t>〔00:19:45〕饮食也是（一因），经常（吃多了）很明显。所以佛陀讲呢，时常不如理作意无聊、倦怠、身体的软弱无力、用餐后的昏睡及心的软弱，是产生新的昏沉和睡眠之因，也是导致现有的昏沉与睡眠增长、增强之因。</w:t>
-      </w:r>
-    </w:p>
-    <w:p>
-      <w:pPr>
-        <w:spacing w:after="30" w:before="0"/>
-        <w:ind w:left="227" w:right="113"/>
-        <w:shd w:val="clear" w:color="auto" w:fill="F2F8F4"/>
-        <w:pBdr>
-          <w:left w:val="single" w:sz="28" w:space="6" w:color="2E6B4F"/>
-        </w:pBdr>
-      </w:pPr>
-    </w:p>
-    <w:p>
-      <w:pPr>
-        <w:spacing w:after="30" w:before="0"/>
-        <w:ind w:left="227" w:right="113"/>
-        <w:shd w:val="clear" w:color="auto" w:fill="F2F8F4"/>
-        <w:pBdr>
-          <w:left w:val="single" w:sz="28" w:space="6" w:color="2E6B4F"/>
-        </w:pBdr>
-      </w:pPr>
-      <w:r>
-        <w:rPr>
-          <w:sz w:val="21"/>
-        </w:rPr>
-        <w:t>〔00:20:13〕那这个（也）包括我们现在禅修的时候，对禅修业处缺乏兴趣，觉得无聊、没有快乐，甚至有些怀疑——怀疑的时候心就摇摆，摇摆的时候就觉得没有兴趣，没有兴趣就觉得无聊，就迷茫着，就在睡觉（这几者是有关联的）。</w:t>
-      </w:r>
-    </w:p>
-    <w:p>
-      <w:pPr>
-        <w:spacing w:before="120" w:after="40"/>
-      </w:pPr>
-      <w:r>
-        <w:rPr>
-          <w:rFonts w:ascii="微软雅黑" w:hAnsi="微软雅黑"/>
-          <w:b/>
-          <w:color w:val="2E6B4F"/>
-          <w:sz w:val="24"/>
-        </w:rPr>
-        <w:t>（二）掉举追悔的定义、成因与"最没有用的不善法"（依据录音转写整理）</w:t>
-      </w:r>
-    </w:p>
-    <w:p>
-      <w:pPr>
-        <w:spacing w:after="30" w:before="0"/>
-        <w:ind w:left="227" w:right="113"/>
-        <w:shd w:val="clear" w:color="auto" w:fill="F2F8F4"/>
-        <w:pBdr>
-          <w:left w:val="single" w:sz="28" w:space="6" w:color="2E6B4F"/>
-        </w:pBdr>
-      </w:pPr>
-      <w:r>
-        <w:rPr>
-          <w:sz w:val="21"/>
-        </w:rPr>
-        <w:t>〔00:30:57〕注疏解释：掉举、追悔呢，我们看心所的话，是两个不同的心所——掉举心所是掉举心所，追悔心所是追悔心所。但是由于对已造恶业、（应作）未造善业的追悔，以及心散乱不宁静，其相很相像——（心）就跑来跑去，很不能安定，所以都被称为"内心的扰动"，所以他们两个合在一起（为一盖）。对于内心扰乱（而）不如理作意，会导致掉举、追悔生起——内心的扰乱是指心的这种波动、激动。佛陀讲说，时常对内心不如理作意，导致新的掉举和追悔生起，以及导致已生起的掉举追悔增长和增强。</w:t>
-      </w:r>
-    </w:p>
-    <w:p>
-      <w:pPr>
-        <w:spacing w:after="30" w:before="0"/>
-        <w:ind w:left="227" w:right="113"/>
-        <w:shd w:val="clear" w:color="auto" w:fill="F2F8F4"/>
-        <w:pBdr>
-          <w:left w:val="single" w:sz="28" w:space="6" w:color="2E6B4F"/>
-        </w:pBdr>
-      </w:pPr>
-    </w:p>
-    <w:p>
-      <w:pPr>
-        <w:spacing w:after="30" w:before="0"/>
-        <w:ind w:left="227" w:right="113"/>
-        <w:shd w:val="clear" w:color="auto" w:fill="F2F8F4"/>
-        <w:pBdr>
-          <w:left w:val="single" w:sz="28" w:space="6" w:color="2E6B4F"/>
-        </w:pBdr>
-      </w:pPr>
-      <w:r>
-        <w:rPr>
-          <w:sz w:val="21"/>
-        </w:rPr>
-        <w:t>〔00:32:07〕佛陀也讲说，通过如理作意、轻安或者定，能够防止新的掉举和追悔生起，（这）也是灭除已生起的掉举和追悔之因。</w:t>
-      </w:r>
-    </w:p>
-    <w:p>
-      <w:pPr>
-        <w:spacing w:after="30" w:before="0"/>
-        <w:ind w:left="227" w:right="113"/>
-        <w:shd w:val="clear" w:color="auto" w:fill="F2F8F4"/>
-        <w:pBdr>
-          <w:left w:val="single" w:sz="28" w:space="6" w:color="2E6B4F"/>
-        </w:pBdr>
-      </w:pPr>
-    </w:p>
-    <w:p>
-      <w:pPr>
-        <w:spacing w:after="30" w:before="0"/>
-        <w:ind w:left="227" w:right="113"/>
-        <w:shd w:val="clear" w:color="auto" w:fill="F2F8F4"/>
-        <w:pBdr>
-          <w:left w:val="single" w:sz="28" w:space="6" w:color="2E6B4F"/>
-        </w:pBdr>
-      </w:pPr>
-      <w:r>
-        <w:rPr>
-          <w:sz w:val="21"/>
-        </w:rPr>
-        <w:t>〔00:32:35〕追悔心所（kukkucca，原转写"姑姑家"）的时候（我们）讲过：追悔的意思呢，是说有一些已经做的、本来不应该做的（恶法）你去做了，以及本来应该做的（善法）你没有做——它是特指这两种。比如说，"这个家伙，我当时没有狠狠地揍你一顿，真的很后悔"——那这种后悔不叫追悔，（只）是纯粹的懊恼。所以追悔呢，就是指应该做的善法没有做、不应该做的恶法却去做了。</w:t>
-      </w:r>
-    </w:p>
-    <w:p>
-      <w:pPr>
-        <w:spacing w:after="30" w:before="0"/>
-        <w:ind w:left="227" w:right="113"/>
-        <w:shd w:val="clear" w:color="auto" w:fill="F2F8F4"/>
-        <w:pBdr>
-          <w:left w:val="single" w:sz="28" w:space="6" w:color="2E6B4F"/>
-        </w:pBdr>
-      </w:pPr>
-    </w:p>
-    <w:p>
-      <w:pPr>
-        <w:spacing w:after="30" w:before="0"/>
-        <w:ind w:left="227" w:right="113"/>
-        <w:shd w:val="clear" w:color="auto" w:fill="F2F8F4"/>
-        <w:pBdr>
-          <w:left w:val="single" w:sz="28" w:space="6" w:color="2E6B4F"/>
-        </w:pBdr>
-      </w:pPr>
-      <w:r>
-        <w:rPr>
-          <w:sz w:val="21"/>
-        </w:rPr>
-        <w:t>〔00:33:39〕佛陀说，这个追悔呢，是所有的不善法里面最没有用的一种不善法。为什么这么讲呢？比如说（贪欲），它还会激发你的动力，你还会去努力；那么其他的（不善法）还会有点（"作用"）……而追悔呢，它就不断自责——是对着自己干，天天折腾自己。所以（佛陀）说，这种不善法就是所有不善法最没有用的。</w:t>
-      </w:r>
-    </w:p>
-    <w:p>
-      <w:pPr>
-        <w:spacing w:before="120" w:after="40"/>
-      </w:pPr>
-      <w:r>
-        <w:rPr>
-          <w:rFonts w:ascii="微软雅黑" w:hAnsi="微软雅黑"/>
-          <w:b/>
-          <w:color w:val="2E6B4F"/>
-          <w:sz w:val="24"/>
-        </w:rPr>
-        <w:t>（三）掉举者的日常调整（依据录音转写整理）</w:t>
-      </w:r>
-    </w:p>
-    <w:p>
-      <w:pPr>
-        <w:spacing w:after="30" w:before="0"/>
-        <w:ind w:left="227" w:right="113"/>
-        <w:shd w:val="clear" w:color="auto" w:fill="F2F8F4"/>
-        <w:pBdr>
-          <w:left w:val="single" w:sz="28" w:space="6" w:color="2E6B4F"/>
-        </w:pBdr>
-      </w:pPr>
-      <w:r>
-        <w:rPr>
-          <w:sz w:val="21"/>
-        </w:rPr>
-        <w:t>〔00:37:19〕对于掉举的人呢，我们应该怎么做呢？其实呢，掉举——平常很散乱的人，他的主要原因呢，其实就是平常的习惯不好。比如说他去洗头发（都要想很多）、每天找人说说话就抓心挠肺，这样的人就容易掉举。然后平常呢想得太多、目标太多，这个心比天高，恨不得同时做八个生意，这样一个人，那他一定（容易）掉举。然后（别人）一个眼神一句话，你就想很多、想很久，（也容易掉举）。再一个呢，就是活得很琐碎——假如没有生命目标，婆婆妈妈的、很琐碎的人，也很容易掉举，一心多用。再一个呢，就是没有安全感的人、安全感很缺失的人，他也容易掉举，因为他有各种（抓取）。</w:t>
-      </w:r>
-    </w:p>
-    <w:p>
-      <w:pPr>
-        <w:spacing w:after="30" w:before="0"/>
-        <w:ind w:left="227" w:right="113"/>
-        <w:shd w:val="clear" w:color="auto" w:fill="F2F8F4"/>
-        <w:pBdr>
-          <w:left w:val="single" w:sz="28" w:space="6" w:color="2E6B4F"/>
-        </w:pBdr>
-      </w:pPr>
-    </w:p>
-    <w:p>
-      <w:pPr>
-        <w:spacing w:after="30" w:before="0"/>
-        <w:ind w:left="227" w:right="113"/>
-        <w:shd w:val="clear" w:color="auto" w:fill="F2F8F4"/>
-        <w:pBdr>
-          <w:left w:val="single" w:sz="28" w:space="6" w:color="2E6B4F"/>
-        </w:pBdr>
-      </w:pPr>
-      <w:r>
-        <w:rPr>
-          <w:sz w:val="21"/>
-        </w:rPr>
-        <w:t>〔00:38:48〕所以我们要看到你属于哪一类呢？那就要根据这个原因，着力地去调整、去对治。然后平常的时候加强练习——为什么把正念正知的训练放在第一个呢？日常的正念正知的训练，（是）有效对治这个掉举的非常重要的（基础）方法。这个（基础）如果（没）起来，你想有效对治它是不容易的。再一个呢，就是看清楚这些以后呢，明确我们的生命目标是什么。一个致力于高远目标的人，他是不容易追悔、掉举的，因为他没有时间搞这些（琐碎的）——鸡毛蒜皮、婆婆妈妈，因为他有很多重要的事情要做。</w:t>
-      </w:r>
-    </w:p>
-    <w:p>
-      <w:pPr>
-        <w:spacing w:after="30" w:before="0"/>
-        <w:ind w:left="227" w:right="113"/>
-        <w:shd w:val="clear" w:color="auto" w:fill="F2F8F4"/>
-        <w:pBdr>
-          <w:left w:val="single" w:sz="28" w:space="6" w:color="2E6B4F"/>
-        </w:pBdr>
-      </w:pPr>
-    </w:p>
-    <w:p>
-      <w:pPr>
-        <w:spacing w:after="30" w:before="0"/>
-        <w:ind w:left="227" w:right="113"/>
-        <w:shd w:val="clear" w:color="auto" w:fill="F2F8F4"/>
-        <w:pBdr>
-          <w:left w:val="single" w:sz="28" w:space="6" w:color="2E6B4F"/>
-        </w:pBdr>
-      </w:pPr>
-      <w:r>
-        <w:rPr>
-          <w:sz w:val="21"/>
-        </w:rPr>
-        <w:t>〔00:39:42〕所以人呢，要活得志向高远一点（原转写"志，想要高稳一点"）。哪怕呢，你觉得这个超过了我们的能力——谁知道你不会实现呢？万一哪一天你会实现呢？不要（小看）自己。</w:t>
-      </w:r>
-    </w:p>
-    <w:p>
-      <w:pPr>
-        <w:spacing w:before="120" w:after="40"/>
-      </w:pPr>
-      <w:r>
-        <w:rPr>
-          <w:rFonts w:ascii="微软雅黑" w:hAnsi="微软雅黑"/>
-          <w:b/>
-          <w:color w:val="2E6B4F"/>
-          <w:sz w:val="24"/>
-        </w:rPr>
-        <w:t>（四）疑盖：实修验证与善知识（依据录音转写整理）</w:t>
-      </w:r>
-    </w:p>
-    <w:p>
-      <w:pPr>
-        <w:spacing w:after="30" w:before="0"/>
-        <w:ind w:left="227" w:right="113"/>
-        <w:shd w:val="clear" w:color="auto" w:fill="F2F8F4"/>
-        <w:pBdr>
-          <w:left w:val="single" w:sz="28" w:space="6" w:color="2E6B4F"/>
-        </w:pBdr>
-      </w:pPr>
-      <w:r>
-        <w:rPr>
-          <w:sz w:val="21"/>
-        </w:rPr>
-        <w:t>〔00:47:45〕比如说呢，我们经常听到："听说你们能看到名色法，是不是想出来的？""没见过的东西，怎么（可能看到）呢？就没有那个水平（吧）。"……那（你觉得）"想出来的"这个东西的破除呢，就是你真的要去实修，你才会知道；你不去实修就不会知道。……那你去修，你就知道了。</w:t>
-      </w:r>
-    </w:p>
-    <w:p>
-      <w:pPr>
-        <w:spacing w:after="30" w:before="0"/>
-        <w:ind w:left="227" w:right="113"/>
-        <w:shd w:val="clear" w:color="auto" w:fill="F2F8F4"/>
-        <w:pBdr>
-          <w:left w:val="single" w:sz="28" w:space="6" w:color="2E6B4F"/>
-        </w:pBdr>
-      </w:pPr>
-    </w:p>
-    <w:p>
-      <w:pPr>
-        <w:spacing w:after="30" w:before="0"/>
-        <w:ind w:left="227" w:right="113"/>
-        <w:shd w:val="clear" w:color="auto" w:fill="F2F8F4"/>
-        <w:pBdr>
-          <w:left w:val="single" w:sz="28" w:space="6" w:color="2E6B4F"/>
-        </w:pBdr>
-      </w:pPr>
-      <w:r>
-        <w:rPr>
-          <w:sz w:val="21"/>
-        </w:rPr>
-        <w:t>〔00:48:59〕那一个法，你学习了，那你要不要怀疑呢？按照佛陀（的教导），你就（先去）确定它是善法还是不善法、是该指责的还是不可指责的、是可以修行的还是不可以修行的、是卑劣的还是高尚的、是邪恶的还是（有功德的）、能不能带来利益？——那就先做做看呗，先不怀疑。因为只要开始怀疑，你就修不下去，你就不可能修了。</w:t>
-      </w:r>
-    </w:p>
-    <w:p>
-      <w:pPr>
-        <w:spacing w:after="30" w:before="0"/>
-        <w:ind w:left="227" w:right="113"/>
-        <w:shd w:val="clear" w:color="auto" w:fill="F2F8F4"/>
-        <w:pBdr>
-          <w:left w:val="single" w:sz="28" w:space="6" w:color="2E6B4F"/>
-        </w:pBdr>
-      </w:pPr>
-    </w:p>
-    <w:p>
-      <w:pPr>
-        <w:spacing w:after="30" w:before="0"/>
-        <w:ind w:left="227" w:right="113"/>
-        <w:shd w:val="clear" w:color="auto" w:fill="F2F8F4"/>
-        <w:pBdr>
-          <w:left w:val="single" w:sz="28" w:space="6" w:color="2E6B4F"/>
-        </w:pBdr>
-      </w:pPr>
-      <w:r>
-        <w:rPr>
-          <w:sz w:val="21"/>
-        </w:rPr>
-        <w:t>〔00:51:04〕第二个（方法）呢，就是（多）去请教有关佛法僧的问题，然后确立、了解，对于佛法僧的真实性（生）起信心。那对佛法僧的真实性（生）信心呢，我们在学信心的时候都知道，信的因就是信本身——就是你要增强信心，在佛法的角度，信心不是说给你讲了你就信，而是你要去实践。所以我们（一直）跟大家讲：你一定要把法运用到你的生活上，运用到对治我们的烦恼上；如果你不能（实践）、（不能）体会到清净快乐的修行的话，你就不能够证得真实的信——那个信呢，就是迷信。（只是）一（听）这个事情就很感动，那个感动形成的信呢，那（还不一定）是（真）信。但是你修慈心呢，你觉得内心的（郁结）干净了、（解开了）——那你就知道慈心这个（禅）法是能解决内心（郁结）的问题，那你就信任了。（只）是感动的话——你看电视剧，你也感动，你也哭，有的人就喜欢哭（那不算）。</w:t>
-      </w:r>
-    </w:p>
-    <w:p>
-      <w:pPr>
-        <w:spacing w:after="30" w:before="0"/>
-        <w:ind w:left="227" w:right="113"/>
-        <w:shd w:val="clear" w:color="auto" w:fill="F2F8F4"/>
-        <w:pBdr>
-          <w:left w:val="single" w:sz="28" w:space="6" w:color="2E6B4F"/>
-        </w:pBdr>
-      </w:pPr>
-    </w:p>
-    <w:p>
-      <w:pPr>
-        <w:spacing w:after="30" w:before="0"/>
-        <w:ind w:left="227" w:right="113"/>
-        <w:shd w:val="clear" w:color="auto" w:fill="F2F8F4"/>
-        <w:pBdr>
-          <w:left w:val="single" w:sz="28" w:space="6" w:color="2E6B4F"/>
-        </w:pBdr>
-      </w:pPr>
-      <w:r>
-        <w:rPr>
-          <w:sz w:val="21"/>
-        </w:rPr>
-        <w:t>〔01:02:14〕其实呢，在我们禅修的时候呢，疑盖呢，最容易现出来的是对法的疑和对自己的疑。那为什么我们会控制、会抓取、会有期待？就是你不相信法（会）自然运作的。就是你只要老老实实地、如实地、自然地、轻松地对着这个业处，它就是最快的，这就是最洁净的、最好的方式。但是呢，你就觉得有可能（再）努个力、抓一把、逼一下，这个能更好——那这其实呢，就是你对法有疑。然后呢，对自己太自信、对自我看得太重的时候，就对佛法僧三宝不敢交出去——你不能够把自己交给法去自然运作，这是一种疑。再下来呢，就是你如果是搞不定的时候开始怀疑自己——"这肯定不行啊，就完蛋了"……（动辄说）业障（深重）……其他的我们就称为盖，对了，你去除盖就可以了，没有那么多"障"。所以这个对自己不要怀疑。那对于老师的怀疑呢，就是你看他教的有没有一点效果，有点效果的呢，就先修习这个，不要老怀疑——老怀疑你天天拣，你拣不过来。</w:t>
-      </w:r>
-    </w:p>
-    <w:p>
-      <w:pPr>
-        <w:spacing w:before="120" w:after="40"/>
-      </w:pPr>
-      <w:r>
-        <w:rPr>
-          <w:rFonts w:ascii="微软雅黑" w:hAnsi="微软雅黑"/>
-          <w:b/>
-          <w:color w:val="2E6B4F"/>
-          <w:sz w:val="24"/>
-        </w:rPr>
-        <w:t>（五）平衡五根五力与七觉支（出自补充资源E，依据录音转写整理）</w:t>
-      </w:r>
-    </w:p>
-    <w:p>
-      <w:pPr>
-        <w:spacing w:after="30" w:before="0"/>
-        <w:ind w:left="227" w:right="113"/>
-        <w:shd w:val="clear" w:color="auto" w:fill="F2F8F4"/>
-        <w:pBdr>
-          <w:left w:val="single" w:sz="28" w:space="6" w:color="2E6B4F"/>
-        </w:pBdr>
-      </w:pPr>
-      <w:r>
-        <w:rPr>
-          <w:sz w:val="21"/>
-        </w:rPr>
-        <w:t>〔00:42:42〕五根对治五盖呢：信根和慧根可以对治疑盖——信跟疑就（是）一对。定根呢可以对治贪盖和掉举追悔盖；精进根呢，可以对治昏沉睡眠盖。但定根跟精进根也要平衡——定和慧要一同修，（根与根之间）也要平衡。当然念根呢，它同样是适合所有的情况。那一般来讲，（某）根较弱的人呢，把那（相应）根调得高一些是比较恰当的。</w:t>
-      </w:r>
-    </w:p>
-    <w:p>
-      <w:r>
-        <w:t>【整理者注】此段原转写把"五根／五力／五神足"与"（禅支）一境性、喜、勤、乐、舍对五盖"两套对应混排在一起；两套配对在注疏传统中各有出处，因转写混乱，照录整理如上，请核对原录音与《清净道论》后再引用。</w:t>
-      </w:r>
-    </w:p>
-    <w:p>
-      <w:pPr>
-        <w:spacing w:after="30" w:before="0"/>
-        <w:ind w:left="227" w:right="113"/>
-        <w:shd w:val="clear" w:color="auto" w:fill="F2F8F4"/>
-        <w:pBdr>
-          <w:left w:val="single" w:sz="28" w:space="6" w:color="2E6B4F"/>
-        </w:pBdr>
-      </w:pPr>
-      <w:r>
-        <w:rPr>
-          <w:sz w:val="21"/>
-        </w:rPr>
-        <w:t>〔00:40:20〕七觉支对治五盖（与）五根五力对治五盖：按照论师的说法呢，念觉支呢，它是适合于对治一切的盖——或者说呢，如果没有念觉支，你根本看不到盖。那么精进觉支可以对治昏沉睡眠盖；择法觉支呢，也可以对治昏沉睡眠盖；喜觉支呢，也可以对治昏沉睡眠盖——这就是策励心（原转写"侧离心"）。然后七觉支的另外（一组）——轻安觉支、定觉支、舍觉支呢，就是对治掉举追悔盖（的，即安息心）。</w:t>
-      </w:r>
-    </w:p>
-    <w:p>
-      <w:pPr>
-        <w:spacing w:after="30" w:before="0"/>
-        <w:ind w:left="227" w:right="113"/>
-        <w:shd w:val="clear" w:color="auto" w:fill="F2F8F4"/>
-        <w:pBdr>
-          <w:left w:val="single" w:sz="28" w:space="6" w:color="2E6B4F"/>
-        </w:pBdr>
-      </w:pPr>
-    </w:p>
-    <w:p>
-      <w:pPr>
-        <w:spacing w:after="30" w:before="0"/>
-        <w:ind w:left="227" w:right="113"/>
-        <w:shd w:val="clear" w:color="auto" w:fill="F2F8F4"/>
-        <w:pBdr>
-          <w:left w:val="single" w:sz="28" w:space="6" w:color="2E6B4F"/>
-        </w:pBdr>
-      </w:pPr>
-      <w:r>
-        <w:rPr>
-          <w:sz w:val="21"/>
-        </w:rPr>
-        <w:t>〔00:41:25〕（实践：）你到了（运用）七觉支这个阶段的时候，出现妄念呢，一般我建议就是你要看一下：你的妄念起来的时候，是因为躁动而产生的妄念，还是因为沉滞而造成的妄念。如果（是躁动），你把那一件事舍掉，提升一下轻安觉支，心就平静下来；如果觉得心是沉滞而造成（的妄念）呢，你就（要提起精进、择法、喜觉支策励，然后再）舍（入定）。</w:t>
-      </w:r>
-    </w:p>
-    <w:p>
-      <w:pPr>
-        <w:pStyle w:val="Heading3"/>
-      </w:pPr>
-      <w:r>
-        <w:t>原文材料③：动态清理的实践</w:t>
-      </w:r>
-    </w:p>
-    <w:p>
-      <w:r>
-        <w:rPr>
-          <w:b/>
-        </w:rPr>
-        <w:t>★核心段落</w:t>
-      </w:r>
-      <w:r>
-        <w:t>（必读）</w:t>
-      </w:r>
-    </w:p>
-    <w:p>
-      <w:pPr>
-        <w:spacing w:before="120" w:after="40"/>
-      </w:pPr>
-      <w:r>
-        <w:rPr>
-          <w:rFonts w:ascii="微软雅黑" w:hAnsi="微软雅黑"/>
-          <w:b/>
-          <w:color w:val="2E6B4F"/>
-          <w:sz w:val="24"/>
-        </w:rPr>
-        <w:t>"智慧动态识别并及时清理五盖"的实践要领（依据录音转写整理）</w:t>
-      </w:r>
-    </w:p>
-    <w:p>
-      <w:pPr>
-        <w:spacing w:after="30" w:before="0"/>
-        <w:ind w:left="227" w:right="113"/>
-        <w:shd w:val="clear" w:color="auto" w:fill="F2F8F4"/>
-        <w:pBdr>
-          <w:left w:val="single" w:sz="28" w:space="6" w:color="2E6B4F"/>
-        </w:pBdr>
-      </w:pPr>
-      <w:r>
-        <w:rPr>
-          <w:sz w:val="21"/>
-        </w:rPr>
-        <w:t>〔00:54:29〕我们昨天有个同学讲，说"我没什么五盖，是不是就不用（清理）了？"——五盖要阿罗汉才会（完全）除息，阿罗汉（才）不会有五盖。我就举一个例子：（有人）在一个群里面，他就一个（禅那）都没有（证得），为什么呢？因为在群里就会有比较，为什么要比较？因为有慢，因为有贪就有盖，所以他要搞各种名堂。</w:t>
-      </w:r>
-    </w:p>
-    <w:p>
-      <w:pPr>
-        <w:spacing w:after="30" w:before="0"/>
-        <w:ind w:left="227" w:right="113"/>
-        <w:shd w:val="clear" w:color="auto" w:fill="F2F8F4"/>
-        <w:pBdr>
-          <w:left w:val="single" w:sz="28" w:space="6" w:color="2E6B4F"/>
-        </w:pBdr>
-      </w:pPr>
-    </w:p>
-    <w:p>
-      <w:pPr>
-        <w:spacing w:after="30" w:before="0"/>
-        <w:ind w:left="227" w:right="113"/>
-        <w:shd w:val="clear" w:color="auto" w:fill="F2F8F4"/>
-        <w:pBdr>
-          <w:left w:val="single" w:sz="28" w:space="6" w:color="2E6B4F"/>
-        </w:pBdr>
-      </w:pPr>
-      <w:r>
-        <w:rPr>
-          <w:sz w:val="21"/>
-        </w:rPr>
-        <w:t>〔00:55:18〕当我们清理五盖呢，要记住，清理五盖不是一劳永逸的事情。清理五盖呢，就用我们现在这个防疫的一句话，叫</w:t>
-      </w:r>
-      <w:r>
-        <w:rPr>
-          <w:b/>
-          <w:sz w:val="21"/>
-        </w:rPr>
-        <w:t>动态清理</w:t>
-      </w:r>
-      <w:r>
-        <w:rPr>
-          <w:sz w:val="21"/>
-        </w:rPr>
-        <w:t>——所以要及时地发现、及时清理，是这样的过程，那你不能躺平。那但是呢，你如果你说"我不躺平，我跟他干"，那又是嗔恚盖了——嗔恚盖是解决不了（五）盖的。你只有智慧地面对五盖，才能够把它彻底清除好。</w:t>
-      </w:r>
-    </w:p>
-    <w:p>
-      <w:r>
-        <w:rPr>
-          <w:b/>
-        </w:rPr>
-        <w:t>◈扩展段落</w:t>
-      </w:r>
-      <w:r>
-        <w:t>（可选）</w:t>
-      </w:r>
-    </w:p>
-    <w:p>
-      <w:pPr>
-        <w:spacing w:before="120" w:after="40"/>
-      </w:pPr>
-      <w:r>
-        <w:rPr>
-          <w:rFonts w:ascii="微软雅黑" w:hAnsi="微软雅黑"/>
-          <w:b/>
-          <w:color w:val="2E6B4F"/>
-          <w:sz w:val="24"/>
-        </w:rPr>
-        <w:t>作业：生命回顾（动态清理的入手处）</w:t>
-      </w:r>
-    </w:p>
-    <w:p>
-      <w:pPr>
-        <w:spacing w:after="30" w:before="0"/>
-        <w:ind w:left="227" w:right="113"/>
-        <w:shd w:val="clear" w:color="auto" w:fill="F2F8F4"/>
-        <w:pBdr>
-          <w:left w:val="single" w:sz="28" w:space="6" w:color="2E6B4F"/>
-        </w:pBdr>
-      </w:pPr>
-      <w:r>
-        <w:rPr>
-          <w:sz w:val="21"/>
-        </w:rPr>
-        <w:t>作业：生命回顾</w:t>
-      </w:r>
-    </w:p>
-    <w:p>
-      <w:r>
-        <w:t>（编注：此为《止观前行实修营8-舍离五盖1》课件结尾布置的作业标题，素材整理者标注其为"动态清理的入手处"——即回顾自己的生命：过去的余势与今生环境加上来的"壳"，看见自己的盖从哪里来。）</w:t>
-      </w:r>
-    </w:p>
-    <w:p>
-      <w:pPr>
-        <w:pStyle w:val="Heading2"/>
-      </w:pPr>
-      <w:r>
-        <w:t>💬 第二轮分享（10 min）</w:t>
-      </w:r>
-    </w:p>
-    <w:p>
-      <w:pPr>
-        <w:spacing w:after="30" w:before="0"/>
-        <w:ind w:left="227" w:right="113"/>
-        <w:shd w:val="clear" w:color="auto" w:fill="F2F8F4"/>
-        <w:pBdr>
-          <w:left w:val="single" w:sz="28" w:space="6" w:color="2E6B4F"/>
-        </w:pBdr>
-      </w:pPr>
-      <w:r>
-        <w:rPr>
-          <w:sz w:val="21"/>
-        </w:rPr>
-        <w:t>每人轮流分享：「最触动我的一句话／一个观点是什么？」（不评论他人）</w:t>
-      </w:r>
-    </w:p>
-    <w:p>
-      <w:pPr>
-        <w:spacing w:after="30" w:before="0"/>
-        <w:ind w:left="227" w:right="113"/>
-        <w:shd w:val="clear" w:color="auto" w:fill="F2F8F4"/>
-        <w:pBdr>
-          <w:left w:val="single" w:sz="28" w:space="6" w:color="2E6B4F"/>
-        </w:pBdr>
-      </w:pPr>
-      <w:r>
-        <w:rPr>
-          <w:sz w:val="21"/>
-        </w:rPr>
-        <w:t>时间紧时每人一句话即可。</w:t>
-      </w:r>
-    </w:p>
-    <w:p>
-      <w:pPr>
-        <w:pStyle w:val="Heading2"/>
-      </w:pPr>
-      <w:r>
-        <w:t>🎯 第二轮主题讨论（10 min）</w:t>
-      </w:r>
-    </w:p>
-    <w:p>
-      <w:r>
-        <w:rPr>
-          <w:b/>
-        </w:rPr>
-        <w:t>讨论问题（按优先级）</w:t>
-      </w:r>
-      <w:r>
-        <w:t>：</w:t>
-      </w:r>
-    </w:p>
-    <w:p>
-      <w:pPr>
-        <w:pStyle w:val="ListBullet"/>
-      </w:pPr>
-      <w:r>
-        <w:rPr>
-          <w:b/>
-        </w:rPr>
-        <w:t>问题①（★必答，时间不够时只讨论这个）</w:t>
-      </w:r>
-      <w:r>
-        <w:t>：五盖——欲贪、嗔恚、昏沉睡眠、掉举追悔、疑——哪一个在你禅修时最常出现？它平时在生活里以什么样子出现？（比如刷手机停不下来、饭后的困、对某个人反复的气、睡前反复的自责……不评判，只是把它认出来。）</w:t>
-      </w:r>
-    </w:p>
-    <w:p>
-      <w:pPr>
-        <w:pStyle w:val="ListBullet"/>
-      </w:pPr>
-      <w:r>
-        <w:rPr>
-          <w:b/>
-        </w:rPr>
-        <w:t>问题②（◈选答）</w:t>
-      </w:r>
-      <w:r>
-        <w:t>：义注把五盖比作债务、疾病、囚禁、奴隶、荒漠——哪一个比喻最触动你？你觉得，为什么把盖比作那个？</w:t>
-      </w:r>
-    </w:p>
-    <w:p>
-      <w:pPr>
-        <w:pStyle w:val="ListBullet"/>
-      </w:pPr>
-      <w:r>
-        <w:rPr>
-          <w:b/>
-        </w:rPr>
-        <w:t>问题③（◈选答，时间富余或大家感兴趣时讨论）</w:t>
-      </w:r>
-      <w:r>
-        <w:t>："动态清理"——及时识别、如理作意、用对治的方法替代。对照材料②的逐盖对治方法，你打算从哪一盖开始练？用哪个方法？</w:t>
-      </w:r>
-    </w:p>
-    <w:p>
-      <w:pPr>
-        <w:spacing w:after="30" w:before="0"/>
-        <w:ind w:left="227" w:right="113"/>
-        <w:shd w:val="clear" w:color="auto" w:fill="F2F8F4"/>
-        <w:pBdr>
-          <w:left w:val="single" w:sz="28" w:space="6" w:color="2E6B4F"/>
-        </w:pBdr>
-      </w:pPr>
-      <w:r>
-        <w:rPr>
-          <w:b/>
-          <w:sz w:val="21"/>
-        </w:rPr>
-        <w:t>分层追问</w:t>
-      </w:r>
-      <w:r>
-        <w:rPr>
-          <w:sz w:val="21"/>
-        </w:rPr>
-        <w:t>（可视时间取用，由浅入深）：</w:t>
-      </w:r>
-    </w:p>
-    <w:p>
-      <w:pPr>
-        <w:spacing w:after="30" w:before="0"/>
-        <w:ind w:left="227" w:right="113"/>
-        <w:shd w:val="clear" w:color="auto" w:fill="F2F8F4"/>
-        <w:pBdr>
-          <w:left w:val="single" w:sz="28" w:space="6" w:color="2E6B4F"/>
-        </w:pBdr>
-      </w:pPr>
-      <w:r>
-        <w:rPr>
-          <w:sz w:val="21"/>
-        </w:rPr>
-        <w:t>- 【现象】最近坐中，最常来找你的是哪一种——想要什么、烦躁、昏沉、散乱，还是犹豫不决？</w:t>
-      </w:r>
-    </w:p>
-    <w:p>
-      <w:pPr>
-        <w:spacing w:after="30" w:before="0"/>
-        <w:ind w:left="227" w:right="113"/>
-        <w:shd w:val="clear" w:color="auto" w:fill="F2F8F4"/>
-        <w:pBdr>
-          <w:left w:val="single" w:sz="28" w:space="6" w:color="2E6B4F"/>
-        </w:pBdr>
-      </w:pPr>
-      <w:r>
-        <w:rPr>
-          <w:sz w:val="21"/>
-        </w:rPr>
-        <w:t>- 【影响】当它出现的时候，你会不会觉得“我修得不好”，然后整个人一下子变得挫败起来？</w:t>
-      </w:r>
-    </w:p>
-    <w:p>
-      <w:pPr>
-        <w:spacing w:after="30" w:before="0"/>
-        <w:ind w:left="227" w:right="113"/>
-        <w:shd w:val="clear" w:color="auto" w:fill="F2F8F4"/>
-        <w:pBdr>
-          <w:left w:val="single" w:sz="28" w:space="6" w:color="2E6B4F"/>
-        </w:pBdr>
-      </w:pPr>
-      <w:r>
-        <w:rPr>
-          <w:sz w:val="21"/>
-        </w:rPr>
-        <w:t>- 【应对】这周一旦认出它来了，先在心里给它起个名字，再深深呼吸一次，看它会不会淡下去。</w:t>
-      </w:r>
-    </w:p>
-    <w:p>
-      <w:pPr>
-        <w:pStyle w:val="Heading2"/>
-      </w:pPr>
-      <w:r>
-        <w:t>📚 扩展内容包（时间富余时使用）</w:t>
-      </w:r>
-    </w:p>
-    <w:p>
-      <w:pPr>
-        <w:pStyle w:val="Heading3"/>
-      </w:pPr>
-      <w:r>
-        <w:t>扩展内容包（原第5周）</w:t>
-      </w:r>
-    </w:p>
-    <w:p>
-      <w:pPr>
-        <w:spacing w:after="30" w:before="0"/>
-        <w:ind w:left="227" w:right="113"/>
-        <w:shd w:val="clear" w:color="auto" w:fill="F2F8F4"/>
-        <w:pBdr>
-          <w:left w:val="single" w:sz="28" w:space="6" w:color="2E6B4F"/>
-        </w:pBdr>
-      </w:pPr>
-      <w:r>
-        <w:rPr>
-          <w:sz w:val="21"/>
-        </w:rPr>
-        <w:t>以下内容用于共读提前结束或讨论意犹未尽时，按需选用，不必全部完成。</w:t>
-      </w:r>
-    </w:p>
-    <w:p>
-      <w:pPr>
-        <w:pStyle w:val="Heading3"/>
-      </w:pPr>
-      <w:r>
-        <w:t>扩展一：补充原文段落</w:t>
-      </w:r>
-    </w:p>
-    <w:p>
-      <w:r>
-        <w:rPr>
-          <w:b/>
-        </w:rPr>
-        <w:t>段落1</w:t>
-      </w:r>
-      <w:r>
-        <w:t>（出自《如来禅修学体系介绍01-古源尊者-20240622》，录音转写（校对整理），</w:t>
-      </w:r>
-      <w:r>
-        <w:rPr>
-          <w:b/>
-        </w:rPr>
-        <w:t>依据录音转写整理</w:t>
-      </w:r>
-      <w:r>
-        <w:t>；可用于讨论问题③之前朗读）：</w:t>
-      </w:r>
-    </w:p>
-    <w:p>
-      <w:pPr>
-        <w:spacing w:after="30" w:before="0"/>
-        <w:ind w:left="227" w:right="113"/>
-        <w:shd w:val="clear" w:color="auto" w:fill="F2F8F4"/>
-        <w:pBdr>
-          <w:left w:val="single" w:sz="28" w:space="6" w:color="2E6B4F"/>
-        </w:pBdr>
-      </w:pPr>
-      <w:r>
-        <w:rPr>
-          <w:sz w:val="21"/>
-        </w:rPr>
-        <w:t>〔00:36:39〕就是说我们举个例子。我们都从小到大就学一个拿筷子的过程，对吧？首先是用手抓，完了以后，妈妈再给我们一把勺子；勺子完以后，咱们再学拿筷子，基本上是这个过程，对吧？好，那同样的，我们学说话也是这样：（咿呀）打打打，然后他会叫妈妈，然后开始一句一句把你带。我们走路也是这样：走路要花一年多时间，从刚开始爬，然后才会开始颠颠倒倒（地走），然后开始会走路，这个过程呢，都是要一年。</w:t>
-      </w:r>
-    </w:p>
-    <w:p>
-      <w:pPr>
-        <w:spacing w:after="30" w:before="0"/>
-        <w:ind w:left="227" w:right="113"/>
-        <w:shd w:val="clear" w:color="auto" w:fill="F2F8F4"/>
-        <w:pBdr>
-          <w:left w:val="single" w:sz="28" w:space="6" w:color="2E6B4F"/>
-        </w:pBdr>
-      </w:pPr>
-    </w:p>
-    <w:p>
-      <w:pPr>
-        <w:spacing w:after="30" w:before="0"/>
-        <w:ind w:left="227" w:right="113"/>
-        <w:shd w:val="clear" w:color="auto" w:fill="F2F8F4"/>
-        <w:pBdr>
-          <w:left w:val="single" w:sz="28" w:space="6" w:color="2E6B4F"/>
-        </w:pBdr>
-      </w:pPr>
-      <w:r>
-        <w:rPr>
-          <w:sz w:val="21"/>
-        </w:rPr>
-        <w:t>〔00:37:17〕那是什么意思呢？就是所有我们还不会的、还没有从小到大学过的东西，你大概都要有这么（长的时间）。（这）一年多，不是说不负责任、把你当小孩儿——就是你不会的东西，你就是小孩（原转写"傻孩"）。</w:t>
-      </w:r>
-    </w:p>
-    <w:p>
-      <w:pPr>
-        <w:spacing w:after="30" w:before="0"/>
-        <w:ind w:left="227" w:right="113"/>
-        <w:shd w:val="clear" w:color="auto" w:fill="F2F8F4"/>
-        <w:pBdr>
-          <w:left w:val="single" w:sz="28" w:space="6" w:color="2E6B4F"/>
-        </w:pBdr>
-      </w:pPr>
-    </w:p>
-    <w:p>
-      <w:pPr>
-        <w:spacing w:after="30" w:before="0"/>
-        <w:ind w:left="227" w:right="113"/>
-        <w:shd w:val="clear" w:color="auto" w:fill="F2F8F4"/>
-        <w:pBdr>
-          <w:left w:val="single" w:sz="28" w:space="6" w:color="2E6B4F"/>
-        </w:pBdr>
-      </w:pPr>
-      <w:r>
-        <w:rPr>
-          <w:sz w:val="21"/>
-        </w:rPr>
-        <w:t>〔00:37:37〕我们心里面要有这样的一个基本认知。如果你不认这个东西，认为你现在是个大人、是一个很有智慧的人，在我的禅修教导过程中呢，我们就会出现一大批这样的高智商综合症。</w:t>
-      </w:r>
-    </w:p>
-    <w:p>
-      <w:pPr>
-        <w:spacing w:after="30" w:before="0"/>
-        <w:ind w:left="227" w:right="113"/>
-        <w:shd w:val="clear" w:color="auto" w:fill="F2F8F4"/>
-        <w:pBdr>
-          <w:left w:val="single" w:sz="28" w:space="6" w:color="2E6B4F"/>
-        </w:pBdr>
-      </w:pPr>
-    </w:p>
-    <w:p>
-      <w:pPr>
-        <w:spacing w:after="30" w:before="0"/>
-        <w:ind w:left="227" w:right="113"/>
-        <w:shd w:val="clear" w:color="auto" w:fill="F2F8F4"/>
-        <w:pBdr>
-          <w:left w:val="single" w:sz="28" w:space="6" w:color="2E6B4F"/>
-        </w:pBdr>
-      </w:pPr>
-      <w:r>
-        <w:rPr>
-          <w:sz w:val="21"/>
-        </w:rPr>
-        <w:t>〔00:37:56〕高智商综合症的特点呢，就是基本上都是博士。我们的学生里好多博士，曾经学过禅修（原转写"探究的学过价值"）。什么原因呢？他觉得我用博士的角度来看这个问题，我用博士的角度来解决日常我们心态的问题。结果一查，欲速不达——就是他不按照"你就是一个一岁多的孩子在学走路"的这样一个心态来学习。</w:t>
-      </w:r>
-    </w:p>
-    <w:p>
-      <w:pPr>
-        <w:spacing w:after="30" w:before="0"/>
-        <w:ind w:left="227" w:right="113"/>
-        <w:shd w:val="clear" w:color="auto" w:fill="F2F8F4"/>
-        <w:pBdr>
-          <w:left w:val="single" w:sz="28" w:space="6" w:color="2E6B4F"/>
-        </w:pBdr>
-      </w:pPr>
-    </w:p>
-    <w:p>
-      <w:pPr>
-        <w:spacing w:after="30" w:before="0"/>
-        <w:ind w:left="227" w:right="113"/>
-        <w:shd w:val="clear" w:color="auto" w:fill="F2F8F4"/>
-        <w:pBdr>
-          <w:left w:val="single" w:sz="28" w:space="6" w:color="2E6B4F"/>
-        </w:pBdr>
-      </w:pPr>
-      <w:r>
-        <w:rPr>
-          <w:sz w:val="21"/>
-        </w:rPr>
-        <w:t>〔00:38:38〕所以我们要有一个目标——目标要高远，我们要成功，要证果（原转写"正果"），但是要深深海底行，要脚踏实地，每一步每一步都要走得很扎实才行啊。不然你就会走不下去——坑太多了，修行的路上坑太多。</w:t>
-      </w:r>
-    </w:p>
-    <w:p>
-      <w:r>
-        <w:rPr>
-          <w:b/>
-        </w:rPr>
-        <w:t>段落2</w:t>
-      </w:r>
-      <w:r>
-        <w:t>（出自《如来禅修学体系16-入出息念业处十六事-古源尊者-20250118（课件）》，出处同材料①扩展段）：</w:t>
-      </w:r>
-    </w:p>
-    <w:p>
-      <w:pPr>
-        <w:spacing w:after="30" w:before="0"/>
-        <w:ind w:left="227" w:right="113"/>
-        <w:shd w:val="clear" w:color="auto" w:fill="F2F8F4"/>
-        <w:pBdr>
-          <w:left w:val="single" w:sz="28" w:space="6" w:color="2E6B4F"/>
-        </w:pBdr>
-      </w:pPr>
-      <w:r>
-        <w:rPr>
-          <w:sz w:val="21"/>
-        </w:rPr>
-        <w:t>似相的培育方法与目标：通过修止，修行者能够培育似相，实现世间菩提分的培育。这种培育是修行者实现解脱的重要基础之一。通过培育似相，修行者能够逐步实现心灵的净化与升华，为后续的修行打下坚实的基础。</w:t>
-      </w:r>
-    </w:p>
-    <w:p>
-      <w:r>
-        <w:rPr>
-          <w:b/>
-        </w:rPr>
-        <w:t>段落3</w:t>
-      </w:r>
-      <w:r>
-        <w:t>（出自《如来禅修学体系14-入出息念浅析7-修习3-古源尊者-20250116（课件）》，出处同材料②）：</w:t>
-      </w:r>
-    </w:p>
-    <w:p>
-      <w:pPr>
-        <w:spacing w:after="30" w:before="0"/>
-        <w:ind w:left="227" w:right="113"/>
-        <w:shd w:val="clear" w:color="auto" w:fill="F2F8F4"/>
-        <w:pBdr>
-          <w:left w:val="single" w:sz="28" w:space="6" w:color="2E6B4F"/>
-        </w:pBdr>
-      </w:pPr>
-      <w:r>
-        <w:rPr>
-          <w:sz w:val="21"/>
-        </w:rPr>
-        <w:t>修习诀窍（七项，照录）：(一) 了解性行；(二) 对治五盖；(三) 心总是寻找快乐；(四) 一个心识刹那只有一个心生起；(五) 所缘始终都是息的概念；(六) 不要望文解义；(七) 平衡五根与平衡七觉支。</w:t>
-      </w:r>
-    </w:p>
-    <w:p>
-      <w:r>
-        <w:t>【整理者注】本课件仅提取到七项目录标题，各诀窍的展开正文未能提取（推测以图形页呈现）。</w:t>
-      </w:r>
-    </w:p>
-    <w:p>
-      <w:pPr>
-        <w:pStyle w:val="Heading3"/>
-      </w:pPr>
-      <w:r>
-        <w:t>扩展二：深入讨论问题</w:t>
-      </w:r>
-    </w:p>
-    <w:p>
-      <w:pPr>
-        <w:pStyle w:val="ListNumber"/>
-      </w:pPr>
-      <w:r>
-        <w:t>尊者说："第一次入禅那，心只生起一个禅那心，那个时候你根本不自觉"，还说"破圈并不是你追求它破圈，它就能够破，而是靠累积"。你怎么看待"定是累积出来的，不是追求出来的"？</w:t>
-      </w:r>
-    </w:p>
-    <w:p>
-      <w:pPr>
-        <w:pStyle w:val="ListNumber"/>
-      </w:pPr>
-      <w:r>
-        <w:t>十种安止善巧里，哪一条是你现在最容易做到的？哪一条最难？为什么？</w:t>
-      </w:r>
-    </w:p>
-    <w:p>
-      <w:pPr>
-        <w:pStyle w:val="Heading3"/>
-      </w:pPr>
-      <w:r>
-        <w:t>扩展三：延伸小练习</w:t>
-      </w:r>
-    </w:p>
-    <w:p>
-      <w:pPr>
-        <w:pStyle w:val="ListBullet"/>
-      </w:pPr>
-      <w:r>
-        <w:rPr>
-          <w:b/>
-        </w:rPr>
-        <w:t>一天三次"心检"</w:t>
-      </w:r>
-      <w:r>
-        <w:t>：从今天开始，早、午、睡前各花30秒问自己一句："我的心现在是在追过去、在盼未来，还是安在当下？"只是观察，不评判，不处理。（呼应材料②"十三种净化"的前两条）</w:t>
-      </w:r>
-    </w:p>
-    <w:p>
-      <w:pPr>
-        <w:pStyle w:val="Heading3"/>
-      </w:pPr>
-      <w:r>
-        <w:t>扩展内容包（原第6周）</w:t>
-      </w:r>
-    </w:p>
-    <w:p>
-      <w:pPr>
-        <w:spacing w:after="30" w:before="0"/>
-        <w:ind w:left="227" w:right="113"/>
-        <w:shd w:val="clear" w:color="auto" w:fill="F2F8F4"/>
-        <w:pBdr>
-          <w:left w:val="single" w:sz="28" w:space="6" w:color="2E6B4F"/>
-        </w:pBdr>
-      </w:pPr>
-      <w:r>
-        <w:rPr>
-          <w:sz w:val="21"/>
-        </w:rPr>
-        <w:t>以下内容用于共读提前结束或讨论意犹未尽时，按需选用，不必全部完成。</w:t>
-      </w:r>
-    </w:p>
-    <w:p>
-      <w:pPr>
-        <w:pStyle w:val="Heading3"/>
-      </w:pPr>
-      <w:r>
-        <w:t>扩展一：补充原文段落</w:t>
-      </w:r>
-    </w:p>
-    <w:p>
-      <w:r>
-        <w:rPr>
-          <w:b/>
-        </w:rPr>
-        <w:t>段落1</w:t>
-      </w:r>
-      <w:r>
-        <w:t>（出自《止观前行实修营8-舍离五盖1（共修版）》，出处同材料①）：</w:t>
-      </w:r>
-    </w:p>
-    <w:p>
-      <w:pPr>
-        <w:spacing w:after="30" w:before="0"/>
-        <w:ind w:left="227" w:right="113"/>
-        <w:shd w:val="clear" w:color="auto" w:fill="F2F8F4"/>
-        <w:pBdr>
-          <w:left w:val="single" w:sz="28" w:space="6" w:color="2E6B4F"/>
-        </w:pBdr>
-      </w:pPr>
-      <w:r>
-        <w:rPr>
-          <w:sz w:val="21"/>
-        </w:rPr>
-        <w:t>你如果把它理完了，你就能大致看出来过去的余势会有些什么样的特点，同时会看到这些特点是你根深蒂固的一些东西，但是这一生你出生的家庭和外在环境，会在这个基础上，包上一层壳、两层壳、三层壳……</w:t>
-      </w:r>
-    </w:p>
-    <w:p>
-      <w:pPr>
-        <w:spacing w:after="30" w:before="0"/>
-        <w:ind w:left="227" w:right="113"/>
-        <w:shd w:val="clear" w:color="auto" w:fill="F2F8F4"/>
-        <w:pBdr>
-          <w:left w:val="single" w:sz="28" w:space="6" w:color="2E6B4F"/>
-        </w:pBdr>
-      </w:pPr>
-      <w:r>
-        <w:rPr>
-          <w:sz w:val="21"/>
-        </w:rPr>
-        <w:t>如果你有正念正知，念知清楚，你能够掰出来，哪些是这一生加上去的，哪些是过去带来的。但是不管是哪一种，只要有佛法都是有可能去调整它、改善它。如果它成为我们禅修的盖，就把他掀掉！今天我们的课就学习到这里，祝福大家"掀盖"成功！</w:t>
-      </w:r>
-    </w:p>
-    <w:p>
-      <w:r>
-        <w:rPr>
-          <w:b/>
-        </w:rPr>
-        <w:t>段落2</w:t>
-      </w:r>
-      <w:r>
-        <w:t>（出自《如来禅修学体系21-禅修次第5-如理作意2-古源尊者-20250123（课件）》）：</w:t>
-      </w:r>
-    </w:p>
-    <w:p>
-      <w:pPr>
-        <w:spacing w:after="30" w:before="0"/>
-        <w:ind w:left="227" w:right="113"/>
-        <w:shd w:val="clear" w:color="auto" w:fill="F2F8F4"/>
-        <w:pBdr>
-          <w:left w:val="single" w:sz="28" w:space="6" w:color="2E6B4F"/>
-        </w:pBdr>
-      </w:pPr>
-      <w:r>
-        <w:rPr>
-          <w:sz w:val="21"/>
-        </w:rPr>
-        <w:t>再者，诸比库，比库对六种内、外处而于法随观法而住。诸比库，比库又如何对六种内、外处而于法随观法而住呢？</w:t>
-      </w:r>
-    </w:p>
-    <w:p>
-      <w:pPr>
-        <w:spacing w:after="30" w:before="0"/>
-        <w:ind w:left="227" w:right="113"/>
-        <w:shd w:val="clear" w:color="auto" w:fill="F2F8F4"/>
-        <w:pBdr>
-          <w:left w:val="single" w:sz="28" w:space="6" w:color="2E6B4F"/>
-        </w:pBdr>
-      </w:pPr>
-      <w:r>
-        <w:rPr>
-          <w:sz w:val="21"/>
-        </w:rPr>
-        <w:t>诸比库，在此，比库了知眼，了知色，也了知缘此二者而生起之结；他了知未生起之结如何生起，了知己生起之结如何舍断，也了知已舍断之结于未来如何不再生起。</w:t>
-      </w:r>
-    </w:p>
-    <w:p>
-      <w:r>
-        <w:t>（编注：此为《大念处经》法随观·十二处段的引文。"未生起之结如何生起、已生起之结如何舍断、已舍断之结于未来如何不再生起"的观察框架，同样适用于五盖——即对每一盖"未生之盖如何生起、已生之盖如何舍断、已舍断之盖于未来如何不再生起"的三段观察，是本周"动态清理"的经典依据。）</w:t>
-      </w:r>
-    </w:p>
-    <w:p>
-      <w:pPr>
-        <w:pStyle w:val="Heading3"/>
-      </w:pPr>
-      <w:r>
-        <w:t>扩展二：深入讨论问题</w:t>
-      </w:r>
-    </w:p>
-    <w:p>
-      <w:pPr>
-        <w:pStyle w:val="ListNumber"/>
-      </w:pPr>
-      <w:r>
-        <w:t>尊者说，追悔"是对着自己干，天天折腾自己"，是"所有不善法里面最没有用的一种"。你最近一次这样的追悔是什么？现在再看它，你想对自己说什么？</w:t>
-      </w:r>
-    </w:p>
-    <w:p>
-      <w:pPr>
-        <w:pStyle w:val="ListNumber"/>
-      </w:pPr>
-      <w:r>
-        <w:t>"只要开始怀疑，你就修不下去……先做做看呗，先不怀疑。"——你怎么看待"用实修来验证，而不是用怀疑来开路"？</w:t>
-      </w:r>
-    </w:p>
-    <w:p>
-      <w:pPr>
-        <w:pStyle w:val="Heading3"/>
-      </w:pPr>
-      <w:r>
-        <w:t>扩展三：延伸小练习</w:t>
-      </w:r>
-    </w:p>
-    <w:p>
-      <w:pPr>
-        <w:pStyle w:val="ListBullet"/>
-      </w:pPr>
-      <w:r>
-        <w:rPr>
-          <w:b/>
-        </w:rPr>
-        <w:t>给盖画张像</w:t>
-      </w:r>
-      <w:r>
-        <w:t>：本周在生活里抓住一次盖的现行（刷手机停不下来、饭后的困、对某人的气、睡前反复的自责、对方法的犹豫），给它起个外号，留意它来之前身体和心的信号。下次它再出现时，你在半秒之内就能叫出它的名字——这就是"识别"的开始。</w:t>
-      </w:r>
-    </w:p>
-    <w:p>
-      <w:pPr>
-        <w:pStyle w:val="Heading2"/>
-      </w:pPr>
-      <w:r>
-        <w:t>🔚 收尾与回向（15 min）</w:t>
-      </w:r>
-    </w:p>
-    <w:p>
-      <w:pPr>
-        <w:pStyle w:val="Heading3"/>
-      </w:pPr>
-      <w:r>
-        <w:t>收尾回向（原第5周）</w:t>
-      </w:r>
-    </w:p>
-    <w:p>
-      <w:pPr>
-        <w:pStyle w:val="ListNumber"/>
-      </w:pPr>
-      <w:r>
-        <w:rPr>
-          <w:b/>
-        </w:rPr>
-        <w:t>每人一句话</w:t>
-      </w:r>
-      <w:r>
-        <w:t>：今天最大的收获是什么？</w:t>
-      </w:r>
-    </w:p>
-    <w:p>
-      <w:pPr>
-        <w:pStyle w:val="ListNumber"/>
-      </w:pPr>
-      <w:r>
-        <w:rPr>
-          <w:b/>
-        </w:rPr>
-        <w:t>下周预告</w:t>
-      </w:r>
-      <w:r>
-        <w:t>：下周我们读"五盖"——是什么挡住了定力？贪欲、瞋恚、昏沉睡眠、掉举追悔、疑，我们一个一个认识它们，学会"动态清理"。</w:t>
-      </w:r>
-    </w:p>
-    <w:p>
-      <w:pPr>
-        <w:pStyle w:val="ListNumber"/>
-      </w:pPr>
-      <w:r>
-        <w:rPr>
-          <w:b/>
-        </w:rPr>
-        <w:t>本周作业</w:t>
-      </w:r>
-      <w:r>
-        <w:t>：</w:t>
-      </w:r>
-    </w:p>
-    <w:p>
-      <w:pPr>
-        <w:pStyle w:val="ListBullet"/>
-      </w:pPr>
-      <w:r>
-        <w:t>每天坐15-20分钟；</w:t>
-      </w:r>
-    </w:p>
-    <w:p>
-      <w:pPr>
-        <w:pStyle w:val="ListBullet"/>
-      </w:pPr>
-      <w:r>
-        <w:t>若见到光、亮等禅相，不追不赶，只在触点知道呼吸。</w:t>
-      </w:r>
-    </w:p>
-    <w:p>
-      <w:pPr>
-        <w:pStyle w:val="ListNumber"/>
-      </w:pPr>
-      <w:r>
-        <w:rPr>
-          <w:b/>
-        </w:rPr>
-        <w:t>回向</w:t>
-      </w:r>
-      <w:r>
-        <w:t>（一起念）：</w:t>
-      </w:r>
-    </w:p>
-    <w:p>
-      <w:pPr>
-        <w:spacing w:after="30" w:before="0"/>
-        <w:ind w:left="227" w:right="113"/>
-        <w:shd w:val="clear" w:color="auto" w:fill="F2F8F4"/>
-        <w:pBdr>
-          <w:left w:val="single" w:sz="28" w:space="6" w:color="2E6B4F"/>
-        </w:pBdr>
-      </w:pPr>
-      <w:r>
-        <w:rPr>
-          <w:b/>
-          <w:sz w:val="21"/>
-        </w:rPr>
-        <w:t>愿我此功德，导向诸漏尽！</w:t>
-      </w:r>
-    </w:p>
-    <w:p>
-      <w:pPr>
-        <w:spacing w:after="30" w:before="0"/>
-        <w:ind w:left="227" w:right="113"/>
-        <w:shd w:val="clear" w:color="auto" w:fill="F2F8F4"/>
-        <w:pBdr>
-          <w:left w:val="single" w:sz="28" w:space="6" w:color="2E6B4F"/>
-        </w:pBdr>
-      </w:pPr>
-      <w:r>
-        <w:rPr>
-          <w:b/>
-          <w:sz w:val="21"/>
-        </w:rPr>
-        <w:t>愿我此功德，为证涅槃缘！</w:t>
-      </w:r>
-    </w:p>
-    <w:p>
-      <w:pPr>
-        <w:spacing w:after="30" w:before="0"/>
-        <w:ind w:left="227" w:right="113"/>
-        <w:shd w:val="clear" w:color="auto" w:fill="F2F8F4"/>
-        <w:pBdr>
-          <w:left w:val="single" w:sz="28" w:space="6" w:color="2E6B4F"/>
-        </w:pBdr>
-      </w:pPr>
-      <w:r>
-        <w:rPr>
-          <w:b/>
-          <w:sz w:val="21"/>
-        </w:rPr>
-        <w:t>我此功德分，回向诸有情！</w:t>
-      </w:r>
-    </w:p>
-    <w:p>
-      <w:pPr>
-        <w:spacing w:after="30" w:before="0"/>
-        <w:ind w:left="227" w:right="113"/>
-        <w:shd w:val="clear" w:color="auto" w:fill="F2F8F4"/>
-        <w:pBdr>
-          <w:left w:val="single" w:sz="28" w:space="6" w:color="2E6B4F"/>
-        </w:pBdr>
-      </w:pPr>
-      <w:r>
-        <w:rPr>
-          <w:b/>
-          <w:sz w:val="21"/>
-        </w:rPr>
-        <w:t>愿彼等一切，同得功德分！</w:t>
-      </w:r>
-    </w:p>
-    <w:p>
-      <w:pPr>
-        <w:pStyle w:val="Heading3"/>
-      </w:pPr>
-      <w:r>
-        <w:t>收尾回向（原第6周）</w:t>
-      </w:r>
-    </w:p>
-    <w:p>
-      <w:pPr>
-        <w:pStyle w:val="ListNumber"/>
-      </w:pPr>
-      <w:r>
-        <w:rPr>
-          <w:b/>
-        </w:rPr>
-        <w:t>每人一句话</w:t>
-      </w:r>
-      <w:r>
-        <w:t>：今天最大的收获是什么？</w:t>
-      </w:r>
-    </w:p>
-    <w:p>
-      <w:pPr>
-        <w:pStyle w:val="ListNumber"/>
-      </w:pPr>
-      <w:r>
-        <w:rPr>
-          <w:b/>
-        </w:rPr>
-        <w:t>下周预告</w:t>
-      </w:r>
-      <w:r>
-        <w:t>：下周我们读"经行与四威仪"——不打坐的时候，正念怎么保持？走路，也可以是禅修。</w:t>
-      </w:r>
-    </w:p>
-    <w:p>
-      <w:pPr>
-        <w:pStyle w:val="ListNumber"/>
-      </w:pPr>
-      <w:r>
-        <w:rPr>
-          <w:b/>
-        </w:rPr>
-        <w:t>本周作业</w:t>
-      </w:r>
-      <w:r>
-        <w:t>：</w:t>
-      </w:r>
-    </w:p>
-    <w:p>
-      <w:pPr>
-        <w:pStyle w:val="ListBullet"/>
-      </w:pPr>
-      <w:r>
-        <w:t>每天禅修前先花1分钟自检五盖：问自己"哪个盖今天最活跃？"——用对应的方法先处理，再上座。</w:t>
-      </w:r>
-    </w:p>
-    <w:p>
-      <w:pPr>
-        <w:pStyle w:val="ListNumber"/>
-      </w:pPr>
-      <w:r>
-        <w:rPr>
-          <w:b/>
-        </w:rPr>
-        <w:t>回向</w:t>
-      </w:r>
-      <w:r>
-        <w:t>（一起念）：</w:t>
-      </w:r>
-    </w:p>
-    <w:p>
-      <w:pPr>
-        <w:spacing w:after="30" w:before="0"/>
-        <w:ind w:left="227" w:right="113"/>
-        <w:shd w:val="clear" w:color="auto" w:fill="F2F8F4"/>
-        <w:pBdr>
-          <w:left w:val="single" w:sz="28" w:space="6" w:color="2E6B4F"/>
-        </w:pBdr>
-      </w:pPr>
-      <w:r>
-        <w:rPr>
-          <w:b/>
-          <w:sz w:val="21"/>
-        </w:rPr>
-        <w:t>愿我此功德，导向诸漏尽！</w:t>
-      </w:r>
-    </w:p>
-    <w:p>
-      <w:pPr>
-        <w:spacing w:after="30" w:before="0"/>
-        <w:ind w:left="227" w:right="113"/>
-        <w:shd w:val="clear" w:color="auto" w:fill="F2F8F4"/>
-        <w:pBdr>
-          <w:left w:val="single" w:sz="28" w:space="6" w:color="2E6B4F"/>
-        </w:pBdr>
-      </w:pPr>
-      <w:r>
-        <w:rPr>
-          <w:b/>
-          <w:sz w:val="21"/>
-        </w:rPr>
-        <w:t>愿我此功德，为证涅槃缘！</w:t>
-      </w:r>
-    </w:p>
-    <w:p>
-      <w:pPr>
-        <w:spacing w:after="30" w:before="0"/>
-        <w:ind w:left="227" w:right="113"/>
-        <w:shd w:val="clear" w:color="auto" w:fill="F2F8F4"/>
-        <w:pBdr>
-          <w:left w:val="single" w:sz="28" w:space="6" w:color="2E6B4F"/>
-        </w:pBdr>
-      </w:pPr>
-      <w:r>
-        <w:rPr>
-          <w:b/>
-          <w:sz w:val="21"/>
-        </w:rPr>
-        <w:t>我此功德分，回向诸有情！</w:t>
-      </w:r>
-    </w:p>
-    <w:p>
-      <w:pPr>
-        <w:spacing w:after="30" w:before="0"/>
-        <w:ind w:left="227" w:right="113"/>
-        <w:shd w:val="clear" w:color="auto" w:fill="F2F8F4"/>
-        <w:pBdr>
-          <w:left w:val="single" w:sz="28" w:space="6" w:color="2E6B4F"/>
-        </w:pBdr>
-      </w:pPr>
-      <w:r>
-        <w:rPr>
-          <w:b/>
-          <w:sz w:val="21"/>
         </w:rPr>
         <w:t>愿彼等一切，同得功德分！</w:t>
       </w:r>
@@ -5526,7 +4721,7 @@
       <w:headerReference w:type="default" r:id="rId9"/>
       <w:footerReference w:type="default" r:id="rId10"/>
       <w:pgSz w:w="11906" w:h="16838"/>
-      <w:pgMar w:top="1134" w:right="1134" w:bottom="1020" w:left="1134" w:header="720" w:footer="720" w:gutter="0"/>
+      <w:pgMar w:top="1134" w:right="1134" w:bottom="1134" w:left="1134" w:header="720" w:footer="720" w:gutter="0"/>
       <w:cols w:space="720"/>
       <w:docGrid w:linePitch="360"/>
     </w:sectPr>
@@ -5542,15 +4737,8 @@
       <w:jc w:val="center"/>
     </w:pPr>
     <w:r>
-      <w:rPr>
-        <w:sz w:val="18"/>
-      </w:rPr>
       <w:fldChar w:fldCharType="begin"/>
-    </w:r>
-    <w:r>
-      <w:instrText xml:space="preserve"> PAGE </w:instrText>
-    </w:r>
-    <w:r>
+      <w:instrText xml:space="preserve">PAGE</w:instrText>
       <w:fldChar w:fldCharType="end"/>
     </w:r>
   </w:p>
@@ -5562,15 +4750,14 @@
   <w:p>
     <w:pPr>
       <w:pStyle w:val="Header"/>
-      <w:jc w:val="right"/>
+      <w:jc w:val="center"/>
     </w:pPr>
     <w:r>
       <w:rPr>
-        <w:rFonts w:ascii="宋体" w:hAnsi="宋体"/>
-        <w:color w:val="888888"/>
+        <w:color w:val="1E4620"/>
         <w:sz w:val="16"/>
       </w:rPr>
-      <w:t>读书会01 · 禅修入门与基础　|　第3周 禅相培育与五盖对治　|　学员版</w:t>
+      <w:t>读书会01 · 第3周 · 第三版修订（4周版） · 学员版</w:t>
     </w:r>
   </w:p>
 </w:hdr>
@@ -5939,12 +5126,9 @@
     <w:name w:val="Normal"/>
     <w:qFormat/>
     <w:rsid w:val="00FC693F"/>
-    <w:pPr>
-      <w:spacing w:line="348" w:lineRule="auto" w:after="100"/>
-    </w:pPr>
     <w:rPr>
-      <w:rFonts w:ascii="Times New Roman" w:hAnsi="Times New Roman" w:eastAsia="宋体"/>
-      <w:sz w:val="22"/>
+      <w:rFonts w:ascii="等线" w:hAnsi="等线" w:eastAsia="宋体"/>
+      <w:sz w:val="21"/>
     </w:rPr>
   </w:style>
   <w:style w:type="paragraph" w:styleId="Header">
@@ -6002,15 +5186,15 @@
     <w:pPr>
       <w:keepNext/>
       <w:keepLines/>
-      <w:spacing w:before="200" w:after="80"/>
+      <w:spacing w:before="480" w:after="0"/>
       <w:outlineLvl w:val="0"/>
     </w:pPr>
     <w:rPr>
-      <w:rFonts w:ascii="Arial" w:hAnsi="Arial" w:eastAsia="微软雅黑"/>
+      <w:rFonts w:asciiTheme="majorHAnsi" w:eastAsiaTheme="majorEastAsia" w:hAnsiTheme="majorHAnsi" w:cstheme="majorBidi"/>
       <w:b/>
       <w:bCs/>
-      <w:color w:val="2E6B4F"/>
-      <w:sz w:val="32"/>
+      <w:color w:val="365F91" w:themeColor="accent1" w:themeShade="BF"/>
+      <w:sz w:val="28"/>
       <w:szCs w:val="28"/>
     </w:rPr>
   </w:style>
@@ -6026,14 +5210,14 @@
     <w:pPr>
       <w:keepNext/>
       <w:keepLines/>
-      <w:spacing w:before="140" w:after="80"/>
+      <w:spacing w:before="200" w:after="0"/>
       <w:outlineLvl w:val="1"/>
     </w:pPr>
     <w:rPr>
-      <w:rFonts w:ascii="Arial" w:hAnsi="Arial" w:eastAsia="微软雅黑"/>
+      <w:rFonts w:asciiTheme="majorHAnsi" w:eastAsiaTheme="majorEastAsia" w:hAnsiTheme="majorHAnsi" w:cstheme="majorBidi"/>
       <w:b/>
       <w:bCs/>
-      <w:color w:val="2E6B4F"/>
+      <w:color w:val="4F81BD" w:themeColor="accent1"/>
       <w:sz w:val="26"/>
       <w:szCs w:val="26"/>
     </w:rPr>
@@ -6050,15 +5234,14 @@
     <w:pPr>
       <w:keepNext/>
       <w:keepLines/>
-      <w:spacing w:before="140" w:after="80"/>
+      <w:spacing w:before="200" w:after="0"/>
       <w:outlineLvl w:val="2"/>
     </w:pPr>
     <w:rPr>
-      <w:rFonts w:ascii="Arial" w:hAnsi="Arial" w:eastAsia="微软雅黑"/>
+      <w:rFonts w:asciiTheme="majorHAnsi" w:eastAsiaTheme="majorEastAsia" w:hAnsiTheme="majorHAnsi" w:cstheme="majorBidi"/>
       <w:b/>
       <w:bCs/>
-      <w:color w:val="2E6B4F"/>
-      <w:sz w:val="24"/>
+      <w:color w:val="4F81BD" w:themeColor="accent1"/>
     </w:rPr>
   </w:style>
   <w:style w:type="paragraph" w:styleId="Heading4">
@@ -6289,16 +5472,18 @@
     <w:qFormat/>
     <w:rsid w:val="00FC693F"/>
     <w:pPr>
+      <w:pBdr>
+        <w:bottom w:val="single" w:sz="8" w:space="4" w:color="4F81BD" w:themeColor="accent1"/>
+      </w:pBdr>
       <w:spacing w:after="300" w:line="240" w:lineRule="auto"/>
       <w:contextualSpacing/>
     </w:pPr>
     <w:rPr>
-      <w:rFonts w:ascii="Arial" w:hAnsi="Arial" w:eastAsia="微软雅黑"/>
-      <w:b/>
-      <w:color w:val="2E6B4F"/>
+      <w:rFonts w:asciiTheme="majorHAnsi" w:eastAsiaTheme="majorEastAsia" w:hAnsiTheme="majorHAnsi" w:cstheme="majorBidi"/>
+      <w:color w:val="17365D" w:themeColor="text2" w:themeShade="BF"/>
       <w:spacing w:val="5"/>
       <w:kern w:val="28"/>
-      <w:sz w:val="44"/>
+      <w:sz w:val="52"/>
       <w:szCs w:val="52"/>
     </w:rPr>
   </w:style>

--- a/交付成果/第三轮修订版/第三轮4周版/读书会01_禅修入门与基础_4周资料包（第三版修订）/Word版/第3周_禅相培育与五盖对治_学员版.docx
+++ b/交付成果/第三轮修订版/第三轮4周版/读书会01_禅修入门与基础_4周资料包（第三版修订）/Word版/第3周_禅相培育与五盖对治_学员版.docx
@@ -1684,7 +1684,7 @@
                 <w:color w:val="333333"/>
                 <w:sz w:val="22"/>
               </w:rPr>
-              <w:t>〔00:09:04〕经典里面这个形容呢，就像蜜蜂去采花蜜：它从看到一朵花，然后飞过去到那个花的那个过程呢，这个就是寻。这个巴利叫 vitakka（原转写"we嘎"），那么我们古人把它翻译成"寻"是有道理的，就是"找"嘛——你找到它，其实它不仅仅是找，（心）朝向它也是（寻）。</w:t>
+              <w:t>〔00:09:04〕经典里面这个形容呢，就像蜜蜂去采花蜜：它从看到一朵花，然后飞过去到那个花的那个过程呢，这个就是寻。这个巴利叫 vitakka，那么我们古人把它翻译成"寻"是有道理的，就是"找"嘛——你找到它，其实它不仅仅是找，（心）朝向它也是（寻）。</w:t>
             </w:r>
           </w:p>
           <w:p>
@@ -2166,7 +2166,7 @@
                 <w:color w:val="333333"/>
                 <w:sz w:val="22"/>
               </w:rPr>
-              <w:t>〔00:02:42〕去看这个心所的特点去了解。昨天呢我们也讲了禅那心路。禅那心路跟我们欲界的心（路）呢，就是短短的心路跟（比较）长的心路的区别（原转写"短短的心路跟无限长的心路"）。禅那心路，标准的禅那心路。我们讲说什么叫做入定呢？就是你的心在一个目标上，然后一直沉在里面，持续（很久），那个才叫入定。那我们讲说，你至少要能够沉入（定境）三到四个小时，那是什么意思？就是你的心（速行）生起来一串——三个小时没有停过、四个小时没有停下来，中间没有什么有分心插进来、没有什么其他念头夹杂在里面，那这个才叫（入）定，才叫真正的定。</w:t>
+              <w:t>〔00:02:42〕去看这个心所的特点去了解。昨天呢我们也讲了禅那心路。禅那心路跟我们欲界的心（路）呢，就是短短的心路跟（比较）长的心路的区别。禅那心路，标准的禅那心路。我们讲说什么叫做入定呢？就是你的心在一个目标上，然后一直沉在里面，持续（很久），那个才叫入定。那我们讲说，你至少要能够沉入（定境）三到四个小时，那是什么意思？就是你的心（速行）生起来一串——三个小时没有停过、四个小时没有停下来，中间没有什么有分心插进来、没有什么其他念头夹杂在里面，那这个才叫（入）定，才叫真正的定。</w:t>
             </w:r>
           </w:p>
           <w:p>
@@ -4791,7 +4791,7 @@
                 <w:color w:val="333333"/>
                 <w:sz w:val="22"/>
               </w:rPr>
-              <w:t>〔00:22:35〕我们的精进呢，一般都是跟我们的欲相关——你首先要有这样想要的心，你没有想要的心，这个心气是升不起来的。所以我们一开始讲《大念处经》的时候，就讲"热忱、正知、具念"（原转写"热情正知剧烈"），把热忱排在前面。热忱呢，是有精进的特性的，但它跟一般的精进不大一样：一般的精进它是中性的——初精进、正精进、持续（的精进）都是精进；但是这个热忱呢，它（不）只（是）破坏烦恼，它能够烧毁——它这个热呢，可以烧毁烦恼，有这样的一种特性。（要）把这些热情热起来。</w:t>
+              <w:t>〔00:22:35〕我们的精进呢，一般都是跟我们的欲相关——你首先要有这样想要的心，你没有想要的心，这个心气是升不起来的。所以我们一开始讲《大念处经》的时候，就讲"热忱、正知、具念"，把热忱排在前面。热忱呢，是有精进的特性的，但它跟一般的精进不大一样：一般的精进它是中性的——初精进、正精进、持续（的精进）都是精进；但是这个热忱呢，它（不）只（是）破坏烦恼，它能够烧毁——它这个热呢，可以烧毁烦恼，有这样的一种特性。（要）把这些热情热起来。</w:t>
             </w:r>
           </w:p>
           <w:p>
@@ -4811,7 +4811,7 @@
                 <w:color w:val="333333"/>
                 <w:sz w:val="22"/>
               </w:rPr>
-              <w:t>〔00:23:32〕那么对于修行，怎么（保持）热情呢？（要）有虔诚（原转写"钱单"）——因为你真的有想修行的心、有明确的修行的目标，那不管碰到多大的困难，你也会坚持不懈。有这个东西呢，我们才能够让这三种（层次的）精进被提拔起来。</w:t>
+              <w:t>〔00:23:32〕那么对于修行，怎么（保持）热情呢？（要）有虔诚——因为你真的有想修行的心、有明确的修行的目标，那不管碰到多大的困难，你也会坚持不懈。有这个东西呢，我们才能够让这三种（层次的）精进被提拔起来。</w:t>
             </w:r>
           </w:p>
           <w:p>
@@ -4951,7 +4951,7 @@
                 <w:color w:val="333333"/>
                 <w:sz w:val="22"/>
               </w:rPr>
-              <w:t>第六个是（多作）有助于灭除昏沉睡眠的适当言论（原转写"失败言论"）——大家在一起讨论（怎么对治），也可以解决。</w:t>
+              <w:t>第六个是（多作）有助于灭除昏沉睡眠的适当言论——大家在一起讨论（怎么对治），也可以解决。</w:t>
             </w:r>
           </w:p>
           <w:p>
@@ -5030,7 +5030,7 @@
                 <w:color w:val="333333"/>
                 <w:sz w:val="22"/>
               </w:rPr>
-              <w:t>〔00:34:28〕论书里面讲，有六种方法可以帮助灭除掉举和追悔：第一个，对于佛法有深入的认识；第二个是发问；第三个是了解戒律；第四个是跟长老而且行持戒律更有经验的人相处；第五是结交善知识；第六是（多作）有助于灭除掉举追悔的适当言论（原转写"失败言行"）。</w:t>
+              <w:t>〔00:34:28〕论书里面讲，有六种方法可以帮助灭除掉举和追悔：第一个，对于佛法有深入的认识；第二个是发问；第三个是了解戒律；第四个是跟长老而且行持戒律更有经验的人相处；第五是结交善知识；第六是（多作）有助于灭除掉举追悔的适当言论。</w:t>
             </w:r>
           </w:p>
         </w:tc>
@@ -5526,7 +5526,7 @@
                 <w:color w:val="333333"/>
                 <w:sz w:val="22"/>
               </w:rPr>
-              <w:t>〔00:32:35〕追悔心所（kukkucca，原转写"姑姑家"）的时候（我们）讲过：追悔的意思呢，是说有一些已经做的、本来不应该做的（恶法）你去做了，以及本来应该做的（善法）你没有做——它是特指这两种。比如说，"这个家伙，我当时没有狠狠地揍你一顿，真的很后悔"——那这种后悔不叫追悔，（只）是纯粹的懊恼。所以追悔呢，就是指应该做的善法没有做、不应该做的恶法却去做了。</w:t>
+              <w:t>〔00:32:35〕追悔心所的时候（我们）讲过：追悔的意思呢，是说有一些已经做的、本来不应该做的（恶法）你去做了，以及本来应该做的（善法）你没有做——它是特指这两种。比如说，"这个家伙，我当时没有狠狠地揍你一顿，真的很后悔"——那这种后悔不叫追悔，（只）是纯粹的懊恼。所以追悔呢，就是指应该做的善法没有做、不应该做的恶法却去做了。</w:t>
             </w:r>
           </w:p>
           <w:p>
@@ -5645,7 +5645,7 @@
                 <w:color w:val="333333"/>
                 <w:sz w:val="22"/>
               </w:rPr>
-              <w:t>〔00:39:42〕所以人呢，要活得志向高远一点（原转写"志，想要高稳一点"）。哪怕呢，你觉得这个超过了我们的能力——谁知道你不会实现呢？万一哪一天你会实现呢？不要（小看）自己。</w:t>
+              <w:t>〔00:39:42〕所以人呢，要活得志向高远一点。哪怕呢，你觉得这个超过了我们的能力——谁知道你不会实现呢？万一哪一天你会实现呢？不要（小看）自己。</w:t>
             </w:r>
           </w:p>
         </w:tc>
@@ -5882,7 +5882,7 @@
                 <w:color w:val="333333"/>
                 <w:sz w:val="22"/>
               </w:rPr>
-              <w:t>〔00:40:20〕七觉支对治五盖（与）五根五力对治五盖：按照论师的说法呢，念觉支呢，它是适合于对治一切的盖——或者说呢，如果没有念觉支，你根本看不到盖。那么精进觉支可以对治昏沉睡眠盖；择法觉支呢，也可以对治昏沉睡眠盖；喜觉支呢，也可以对治昏沉睡眠盖——这就是策励心（原转写"侧离心"）。然后七觉支的另外（一组）——轻安觉支、定觉支、舍觉支呢，就是对治掉举追悔盖（的，即安息心）。</w:t>
+              <w:t>〔00:40:20〕七觉支对治五盖（与）五根五力对治五盖：按照论师的说法呢，念觉支呢，它是适合于对治一切的盖——或者说呢，如果没有念觉支，你根本看不到盖。那么精进觉支可以对治昏沉睡眠盖；择法觉支呢，也可以对治昏沉睡眠盖；喜觉支呢，也可以对治昏沉睡眠盖——这就是策励心。然后七觉支的另外（一组）——轻安觉支、定觉支、舍觉支呢，就是对治掉举追悔盖（的，即安息心）。</w:t>
             </w:r>
           </w:p>
           <w:p>
@@ -6610,7 +6610,7 @@
                 <w:color w:val="333333"/>
                 <w:sz w:val="22"/>
               </w:rPr>
-              <w:t>〔00:37:17〕那是什么意思呢？就是所有我们还不会的、还没有从小到大学过的东西，你大概都要有这么（长的时间）。（这）一年多，不是说不负责任、把你当小孩儿——就是你不会的东西，你就是小孩（原转写"傻孩"）。</w:t>
+              <w:t>〔00:37:17〕那是什么意思呢？就是所有我们还不会的、还没有从小到大学过的东西，你大概都要有这么（长的时间）。（这）一年多，不是说不负责任、把你当小孩儿——就是你不会的东西，你就是小孩。</w:t>
             </w:r>
           </w:p>
           <w:p>
@@ -6650,7 +6650,7 @@
                 <w:color w:val="333333"/>
                 <w:sz w:val="22"/>
               </w:rPr>
-              <w:t>〔00:37:56〕高智商综合症的特点呢，就是基本上都是博士。我们的学生里好多博士，曾经学过禅修（原转写"探究的学过价值"）。什么原因呢？他觉得我用博士的角度来看这个问题，我用博士的角度来解决日常我们心态的问题。结果一查，欲速不达——就是他不按照"你就是一个一岁多的孩子在学走路"的这样一个心态来学习。</w:t>
+              <w:t>〔00:37:56〕高智商综合症的特点呢，就是基本上都是博士。我们的学生里好多博士，曾经学过禅修。什么原因呢？他觉得我用博士的角度来看这个问题，我用博士的角度来解决日常我们心态的问题。结果一查，欲速不达——就是他不按照"你就是一个一岁多的孩子在学走路"的这样一个心态来学习。</w:t>
             </w:r>
           </w:p>
           <w:p>
@@ -6670,7 +6670,7 @@
                 <w:color w:val="333333"/>
                 <w:sz w:val="22"/>
               </w:rPr>
-              <w:t>〔00:38:38〕所以我们要有一个目标——目标要高远，我们要成功，要证果（原转写"正果"），但是要深深海底行，要脚踏实地，每一步每一步都要走得很扎实才行啊。不然你就会走不下去——坑太多了，修行的路上坑太多。</w:t>
+              <w:t>〔00:38:38〕所以我们要有一个目标——目标要高远，我们要成功，要证果，但是要深深海底行，要脚踏实地，每一步每一步都要走得很扎实才行啊。不然你就会走不下去——坑太多了，修行的路上坑太多。</w:t>
             </w:r>
           </w:p>
         </w:tc>
